--- a/String Mathematics/Syllabus-Learning/module-1/String-Mathematics-Module-1-Foundations.docx
+++ b/String Mathematics/Syllabus-Learning/module-1/String-Mathematics-Module-1-Foundations.docx
@@ -158,6 +158,24 @@
       </w:r>
       <w:r>
         <w:t xml:space="preserve">syllabus</w:t>
+      </w:r>
+      <w:r>
+        <w:t xml:space="preserve"> </w:t>
+      </w:r>
+      <w:r>
+        <w:t xml:space="preserve">—</w:t>
+      </w:r>
+      <w:r>
+        <w:t xml:space="preserve"> </w:t>
+      </w:r>
+      <w:r>
+        <w:t xml:space="preserve">Version</w:t>
+      </w:r>
+      <w:r>
+        <w:t xml:space="preserve"> </w:t>
+      </w:r>
+      <w:r>
+        <w:t xml:space="preserve">2</w:t>
       </w:r>
     </w:p>
     <w:sdt>
@@ -205,6 +223,24 @@
       </w:r>
     </w:p>
     <w:p>
+      <w:pPr>
+        <w:pStyle w:val="FirstParagraph"/>
+      </w:pPr>
+      <w:r>
+        <w:rPr>
+          <w:bCs/>
+          <w:b/>
+        </w:rPr>
+        <w:t xml:space="preserve">Version 2.</w:t>
+      </w:r>
+      <w:r>
+        <w:t xml:space="preserve"> </w:t>
+      </w:r>
+      <w:r>
+        <w:t xml:space="preserve">See §16 for the revision history and what changed from Version 1.</w:t>
+      </w:r>
+    </w:p>
+    <w:p>
       <w:r>
         <w:pict>
           <v:rect style="width:0;height:1.5pt" o:hralign="center" o:hrstd="t" o:hr="t"/>
@@ -257,7 +293,7 @@
         <w:pStyle w:val="BodyText"/>
       </w:pPr>
       <w:r>
-        <w:t xml:space="preserve">Only one section — the proof in §9.3 — uses a tool from later in high school (the binomial theorem), and that section is clearly marked. You can skip it on a first reading and lose nothing but the reason the main result is</w:t>
+        <w:t xml:space="preserve">Only two sections — the proofs in §9.5 and §9.6 — use tools from later in high school (the binomial theorem, and elementary counting). Both are clearly marked. You can skip them on a first reading and lose nothing but the reason the main result is</w:t>
       </w:r>
       <w:r>
         <w:t xml:space="preserve"> </w:t>
@@ -414,7 +450,7 @@
         <w:pStyle w:val="Compact"/>
       </w:pPr>
       <w:r>
-        <w:t xml:space="preserve">Explain — and prove — why the Root of a polynomial String Tree is a</w:t>
+        <w:t xml:space="preserve">Explain — and prove, two different ways — why the Root of a polynomial String Tree is a</w:t>
       </w:r>
       <w:r>
         <w:t xml:space="preserve"> </w:t>
@@ -502,6 +538,47 @@
         <w:t xml:space="preserve">keeps sign and magnitude on separate axes, and what breaks if you do not.</w:t>
       </w:r>
     </w:p>
+    <w:p>
+      <w:pPr>
+        <w:numPr>
+          <w:ilvl w:val="0"/>
+          <w:numId w:val="1001"/>
+        </w:numPr>
+        <w:pStyle w:val="Compact"/>
+      </w:pPr>
+      <w:r>
+        <w:t xml:space="preserve">Distinguish a</w:t>
+      </w:r>
+      <w:r>
+        <w:t xml:space="preserve"> </w:t>
+      </w:r>
+      <w:r>
+        <w:rPr>
+          <w:bCs/>
+          <w:b/>
+        </w:rPr>
+        <w:t xml:space="preserve">check</w:t>
+      </w:r>
+      <w:r>
+        <w:t xml:space="preserve"> </w:t>
+      </w:r>
+      <w:r>
+        <w:t xml:space="preserve">from a</w:t>
+      </w:r>
+      <w:r>
+        <w:t xml:space="preserve"> </w:t>
+      </w:r>
+      <w:r>
+        <w:rPr>
+          <w:bCs/>
+          <w:b/>
+        </w:rPr>
+        <w:t xml:space="preserve">proof</w:t>
+      </w:r>
+      <w:r>
+        <w:t xml:space="preserve">, and recognise when two checks are secretly the same check.</w:t>
+      </w:r>
+    </w:p>
     <w:bookmarkEnd w:id="23"/>
     <w:bookmarkStart w:id="24" w:name="Xdd7720f61b420278013730ea94cfc1a673ee49f"/>
     <w:p>
@@ -557,7 +634,7 @@
         <w:pStyle w:val="BodyText"/>
       </w:pPr>
       <w:r>
-        <w:t xml:space="preserve">That distinction is not pedantry. §9.2 shows six independent confirmations of a result, and §9.3 then explains why those six confirmations, on their own, would not have been enough to establish it.</w:t>
+        <w:t xml:space="preserve">That distinction is not pedantry. §9.2 and §9.3 show</w:t>
       </w:r>
       <w:r>
         <w:t xml:space="preserve"> </w:t>
@@ -567,91 +644,115 @@
           <w:bCs/>
           <w:b/>
         </w:rPr>
-        <w:t xml:space="preserve">Learning where the line falls between</w:t>
-      </w:r>
+        <w:t xml:space="preserve">eleven</w:t>
+      </w:r>
+      <w:r>
+        <w:t xml:space="preserve"> </w:t>
+      </w:r>
+      <w:r>
+        <w:t xml:space="preserve">confirmations of a single result, by two different computational methods. §9.4 then explains why eleven confirmations, on their own, would still not have been enough to establish it.</w:t>
+      </w:r>
+    </w:p>
+    <w:p>
+      <w:pPr>
+        <w:pStyle w:val="BodyText"/>
+      </w:pPr>
       <w:r>
         <w:rPr>
           <w:bCs/>
           <w:b/>
         </w:rPr>
-        <w:t xml:space="preserve"> </w:t>
+        <w:t xml:space="preserve">Learning where the line falls between</w:t>
       </w:r>
       <w:r>
         <w:rPr>
           <w:bCs/>
           <w:b/>
         </w:rPr>
-        <w:t xml:space="preserve">“</w:t>
+        <w:t xml:space="preserve"> </w:t>
       </w:r>
       <w:r>
         <w:rPr>
           <w:bCs/>
           <w:b/>
         </w:rPr>
-        <w:t xml:space="preserve">checked</w:t>
+        <w:t xml:space="preserve">“</w:t>
       </w:r>
       <w:r>
         <w:rPr>
           <w:bCs/>
           <w:b/>
         </w:rPr>
-        <w:t xml:space="preserve">”</w:t>
+        <w:t xml:space="preserve">checked</w:t>
       </w:r>
       <w:r>
         <w:rPr>
           <w:bCs/>
           <w:b/>
         </w:rPr>
-        <w:t xml:space="preserve"> </w:t>
+        <w:t xml:space="preserve">”</w:t>
       </w:r>
       <w:r>
         <w:rPr>
           <w:bCs/>
           <w:b/>
         </w:rPr>
-        <w:t xml:space="preserve">and</w:t>
+        <w:t xml:space="preserve"> </w:t>
       </w:r>
       <w:r>
         <w:rPr>
           <w:bCs/>
           <w:b/>
         </w:rPr>
-        <w:t xml:space="preserve"> </w:t>
+        <w:t xml:space="preserve">and</w:t>
       </w:r>
       <w:r>
         <w:rPr>
           <w:bCs/>
           <w:b/>
         </w:rPr>
-        <w:t xml:space="preserve">“</w:t>
+        <w:t xml:space="preserve"> </w:t>
       </w:r>
       <w:r>
         <w:rPr>
           <w:bCs/>
           <w:b/>
         </w:rPr>
-        <w:t xml:space="preserve">proved</w:t>
+        <w:t xml:space="preserve">“</w:t>
       </w:r>
       <w:r>
         <w:rPr>
           <w:bCs/>
           <w:b/>
         </w:rPr>
-        <w:t xml:space="preserve">”</w:t>
+        <w:t xml:space="preserve">proved</w:t>
       </w:r>
       <w:r>
         <w:rPr>
           <w:bCs/>
           <w:b/>
         </w:rPr>
-        <w:t xml:space="preserve"> </w:t>
+        <w:t xml:space="preserve">”</w:t>
       </w:r>
       <w:r>
         <w:rPr>
           <w:bCs/>
           <w:b/>
         </w:rPr>
-        <w:t xml:space="preserve">is one of the goals of this module.</w:t>
+        <w:t xml:space="preserve"> </w:t>
+      </w:r>
+      <w:r>
+        <w:rPr>
+          <w:bCs/>
+          <w:b/>
+        </w:rPr>
+        <w:t xml:space="preserve">— and learning when two checks are really one check wearing two hats — are among the goals of this module.</w:t>
+      </w:r>
+      <w:r>
+        <w:t xml:space="preserve"> </w:t>
+      </w:r>
+      <w:r>
+        <w:t xml:space="preserve">§9.7 is devoted entirely to the second point.</w:t>
       </w:r>
     </w:p>
     <w:p>
@@ -1430,6 +1531,117 @@
         <w:t xml:space="preserve">”</w:t>
       </w:r>
     </w:p>
+    <w:p>
+      <w:pPr>
+        <w:pStyle w:val="FirstParagraph"/>
+      </w:pPr>
+      <w:r>
+        <w:rPr>
+          <w:bCs/>
+          <w:b/>
+        </w:rPr>
+        <w:t xml:space="preserve">Note carefully that the symbol carries</w:t>
+      </w:r>
+      <w:r>
+        <w:rPr>
+          <w:bCs/>
+          <w:b/>
+        </w:rPr>
+        <w:t xml:space="preserve"> </w:t>
+      </w:r>
+      <m:oMath>
+        <m:r>
+          <m:t>k</m:t>
+        </m:r>
+      </m:oMath>
+      <w:r>
+        <w:rPr>
+          <w:bCs/>
+          <w:b/>
+        </w:rPr>
+        <w:t xml:space="preserve"> </w:t>
+      </w:r>
+      <w:r>
+        <w:rPr>
+          <w:bCs/>
+          <w:b/>
+        </w:rPr>
+        <w:t xml:space="preserve">and</w:t>
+      </w:r>
+      <w:r>
+        <w:rPr>
+          <w:bCs/>
+          <w:b/>
+        </w:rPr>
+        <w:t xml:space="preserve"> </w:t>
+      </w:r>
+      <m:oMath>
+        <m:r>
+          <m:t>f</m:t>
+        </m:r>
+      </m:oMath>
+      <w:r>
+        <w:rPr>
+          <w:bCs/>
+          <w:b/>
+        </w:rPr>
+        <w:t xml:space="preserve"> </w:t>
+      </w:r>
+      <w:r>
+        <w:rPr>
+          <w:bCs/>
+          <w:b/>
+        </w:rPr>
+        <w:t xml:space="preserve">separately.</w:t>
+      </w:r>
+      <w:r>
+        <w:t xml:space="preserve"> </w:t>
+      </w:r>
+      <w:r>
+        <w:t xml:space="preserve">The order and the generating function are independent pieces of information. Changing</w:t>
+      </w:r>
+      <w:r>
+        <w:t xml:space="preserve"> </w:t>
+      </w:r>
+      <m:oMath>
+        <m:r>
+          <m:t>k</m:t>
+        </m:r>
+      </m:oMath>
+      <w:r>
+        <w:t xml:space="preserve"> </w:t>
+      </w:r>
+      <w:r>
+        <w:t xml:space="preserve">moves you to a different Base String</w:t>
+      </w:r>
+      <w:r>
+        <w:t xml:space="preserve"> </w:t>
+      </w:r>
+      <w:r>
+        <w:rPr>
+          <w:iCs/>
+          <w:i/>
+        </w:rPr>
+        <w:t xml:space="preserve">over the same Prime String</w:t>
+      </w:r>
+      <w:r>
+        <w:t xml:space="preserve">; changing</w:t>
+      </w:r>
+      <w:r>
+        <w:t xml:space="preserve"> </w:t>
+      </w:r>
+      <m:oMath>
+        <m:r>
+          <m:t>f</m:t>
+        </m:r>
+      </m:oMath>
+      <w:r>
+        <w:t xml:space="preserve"> </w:t>
+      </w:r>
+      <w:r>
+        <w:t xml:space="preserve">moves you to a different Prime String entirely. §10 depends on keeping these apart.</w:t>
+      </w:r>
+    </w:p>
     <w:bookmarkEnd w:id="27"/>
     <w:bookmarkStart w:id="28" w:name="the-three-named-strings"/>
     <w:p>
@@ -2058,6 +2270,14 @@
           </m:r>
         </m:oMath>
       </m:oMathPara>
+    </w:p>
+    <w:p>
+      <w:pPr>
+        <w:pStyle w:val="FirstParagraph"/>
+      </w:pPr>
+      <w:r>
+        <w:t xml:space="preserve">This convention also pays off at an edge case: see §9.2.1, where the Root of a String Tree turns out to be the Base String itself.</w:t>
+      </w:r>
     </w:p>
     <w:bookmarkEnd w:id="29"/>
     <w:bookmarkStart w:id="30" w:name="working-conventions"/>
@@ -2842,23 +3062,7 @@
         <w:t xml:space="preserve">regular whole-integer Prime String</w:t>
       </w:r>
       <w:r>
-        <w:t xml:space="preserve">. It is worth naming because several results later in this module hold</w:t>
-      </w:r>
-      <w:r>
-        <w:t xml:space="preserve"> </w:t>
-      </w:r>
-      <w:r>
-        <w:rPr>
-          <w:iCs/>
-          <w:i/>
-        </w:rPr>
-        <w:t xml:space="preserve">specifically</w:t>
-      </w:r>
-      <w:r>
-        <w:t xml:space="preserve"> </w:t>
-      </w:r>
-      <w:r>
-        <w:t xml:space="preserve">for it, and quietly change when you use a different one.</w:t>
+        <w:t xml:space="preserve">.</w:t>
       </w:r>
     </w:p>
     <w:bookmarkEnd w:id="33"/>
@@ -3644,7 +3848,23 @@
         <w:pStyle w:val="FirstParagraph"/>
       </w:pPr>
       <w:r>
-        <w:t xml:space="preserve">When the Base operation is exponentiation and the Prime String is the regular whole-integer string, we get the case that runs through this entire module:</w:t>
+        <w:t xml:space="preserve">When the Base operation is exponentiation</w:t>
+      </w:r>
+      <w:r>
+        <w:t xml:space="preserve"> </w:t>
+      </w:r>
+      <w:r>
+        <w:rPr>
+          <w:bCs/>
+          <w:b/>
+        </w:rPr>
+        <w:t xml:space="preserve">and</w:t>
+      </w:r>
+      <w:r>
+        <w:t xml:space="preserve"> </w:t>
+      </w:r>
+      <w:r>
+        <w:t xml:space="preserve">the Prime String is the regular whole-integer string, we get the case that runs through this entire module:</w:t>
       </w:r>
     </w:p>
     <w:p>
@@ -3715,6 +3935,46 @@
     <w:p>
       <w:pPr>
         <w:pStyle w:val="FirstParagraph"/>
+      </w:pPr>
+      <w:r>
+        <w:t xml:space="preserve">This pairing has a name — the</w:t>
+      </w:r>
+      <w:r>
+        <w:t xml:space="preserve"> </w:t>
+      </w:r>
+      <w:r>
+        <w:rPr>
+          <w:bCs/>
+          <w:b/>
+        </w:rPr>
+        <w:t xml:space="preserve">Standard Power Base</w:t>
+      </w:r>
+      <w:r>
+        <w:t xml:space="preserve"> </w:t>
+      </w:r>
+      <w:r>
+        <w:t xml:space="preserve">— and the name covers</w:t>
+      </w:r>
+      <w:r>
+        <w:t xml:space="preserve"> </w:t>
+      </w:r>
+      <w:r>
+        <w:rPr>
+          <w:iCs/>
+          <w:i/>
+        </w:rPr>
+        <w:t xml:space="preserve">both</w:t>
+      </w:r>
+      <w:r>
+        <w:t xml:space="preserve"> </w:t>
+      </w:r>
+      <w:r>
+        <w:t xml:space="preserve">conditions at once. That matters in §10.</w:t>
+      </w:r>
+    </w:p>
+    <w:p>
+      <w:pPr>
+        <w:pStyle w:val="BodyText"/>
       </w:pPr>
       <w:r>
         <w:t xml:space="preserve">For</w:t>
@@ -8853,7 +9113,7 @@
         <w:pStyle w:val="BlockText"/>
       </w:pPr>
       <w:r>
-        <w:t xml:space="preserve">For the regular whole-integer Prime String with the standard power Base operation of order</w:t>
+        <w:t xml:space="preserve">For the Standard Power Base of order</w:t>
       </w:r>
       <w:r>
         <w:t xml:space="preserve"> </w:t>
@@ -9083,14 +9343,45 @@
         <w:t xml:space="preserve">.</w:t>
       </w:r>
     </w:p>
+    <w:p>
+      <w:pPr>
+        <w:pStyle w:val="BlockText"/>
+      </w:pPr>
+      <w:r>
+        <w:rPr>
+          <w:bCs/>
+          <w:b/>
+        </w:rPr>
+        <w:t xml:space="preserve">This holds for every non-negative integer</w:t>
+      </w:r>
+      <w:r>
+        <w:rPr>
+          <w:bCs/>
+          <w:b/>
+        </w:rPr>
+        <w:t xml:space="preserve"> </w:t>
+      </w:r>
+      <m:oMath>
+        <m:r>
+          <m:t>k</m:t>
+        </m:r>
+      </m:oMath>
+      <w:r>
+        <w:rPr>
+          <w:bCs/>
+          <w:b/>
+        </w:rPr>
+        <w:t xml:space="preserve">, without exception and without additional hypotheses.</w:t>
+      </w:r>
+    </w:p>
     <w:bookmarkEnd w:id="62"/>
-    <w:bookmarkStart w:id="70" w:name="Xa46eea7157bd9719d0fee03a69ee42e34460d37"/>
+    <w:bookmarkStart w:id="66" w:name="X609da5a67b7967b26a8981847072919e9d60250"/>
     <w:p>
       <w:pPr>
         <w:pStyle w:val="Heading2"/>
       </w:pPr>
       <w:r>
-        <w:t xml:space="preserve">9.2 The evidence — six String Trees, checked by hand</w:t>
+        <w:t xml:space="preserve">9.2 The evidence, part one — String Trees built by hand</w:t>
       </w:r>
     </w:p>
     <w:p>
@@ -9101,11 +9392,17 @@
         <w:t xml:space="preserve">Every value below was computed by hand and every level is exact.</w:t>
       </w:r>
     </w:p>
-    <w:bookmarkStart w:id="63" w:name="k-1"/>
+    <w:bookmarkStart w:id="63" w:name="the-edge-case-k-0"/>
     <w:p>
       <w:pPr>
         <w:pStyle w:val="Heading3"/>
       </w:pPr>
+      <w:r>
+        <w:t xml:space="preserve">9.2.1 The edge case:</w:t>
+      </w:r>
+      <w:r>
+        <w:t xml:space="preserve"> </w:t>
+      </w:r>
       <m:oMath>
         <m:r>
           <m:t>k</m:t>
@@ -9117,45 +9414,28 @@
           <m:t>=</m:t>
         </m:r>
         <m:r>
-          <m:t>1</m:t>
+          <m:t>0</m:t>
         </m:r>
       </m:oMath>
     </w:p>
     <w:p>
       <w:pPr>
-        <w:pStyle w:val="SourceCode"/>
-      </w:pPr>
-      <w:r>
-        <w:rPr>
-          <w:rStyle w:val="VerbatimChar"/>
-        </w:rPr>
-        <w:t xml:space="preserve">B     0    1    2    3    4    5</w:t>
-      </w:r>
-      <w:r>
-        <w:br/>
-      </w:r>
-      <w:r>
-        <w:rPr>
-          <w:rStyle w:val="VerbatimChar"/>
-        </w:rPr>
-        <w:t xml:space="preserve">1S       1    1    1    1    1        &lt;- ROOT = 1 = 1!</w:t>
-      </w:r>
-      <w:r>
-        <w:br/>
-      </w:r>
-      <w:r>
-        <w:rPr>
-          <w:rStyle w:val="VerbatimChar"/>
-        </w:rPr>
-        <w:t xml:space="preserve">2S          0    0    0    0</w:t>
-      </w:r>
-    </w:p>
-    <w:bookmarkEnd w:id="63"/>
-    <w:bookmarkStart w:id="64" w:name="k-2"/>
-    <w:p>
-      <w:pPr>
-        <w:pStyle w:val="Heading3"/>
-      </w:pPr>
+        <w:pStyle w:val="FirstParagraph"/>
+      </w:pPr>
+      <w:r>
+        <w:t xml:space="preserve">Start here, because it is the case most likely to break a general claim.</w:t>
+      </w:r>
+    </w:p>
+    <w:p>
+      <w:pPr>
+        <w:pStyle w:val="BodyText"/>
+      </w:pPr>
+      <w:r>
+        <w:t xml:space="preserve">With</w:t>
+      </w:r>
+      <w:r>
+        <w:t xml:space="preserve"> </w:t>
+      </w:r>
       <m:oMath>
         <m:r>
           <m:t>k</m:t>
@@ -9167,58 +9447,28 @@
           <m:t>=</m:t>
         </m:r>
         <m:r>
-          <m:t>2</m:t>
+          <m:t>0</m:t>
         </m:r>
       </m:oMath>
-    </w:p>
-    <w:p>
-      <w:pPr>
-        <w:pStyle w:val="SourceCode"/>
-      </w:pPr>
-      <w:r>
-        <w:rPr>
-          <w:rStyle w:val="VerbatimChar"/>
-        </w:rPr>
-        <w:t xml:space="preserve">B     0    1    4    9   16   25</w:t>
-      </w:r>
-      <w:r>
-        <w:br/>
-      </w:r>
-      <w:r>
-        <w:rPr>
-          <w:rStyle w:val="VerbatimChar"/>
-        </w:rPr>
-        <w:t xml:space="preserve">1S       1    3    5    7    9</w:t>
-      </w:r>
-      <w:r>
-        <w:br/>
-      </w:r>
-      <w:r>
-        <w:rPr>
-          <w:rStyle w:val="VerbatimChar"/>
-        </w:rPr>
-        <w:t xml:space="preserve">2S          2    2    2    2          &lt;- ROOT = 2 = 2!</w:t>
-      </w:r>
-      <w:r>
-        <w:br/>
-      </w:r>
-      <w:r>
-        <w:rPr>
-          <w:rStyle w:val="VerbatimChar"/>
-        </w:rPr>
-        <w:t xml:space="preserve">3S             0    0    0</w:t>
-      </w:r>
-    </w:p>
-    <w:bookmarkEnd w:id="64"/>
-    <w:bookmarkStart w:id="65" w:name="k-3"/>
-    <w:p>
-      <w:pPr>
-        <w:pStyle w:val="Heading3"/>
-      </w:pPr>
+      <w:r>
+        <w:t xml:space="preserve">, the Base operation is</w:t>
+      </w:r>
+      <w:r>
+        <w:t xml:space="preserve"> </w:t>
+      </w:r>
       <m:oMath>
-        <m:r>
-          <m:t>k</m:t>
-        </m:r>
+        <m:sSup>
+          <m:e>
+            <m:r>
+              <m:t>n</m:t>
+            </m:r>
+          </m:e>
+          <m:sup>
+            <m:r>
+              <m:t>0</m:t>
+            </m:r>
+          </m:sup>
+        </m:sSup>
         <m:r>
           <m:rPr>
             <m:sty m:val="p"/>
@@ -9226,9 +9476,12 @@
           <m:t>=</m:t>
         </m:r>
         <m:r>
-          <m:t>3</m:t>
+          <m:t>1</m:t>
         </m:r>
       </m:oMath>
+      <w:r>
+        <w:t xml:space="preserve">, so the Base String is constant from the outset:</w:t>
+      </w:r>
     </w:p>
     <w:p>
       <w:pPr>
@@ -9238,7 +9491,7 @@
         <w:rPr>
           <w:rStyle w:val="VerbatimChar"/>
         </w:rPr>
-        <w:t xml:space="preserve">B     0    1    8   27   64  125</w:t>
+        <w:t xml:space="preserve">B     1    1    1    1    1    1        &lt;- ROOT = 1 = 0!  (at depth 0)</w:t>
       </w:r>
       <w:r>
         <w:br/>
@@ -9247,45 +9500,60 @@
         <w:rPr>
           <w:rStyle w:val="VerbatimChar"/>
         </w:rPr>
-        <w:t xml:space="preserve">1S       1    7   19   37   61</w:t>
-      </w:r>
-      <w:r>
-        <w:br/>
-      </w:r>
-      <w:r>
-        <w:rPr>
-          <w:rStyle w:val="VerbatimChar"/>
-        </w:rPr>
-        <w:t xml:space="preserve">2S          6   12   18   24</w:t>
-      </w:r>
-      <w:r>
-        <w:br/>
-      </w:r>
-      <w:r>
-        <w:rPr>
-          <w:rStyle w:val="VerbatimChar"/>
-        </w:rPr>
-        <w:t xml:space="preserve">3S             6    6    6            &lt;- ROOT = 6 = 3!</w:t>
-      </w:r>
-      <w:r>
-        <w:br/>
-      </w:r>
-      <w:r>
-        <w:rPr>
-          <w:rStyle w:val="VerbatimChar"/>
-        </w:rPr>
-        <w:t xml:space="preserve">4S                0    0</w:t>
-      </w:r>
-    </w:p>
-    <w:bookmarkEnd w:id="65"/>
-    <w:bookmarkStart w:id="66" w:name="k-4"/>
-    <w:p>
-      <w:pPr>
-        <w:pStyle w:val="Heading3"/>
-      </w:pPr>
+        <w:t xml:space="preserve">1S       0    0    0    0    0          &lt;- TERMINATOR</w:t>
+      </w:r>
+    </w:p>
+    <w:p>
+      <w:pPr>
+        <w:pStyle w:val="FirstParagraph"/>
+      </w:pPr>
+      <w:r>
+        <w:rPr>
+          <w:bCs/>
+          <w:b/>
+        </w:rPr>
+        <w:t xml:space="preserve">The descent has no work to do.</w:t>
+      </w:r>
+      <w:r>
+        <w:t xml:space="preserve"> </w:t>
+      </w:r>
+      <w:r>
+        <w:t xml:space="preserve">The Root is the Base String itself, reached at depth</w:t>
+      </w:r>
+      <w:r>
+        <w:t xml:space="preserve"> </w:t>
+      </w:r>
       <m:oMath>
         <m:r>
-          <m:t>k</m:t>
+          <m:t>0</m:t>
+        </m:r>
+      </m:oMath>
+      <w:r>
+        <w:t xml:space="preserve">, with value</w:t>
+      </w:r>
+      <w:r>
+        <w:t xml:space="preserve"> </w:t>
+      </w:r>
+      <m:oMath>
+        <m:r>
+          <m:t>1</m:t>
+        </m:r>
+      </m:oMath>
+      <w:r>
+        <w:t xml:space="preserve">. And</w:t>
+      </w:r>
+      <w:r>
+        <w:t xml:space="preserve"> </w:t>
+      </w:r>
+      <m:oMath>
+        <m:r>
+          <m:t>0</m:t>
+        </m:r>
+        <m:r>
+          <m:rPr>
+            <m:sty m:val="p"/>
+          </m:rPr>
+          <m:t>!</m:t>
         </m:r>
         <m:r>
           <m:rPr>
@@ -9294,66 +9562,105 @@
           <m:t>=</m:t>
         </m:r>
         <m:r>
-          <m:t>4</m:t>
+          <m:t>1</m:t>
         </m:r>
       </m:oMath>
-    </w:p>
-    <w:p>
-      <w:pPr>
-        <w:pStyle w:val="SourceCode"/>
-      </w:pPr>
-      <w:r>
-        <w:rPr>
-          <w:rStyle w:val="VerbatimChar"/>
-        </w:rPr>
-        <w:t xml:space="preserve">B     0    1   16   81  256  625 1296 2401</w:t>
-      </w:r>
-      <w:r>
-        <w:br/>
-      </w:r>
-      <w:r>
-        <w:rPr>
-          <w:rStyle w:val="VerbatimChar"/>
-        </w:rPr>
-        <w:t xml:space="preserve">1S       1   15   65  175  369  671 1105</w:t>
-      </w:r>
-      <w:r>
-        <w:br/>
-      </w:r>
-      <w:r>
-        <w:rPr>
-          <w:rStyle w:val="VerbatimChar"/>
-        </w:rPr>
-        <w:t xml:space="preserve">2S         14   50  110  194  302  434</w:t>
-      </w:r>
-      <w:r>
-        <w:br/>
-      </w:r>
-      <w:r>
-        <w:rPr>
-          <w:rStyle w:val="VerbatimChar"/>
-        </w:rPr>
-        <w:t xml:space="preserve">3S            36   60   84  108  132</w:t>
-      </w:r>
-      <w:r>
-        <w:br/>
-      </w:r>
-      <w:r>
-        <w:rPr>
-          <w:rStyle w:val="VerbatimChar"/>
-        </w:rPr>
-        <w:t xml:space="preserve">4S               24   24   24   24    &lt;- ROOT = 24 = 4!</w:t>
-      </w:r>
-    </w:p>
-    <w:bookmarkEnd w:id="66"/>
-    <w:bookmarkStart w:id="67" w:name="k-5"/>
-    <w:p>
-      <w:pPr>
-        <w:pStyle w:val="Heading3"/>
-      </w:pPr>
+      <w:r>
+        <w:t xml:space="preserve">.</w:t>
+      </w:r>
+    </w:p>
+    <w:p>
+      <w:pPr>
+        <w:pStyle w:val="BodyText"/>
+      </w:pPr>
+      <w:r>
+        <w:t xml:space="preserve">This is a genuine test rather than a formality. A claim of the form</w:t>
+      </w:r>
+      <w:r>
+        <w:t xml:space="preserve"> </w:t>
+      </w:r>
+      <w:r>
+        <w:t xml:space="preserve">“</w:t>
+      </w:r>
+      <w:r>
+        <w:t xml:space="preserve">the Root is</w:t>
+      </w:r>
+      <w:r>
+        <w:t xml:space="preserve"> </w:t>
+      </w:r>
       <m:oMath>
         <m:r>
           <m:t>k</m:t>
+        </m:r>
+        <m:r>
+          <m:rPr>
+            <m:sty m:val="p"/>
+          </m:rPr>
+          <m:t>!</m:t>
+        </m:r>
+      </m:oMath>
+      <w:r>
+        <w:t xml:space="preserve"> </w:t>
+      </w:r>
+      <w:r>
+        <w:t xml:space="preserve">at depth</w:t>
+      </w:r>
+      <w:r>
+        <w:t xml:space="preserve"> </w:t>
+      </w:r>
+      <m:oMath>
+        <m:r>
+          <m:t>k</m:t>
+        </m:r>
+      </m:oMath>
+      <w:r>
+        <w:t xml:space="preserve">”</w:t>
+      </w:r>
+      <w:r>
+        <w:t xml:space="preserve"> </w:t>
+      </w:r>
+      <w:r>
+        <w:t xml:space="preserve">could easily have failed at the one value of</w:t>
+      </w:r>
+      <w:r>
+        <w:t xml:space="preserve"> </w:t>
+      </w:r>
+      <m:oMath>
+        <m:r>
+          <m:t>k</m:t>
+        </m:r>
+      </m:oMath>
+      <w:r>
+        <w:t xml:space="preserve"> </w:t>
+      </w:r>
+      <w:r>
+        <w:t xml:space="preserve">where no differencing occurs at all.</w:t>
+      </w:r>
+      <w:r>
+        <w:t xml:space="preserve"> </w:t>
+      </w:r>
+      <w:r>
+        <w:rPr>
+          <w:bCs/>
+          <w:b/>
+        </w:rPr>
+        <w:t xml:space="preserve">It does not fail.</w:t>
+      </w:r>
+      <w:r>
+        <w:t xml:space="preserve"> </w:t>
+      </w:r>
+      <w:r>
+        <w:t xml:space="preserve">The indexing convention</w:t>
+      </w:r>
+      <w:r>
+        <w:t xml:space="preserve"> </w:t>
+      </w:r>
+      <m:oMath>
+        <m:r>
+          <m:t>0</m:t>
+        </m:r>
+        <m:r>
+          <m:t>S</m:t>
         </m:r>
         <m:r>
           <m:rPr>
@@ -9362,72 +9669,28 @@
           <m:t>=</m:t>
         </m:r>
         <m:r>
-          <m:t>5</m:t>
+          <m:t>B</m:t>
         </m:r>
       </m:oMath>
-    </w:p>
-    <w:p>
-      <w:pPr>
-        <w:pStyle w:val="SourceCode"/>
-      </w:pPr>
-      <w:r>
-        <w:rPr>
-          <w:rStyle w:val="VerbatimChar"/>
-        </w:rPr>
-        <w:t xml:space="preserve">B     0    1   32  243 1024 3125 7776 16807 32768</w:t>
-      </w:r>
-      <w:r>
-        <w:br/>
-      </w:r>
-      <w:r>
-        <w:rPr>
-          <w:rStyle w:val="VerbatimChar"/>
-        </w:rPr>
-        <w:t xml:space="preserve">1S       1   31  211  781 2101 4651  9031 15961</w:t>
-      </w:r>
-      <w:r>
-        <w:br/>
-      </w:r>
-      <w:r>
-        <w:rPr>
-          <w:rStyle w:val="VerbatimChar"/>
-        </w:rPr>
-        <w:t xml:space="preserve">2S         30  180  570 1320 2550 4380  6930</w:t>
-      </w:r>
-      <w:r>
-        <w:br/>
-      </w:r>
-      <w:r>
-        <w:rPr>
-          <w:rStyle w:val="VerbatimChar"/>
-        </w:rPr>
-        <w:t xml:space="preserve">3S           150  390  750 1230 1830  2550</w:t>
-      </w:r>
-      <w:r>
-        <w:br/>
-      </w:r>
-      <w:r>
-        <w:rPr>
-          <w:rStyle w:val="VerbatimChar"/>
-        </w:rPr>
-        <w:t xml:space="preserve">4S              240  360  480  600  720</w:t>
-      </w:r>
-      <w:r>
-        <w:br/>
-      </w:r>
-      <w:r>
-        <w:rPr>
-          <w:rStyle w:val="VerbatimChar"/>
-        </w:rPr>
-        <w:t xml:space="preserve">5S                 120  120  120  120  &lt;- ROOT = 120 = 5!</w:t>
-      </w:r>
-    </w:p>
-    <w:bookmarkEnd w:id="67"/>
-    <w:bookmarkStart w:id="68" w:name="k-6"/>
+      <w:r>
+        <w:t xml:space="preserve"> </w:t>
+      </w:r>
+      <w:r>
+        <w:t xml:space="preserve">from §2.3 is exactly what makes the statement come out right here.</w:t>
+      </w:r>
+    </w:p>
+    <w:bookmarkEnd w:id="63"/>
+    <w:bookmarkStart w:id="64" w:name="k-1-through-k-6"/>
     <w:p>
       <w:pPr>
         <w:pStyle w:val="Heading3"/>
       </w:pPr>
+      <w:r>
+        <w:t xml:space="preserve">9.2.2</w:t>
+      </w:r>
+      <w:r>
+        <w:t xml:space="preserve"> </w:t>
+      </w:r>
       <m:oMath>
         <m:r>
           <m:t>k</m:t>
@@ -9439,171 +9702,14 @@
           <m:t>=</m:t>
         </m:r>
         <m:r>
-          <m:t>6</m:t>
+          <m:t>1</m:t>
         </m:r>
       </m:oMath>
-    </w:p>
-    <w:p>
-      <w:pPr>
-        <w:pStyle w:val="SourceCode"/>
-      </w:pPr>
-      <w:r>
-        <w:rPr>
-          <w:rStyle w:val="VerbatimChar"/>
-        </w:rPr>
-        <w:t xml:space="preserve">B     0    1   64  729 4096 15625 46656 117649 262144 531441 1000000</w:t>
-      </w:r>
-      <w:r>
-        <w:br/>
-      </w:r>
-      <w:r>
-        <w:rPr>
-          <w:rStyle w:val="VerbatimChar"/>
-        </w:rPr>
-        <w:t xml:space="preserve">1S       1   63  665 3367 11529 31031  70993 144495 269297  468559</w:t>
-      </w:r>
-      <w:r>
-        <w:br/>
-      </w:r>
-      <w:r>
-        <w:rPr>
-          <w:rStyle w:val="VerbatimChar"/>
-        </w:rPr>
-        <w:t xml:space="preserve">2S         62  602 2702 8162 19502 39962  73502 124802  199262</w:t>
-      </w:r>
-      <w:r>
-        <w:br/>
-      </w:r>
-      <w:r>
-        <w:rPr>
-          <w:rStyle w:val="VerbatimChar"/>
-        </w:rPr>
-        <w:t xml:space="preserve">3S           540 2100 5460 11340 20460 33540  51300   74460</w:t>
-      </w:r>
-      <w:r>
-        <w:br/>
-      </w:r>
-      <w:r>
-        <w:rPr>
-          <w:rStyle w:val="VerbatimChar"/>
-        </w:rPr>
-        <w:t xml:space="preserve">4S              1560 3360 5880  9120 13080 17760  23160</w:t>
-      </w:r>
-      <w:r>
-        <w:br/>
-      </w:r>
-      <w:r>
-        <w:rPr>
-          <w:rStyle w:val="VerbatimChar"/>
-        </w:rPr>
-        <w:t xml:space="preserve">5S                  1800 2520 3240  3960  4680   5400</w:t>
-      </w:r>
-      <w:r>
-        <w:br/>
-      </w:r>
-      <w:r>
-        <w:rPr>
-          <w:rStyle w:val="VerbatimChar"/>
-        </w:rPr>
-        <w:t xml:space="preserve">6S                      720  720  720   720   720  &lt;- ROOT = 720 = 6!</w:t>
-      </w:r>
-    </w:p>
-    <w:bookmarkEnd w:id="68"/>
-    <w:bookmarkStart w:id="69" w:name="a-useful-property-of-these-tables"/>
-    <w:p>
-      <w:pPr>
-        <w:pStyle w:val="Heading3"/>
-      </w:pPr>
-      <w:r>
-        <w:t xml:space="preserve">A useful property of these tables</w:t>
-      </w:r>
-    </w:p>
-    <w:p>
-      <w:pPr>
-        <w:pStyle w:val="FirstParagraph"/>
-      </w:pPr>
-      <w:r>
-        <w:rPr>
-          <w:bCs/>
-          <w:b/>
-        </w:rPr>
-        <w:t xml:space="preserve">The descent is self-checking.</w:t>
-      </w:r>
-      <w:r>
-        <w:t xml:space="preserve"> </w:t>
-      </w:r>
-      <w:r>
-        <w:t xml:space="preserve">A single arithmetic error anywhere in a table propagates downward and destroys the constancy of the bottom row. When five or six values at the Root level come out identical, that is strong evidence that every calculation above them is correct.</w:t>
-      </w:r>
-    </w:p>
-    <w:p>
-      <w:pPr>
-        <w:pStyle w:val="BodyText"/>
-      </w:pPr>
-      <w:r>
-        <w:t xml:space="preserve">This is worth teaching as a habit:</w:t>
-      </w:r>
-      <w:r>
-        <w:t xml:space="preserve"> </w:t>
-      </w:r>
-      <w:r>
-        <w:rPr>
-          <w:bCs/>
-          <w:b/>
-        </w:rPr>
-        <w:t xml:space="preserve">the Root row is its own error detector.</w:t>
-      </w:r>
-    </w:p>
-    <w:bookmarkEnd w:id="69"/>
-    <w:bookmarkEnd w:id="70"/>
-    <w:bookmarkStart w:id="71" w:name="why-six-confirmations-are-not-a-proof"/>
-    <w:p>
-      <w:pPr>
-        <w:pStyle w:val="Heading2"/>
-      </w:pPr>
-      <w:r>
-        <w:t xml:space="preserve">9.3 Why six confirmations are not a proof</w:t>
-      </w:r>
-    </w:p>
-    <w:p>
-      <w:pPr>
-        <w:pStyle w:val="FirstParagraph"/>
-      </w:pPr>
-      <w:r>
-        <w:t xml:space="preserve">We have now seen the result hold six times, for six different orders, with no exceptions. It is tempting to call the matter settled.</w:t>
-      </w:r>
-    </w:p>
-    <w:p>
-      <w:pPr>
-        <w:pStyle w:val="BodyText"/>
-      </w:pPr>
-      <w:r>
-        <w:rPr>
-          <w:bCs/>
-          <w:b/>
-        </w:rPr>
-        <w:t xml:space="preserve">It is not settled, and the distinction is important enough to make explicit.</w:t>
-      </w:r>
-    </w:p>
-    <w:p>
-      <w:pPr>
-        <w:pStyle w:val="BodyText"/>
-      </w:pPr>
-      <w:r>
-        <w:t xml:space="preserve">A table of confirmations can only ever tell you that a claim held</w:t>
-      </w:r>
-      <w:r>
-        <w:t xml:space="preserve"> </w:t>
-      </w:r>
-      <w:r>
-        <w:rPr>
-          <w:iCs/>
-          <w:i/>
-        </w:rPr>
-        <w:t xml:space="preserve">in the cases you checked</w:t>
-      </w:r>
-      <w:r>
-        <w:t xml:space="preserve">. It cannot tell you what happens at</w:t>
+      <w:r>
+        <w:t xml:space="preserve"> </w:t>
+      </w:r>
+      <w:r>
+        <w:t xml:space="preserve">through</w:t>
       </w:r>
       <w:r>
         <w:t xml:space="preserve"> </w:t>
@@ -9619,11 +9725,422 @@
           <m:t>=</m:t>
         </m:r>
         <m:r>
-          <m:t>7</m:t>
+          <m:t>6</m:t>
         </m:r>
       </m:oMath>
-      <w:r>
-        <w:t xml:space="preserve">, or</w:t>
+    </w:p>
+    <w:p>
+      <w:pPr>
+        <w:pStyle w:val="SourceCode"/>
+      </w:pPr>
+      <w:r>
+        <w:rPr>
+          <w:rStyle w:val="VerbatimChar"/>
+        </w:rPr>
+        <w:t xml:space="preserve">k = 1</w:t>
+      </w:r>
+      <w:r>
+        <w:br/>
+      </w:r>
+      <w:r>
+        <w:rPr>
+          <w:rStyle w:val="VerbatimChar"/>
+        </w:rPr>
+        <w:t xml:space="preserve">B     0    1    2    3    4    5</w:t>
+      </w:r>
+      <w:r>
+        <w:br/>
+      </w:r>
+      <w:r>
+        <w:rPr>
+          <w:rStyle w:val="VerbatimChar"/>
+        </w:rPr>
+        <w:t xml:space="preserve">1S       1    1    1    1    1        &lt;- ROOT = 1 = 1!</w:t>
+      </w:r>
+      <w:r>
+        <w:br/>
+      </w:r>
+      <w:r>
+        <w:rPr>
+          <w:rStyle w:val="VerbatimChar"/>
+        </w:rPr>
+        <w:t xml:space="preserve">2S          0    0    0    0</w:t>
+      </w:r>
+    </w:p>
+    <w:p>
+      <w:pPr>
+        <w:pStyle w:val="SourceCode"/>
+      </w:pPr>
+      <w:r>
+        <w:rPr>
+          <w:rStyle w:val="VerbatimChar"/>
+        </w:rPr>
+        <w:t xml:space="preserve">k = 2</w:t>
+      </w:r>
+      <w:r>
+        <w:br/>
+      </w:r>
+      <w:r>
+        <w:rPr>
+          <w:rStyle w:val="VerbatimChar"/>
+        </w:rPr>
+        <w:t xml:space="preserve">B     0    1    4    9   16   25</w:t>
+      </w:r>
+      <w:r>
+        <w:br/>
+      </w:r>
+      <w:r>
+        <w:rPr>
+          <w:rStyle w:val="VerbatimChar"/>
+        </w:rPr>
+        <w:t xml:space="preserve">1S       1    3    5    7    9</w:t>
+      </w:r>
+      <w:r>
+        <w:br/>
+      </w:r>
+      <w:r>
+        <w:rPr>
+          <w:rStyle w:val="VerbatimChar"/>
+        </w:rPr>
+        <w:t xml:space="preserve">2S          2    2    2    2          &lt;- ROOT = 2 = 2!</w:t>
+      </w:r>
+      <w:r>
+        <w:br/>
+      </w:r>
+      <w:r>
+        <w:rPr>
+          <w:rStyle w:val="VerbatimChar"/>
+        </w:rPr>
+        <w:t xml:space="preserve">3S             0    0    0</w:t>
+      </w:r>
+    </w:p>
+    <w:p>
+      <w:pPr>
+        <w:pStyle w:val="SourceCode"/>
+      </w:pPr>
+      <w:r>
+        <w:rPr>
+          <w:rStyle w:val="VerbatimChar"/>
+        </w:rPr>
+        <w:t xml:space="preserve">k = 3</w:t>
+      </w:r>
+      <w:r>
+        <w:br/>
+      </w:r>
+      <w:r>
+        <w:rPr>
+          <w:rStyle w:val="VerbatimChar"/>
+        </w:rPr>
+        <w:t xml:space="preserve">B     0    1    8   27   64  125</w:t>
+      </w:r>
+      <w:r>
+        <w:br/>
+      </w:r>
+      <w:r>
+        <w:rPr>
+          <w:rStyle w:val="VerbatimChar"/>
+        </w:rPr>
+        <w:t xml:space="preserve">1S       1    7   19   37   61</w:t>
+      </w:r>
+      <w:r>
+        <w:br/>
+      </w:r>
+      <w:r>
+        <w:rPr>
+          <w:rStyle w:val="VerbatimChar"/>
+        </w:rPr>
+        <w:t xml:space="preserve">2S          6   12   18   24</w:t>
+      </w:r>
+      <w:r>
+        <w:br/>
+      </w:r>
+      <w:r>
+        <w:rPr>
+          <w:rStyle w:val="VerbatimChar"/>
+        </w:rPr>
+        <w:t xml:space="preserve">3S             6    6    6            &lt;- ROOT = 6 = 3!</w:t>
+      </w:r>
+      <w:r>
+        <w:br/>
+      </w:r>
+      <w:r>
+        <w:rPr>
+          <w:rStyle w:val="VerbatimChar"/>
+        </w:rPr>
+        <w:t xml:space="preserve">4S                0    0</w:t>
+      </w:r>
+    </w:p>
+    <w:p>
+      <w:pPr>
+        <w:pStyle w:val="SourceCode"/>
+      </w:pPr>
+      <w:r>
+        <w:rPr>
+          <w:rStyle w:val="VerbatimChar"/>
+        </w:rPr>
+        <w:t xml:space="preserve">k = 4</w:t>
+      </w:r>
+      <w:r>
+        <w:br/>
+      </w:r>
+      <w:r>
+        <w:rPr>
+          <w:rStyle w:val="VerbatimChar"/>
+        </w:rPr>
+        <w:t xml:space="preserve">B     0    1   16   81  256  625 1296 2401</w:t>
+      </w:r>
+      <w:r>
+        <w:br/>
+      </w:r>
+      <w:r>
+        <w:rPr>
+          <w:rStyle w:val="VerbatimChar"/>
+        </w:rPr>
+        <w:t xml:space="preserve">1S       1   15   65  175  369  671 1105</w:t>
+      </w:r>
+      <w:r>
+        <w:br/>
+      </w:r>
+      <w:r>
+        <w:rPr>
+          <w:rStyle w:val="VerbatimChar"/>
+        </w:rPr>
+        <w:t xml:space="preserve">2S         14   50  110  194  302  434</w:t>
+      </w:r>
+      <w:r>
+        <w:br/>
+      </w:r>
+      <w:r>
+        <w:rPr>
+          <w:rStyle w:val="VerbatimChar"/>
+        </w:rPr>
+        <w:t xml:space="preserve">3S            36   60   84  108  132</w:t>
+      </w:r>
+      <w:r>
+        <w:br/>
+      </w:r>
+      <w:r>
+        <w:rPr>
+          <w:rStyle w:val="VerbatimChar"/>
+        </w:rPr>
+        <w:t xml:space="preserve">4S               24   24   24   24    &lt;- ROOT = 24 = 4!</w:t>
+      </w:r>
+    </w:p>
+    <w:p>
+      <w:pPr>
+        <w:pStyle w:val="SourceCode"/>
+      </w:pPr>
+      <w:r>
+        <w:rPr>
+          <w:rStyle w:val="VerbatimChar"/>
+        </w:rPr>
+        <w:t xml:space="preserve">k = 5</w:t>
+      </w:r>
+      <w:r>
+        <w:br/>
+      </w:r>
+      <w:r>
+        <w:rPr>
+          <w:rStyle w:val="VerbatimChar"/>
+        </w:rPr>
+        <w:t xml:space="preserve">B     0    1   32  243 1024 3125 7776 16807 32768</w:t>
+      </w:r>
+      <w:r>
+        <w:br/>
+      </w:r>
+      <w:r>
+        <w:rPr>
+          <w:rStyle w:val="VerbatimChar"/>
+        </w:rPr>
+        <w:t xml:space="preserve">1S       1   31  211  781 2101 4651  9031 15961</w:t>
+      </w:r>
+      <w:r>
+        <w:br/>
+      </w:r>
+      <w:r>
+        <w:rPr>
+          <w:rStyle w:val="VerbatimChar"/>
+        </w:rPr>
+        <w:t xml:space="preserve">2S         30  180  570 1320 2550 4380  6930</w:t>
+      </w:r>
+      <w:r>
+        <w:br/>
+      </w:r>
+      <w:r>
+        <w:rPr>
+          <w:rStyle w:val="VerbatimChar"/>
+        </w:rPr>
+        <w:t xml:space="preserve">3S           150  390  750 1230 1830  2550</w:t>
+      </w:r>
+      <w:r>
+        <w:br/>
+      </w:r>
+      <w:r>
+        <w:rPr>
+          <w:rStyle w:val="VerbatimChar"/>
+        </w:rPr>
+        <w:t xml:space="preserve">4S              240  360  480  600  720</w:t>
+      </w:r>
+      <w:r>
+        <w:br/>
+      </w:r>
+      <w:r>
+        <w:rPr>
+          <w:rStyle w:val="VerbatimChar"/>
+        </w:rPr>
+        <w:t xml:space="preserve">5S                 120  120  120  120  &lt;- ROOT = 120 = 5!</w:t>
+      </w:r>
+    </w:p>
+    <w:p>
+      <w:pPr>
+        <w:pStyle w:val="SourceCode"/>
+      </w:pPr>
+      <w:r>
+        <w:rPr>
+          <w:rStyle w:val="VerbatimChar"/>
+        </w:rPr>
+        <w:t xml:space="preserve">k = 6</w:t>
+      </w:r>
+      <w:r>
+        <w:br/>
+      </w:r>
+      <w:r>
+        <w:rPr>
+          <w:rStyle w:val="VerbatimChar"/>
+        </w:rPr>
+        <w:t xml:space="preserve">B     0    1   64  729 4096 15625 46656 117649 262144 531441 1000000</w:t>
+      </w:r>
+      <w:r>
+        <w:br/>
+      </w:r>
+      <w:r>
+        <w:rPr>
+          <w:rStyle w:val="VerbatimChar"/>
+        </w:rPr>
+        <w:t xml:space="preserve">1S       1   63  665 3367 11529 31031  70993 144495 269297  468559</w:t>
+      </w:r>
+      <w:r>
+        <w:br/>
+      </w:r>
+      <w:r>
+        <w:rPr>
+          <w:rStyle w:val="VerbatimChar"/>
+        </w:rPr>
+        <w:t xml:space="preserve">2S         62  602 2702 8162 19502 39962  73502 124802  199262</w:t>
+      </w:r>
+      <w:r>
+        <w:br/>
+      </w:r>
+      <w:r>
+        <w:rPr>
+          <w:rStyle w:val="VerbatimChar"/>
+        </w:rPr>
+        <w:t xml:space="preserve">3S           540 2100 5460 11340 20460 33540  51300   74460</w:t>
+      </w:r>
+      <w:r>
+        <w:br/>
+      </w:r>
+      <w:r>
+        <w:rPr>
+          <w:rStyle w:val="VerbatimChar"/>
+        </w:rPr>
+        <w:t xml:space="preserve">4S              1560 3360 5880  9120 13080 17760  23160</w:t>
+      </w:r>
+      <w:r>
+        <w:br/>
+      </w:r>
+      <w:r>
+        <w:rPr>
+          <w:rStyle w:val="VerbatimChar"/>
+        </w:rPr>
+        <w:t xml:space="preserve">5S                  1800 2520 3240  3960  4680   5400</w:t>
+      </w:r>
+      <w:r>
+        <w:br/>
+      </w:r>
+      <w:r>
+        <w:rPr>
+          <w:rStyle w:val="VerbatimChar"/>
+        </w:rPr>
+        <w:t xml:space="preserve">6S                      720  720  720   720   720  &lt;- ROOT = 720 = 6!</w:t>
+      </w:r>
+    </w:p>
+    <w:bookmarkEnd w:id="64"/>
+    <w:bookmarkStart w:id="65" w:name="a-useful-property-of-these-tables"/>
+    <w:p>
+      <w:pPr>
+        <w:pStyle w:val="Heading3"/>
+      </w:pPr>
+      <w:r>
+        <w:t xml:space="preserve">9.2.3 A useful property of these tables</w:t>
+      </w:r>
+    </w:p>
+    <w:p>
+      <w:pPr>
+        <w:pStyle w:val="FirstParagraph"/>
+      </w:pPr>
+      <w:r>
+        <w:rPr>
+          <w:bCs/>
+          <w:b/>
+        </w:rPr>
+        <w:t xml:space="preserve">The descent is self-checking.</w:t>
+      </w:r>
+      <w:r>
+        <w:t xml:space="preserve"> </w:t>
+      </w:r>
+      <w:r>
+        <w:t xml:space="preserve">A single arithmetic error anywhere in a table propagates downward and destroys the constancy of the bottom row. When five or six values at the Root level come out identical, that is strong evidence that every calculation above them is correct.</w:t>
+      </w:r>
+    </w:p>
+    <w:p>
+      <w:pPr>
+        <w:pStyle w:val="BodyText"/>
+      </w:pPr>
+      <w:r>
+        <w:t xml:space="preserve">This is worth teaching as a habit:</w:t>
+      </w:r>
+      <w:r>
+        <w:t xml:space="preserve"> </w:t>
+      </w:r>
+      <w:r>
+        <w:rPr>
+          <w:bCs/>
+          <w:b/>
+        </w:rPr>
+        <w:t xml:space="preserve">the Root row is its own error detector.</w:t>
+      </w:r>
+    </w:p>
+    <w:bookmarkEnd w:id="65"/>
+    <w:bookmarkEnd w:id="66"/>
+    <w:bookmarkStart w:id="67" w:name="X8d761f31ce7a4bb96eeb76053ddcd05d55f54d4"/>
+    <w:p>
+      <w:pPr>
+        <w:pStyle w:val="Heading2"/>
+      </w:pPr>
+      <w:r>
+        <w:t xml:space="preserve">9.3 The evidence, part two — a genuinely different computation</w:t>
+      </w:r>
+    </w:p>
+    <w:p>
+      <w:pPr>
+        <w:pStyle w:val="FirstParagraph"/>
+      </w:pPr>
+      <w:r>
+        <w:t xml:space="preserve">Building more tables would test the same claim</w:t>
+      </w:r>
+      <w:r>
+        <w:t xml:space="preserve"> </w:t>
+      </w:r>
+      <w:r>
+        <w:rPr>
+          <w:bCs/>
+          <w:b/>
+        </w:rPr>
+        <w:t xml:space="preserve">the same way</w:t>
+      </w:r>
+      <w:r>
+        <w:t xml:space="preserve">. If the tabular method contained a systematic misunderstanding, repeating it at</w:t>
       </w:r>
       <w:r>
         <w:t xml:space="preserve"> </w:t>
@@ -9639,67 +10156,431 @@
           <m:t>=</m:t>
         </m:r>
         <m:r>
-          <m:t>100</m:t>
+          <m:t>7</m:t>
         </m:r>
       </m:oMath>
       <w:r>
-        <w:t xml:space="preserve">. To claim the result holds for</w:t>
-      </w:r>
-      <w:r>
-        <w:t xml:space="preserve"> </w:t>
-      </w:r>
+        <w:t xml:space="preserve"> </w:t>
+      </w:r>
+      <w:r>
+        <w:t xml:space="preserve">would reproduce the misunderstanding rather than expose it.</w:t>
+      </w:r>
+    </w:p>
+    <w:p>
+      <w:pPr>
+        <w:pStyle w:val="BodyText"/>
+      </w:pPr>
+      <w:r>
+        <w:t xml:space="preserve">So the next four cases use a completely different route. Instead of stepping down the tree one level at a time, the whole descent is collapsed into a single sum (this formula is derived in §12.1):</w:t>
+      </w:r>
+    </w:p>
+    <w:p>
+      <w:pPr>
+        <w:pStyle w:val="BodyText"/>
+      </w:pPr>
+      <m:oMathPara>
+        <m:oMathParaPr>
+          <m:jc m:val="center"/>
+        </m:oMathParaPr>
+        <m:oMath>
+          <m:r>
+            <m:t>k</m:t>
+          </m:r>
+          <m:r>
+            <m:rPr>
+              <m:sty m:val="p"/>
+            </m:rPr>
+            <m:t>!</m:t>
+          </m:r>
+          <m:r>
+            <m:t> </m:t>
+          </m:r>
+          <m:r>
+            <m:rPr>
+              <m:sty m:val="p"/>
+            </m:rPr>
+            <m:t>=</m:t>
+          </m:r>
+          <m:r>
+            <m:t> </m:t>
+          </m:r>
+          <m:nary>
+            <m:naryPr>
+              <m:chr m:val="∑"/>
+              <m:limLoc m:val="undOvr"/>
+              <m:subHide m:val="off"/>
+              <m:supHide m:val="off"/>
+            </m:naryPr>
+            <m:sub>
+              <m:r>
+                <m:t>j</m:t>
+              </m:r>
+              <m:r>
+                <m:rPr>
+                  <m:sty m:val="p"/>
+                </m:rPr>
+                <m:t>=</m:t>
+              </m:r>
+              <m:r>
+                <m:t>0</m:t>
+              </m:r>
+            </m:sub>
+            <m:sup>
+              <m:r>
+                <m:t>k</m:t>
+              </m:r>
+            </m:sup>
+            <m:e>
+              <m:sSup>
+                <m:e>
+                  <m:d>
+                    <m:dPr>
+                      <m:begChr m:val="("/>
+                      <m:endChr m:val=")"/>
+                      <m:sepChr m:val=""/>
+                      <m:grow/>
+                    </m:dPr>
+                    <m:e>
+                      <m:r>
+                        <m:rPr>
+                          <m:sty m:val="p"/>
+                        </m:rPr>
+                        <m:t>−</m:t>
+                      </m:r>
+                      <m:r>
+                        <m:t>1</m:t>
+                      </m:r>
+                    </m:e>
+                  </m:d>
+                </m:e>
+                <m:sup>
+                  <m:r>
+                    <m:t> </m:t>
+                  </m:r>
+                  <m:r>
+                    <m:t>k</m:t>
+                  </m:r>
+                  <m:r>
+                    <m:rPr>
+                      <m:sty m:val="p"/>
+                    </m:rPr>
+                    <m:t>−</m:t>
+                  </m:r>
+                  <m:r>
+                    <m:t>j</m:t>
+                  </m:r>
+                </m:sup>
+              </m:sSup>
+            </m:e>
+          </m:nary>
+          <m:d>
+            <m:dPr>
+              <m:begChr m:val="("/>
+              <m:endChr m:val=")"/>
+              <m:sepChr m:val=""/>
+              <m:grow/>
+            </m:dPr>
+            <m:e>
+              <m:f>
+                <m:fPr>
+                  <m:type m:val="noBar"/>
+                </m:fPr>
+                <m:num>
+                  <m:r>
+                    <m:t>k</m:t>
+                  </m:r>
+                </m:num>
+                <m:den>
+                  <m:r>
+                    <m:t>j</m:t>
+                  </m:r>
+                </m:den>
+              </m:f>
+            </m:e>
+          </m:d>
+          <m:r>
+            <m:t> </m:t>
+          </m:r>
+          <m:sSup>
+            <m:e>
+              <m:r>
+                <m:t>j</m:t>
+              </m:r>
+            </m:e>
+            <m:sup>
+              <m:r>
+                <m:t> </m:t>
+              </m:r>
+              <m:r>
+                <m:t>k</m:t>
+              </m:r>
+            </m:sup>
+          </m:sSup>
+        </m:oMath>
+      </m:oMathPara>
+    </w:p>
+    <w:p>
+      <w:pPr>
+        <w:pStyle w:val="FirstParagraph"/>
+      </w:pPr>
+      <w:r>
+        <w:t xml:space="preserve">No tree is constructed. No intermediate substring is ever written down.</w:t>
+      </w:r>
+    </w:p>
+    <w:p>
+      <w:pPr>
+        <w:pStyle w:val="SourceCode"/>
+      </w:pPr>
+      <w:r>
+        <w:rPr>
+          <w:rStyle w:val="VerbatimChar"/>
+        </w:rPr>
+        <w:t xml:space="preserve">k = 7</w:t>
+      </w:r>
+      <w:r>
+        <w:br/>
+      </w:r>
+      <w:r>
+        <w:rPr>
+          <w:rStyle w:val="VerbatimChar"/>
+        </w:rPr>
+        <w:t xml:space="preserve">    0 + 7 - 2,688 + 76,545 - 573,440 + 1,640,625 - 1,959,552 + 823,543</w:t>
+      </w:r>
+      <w:r>
+        <w:br/>
+      </w:r>
+      <w:r>
+        <w:rPr>
+          <w:rStyle w:val="VerbatimChar"/>
+        </w:rPr>
+        <w:t xml:space="preserve">                                                    = 5,040  =  7!   OK</w:t>
+      </w:r>
+    </w:p>
+    <w:p>
+      <w:pPr>
+        <w:pStyle w:val="SourceCode"/>
+      </w:pPr>
+      <w:r>
+        <w:rPr>
+          <w:rStyle w:val="VerbatimChar"/>
+        </w:rPr>
+        <w:t xml:space="preserve">k = 8</w:t>
+      </w:r>
+      <w:r>
+        <w:br/>
+      </w:r>
+      <w:r>
+        <w:rPr>
+          <w:rStyle w:val="VerbatimChar"/>
+        </w:rPr>
+        <w:t xml:space="preserve">    0 - 8 + 7,168 - 367,416 + 4,587,520 - 21,875,000</w:t>
+      </w:r>
+      <w:r>
+        <w:br/>
+      </w:r>
+      <w:r>
+        <w:rPr>
+          <w:rStyle w:val="VerbatimChar"/>
+        </w:rPr>
+        <w:t xml:space="preserve">      + 47,029,248 - 46,118,408 + 16,777,216</w:t>
+      </w:r>
+      <w:r>
+        <w:br/>
+      </w:r>
+      <w:r>
+        <w:rPr>
+          <w:rStyle w:val="VerbatimChar"/>
+        </w:rPr>
+        <w:t xml:space="preserve">                                                   = 40,320  =  8!   OK</w:t>
+      </w:r>
+    </w:p>
+    <w:p>
+      <w:pPr>
+        <w:pStyle w:val="SourceCode"/>
+      </w:pPr>
+      <w:r>
+        <w:rPr>
+          <w:rStyle w:val="VerbatimChar"/>
+        </w:rPr>
+        <w:t xml:space="preserve">k = 9</w:t>
+      </w:r>
+      <w:r>
+        <w:br/>
+      </w:r>
+      <w:r>
+        <w:rPr>
+          <w:rStyle w:val="VerbatimChar"/>
+        </w:rPr>
+        <w:t xml:space="preserve">    0 + 9 - 18,432 + 1,653,372 - 33,030,144 + 246,093,750</w:t>
+      </w:r>
+      <w:r>
+        <w:br/>
+      </w:r>
+      <w:r>
+        <w:rPr>
+          <w:rStyle w:val="VerbatimChar"/>
+        </w:rPr>
+        <w:t xml:space="preserve">      - 846,526,464 + 1,452,729,852 - 1,207,959,552 + 387,420,489</w:t>
+      </w:r>
+      <w:r>
+        <w:br/>
+      </w:r>
+      <w:r>
+        <w:rPr>
+          <w:rStyle w:val="VerbatimChar"/>
+        </w:rPr>
+        <w:t xml:space="preserve">                                                  = 362,880  =  9!   OK</w:t>
+      </w:r>
+    </w:p>
+    <w:p>
+      <w:pPr>
+        <w:pStyle w:val="SourceCode"/>
+      </w:pPr>
+      <w:r>
+        <w:rPr>
+          <w:rStyle w:val="VerbatimChar"/>
+        </w:rPr>
+        <w:t xml:space="preserve">k = 10</w:t>
+      </w:r>
+      <w:r>
+        <w:br/>
+      </w:r>
+      <w:r>
+        <w:rPr>
+          <w:rStyle w:val="VerbatimChar"/>
+        </w:rPr>
+        <w:t xml:space="preserve">    0 - 10 + 46,080 - 7,085,880 + 220,200,960 - 2,460,937,500</w:t>
+      </w:r>
+      <w:r>
+        <w:br/>
+      </w:r>
+      <w:r>
+        <w:rPr>
+          <w:rStyle w:val="VerbatimChar"/>
+        </w:rPr>
+        <w:t xml:space="preserve">      + 12,697,896,960 - 33,897,029,880 + 48,318,382,080</w:t>
+      </w:r>
+      <w:r>
+        <w:br/>
+      </w:r>
+      <w:r>
+        <w:rPr>
+          <w:rStyle w:val="VerbatimChar"/>
+        </w:rPr>
+        <w:t xml:space="preserve">      - 34,867,844,010 + 10,000,000,000</w:t>
+      </w:r>
+      <w:r>
+        <w:br/>
+      </w:r>
+      <w:r>
+        <w:rPr>
+          <w:rStyle w:val="VerbatimChar"/>
+        </w:rPr>
+        <w:t xml:space="preserve">                                                = 3,628,800  = 10!   OK</w:t>
+      </w:r>
+    </w:p>
+    <w:p>
+      <w:pPr>
+        <w:pStyle w:val="FirstParagraph"/>
+      </w:pPr>
       <w:r>
         <w:rPr>
           <w:bCs/>
           <w:b/>
         </w:rPr>
-        <w:t xml:space="preserve">all</w:t>
-      </w:r>
-      <w:r>
-        <w:t xml:space="preserve"> </w:t>
-      </w:r>
-      <m:oMath>
-        <m:r>
-          <m:t>k</m:t>
-        </m:r>
-      </m:oMath>
-      <w:r>
-        <w:t xml:space="preserve"> </w:t>
-      </w:r>
-      <w:r>
-        <w:t xml:space="preserve">— which is what the theorem says — we need an argument that does not depend on which</w:t>
-      </w:r>
-      <w:r>
-        <w:t xml:space="preserve"> </w:t>
-      </w:r>
-      <m:oMath>
-        <m:r>
-          <m:t>k</m:t>
-        </m:r>
-      </m:oMath>
-      <w:r>
-        <w:t xml:space="preserve"> </w:t>
-      </w:r>
-      <w:r>
-        <w:t xml:space="preserve">we picked.</w:t>
-      </w:r>
-    </w:p>
-    <w:p>
-      <w:pPr>
-        <w:pStyle w:val="BlockText"/>
+        <w:t xml:space="preserve">Look at the scale of the cancellation in the last one.</w:t>
+      </w:r>
+      <w:r>
+        <w:t xml:space="preserve"> </w:t>
+      </w:r>
+      <w:r>
+        <w:t xml:space="preserve">Individual terms reach 48 billion, and they collapse to 3.6 million — a result five orders of magnitude smaller than the pieces that produced it. A sum does not land on the exact factorial by accident under that much cancellation.</w:t>
+      </w:r>
+    </w:p>
+    <w:p>
+      <w:pPr>
+        <w:pStyle w:val="BodyText"/>
       </w:pPr>
       <w:r>
         <w:rPr>
           <w:bCs/>
           <w:b/>
         </w:rPr>
-        <w:t xml:space="preserve">One counterexample can destroy a universal claim outright. No number of confirming examples can establish one.</w:t>
-      </w:r>
-      <w:r>
-        <w:t xml:space="preserve"> </w:t>
-      </w:r>
-      <w:r>
-        <w:t xml:space="preserve">The two directions are not symmetric, and treating them as if they were is one of the most common errors in mathematical reasoning.</w:t>
+        <w:t xml:space="preserve">Running total: eleven values of</w:t>
+      </w:r>
+      <w:r>
+        <w:rPr>
+          <w:bCs/>
+          <w:b/>
+        </w:rPr>
+        <w:t xml:space="preserve"> </w:t>
+      </w:r>
+      <m:oMath>
+        <m:r>
+          <m:t>k</m:t>
+        </m:r>
+      </m:oMath>
+      <w:r>
+        <w:rPr>
+          <w:bCs/>
+          <w:b/>
+        </w:rPr>
+        <w:t xml:space="preserve">, from</w:t>
+      </w:r>
+      <w:r>
+        <w:rPr>
+          <w:bCs/>
+          <w:b/>
+        </w:rPr>
+        <w:t xml:space="preserve"> </w:t>
+      </w:r>
+      <m:oMath>
+        <m:r>
+          <m:t>0</m:t>
+        </m:r>
+      </m:oMath>
+      <w:r>
+        <w:rPr>
+          <w:bCs/>
+          <w:b/>
+        </w:rPr>
+        <w:t xml:space="preserve"> </w:t>
+      </w:r>
+      <w:r>
+        <w:rPr>
+          <w:bCs/>
+          <w:b/>
+        </w:rPr>
+        <w:t xml:space="preserve">to</w:t>
+      </w:r>
+      <w:r>
+        <w:rPr>
+          <w:bCs/>
+          <w:b/>
+        </w:rPr>
+        <w:t xml:space="preserve"> </w:t>
+      </w:r>
+      <m:oMath>
+        <m:r>
+          <m:t>10</m:t>
+        </m:r>
+      </m:oMath>
+      <w:r>
+        <w:rPr>
+          <w:bCs/>
+          <w:b/>
+        </w:rPr>
+        <w:t xml:space="preserve">, by two different computational methods.</w:t>
+      </w:r>
+    </w:p>
+    <w:bookmarkEnd w:id="67"/>
+    <w:bookmarkStart w:id="68" w:name="X8ffbf9799816fad771a6d4a67356995b35ae74d"/>
+    <w:p>
+      <w:pPr>
+        <w:pStyle w:val="Heading2"/>
+      </w:pPr>
+      <w:r>
+        <w:t xml:space="preserve">9.4 Why eleven confirmations are still not a proof</w:t>
       </w:r>
     </w:p>
     <w:p>
@@ -9707,7 +10588,27 @@
         <w:pStyle w:val="FirstParagraph"/>
       </w:pPr>
       <w:r>
-        <w:t xml:space="preserve">So: the six tables are the</w:t>
+        <w:t xml:space="preserve">We have now seen the result hold eleven times, across two independent methods, with no exceptions. It is tempting to call the matter settled.</w:t>
+      </w:r>
+    </w:p>
+    <w:p>
+      <w:pPr>
+        <w:pStyle w:val="BodyText"/>
+      </w:pPr>
+      <w:r>
+        <w:rPr>
+          <w:bCs/>
+          <w:b/>
+        </w:rPr>
+        <w:t xml:space="preserve">It is not settled, and the distinction is important enough to make explicit.</w:t>
+      </w:r>
+    </w:p>
+    <w:p>
+      <w:pPr>
+        <w:pStyle w:val="BodyText"/>
+      </w:pPr>
+      <w:r>
+        <w:t xml:space="preserve">A table of confirmations can only ever tell you that a claim held</w:t>
       </w:r>
       <w:r>
         <w:t xml:space="preserve"> </w:t>
@@ -9717,10 +10618,114 @@
           <w:iCs/>
           <w:i/>
         </w:rPr>
-        <w:t xml:space="preserve">check</w:t>
-      </w:r>
-      <w:r>
-        <w:t xml:space="preserve">. What follows is the</w:t>
+        <w:t xml:space="preserve">in the cases you checked</w:t>
+      </w:r>
+      <w:r>
+        <w:t xml:space="preserve">. It cannot tell you what happens at</w:t>
+      </w:r>
+      <w:r>
+        <w:t xml:space="preserve"> </w:t>
+      </w:r>
+      <m:oMath>
+        <m:r>
+          <m:t>k</m:t>
+        </m:r>
+        <m:r>
+          <m:rPr>
+            <m:sty m:val="p"/>
+          </m:rPr>
+          <m:t>=</m:t>
+        </m:r>
+        <m:r>
+          <m:t>11</m:t>
+        </m:r>
+      </m:oMath>
+      <w:r>
+        <w:t xml:space="preserve">, or</w:t>
+      </w:r>
+      <w:r>
+        <w:t xml:space="preserve"> </w:t>
+      </w:r>
+      <m:oMath>
+        <m:r>
+          <m:t>k</m:t>
+        </m:r>
+        <m:r>
+          <m:rPr>
+            <m:sty m:val="p"/>
+          </m:rPr>
+          <m:t>=</m:t>
+        </m:r>
+        <m:r>
+          <m:t>1000</m:t>
+        </m:r>
+      </m:oMath>
+      <w:r>
+        <w:t xml:space="preserve">. To claim the result holds for</w:t>
+      </w:r>
+      <w:r>
+        <w:t xml:space="preserve"> </w:t>
+      </w:r>
+      <w:r>
+        <w:rPr>
+          <w:bCs/>
+          <w:b/>
+        </w:rPr>
+        <w:t xml:space="preserve">all</w:t>
+      </w:r>
+      <w:r>
+        <w:t xml:space="preserve"> </w:t>
+      </w:r>
+      <m:oMath>
+        <m:r>
+          <m:t>k</m:t>
+        </m:r>
+      </m:oMath>
+      <w:r>
+        <w:t xml:space="preserve"> </w:t>
+      </w:r>
+      <w:r>
+        <w:t xml:space="preserve">— which is what the theorem says — we need an argument that does not depend on which</w:t>
+      </w:r>
+      <w:r>
+        <w:t xml:space="preserve"> </w:t>
+      </w:r>
+      <m:oMath>
+        <m:r>
+          <m:t>k</m:t>
+        </m:r>
+      </m:oMath>
+      <w:r>
+        <w:t xml:space="preserve"> </w:t>
+      </w:r>
+      <w:r>
+        <w:t xml:space="preserve">we picked.</w:t>
+      </w:r>
+    </w:p>
+    <w:p>
+      <w:pPr>
+        <w:pStyle w:val="BlockText"/>
+      </w:pPr>
+      <w:r>
+        <w:rPr>
+          <w:bCs/>
+          <w:b/>
+        </w:rPr>
+        <w:t xml:space="preserve">One counterexample can destroy a universal claim outright. No number of confirming examples can establish one.</w:t>
+      </w:r>
+      <w:r>
+        <w:t xml:space="preserve"> </w:t>
+      </w:r>
+      <w:r>
+        <w:t xml:space="preserve">The two directions are not symmetric, and treating them as if they were is one of the most common errors in mathematical reasoning.</w:t>
+      </w:r>
+    </w:p>
+    <w:p>
+      <w:pPr>
+        <w:pStyle w:val="FirstParagraph"/>
+      </w:pPr>
+      <w:r>
+        <w:t xml:space="preserve">So: the eleven checks are the</w:t>
       </w:r>
       <w:r>
         <w:t xml:space="preserve"> </w:t>
@@ -9730,20 +10735,33 @@
           <w:iCs/>
           <w:i/>
         </w:rPr>
-        <w:t xml:space="preserve">warrant</w:t>
+        <w:t xml:space="preserve">evidence</w:t>
+      </w:r>
+      <w:r>
+        <w:t xml:space="preserve">. What follows are the</w:t>
+      </w:r>
+      <w:r>
+        <w:t xml:space="preserve"> </w:t>
+      </w:r>
+      <w:r>
+        <w:rPr>
+          <w:iCs/>
+          <w:i/>
+        </w:rPr>
+        <w:t xml:space="preserve">warrants</w:t>
       </w:r>
       <w:r>
         <w:t xml:space="preserve">.</w:t>
       </w:r>
     </w:p>
-    <w:bookmarkEnd w:id="71"/>
-    <w:bookmarkStart w:id="72" w:name="the-proof"/>
+    <w:bookmarkEnd w:id="68"/>
+    <w:bookmarkStart w:id="69" w:name="first-proof-the-descent-of-degree"/>
     <w:p>
       <w:pPr>
         <w:pStyle w:val="Heading2"/>
       </w:pPr>
       <w:r>
-        <w:t xml:space="preserve">9.4 The proof</w:t>
+        <w:t xml:space="preserve">9.5 First proof — the descent of degree</w:t>
       </w:r>
     </w:p>
     <w:p>
@@ -10925,14 +11943,14 @@
         </m:r>
       </m:oMath>
     </w:p>
-    <w:bookmarkEnd w:id="72"/>
-    <w:bookmarkStart w:id="73" w:name="Xc3098dcd84c7296886c3dcdb224a704ad0223ed"/>
+    <w:bookmarkEnd w:id="69"/>
+    <w:bookmarkStart w:id="70" w:name="Xed2d94d8429e485da60757eb10d5fc5e593134b"/>
     <w:p>
       <w:pPr>
         <w:pStyle w:val="Heading2"/>
       </w:pPr>
       <w:r>
-        <w:t xml:space="preserve">9.5 What the proof tells us that the tables could not</w:t>
+        <w:t xml:space="preserve">9.6 Second proof — by counting, with no algebra at all</w:t>
       </w:r>
     </w:p>
     <w:p>
@@ -10940,74 +11958,258 @@
         <w:pStyle w:val="FirstParagraph"/>
       </w:pPr>
       <w:r>
-        <w:t xml:space="preserve">The proof is not merely a formality confirming what we already believed. It explains</w:t>
-      </w:r>
-      <w:r>
-        <w:t xml:space="preserve"> </w:t>
-      </w:r>
+        <w:t xml:space="preserve">The first proof is about degrees, polynomials, and differencing. Here is a proof of the same result that mentions none of those things.</w:t>
+      </w:r>
+    </w:p>
+    <w:p>
+      <w:pPr>
+        <w:pStyle w:val="BodyText"/>
+      </w:pPr>
+      <w:r>
+        <w:t xml:space="preserve">Start from the collapsed formula of §9.3:</w:t>
+      </w:r>
+    </w:p>
+    <w:p>
+      <w:pPr>
+        <w:pStyle w:val="BodyText"/>
+      </w:pPr>
+      <m:oMathPara>
+        <m:oMathParaPr>
+          <m:jc m:val="center"/>
+        </m:oMathParaPr>
+        <m:oMath>
+          <m:r>
+            <m:t>k</m:t>
+          </m:r>
+          <m:r>
+            <m:rPr>
+              <m:sty m:val="p"/>
+            </m:rPr>
+            <m:t>!</m:t>
+          </m:r>
+          <m:r>
+            <m:t> </m:t>
+          </m:r>
+          <m:limUpp>
+            <m:e>
+              <m:r>
+                <m:rPr>
+                  <m:sty m:val="p"/>
+                </m:rPr>
+                <m:t>=</m:t>
+              </m:r>
+            </m:e>
+            <m:lim>
+              <m:r>
+                <m:rPr>
+                  <m:sty m:val="p"/>
+                </m:rPr>
+                <m:t>?</m:t>
+              </m:r>
+            </m:lim>
+          </m:limUpp>
+          <m:r>
+            <m:t> </m:t>
+          </m:r>
+          <m:nary>
+            <m:naryPr>
+              <m:chr m:val="∑"/>
+              <m:limLoc m:val="undOvr"/>
+              <m:subHide m:val="off"/>
+              <m:supHide m:val="off"/>
+            </m:naryPr>
+            <m:sub>
+              <m:r>
+                <m:t>j</m:t>
+              </m:r>
+              <m:r>
+                <m:rPr>
+                  <m:sty m:val="p"/>
+                </m:rPr>
+                <m:t>=</m:t>
+              </m:r>
+              <m:r>
+                <m:t>0</m:t>
+              </m:r>
+            </m:sub>
+            <m:sup>
+              <m:r>
+                <m:t>k</m:t>
+              </m:r>
+            </m:sup>
+            <m:e>
+              <m:sSup>
+                <m:e>
+                  <m:d>
+                    <m:dPr>
+                      <m:begChr m:val="("/>
+                      <m:endChr m:val=")"/>
+                      <m:sepChr m:val=""/>
+                      <m:grow/>
+                    </m:dPr>
+                    <m:e>
+                      <m:r>
+                        <m:rPr>
+                          <m:sty m:val="p"/>
+                        </m:rPr>
+                        <m:t>−</m:t>
+                      </m:r>
+                      <m:r>
+                        <m:t>1</m:t>
+                      </m:r>
+                    </m:e>
+                  </m:d>
+                </m:e>
+                <m:sup>
+                  <m:r>
+                    <m:t> </m:t>
+                  </m:r>
+                  <m:r>
+                    <m:t>k</m:t>
+                  </m:r>
+                  <m:r>
+                    <m:rPr>
+                      <m:sty m:val="p"/>
+                    </m:rPr>
+                    <m:t>−</m:t>
+                  </m:r>
+                  <m:r>
+                    <m:t>j</m:t>
+                  </m:r>
+                </m:sup>
+              </m:sSup>
+            </m:e>
+          </m:nary>
+          <m:d>
+            <m:dPr>
+              <m:begChr m:val="("/>
+              <m:endChr m:val=")"/>
+              <m:sepChr m:val=""/>
+              <m:grow/>
+            </m:dPr>
+            <m:e>
+              <m:f>
+                <m:fPr>
+                  <m:type m:val="noBar"/>
+                </m:fPr>
+                <m:num>
+                  <m:r>
+                    <m:t>k</m:t>
+                  </m:r>
+                </m:num>
+                <m:den>
+                  <m:r>
+                    <m:t>j</m:t>
+                  </m:r>
+                </m:den>
+              </m:f>
+            </m:e>
+          </m:d>
+          <m:r>
+            <m:t> </m:t>
+          </m:r>
+          <m:sSup>
+            <m:e>
+              <m:r>
+                <m:t>j</m:t>
+              </m:r>
+            </m:e>
+            <m:sup>
+              <m:r>
+                <m:t> </m:t>
+              </m:r>
+              <m:r>
+                <m:t>k</m:t>
+              </m:r>
+            </m:sup>
+          </m:sSup>
+        </m:oMath>
+      </m:oMathPara>
+    </w:p>
+    <w:p>
+      <w:pPr>
+        <w:pStyle w:val="FirstParagraph"/>
+      </w:pPr>
       <w:r>
         <w:rPr>
           <w:bCs/>
           <w:b/>
         </w:rPr>
-        <w:t xml:space="preserve">why</w:t>
-      </w:r>
-      <w:r>
-        <w:t xml:space="preserve"> </w:t>
-      </w:r>
-      <w:r>
-        <w:t xml:space="preserve">the factorial appears, and the explanation is worth stating plainly:</w:t>
-      </w:r>
-    </w:p>
-    <w:p>
-      <w:pPr>
-        <w:pStyle w:val="BlockText"/>
-      </w:pPr>
+        <w:t xml:space="preserve">Read the right-hand side as a counting problem.</w:t>
+      </w:r>
+      <w:r>
+        <w:t xml:space="preserve"> </w:t>
+      </w:r>
+      <w:r>
+        <w:t xml:space="preserve">Suppose you have</w:t>
+      </w:r>
+      <w:r>
+        <w:t xml:space="preserve"> </w:t>
+      </w:r>
+      <m:oMath>
+        <m:r>
+          <m:t>k</m:t>
+        </m:r>
+      </m:oMath>
+      <w:r>
+        <w:t xml:space="preserve"> </w:t>
+      </w:r>
+      <w:r>
+        <w:t xml:space="preserve">distinguishable balls and</w:t>
+      </w:r>
+      <w:r>
+        <w:t xml:space="preserve"> </w:t>
+      </w:r>
+      <m:oMath>
+        <m:r>
+          <m:t>k</m:t>
+        </m:r>
+      </m:oMath>
+      <w:r>
+        <w:t xml:space="preserve"> </w:t>
+      </w:r>
+      <w:r>
+        <w:t xml:space="preserve">distinguishable boxes, and you want to count the arrangements in which</w:t>
+      </w:r>
+      <w:r>
+        <w:t xml:space="preserve"> </w:t>
+      </w:r>
       <w:r>
         <w:rPr>
           <w:bCs/>
           <w:b/>
         </w:rPr>
-        <w:t xml:space="preserve">The factorial is the accumulated bookkeeping of the descent.</w:t>
-      </w:r>
-      <w:r>
-        <w:t xml:space="preserve"> </w:t>
-      </w:r>
-      <w:r>
-        <w:t xml:space="preserve">It is not inserted, chosen, or discovered by search. Each level of the String Tree multiplies by the degree it is currently at, and the factorial is simply the running product of every degree from</w:t>
-      </w:r>
-      <w:r>
-        <w:t xml:space="preserve"> </w:t>
-      </w:r>
-      <m:oMath>
-        <m:r>
-          <m:t>k</m:t>
-        </m:r>
-      </m:oMath>
-      <w:r>
-        <w:t xml:space="preserve"> </w:t>
-      </w:r>
-      <w:r>
-        <w:t xml:space="preserve">down to</w:t>
-      </w:r>
-      <w:r>
-        <w:t xml:space="preserve"> </w:t>
-      </w:r>
-      <m:oMath>
-        <m:r>
-          <m:t>1</m:t>
-        </m:r>
-      </m:oMath>
-      <w:r>
-        <w:t xml:space="preserve">.</w:t>
-      </w:r>
-    </w:p>
-    <w:p>
-      <w:pPr>
-        <w:pStyle w:val="FirstParagraph"/>
-      </w:pPr>
-      <w:r>
-        <w:t xml:space="preserve">This is the discrete counterpart of a fact from calculus — differentiating</w:t>
+        <w:t xml:space="preserve">every box receives at least one ball</w:t>
+      </w:r>
+      <w:r>
+        <w:t xml:space="preserve"> </w:t>
+      </w:r>
+      <w:r>
+        <w:t xml:space="preserve">— that is, the</w:t>
+      </w:r>
+      <w:r>
+        <w:t xml:space="preserve"> </w:t>
+      </w:r>
+      <w:r>
+        <w:rPr>
+          <w:bCs/>
+          <w:b/>
+        </w:rPr>
+        <w:t xml:space="preserve">surjections</w:t>
+      </w:r>
+      <w:r>
+        <w:t xml:space="preserve"> </w:t>
+      </w:r>
+      <w:r>
+        <w:t xml:space="preserve">from the set of balls onto the set of boxes.</w:t>
+      </w:r>
+    </w:p>
+    <w:p>
+      <w:pPr>
+        <w:pStyle w:val="BodyText"/>
+      </w:pPr>
+      <w:r>
+        <w:t xml:space="preserve">Count them by inclusion–exclusion. There are</w:t>
       </w:r>
       <w:r>
         <w:t xml:space="preserve"> </w:t>
@@ -11016,7 +12218,7 @@
         <m:sSup>
           <m:e>
             <m:r>
-              <m:t>x</m:t>
+              <m:t>j</m:t>
             </m:r>
           </m:e>
           <m:sup>
@@ -11030,7 +12232,7 @@
         <w:t xml:space="preserve"> </w:t>
       </w:r>
       <w:r>
-        <w:t xml:space="preserve">repeatedly also produces</w:t>
+        <w:t xml:space="preserve">ways to place</w:t>
       </w:r>
       <w:r>
         <w:t xml:space="preserve"> </w:t>
@@ -11039,306 +12241,31 @@
         <m:r>
           <m:t>k</m:t>
         </m:r>
-        <m:r>
-          <m:rPr>
-            <m:sty m:val="p"/>
-          </m:rPr>
-          <m:t>!</m:t>
-        </m:r>
       </m:oMath>
       <w:r>
         <w:t xml:space="preserve"> </w:t>
       </w:r>
       <w:r>
-        <w:t xml:space="preserve">— and for exactly the same reason.</w:t>
-      </w:r>
-      <w:r>
-        <w:t xml:space="preserve"> </w:t>
-      </w:r>
-      <w:r>
-        <w:rPr>
-          <w:bCs/>
-          <w:b/>
-        </w:rPr>
-        <w:t xml:space="preserve">Differencing is to sequences what differentiating is to curves.</w:t>
-      </w:r>
-    </w:p>
-    <w:p>
-      <w:r>
-        <w:pict>
-          <v:rect style="width:0;height:1.5pt" o:hralign="center" o:hrstd="t" o:hr="t"/>
-        </w:pict>
-      </w:r>
-    </w:p>
-    <w:bookmarkEnd w:id="73"/>
-    <w:bookmarkEnd w:id="74"/>
-    <w:bookmarkStart w:id="79" w:name="the-general-root-law"/>
-    <w:p>
-      <w:pPr>
-        <w:pStyle w:val="Heading1"/>
-      </w:pPr>
-      <w:r>
-        <w:t xml:space="preserve">10. The General Root Law</w:t>
-      </w:r>
-    </w:p>
-    <w:p>
-      <w:pPr>
-        <w:pStyle w:val="FirstParagraph"/>
-      </w:pPr>
-      <w:r>
-        <w:t xml:space="preserve">The Root Theorem as stated applies to the</w:t>
-      </w:r>
-      <w:r>
-        <w:t xml:space="preserve"> </w:t>
-      </w:r>
-      <w:r>
-        <w:rPr>
-          <w:iCs/>
-          <w:i/>
-        </w:rPr>
-        <w:t xml:space="preserve">standard</w:t>
-      </w:r>
-      <w:r>
-        <w:t xml:space="preserve"> </w:t>
-      </w:r>
-      <w:r>
-        <w:t xml:space="preserve">case: monic powers on the regular whole-integer Prime String. What happens when we change those choices?</w:t>
-      </w:r>
-    </w:p>
-    <w:p>
-      <w:pPr>
-        <w:pStyle w:val="BodyText"/>
-      </w:pPr>
-      <w:r>
-        <w:t xml:space="preserve">The answer is clean, and it makes the Root far more useful than a factorial generator.</w:t>
-      </w:r>
-    </w:p>
-    <w:bookmarkStart w:id="75" w:name="three-separate-questions"/>
-    <w:p>
-      <w:pPr>
-        <w:pStyle w:val="Heading2"/>
-      </w:pPr>
-      <w:r>
-        <w:t xml:space="preserve">10.1 Three separate questions</w:t>
-      </w:r>
-    </w:p>
-    <w:p>
-      <w:pPr>
-        <w:pStyle w:val="FirstParagraph"/>
-      </w:pPr>
-      <w:r>
-        <w:rPr>
-          <w:bCs/>
-          <w:b/>
-        </w:rPr>
-        <w:t xml:space="preserve">Question 1 — Does the starting point matter?</w:t>
-      </w:r>
-    </w:p>
-    <w:p>
-      <w:pPr>
-        <w:pStyle w:val="BodyText"/>
-      </w:pPr>
-      <w:r>
-        <w:t xml:space="preserve">Take</w:t>
+        <w:t xml:space="preserve">balls into a chosen subset of</w:t>
       </w:r>
       <w:r>
         <w:t xml:space="preserve"> </w:t>
       </w:r>
       <m:oMath>
         <m:r>
-          <m:t>k</m:t>
-        </m:r>
-        <m:r>
-          <m:rPr>
-            <m:sty m:val="p"/>
-          </m:rPr>
-          <m:t>=</m:t>
-        </m:r>
-        <m:r>
-          <m:t>3</m:t>
+          <m:t>j</m:t>
         </m:r>
       </m:oMath>
       <w:r>
         <w:t xml:space="preserve"> </w:t>
       </w:r>
       <w:r>
-        <w:t xml:space="preserve">but start the Prime String at</w:t>
+        <w:t xml:space="preserve">boxes with no restriction; there are</w:t>
       </w:r>
       <w:r>
         <w:t xml:space="preserve"> </w:t>
       </w:r>
       <m:oMath>
-        <m:r>
-          <m:t>n</m:t>
-        </m:r>
-        <m:r>
-          <m:rPr>
-            <m:sty m:val="p"/>
-          </m:rPr>
-          <m:t>=</m:t>
-        </m:r>
-        <m:r>
-          <m:t>2</m:t>
-        </m:r>
-      </m:oMath>
-      <w:r>
-        <w:t xml:space="preserve"> </w:t>
-      </w:r>
-      <w:r>
-        <w:t xml:space="preserve">instead of</w:t>
-      </w:r>
-      <w:r>
-        <w:t xml:space="preserve"> </w:t>
-      </w:r>
-      <m:oMath>
-        <m:r>
-          <m:t>n</m:t>
-        </m:r>
-        <m:r>
-          <m:rPr>
-            <m:sty m:val="p"/>
-          </m:rPr>
-          <m:t>=</m:t>
-        </m:r>
-        <m:r>
-          <m:t>0</m:t>
-        </m:r>
-      </m:oMath>
-      <w:r>
-        <w:t xml:space="preserve">:</w:t>
-      </w:r>
-    </w:p>
-    <w:p>
-      <w:pPr>
-        <w:pStyle w:val="SourceCode"/>
-      </w:pPr>
-      <w:r>
-        <w:rPr>
-          <w:rStyle w:val="VerbatimChar"/>
-        </w:rPr>
-        <w:t xml:space="preserve">B     8   27   64  125  216</w:t>
-      </w:r>
-      <w:r>
-        <w:br/>
-      </w:r>
-      <w:r>
-        <w:rPr>
-          <w:rStyle w:val="VerbatimChar"/>
-        </w:rPr>
-        <w:t xml:space="preserve">1S      19   37   61   91</w:t>
-      </w:r>
-      <w:r>
-        <w:br/>
-      </w:r>
-      <w:r>
-        <w:rPr>
-          <w:rStyle w:val="VerbatimChar"/>
-        </w:rPr>
-        <w:t xml:space="preserve">2S         18   24   30</w:t>
-      </w:r>
-      <w:r>
-        <w:br/>
-      </w:r>
-      <w:r>
-        <w:rPr>
-          <w:rStyle w:val="VerbatimChar"/>
-        </w:rPr>
-        <w:t xml:space="preserve">3S             6    6          &lt;- ROOT = 6, unchanged</w:t>
-      </w:r>
-    </w:p>
-    <w:p>
-      <w:pPr>
-        <w:pStyle w:val="FirstParagraph"/>
-      </w:pPr>
-      <w:r>
-        <w:rPr>
-          <w:bCs/>
-          <w:b/>
-        </w:rPr>
-        <w:t xml:space="preserve">No.</w:t>
-      </w:r>
-      <w:r>
-        <w:t xml:space="preserve"> </w:t>
-      </w:r>
-      <w:r>
-        <w:t xml:space="preserve">The Root is unchanged. Shifting the seed does not affect it.</w:t>
-      </w:r>
-    </w:p>
-    <w:p>
-      <w:pPr>
-        <w:pStyle w:val="BodyText"/>
-      </w:pPr>
-      <w:r>
-        <w:rPr>
-          <w:bCs/>
-          <w:b/>
-        </w:rPr>
-        <w:t xml:space="preserve">Question 2 — Does the step size matter?</w:t>
-      </w:r>
-    </w:p>
-    <w:p>
-      <w:pPr>
-        <w:pStyle w:val="BodyText"/>
-      </w:pPr>
-      <w:r>
-        <w:t xml:space="preserve">Take</w:t>
-      </w:r>
-      <w:r>
-        <w:t xml:space="preserve"> </w:t>
-      </w:r>
-      <m:oMath>
-        <m:r>
-          <m:t>k</m:t>
-        </m:r>
-        <m:r>
-          <m:rPr>
-            <m:sty m:val="p"/>
-          </m:rPr>
-          <m:t>=</m:t>
-        </m:r>
-        <m:r>
-          <m:t>3</m:t>
-        </m:r>
-      </m:oMath>
-      <w:r>
-        <w:t xml:space="preserve"> </w:t>
-      </w:r>
-      <w:r>
-        <w:t xml:space="preserve">with a Prime String stepping by</w:t>
-      </w:r>
-      <w:r>
-        <w:t xml:space="preserve"> </w:t>
-      </w:r>
-      <m:oMath>
-        <m:r>
-          <m:t>d</m:t>
-        </m:r>
-        <m:r>
-          <m:rPr>
-            <m:sty m:val="p"/>
-          </m:rPr>
-          <m:t>=</m:t>
-        </m:r>
-        <m:r>
-          <m:t>2</m:t>
-        </m:r>
-      </m:oMath>
-      <w:r>
-        <w:t xml:space="preserve">, so</w:t>
-      </w:r>
-      <w:r>
-        <w:t xml:space="preserve"> </w:t>
-      </w:r>
-      <m:oMath>
-        <m:r>
-          <m:t>P</m:t>
-        </m:r>
-        <m:r>
-          <m:rPr>
-            <m:sty m:val="p"/>
-          </m:rPr>
-          <m:t>=</m:t>
-        </m:r>
         <m:d>
           <m:dPr>
             <m:begChr m:val="("/>
@@ -11347,45 +12274,21 @@
             <m:grow/>
           </m:dPr>
           <m:e>
-            <m:r>
-              <m:t>0</m:t>
-            </m:r>
-            <m:r>
-              <m:rPr>
-                <m:sty m:val="p"/>
-              </m:rPr>
-              <m:t>,</m:t>
-            </m:r>
-            <m:r>
-              <m:t>2</m:t>
-            </m:r>
-            <m:r>
-              <m:rPr>
-                <m:sty m:val="p"/>
-              </m:rPr>
-              <m:t>,</m:t>
-            </m:r>
-            <m:r>
-              <m:t>4</m:t>
-            </m:r>
-            <m:r>
-              <m:rPr>
-                <m:sty m:val="p"/>
-              </m:rPr>
-              <m:t>,</m:t>
-            </m:r>
-            <m:r>
-              <m:t>6</m:t>
-            </m:r>
-            <m:r>
-              <m:rPr>
-                <m:sty m:val="p"/>
-              </m:rPr>
-              <m:t>,</m:t>
-            </m:r>
-            <m:r>
-              <m:t>8</m:t>
-            </m:r>
+            <m:f>
+              <m:fPr>
+                <m:type m:val="noBar"/>
+              </m:fPr>
+              <m:num>
+                <m:r>
+                  <m:t>k</m:t>
+                </m:r>
+              </m:num>
+              <m:den>
+                <m:r>
+                  <m:t>j</m:t>
+                </m:r>
+              </m:den>
+            </m:f>
           </m:e>
         </m:d>
       </m:oMath>
@@ -11393,14 +12296,1141 @@
         <w:t xml:space="preserve"> </w:t>
       </w:r>
       <w:r>
-        <w:t xml:space="preserve">and</w:t>
+        <w:t xml:space="preserve">ways to choose which</w:t>
       </w:r>
       <w:r>
         <w:t xml:space="preserve"> </w:t>
       </w:r>
       <m:oMath>
         <m:r>
-          <m:t>B</m:t>
+          <m:t>j</m:t>
+        </m:r>
+      </m:oMath>
+      <w:r>
+        <w:t xml:space="preserve"> </w:t>
+      </w:r>
+      <w:r>
+        <w:t xml:space="preserve">boxes; and the alternating signs remove the arrangements that miss one or more boxes. The result is exactly the sum above.</w:t>
+      </w:r>
+    </w:p>
+    <w:p>
+      <w:pPr>
+        <w:pStyle w:val="BodyText"/>
+      </w:pPr>
+      <w:r>
+        <w:rPr>
+          <w:bCs/>
+          <w:b/>
+        </w:rPr>
+        <w:t xml:space="preserve">Now count the same thing directly.</w:t>
+      </w:r>
+      <w:r>
+        <w:t xml:space="preserve"> </w:t>
+      </w:r>
+      <w:r>
+        <w:t xml:space="preserve">We have</w:t>
+      </w:r>
+      <w:r>
+        <w:t xml:space="preserve"> </w:t>
+      </w:r>
+      <m:oMath>
+        <m:r>
+          <m:t>k</m:t>
+        </m:r>
+      </m:oMath>
+      <w:r>
+        <w:t xml:space="preserve"> </w:t>
+      </w:r>
+      <w:r>
+        <w:t xml:space="preserve">balls and</w:t>
+      </w:r>
+      <w:r>
+        <w:t xml:space="preserve"> </w:t>
+      </w:r>
+      <m:oMath>
+        <m:r>
+          <m:t>k</m:t>
+        </m:r>
+      </m:oMath>
+      <w:r>
+        <w:t xml:space="preserve"> </w:t>
+      </w:r>
+      <w:r>
+        <w:t xml:space="preserve">boxes, every box must receive at least one ball, and there are only</w:t>
+      </w:r>
+      <w:r>
+        <w:t xml:space="preserve"> </w:t>
+      </w:r>
+      <m:oMath>
+        <m:r>
+          <m:t>k</m:t>
+        </m:r>
+      </m:oMath>
+      <w:r>
+        <w:t xml:space="preserve"> </w:t>
+      </w:r>
+      <w:r>
+        <w:t xml:space="preserve">balls to go round. So</w:t>
+      </w:r>
+      <w:r>
+        <w:t xml:space="preserve"> </w:t>
+      </w:r>
+      <w:r>
+        <w:rPr>
+          <w:bCs/>
+          <w:b/>
+        </w:rPr>
+        <w:t xml:space="preserve">every box receives exactly one ball</w:t>
+      </w:r>
+      <w:r>
+        <w:t xml:space="preserve"> </w:t>
+      </w:r>
+      <w:r>
+        <w:t xml:space="preserve">— the arrangement is a one-to-one pairing of balls with boxes.</w:t>
+      </w:r>
+    </w:p>
+    <w:p>
+      <w:pPr>
+        <w:pStyle w:val="BodyText"/>
+      </w:pPr>
+      <w:r>
+        <w:t xml:space="preserve">The number of ways to pair</w:t>
+      </w:r>
+      <w:r>
+        <w:t xml:space="preserve"> </w:t>
+      </w:r>
+      <m:oMath>
+        <m:r>
+          <m:t>k</m:t>
+        </m:r>
+      </m:oMath>
+      <w:r>
+        <w:t xml:space="preserve"> </w:t>
+      </w:r>
+      <w:r>
+        <w:t xml:space="preserve">distinguishable objects one-to-one with</w:t>
+      </w:r>
+      <w:r>
+        <w:t xml:space="preserve"> </w:t>
+      </w:r>
+      <m:oMath>
+        <m:r>
+          <m:t>k</m:t>
+        </m:r>
+      </m:oMath>
+      <w:r>
+        <w:t xml:space="preserve"> </w:t>
+      </w:r>
+      <w:r>
+        <w:t xml:space="preserve">distinguishable places is</w:t>
+      </w:r>
+    </w:p>
+    <w:p>
+      <w:pPr>
+        <w:pStyle w:val="BodyText"/>
+      </w:pPr>
+      <m:oMathPara>
+        <m:oMathParaPr>
+          <m:jc m:val="center"/>
+        </m:oMathParaPr>
+        <m:oMath>
+          <m:r>
+            <m:t>k</m:t>
+          </m:r>
+          <m:r>
+            <m:rPr>
+              <m:sty m:val="p"/>
+            </m:rPr>
+            <m:t>×</m:t>
+          </m:r>
+          <m:d>
+            <m:dPr>
+              <m:begChr m:val="("/>
+              <m:endChr m:val=")"/>
+              <m:sepChr m:val=""/>
+              <m:grow/>
+            </m:dPr>
+            <m:e>
+              <m:r>
+                <m:t>k</m:t>
+              </m:r>
+              <m:r>
+                <m:rPr>
+                  <m:sty m:val="p"/>
+                </m:rPr>
+                <m:t>−</m:t>
+              </m:r>
+              <m:r>
+                <m:t>1</m:t>
+              </m:r>
+            </m:e>
+          </m:d>
+          <m:r>
+            <m:rPr>
+              <m:sty m:val="p"/>
+            </m:rPr>
+            <m:t>×</m:t>
+          </m:r>
+          <m:d>
+            <m:dPr>
+              <m:begChr m:val="("/>
+              <m:endChr m:val=")"/>
+              <m:sepChr m:val=""/>
+              <m:grow/>
+            </m:dPr>
+            <m:e>
+              <m:r>
+                <m:t>k</m:t>
+              </m:r>
+              <m:r>
+                <m:rPr>
+                  <m:sty m:val="p"/>
+                </m:rPr>
+                <m:t>−</m:t>
+              </m:r>
+              <m:r>
+                <m:t>2</m:t>
+              </m:r>
+            </m:e>
+          </m:d>
+          <m:r>
+            <m:rPr>
+              <m:sty m:val="p"/>
+            </m:rPr>
+            <m:t>×</m:t>
+          </m:r>
+          <m:r>
+            <m:rPr>
+              <m:sty m:val="p"/>
+            </m:rPr>
+            <m:t>⋯</m:t>
+          </m:r>
+          <m:r>
+            <m:rPr>
+              <m:sty m:val="p"/>
+            </m:rPr>
+            <m:t>×</m:t>
+          </m:r>
+          <m:r>
+            <m:t>1</m:t>
+          </m:r>
+          <m:r>
+            <m:t> </m:t>
+          </m:r>
+          <m:r>
+            <m:rPr>
+              <m:sty m:val="p"/>
+            </m:rPr>
+            <m:t>=</m:t>
+          </m:r>
+          <m:r>
+            <m:t> </m:t>
+          </m:r>
+          <m:r>
+            <m:t>k</m:t>
+          </m:r>
+          <m:r>
+            <m:rPr>
+              <m:sty m:val="p"/>
+            </m:rPr>
+            <m:t>!</m:t>
+          </m:r>
+        </m:oMath>
+      </m:oMathPara>
+    </w:p>
+    <w:p>
+      <w:pPr>
+        <w:pStyle w:val="FirstParagraph"/>
+      </w:pPr>
+      <w:r>
+        <w:t xml:space="preserve">Both counts describe the same set of arrangements, so they are equal.</w:t>
+      </w:r>
+      <w:r>
+        <w:t xml:space="preserve"> </w:t>
+      </w:r>
+      <m:oMath>
+        <m:r>
+          <m:rPr>
+            <m:sty m:val="p"/>
+          </m:rPr>
+          <m:t>◼</m:t>
+        </m:r>
+      </m:oMath>
+    </w:p>
+    <w:p>
+      <w:pPr>
+        <w:pStyle w:val="BodyText"/>
+      </w:pPr>
+      <w:r>
+        <w:rPr>
+          <w:bCs/>
+          <w:b/>
+        </w:rPr>
+        <w:t xml:space="preserve">Notice what this proof never used:</w:t>
+      </w:r>
+      <w:r>
+        <w:t xml:space="preserve"> </w:t>
+      </w:r>
+      <w:r>
+        <w:t xml:space="preserve">no binomial theorem, no notion of polynomial degree, no differencing, no String Tree. It arrives at the same value by counting arrangements of balls in boxes.</w:t>
+      </w:r>
+    </w:p>
+    <w:bookmarkEnd w:id="70"/>
+    <w:bookmarkStart w:id="72" w:name="Xb577ec704e0f8f17ceeecbbf267d2662b390b86"/>
+    <w:p>
+      <w:pPr>
+        <w:pStyle w:val="Heading2"/>
+      </w:pPr>
+      <w:r>
+        <w:t xml:space="preserve">9.7 What</w:t>
+      </w:r>
+      <w:r>
+        <w:t xml:space="preserve"> </w:t>
+      </w:r>
+      <w:r>
+        <w:t xml:space="preserve">“</w:t>
+      </w:r>
+      <w:r>
+        <w:t xml:space="preserve">independent</w:t>
+      </w:r>
+      <w:r>
+        <w:t xml:space="preserve">”</w:t>
+      </w:r>
+      <w:r>
+        <w:t xml:space="preserve"> </w:t>
+      </w:r>
+      <w:r>
+        <w:t xml:space="preserve">means — and a caution about counting your own checks</w:t>
+      </w:r>
+    </w:p>
+    <w:p>
+      <w:pPr>
+        <w:pStyle w:val="FirstParagraph"/>
+      </w:pPr>
+      <w:r>
+        <w:t xml:space="preserve">It is natural to want several confirmations of an important result, and natural to feel more confident as the number grows. But</w:t>
+      </w:r>
+      <w:r>
+        <w:t xml:space="preserve"> </w:t>
+      </w:r>
+      <w:r>
+        <w:rPr>
+          <w:bCs/>
+          <w:b/>
+        </w:rPr>
+        <w:t xml:space="preserve">confirmations only add confidence when they are genuinely independent, and independence is easy to overestimate.</w:t>
+      </w:r>
+    </w:p>
+    <w:p>
+      <w:pPr>
+        <w:pStyle w:val="BodyText"/>
+      </w:pPr>
+      <w:r>
+        <w:t xml:space="preserve">While preparing this module, four separate proofs of the Root Theorem were assembled: the descent of degree (§9.5); an argument using a change of basis into falling products; an argument using operator algebra on the difference operator; and the counting argument (§9.6).</w:t>
+      </w:r>
+    </w:p>
+    <w:p>
+      <w:pPr>
+        <w:pStyle w:val="BodyText"/>
+      </w:pPr>
+      <w:r>
+        <w:rPr>
+          <w:bCs/>
+          <w:b/>
+        </w:rPr>
+        <w:t xml:space="preserve">On inspection, the first three are not independent of one another.</w:t>
+      </w:r>
+      <w:r>
+        <w:t xml:space="preserve"> </w:t>
+      </w:r>
+      <w:r>
+        <w:t xml:space="preserve">All three rest on the same underlying fact — how the difference operator behaves on polynomials — dressed in three different notations. If that underlying fact had been misunderstood,</w:t>
+      </w:r>
+      <w:r>
+        <w:t xml:space="preserve"> </w:t>
+      </w:r>
+      <w:r>
+        <w:rPr>
+          <w:bCs/>
+          <w:b/>
+        </w:rPr>
+        <w:t xml:space="preserve">all three would have been wrong together</w:t>
+      </w:r>
+      <w:r>
+        <w:t xml:space="preserve">, and their agreement would have looked like strong corroboration while providing almost none.</w:t>
+      </w:r>
+    </w:p>
+    <w:p>
+      <w:pPr>
+        <w:pStyle w:val="BodyText"/>
+      </w:pPr>
+      <w:r>
+        <w:rPr>
+          <w:bCs/>
+          <w:b/>
+        </w:rPr>
+        <w:t xml:space="preserve">Only the counting proof asks a genuinely different question.</w:t>
+      </w:r>
+      <w:r>
+        <w:t xml:space="preserve"> </w:t>
+      </w:r>
+      <w:r>
+        <w:t xml:space="preserve">So the honest count is</w:t>
+      </w:r>
+      <w:r>
+        <w:t xml:space="preserve"> </w:t>
+      </w:r>
+      <w:r>
+        <w:rPr>
+          <w:bCs/>
+          <w:b/>
+        </w:rPr>
+        <w:t xml:space="preserve">two</w:t>
+      </w:r>
+      <w:r>
+        <w:t xml:space="preserve"> </w:t>
+      </w:r>
+      <w:r>
+        <w:t xml:space="preserve">independent proofs, not four.</w:t>
+      </w:r>
+    </w:p>
+    <w:p>
+      <w:pPr>
+        <w:pStyle w:val="Heading3"/>
+      </w:pPr>
+      <w:bookmarkStart w:id="71" w:name="Xf80647f7b32c0e5d90e90ed3c311f0022df2d4e"/>
+      <w:r>
+        <w:t xml:space="preserve">The rule worth carrying out of this module</w:t>
+      </w:r>
+      <w:bookmarkEnd w:id="71"/>
+    </w:p>
+    <w:p>
+      <w:pPr>
+        <w:pStyle w:val="BlockText"/>
+      </w:pPr>
+      <w:r>
+        <w:rPr>
+          <w:bCs/>
+          <w:b/>
+        </w:rPr>
+        <w:t xml:space="preserve">Verification must vary the</w:t>
+      </w:r>
+      <w:r>
+        <w:rPr>
+          <w:bCs/>
+          <w:b/>
+        </w:rPr>
+        <w:t xml:space="preserve"> </w:t>
+      </w:r>
+      <w:r>
+        <w:rPr>
+          <w:iCs/>
+          <w:i/>
+          <w:bCs/>
+          <w:b/>
+        </w:rPr>
+        <w:t xml:space="preserve">question</w:t>
+      </w:r>
+      <w:r>
+        <w:rPr>
+          <w:bCs/>
+          <w:b/>
+        </w:rPr>
+        <w:t xml:space="preserve">, not merely the</w:t>
+      </w:r>
+      <w:r>
+        <w:rPr>
+          <w:bCs/>
+          <w:b/>
+        </w:rPr>
+        <w:t xml:space="preserve"> </w:t>
+      </w:r>
+      <w:r>
+        <w:rPr>
+          <w:iCs/>
+          <w:i/>
+          <w:bCs/>
+          <w:b/>
+        </w:rPr>
+        <w:t xml:space="preserve">method</w:t>
+      </w:r>
+      <w:r>
+        <w:rPr>
+          <w:bCs/>
+          <w:b/>
+        </w:rPr>
+        <w:t xml:space="preserve">.</w:t>
+      </w:r>
+      <w:r>
+        <w:t xml:space="preserve"> </w:t>
+      </w:r>
+      <w:r>
+        <w:t xml:space="preserve">Two calculations that share an unexamined assumption will agree with each other whether or not that assumption is true. When you check your own work, ask:</w:t>
+      </w:r>
+      <w:r>
+        <w:t xml:space="preserve"> </w:t>
+      </w:r>
+      <w:r>
+        <w:rPr>
+          <w:iCs/>
+          <w:i/>
+        </w:rPr>
+        <w:t xml:space="preserve">if I were wrong about the thing I am most confident in, would this second check notice?</w:t>
+      </w:r>
+    </w:p>
+    <w:p>
+      <w:pPr>
+        <w:pStyle w:val="FirstParagraph"/>
+      </w:pPr>
+      <w:r>
+        <w:t xml:space="preserve">This is why §9.3 used a collapsed sum rather than a seventh table, and why §9.6 exists alongside §9.5.</w:t>
+      </w:r>
+    </w:p>
+    <w:bookmarkEnd w:id="72"/>
+    <w:bookmarkStart w:id="73" w:name="X0fd450db033623230f20a05e8da7195a618c464"/>
+    <w:p>
+      <w:pPr>
+        <w:pStyle w:val="Heading2"/>
+      </w:pPr>
+      <w:r>
+        <w:t xml:space="preserve">9.8 What the proofs tell us that the tables could not</w:t>
+      </w:r>
+    </w:p>
+    <w:p>
+      <w:pPr>
+        <w:pStyle w:val="FirstParagraph"/>
+      </w:pPr>
+      <w:r>
+        <w:t xml:space="preserve">The proofs are not merely formalities confirming what we already believed. They explain</w:t>
+      </w:r>
+      <w:r>
+        <w:t xml:space="preserve"> </w:t>
+      </w:r>
+      <w:r>
+        <w:rPr>
+          <w:bCs/>
+          <w:b/>
+        </w:rPr>
+        <w:t xml:space="preserve">why</w:t>
+      </w:r>
+      <w:r>
+        <w:t xml:space="preserve"> </w:t>
+      </w:r>
+      <w:r>
+        <w:t xml:space="preserve">the factorial appears, and the explanations are worth stating plainly.</w:t>
+      </w:r>
+    </w:p>
+    <w:p>
+      <w:pPr>
+        <w:pStyle w:val="BodyText"/>
+      </w:pPr>
+      <w:r>
+        <w:t xml:space="preserve">From the first proof:</w:t>
+      </w:r>
+    </w:p>
+    <w:p>
+      <w:pPr>
+        <w:pStyle w:val="BlockText"/>
+      </w:pPr>
+      <w:r>
+        <w:rPr>
+          <w:bCs/>
+          <w:b/>
+        </w:rPr>
+        <w:t xml:space="preserve">The factorial is the accumulated bookkeeping of the descent.</w:t>
+      </w:r>
+      <w:r>
+        <w:t xml:space="preserve"> </w:t>
+      </w:r>
+      <w:r>
+        <w:t xml:space="preserve">It is not inserted, chosen, or discovered by search. Each level of the String Tree multiplies by the degree it is currently at, and the factorial is simply the running product of every degree from</w:t>
+      </w:r>
+      <w:r>
+        <w:t xml:space="preserve"> </w:t>
+      </w:r>
+      <m:oMath>
+        <m:r>
+          <m:t>k</m:t>
+        </m:r>
+      </m:oMath>
+      <w:r>
+        <w:t xml:space="preserve"> </w:t>
+      </w:r>
+      <w:r>
+        <w:t xml:space="preserve">down to</w:t>
+      </w:r>
+      <w:r>
+        <w:t xml:space="preserve"> </w:t>
+      </w:r>
+      <m:oMath>
+        <m:r>
+          <m:t>1</m:t>
+        </m:r>
+      </m:oMath>
+      <w:r>
+        <w:t xml:space="preserve">.</w:t>
+      </w:r>
+    </w:p>
+    <w:p>
+      <w:pPr>
+        <w:pStyle w:val="FirstParagraph"/>
+      </w:pPr>
+      <w:r>
+        <w:t xml:space="preserve">This is the discrete counterpart of a fact from calculus — differentiating</w:t>
+      </w:r>
+      <w:r>
+        <w:t xml:space="preserve"> </w:t>
+      </w:r>
+      <m:oMath>
+        <m:sSup>
+          <m:e>
+            <m:r>
+              <m:t>x</m:t>
+            </m:r>
+          </m:e>
+          <m:sup>
+            <m:r>
+              <m:t>k</m:t>
+            </m:r>
+          </m:sup>
+        </m:sSup>
+      </m:oMath>
+      <w:r>
+        <w:t xml:space="preserve"> </w:t>
+      </w:r>
+      <w:r>
+        <w:t xml:space="preserve">repeatedly also produces</w:t>
+      </w:r>
+      <w:r>
+        <w:t xml:space="preserve"> </w:t>
+      </w:r>
+      <m:oMath>
+        <m:r>
+          <m:t>k</m:t>
+        </m:r>
+        <m:r>
+          <m:rPr>
+            <m:sty m:val="p"/>
+          </m:rPr>
+          <m:t>!</m:t>
+        </m:r>
+      </m:oMath>
+      <w:r>
+        <w:t xml:space="preserve"> </w:t>
+      </w:r>
+      <w:r>
+        <w:t xml:space="preserve">— and for exactly the same reason.</w:t>
+      </w:r>
+      <w:r>
+        <w:t xml:space="preserve"> </w:t>
+      </w:r>
+      <w:r>
+        <w:rPr>
+          <w:bCs/>
+          <w:b/>
+        </w:rPr>
+        <w:t xml:space="preserve">Differencing is to sequences what differentiating is to curves.</w:t>
+      </w:r>
+    </w:p>
+    <w:p>
+      <w:pPr>
+        <w:pStyle w:val="BodyText"/>
+      </w:pPr>
+      <w:r>
+        <w:t xml:space="preserve">From the second proof:</w:t>
+      </w:r>
+    </w:p>
+    <w:p>
+      <w:pPr>
+        <w:pStyle w:val="BlockText"/>
+      </w:pPr>
+      <w:r>
+        <w:rPr>
+          <w:bCs/>
+          <w:b/>
+        </w:rPr>
+        <w:t xml:space="preserve">The factorial is the number of ways to match</w:t>
+      </w:r>
+      <w:r>
+        <w:rPr>
+          <w:bCs/>
+          <w:b/>
+        </w:rPr>
+        <w:t xml:space="preserve"> </w:t>
+      </w:r>
+      <m:oMath>
+        <m:r>
+          <m:t>k</m:t>
+        </m:r>
+      </m:oMath>
+      <w:r>
+        <w:rPr>
+          <w:bCs/>
+          <w:b/>
+        </w:rPr>
+        <w:t xml:space="preserve"> </w:t>
+      </w:r>
+      <w:r>
+        <w:rPr>
+          <w:bCs/>
+          <w:b/>
+        </w:rPr>
+        <w:t xml:space="preserve">things to</w:t>
+      </w:r>
+      <w:r>
+        <w:rPr>
+          <w:bCs/>
+          <w:b/>
+        </w:rPr>
+        <w:t xml:space="preserve"> </w:t>
+      </w:r>
+      <m:oMath>
+        <m:r>
+          <m:t>k</m:t>
+        </m:r>
+      </m:oMath>
+      <w:r>
+        <w:rPr>
+          <w:bCs/>
+          <w:b/>
+        </w:rPr>
+        <w:t xml:space="preserve"> </w:t>
+      </w:r>
+      <w:r>
+        <w:rPr>
+          <w:bCs/>
+          <w:b/>
+        </w:rPr>
+        <w:t xml:space="preserve">places.</w:t>
+      </w:r>
+      <w:r>
+        <w:t xml:space="preserve"> </w:t>
+      </w:r>
+      <w:r>
+        <w:t xml:space="preserve">The String Tree, differenced to its Root, is counting bijections.</w:t>
+      </w:r>
+    </w:p>
+    <w:p>
+      <w:pPr>
+        <w:pStyle w:val="FirstParagraph"/>
+      </w:pPr>
+      <w:r>
+        <w:t xml:space="preserve">That two such different descriptions land on the same number is not a coincidence to be explained away. It is a sign that the Root is a natural object rather than an artefact of one construction.</w:t>
+      </w:r>
+    </w:p>
+    <w:p>
+      <w:r>
+        <w:pict>
+          <v:rect style="width:0;height:1.5pt" o:hralign="center" o:hrstd="t" o:hr="t"/>
+        </w:pict>
+      </w:r>
+    </w:p>
+    <w:bookmarkEnd w:id="73"/>
+    <w:bookmarkEnd w:id="74"/>
+    <w:bookmarkStart w:id="79" w:name="beyond-the-standard-power-base"/>
+    <w:p>
+      <w:pPr>
+        <w:pStyle w:val="Heading1"/>
+      </w:pPr>
+      <w:r>
+        <w:t xml:space="preserve">10. Beyond the Standard Power Base</w:t>
+      </w:r>
+    </w:p>
+    <w:p>
+      <w:pPr>
+        <w:pStyle w:val="FirstParagraph"/>
+      </w:pPr>
+      <w:r>
+        <w:rPr>
+          <w:bCs/>
+          <w:b/>
+        </w:rPr>
+        <w:t xml:space="preserve">§9 is complete as it stands.</w:t>
+      </w:r>
+      <w:r>
+        <w:t xml:space="preserve"> </w:t>
+      </w:r>
+      <w:r>
+        <w:t xml:space="preserve">The Root Theorem holds for every order</w:t>
+      </w:r>
+      <w:r>
+        <w:t xml:space="preserve"> </w:t>
+      </w:r>
+      <m:oMath>
+        <m:r>
+          <m:t>k</m:t>
+        </m:r>
+      </m:oMath>
+      <w:r>
+        <w:t xml:space="preserve">, with no qualifications, and nothing in this section weakens it.</w:t>
+      </w:r>
+    </w:p>
+    <w:p>
+      <w:pPr>
+        <w:pStyle w:val="BodyText"/>
+      </w:pPr>
+      <w:r>
+        <w:t xml:space="preserve">This section asks a</w:t>
+      </w:r>
+      <w:r>
+        <w:t xml:space="preserve"> </w:t>
+      </w:r>
+      <w:r>
+        <w:rPr>
+          <w:bCs/>
+          <w:b/>
+        </w:rPr>
+        <w:t xml:space="preserve">different question</w:t>
+      </w:r>
+      <w:r>
+        <w:t xml:space="preserve">: not</w:t>
+      </w:r>
+      <w:r>
+        <w:t xml:space="preserve"> </w:t>
+      </w:r>
+      <w:r>
+        <w:rPr>
+          <w:iCs/>
+          <w:i/>
+        </w:rPr>
+        <w:t xml:space="preserve">“</w:t>
+      </w:r>
+      <w:r>
+        <w:rPr>
+          <w:iCs/>
+          <w:i/>
+        </w:rPr>
+        <w:t xml:space="preserve">what happens at other orders?</w:t>
+      </w:r>
+      <w:r>
+        <w:rPr>
+          <w:iCs/>
+          <w:i/>
+        </w:rPr>
+        <w:t xml:space="preserve">”</w:t>
+      </w:r>
+      <w:r>
+        <w:t xml:space="preserve"> </w:t>
+      </w:r>
+      <w:r>
+        <w:t xml:space="preserve">— that is settled — but</w:t>
+      </w:r>
+      <w:r>
+        <w:t xml:space="preserve"> </w:t>
+      </w:r>
+      <w:r>
+        <w:rPr>
+          <w:iCs/>
+          <w:i/>
+        </w:rPr>
+        <w:t xml:space="preserve">“</w:t>
+      </w:r>
+      <w:r>
+        <w:rPr>
+          <w:iCs/>
+          <w:i/>
+        </w:rPr>
+        <w:t xml:space="preserve">what happens if we leave the Standard Power Base altogether?</w:t>
+      </w:r>
+      <w:r>
+        <w:rPr>
+          <w:iCs/>
+          <w:i/>
+        </w:rPr>
+        <w:t xml:space="preserve">”</w:t>
+      </w:r>
+    </w:p>
+    <w:p>
+      <w:pPr>
+        <w:pStyle w:val="BodyText"/>
+      </w:pPr>
+      <w:r>
+        <w:t xml:space="preserve">Recall from §2.1 and §4.2 that a Base String is specified by</w:t>
+      </w:r>
+      <w:r>
+        <w:t xml:space="preserve"> </w:t>
+      </w:r>
+      <w:r>
+        <w:rPr>
+          <w:bCs/>
+          <w:b/>
+        </w:rPr>
+        <w:t xml:space="preserve">two</w:t>
+      </w:r>
+      <w:r>
+        <w:t xml:space="preserve"> </w:t>
+      </w:r>
+      <w:r>
+        <w:t xml:space="preserve">independent pieces of information: the order</w:t>
+      </w:r>
+      <w:r>
+        <w:t xml:space="preserve"> </w:t>
+      </w:r>
+      <m:oMath>
+        <m:r>
+          <m:t>k</m:t>
+        </m:r>
+      </m:oMath>
+      <w:r>
+        <w:t xml:space="preserve">, and the Prime-generating function</w:t>
+      </w:r>
+      <w:r>
+        <w:t xml:space="preserve"> </w:t>
+      </w:r>
+      <m:oMath>
+        <m:r>
+          <m:t>f</m:t>
+        </m:r>
+      </m:oMath>
+      <w:r>
+        <w:t xml:space="preserve">. §9 varied</w:t>
+      </w:r>
+      <w:r>
+        <w:t xml:space="preserve"> </w:t>
+      </w:r>
+      <m:oMath>
+        <m:r>
+          <m:t>k</m:t>
+        </m:r>
+      </m:oMath>
+      <w:r>
+        <w:t xml:space="preserve"> </w:t>
+      </w:r>
+      <w:r>
+        <w:t xml:space="preserve">while holding the Standard Power Base fixed. Here we vary the other things.</w:t>
+      </w:r>
+    </w:p>
+    <w:p>
+      <w:pPr>
+        <w:pStyle w:val="BodyText"/>
+      </w:pPr>
+      <w:r>
+        <w:rPr>
+          <w:bCs/>
+          <w:b/>
+        </w:rPr>
+        <w:t xml:space="preserve">Changing them does not produce another instance of the Root Theorem. It produces a different Base String, and therefore a different String Tree.</w:t>
+      </w:r>
+    </w:p>
+    <w:bookmarkStart w:id="75" w:name="three-separate-questions"/>
+    <w:p>
+      <w:pPr>
+        <w:pStyle w:val="Heading2"/>
+      </w:pPr>
+      <w:r>
+        <w:t xml:space="preserve">10.1 Three separate questions</w:t>
+      </w:r>
+    </w:p>
+    <w:p>
+      <w:pPr>
+        <w:pStyle w:val="FirstParagraph"/>
+      </w:pPr>
+      <w:r>
+        <w:rPr>
+          <w:bCs/>
+          <w:b/>
+        </w:rPr>
+        <w:t xml:space="preserve">Question 1 — Does the starting point of the Prime String matter?</w:t>
+      </w:r>
+    </w:p>
+    <w:p>
+      <w:pPr>
+        <w:pStyle w:val="BodyText"/>
+      </w:pPr>
+      <w:r>
+        <w:t xml:space="preserve">Take</w:t>
+      </w:r>
+      <w:r>
+        <w:t xml:space="preserve"> </w:t>
+      </w:r>
+      <m:oMath>
+        <m:r>
+          <m:t>k</m:t>
+        </m:r>
+        <m:r>
+          <m:rPr>
+            <m:sty m:val="p"/>
+          </m:rPr>
+          <m:t>=</m:t>
+        </m:r>
+        <m:r>
+          <m:t>3</m:t>
+        </m:r>
+      </m:oMath>
+      <w:r>
+        <w:t xml:space="preserve"> </w:t>
+      </w:r>
+      <w:r>
+        <w:t xml:space="preserve">but start the Prime String at</w:t>
+      </w:r>
+      <w:r>
+        <w:t xml:space="preserve"> </w:t>
+      </w:r>
+      <m:oMath>
+        <m:r>
+          <m:t>n</m:t>
+        </m:r>
+        <m:r>
+          <m:rPr>
+            <m:sty m:val="p"/>
+          </m:rPr>
+          <m:t>=</m:t>
+        </m:r>
+        <m:r>
+          <m:t>2</m:t>
+        </m:r>
+      </m:oMath>
+      <w:r>
+        <w:t xml:space="preserve"> </w:t>
+      </w:r>
+      <w:r>
+        <w:t xml:space="preserve">instead of</w:t>
+      </w:r>
+      <w:r>
+        <w:t xml:space="preserve"> </w:t>
+      </w:r>
+      <m:oMath>
+        <m:r>
+          <m:t>n</m:t>
+        </m:r>
+        <m:r>
+          <m:rPr>
+            <m:sty m:val="p"/>
+          </m:rPr>
+          <m:t>=</m:t>
+        </m:r>
+        <m:r>
+          <m:t>0</m:t>
+        </m:r>
+      </m:oMath>
+      <w:r>
+        <w:t xml:space="preserve">:</w:t>
+      </w:r>
+    </w:p>
+    <w:p>
+      <w:pPr>
+        <w:pStyle w:val="SourceCode"/>
+      </w:pPr>
+      <w:r>
+        <w:rPr>
+          <w:rStyle w:val="VerbatimChar"/>
+        </w:rPr>
+        <w:t xml:space="preserve">B     8   27   64  125  216</w:t>
+      </w:r>
+      <w:r>
+        <w:br/>
+      </w:r>
+      <w:r>
+        <w:rPr>
+          <w:rStyle w:val="VerbatimChar"/>
+        </w:rPr>
+        <w:t xml:space="preserve">1S      19   37   61   91</w:t>
+      </w:r>
+      <w:r>
+        <w:br/>
+      </w:r>
+      <w:r>
+        <w:rPr>
+          <w:rStyle w:val="VerbatimChar"/>
+        </w:rPr>
+        <w:t xml:space="preserve">2S         18   24   30</w:t>
+      </w:r>
+      <w:r>
+        <w:br/>
+      </w:r>
+      <w:r>
+        <w:rPr>
+          <w:rStyle w:val="VerbatimChar"/>
+        </w:rPr>
+        <w:t xml:space="preserve">3S             6    6          &lt;- ROOT = 6, unchanged</w:t>
+      </w:r>
+    </w:p>
+    <w:p>
+      <w:pPr>
+        <w:pStyle w:val="FirstParagraph"/>
+      </w:pPr>
+      <w:r>
+        <w:rPr>
+          <w:bCs/>
+          <w:b/>
+        </w:rPr>
+        <w:t xml:space="preserve">No.</w:t>
+      </w:r>
+      <w:r>
+        <w:t xml:space="preserve"> </w:t>
+      </w:r>
+      <w:r>
+        <w:t xml:space="preserve">The Root is unchanged. Shifting the seed does not affect it.</w:t>
+      </w:r>
+    </w:p>
+    <w:p>
+      <w:pPr>
+        <w:pStyle w:val="BodyText"/>
+      </w:pPr>
+      <w:r>
+        <w:rPr>
+          <w:bCs/>
+          <w:b/>
+        </w:rPr>
+        <w:t xml:space="preserve">Question 2 — Does the step size of the Prime String matter?</w:t>
+      </w:r>
+    </w:p>
+    <w:p>
+      <w:pPr>
+        <w:pStyle w:val="BodyText"/>
+      </w:pPr>
+      <w:r>
+        <w:t xml:space="preserve">Take</w:t>
+      </w:r>
+      <w:r>
+        <w:t xml:space="preserve"> </w:t>
+      </w:r>
+      <m:oMath>
+        <m:r>
+          <m:t>k</m:t>
+        </m:r>
+        <m:r>
+          <m:rPr>
+            <m:sty m:val="p"/>
+          </m:rPr>
+          <m:t>=</m:t>
+        </m:r>
+        <m:r>
+          <m:t>3</m:t>
+        </m:r>
+      </m:oMath>
+      <w:r>
+        <w:t xml:space="preserve"> </w:t>
+      </w:r>
+      <w:r>
+        <w:t xml:space="preserve">with a Prime String stepping by</w:t>
+      </w:r>
+      <w:r>
+        <w:t xml:space="preserve"> </w:t>
+      </w:r>
+      <m:oMath>
+        <m:r>
+          <m:t>d</m:t>
+        </m:r>
+        <m:r>
+          <m:rPr>
+            <m:sty m:val="p"/>
+          </m:rPr>
+          <m:t>=</m:t>
+        </m:r>
+        <m:r>
+          <m:t>2</m:t>
+        </m:r>
+      </m:oMath>
+      <w:r>
+        <w:t xml:space="preserve">, so</w:t>
+      </w:r>
+      <w:r>
+        <w:t xml:space="preserve"> </w:t>
+      </w:r>
+      <m:oMath>
+        <m:r>
+          <m:t>P</m:t>
         </m:r>
         <m:r>
           <m:rPr>
@@ -11426,7 +13456,7 @@
               <m:t>,</m:t>
             </m:r>
             <m:r>
-              <m:t>8</m:t>
+              <m:t>2</m:t>
             </m:r>
             <m:r>
               <m:rPr>
@@ -11435,7 +13465,7 @@
               <m:t>,</m:t>
             </m:r>
             <m:r>
-              <m:t>64</m:t>
+              <m:t>4</m:t>
             </m:r>
             <m:r>
               <m:rPr>
@@ -11444,7 +13474,7 @@
               <m:t>,</m:t>
             </m:r>
             <m:r>
-              <m:t>216</m:t>
+              <m:t>6</m:t>
             </m:r>
             <m:r>
               <m:rPr>
@@ -11453,171 +13483,16 @@
               <m:t>,</m:t>
             </m:r>
             <m:r>
-              <m:t>512</m:t>
+              <m:t>8</m:t>
             </m:r>
           </m:e>
         </m:d>
       </m:oMath>
       <w:r>
-        <w:t xml:space="preserve">:</w:t>
-      </w:r>
-    </w:p>
-    <w:p>
-      <w:pPr>
-        <w:pStyle w:val="SourceCode"/>
-      </w:pPr>
-      <w:r>
-        <w:rPr>
-          <w:rStyle w:val="VerbatimChar"/>
-        </w:rPr>
-        <w:t xml:space="preserve">B     0    8   64  216  512</w:t>
-      </w:r>
-      <w:r>
-        <w:br/>
-      </w:r>
-      <w:r>
-        <w:rPr>
-          <w:rStyle w:val="VerbatimChar"/>
-        </w:rPr>
-        <w:t xml:space="preserve">1S       8   56  152  296</w:t>
-      </w:r>
-      <w:r>
-        <w:br/>
-      </w:r>
-      <w:r>
-        <w:rPr>
-          <w:rStyle w:val="VerbatimChar"/>
-        </w:rPr>
-        <w:t xml:space="preserve">2S         48   96  144</w:t>
-      </w:r>
-      <w:r>
-        <w:br/>
-      </w:r>
-      <w:r>
-        <w:rPr>
-          <w:rStyle w:val="VerbatimChar"/>
-        </w:rPr>
-        <w:t xml:space="preserve">3S             48   48        &lt;- ROOT = 48 = 6 x 8 = 3! x 2^3</w:t>
-      </w:r>
-    </w:p>
-    <w:p>
-      <w:pPr>
-        <w:pStyle w:val="FirstParagraph"/>
-      </w:pPr>
-      <w:r>
-        <w:rPr>
-          <w:bCs/>
-          <w:b/>
-        </w:rPr>
-        <w:t xml:space="preserve">Yes.</w:t>
-      </w:r>
-      <w:r>
-        <w:t xml:space="preserve"> </w:t>
-      </w:r>
-      <w:r>
-        <w:t xml:space="preserve">The Root is multiplied by</w:t>
-      </w:r>
-      <w:r>
-        <w:t xml:space="preserve"> </w:t>
-      </w:r>
-      <m:oMath>
-        <m:sSup>
-          <m:e>
-            <m:r>
-              <m:t>d</m:t>
-            </m:r>
-          </m:e>
-          <m:sup>
-            <m:r>
-              <m:t>k</m:t>
-            </m:r>
-          </m:sup>
-        </m:sSup>
-      </m:oMath>
-      <w:r>
-        <w:t xml:space="preserve">.</w:t>
-      </w:r>
-    </w:p>
-    <w:p>
-      <w:pPr>
-        <w:pStyle w:val="BodyText"/>
-      </w:pPr>
-      <w:r>
-        <w:rPr>
-          <w:bCs/>
-          <w:b/>
-        </w:rPr>
-        <w:t xml:space="preserve">Question 3 — Does the leading coefficient matter?</w:t>
-      </w:r>
-    </w:p>
-    <w:p>
-      <w:pPr>
-        <w:pStyle w:val="BodyText"/>
-      </w:pPr>
-      <w:r>
-        <w:t xml:space="preserve">Take</w:t>
-      </w:r>
-      <w:r>
-        <w:t xml:space="preserve"> </w:t>
-      </w:r>
-      <m:oMath>
-        <m:sSub>
-          <m:e>
-            <m:r>
-              <m:t>B</m:t>
-            </m:r>
-          </m:e>
-          <m:sub>
-            <m:r>
-              <m:t>n</m:t>
-            </m:r>
-          </m:sub>
-        </m:sSub>
-        <m:r>
-          <m:rPr>
-            <m:sty m:val="p"/>
-          </m:rPr>
-          <m:t>=</m:t>
-        </m:r>
-        <m:r>
-          <m:t>3</m:t>
-        </m:r>
-        <m:sSup>
-          <m:e>
-            <m:r>
-              <m:t>n</m:t>
-            </m:r>
-          </m:e>
-          <m:sup>
-            <m:r>
-              <m:t>2</m:t>
-            </m:r>
-          </m:sup>
-        </m:sSup>
-        <m:r>
-          <m:rPr>
-            <m:sty m:val="p"/>
-          </m:rPr>
-          <m:t>+</m:t>
-        </m:r>
-        <m:r>
-          <m:t>5</m:t>
-        </m:r>
-        <m:r>
-          <m:t>n</m:t>
-        </m:r>
-        <m:r>
-          <m:rPr>
-            <m:sty m:val="p"/>
-          </m:rPr>
-          <m:t>+</m:t>
-        </m:r>
-        <m:r>
-          <m:t>7</m:t>
-        </m:r>
-      </m:oMath>
-      <w:r>
-        <w:t xml:space="preserve">, giving</w:t>
+        <w:t xml:space="preserve"> </w:t>
+      </w:r>
+      <w:r>
+        <w:t xml:space="preserve">and</w:t>
       </w:r>
       <w:r>
         <w:t xml:space="preserve"> </w:t>
@@ -11641,7 +13516,7 @@
           </m:dPr>
           <m:e>
             <m:r>
-              <m:t>7</m:t>
+              <m:t>0</m:t>
             </m:r>
             <m:r>
               <m:rPr>
@@ -11650,7 +13525,7 @@
               <m:t>,</m:t>
             </m:r>
             <m:r>
-              <m:t>15</m:t>
+              <m:t>8</m:t>
             </m:r>
             <m:r>
               <m:rPr>
@@ -11659,7 +13534,7 @@
               <m:t>,</m:t>
             </m:r>
             <m:r>
-              <m:t>29</m:t>
+              <m:t>64</m:t>
             </m:r>
             <m:r>
               <m:rPr>
@@ -11668,7 +13543,7 @@
               <m:t>,</m:t>
             </m:r>
             <m:r>
-              <m:t>49</m:t>
+              <m:t>216</m:t>
             </m:r>
             <m:r>
               <m:rPr>
@@ -11677,7 +13552,7 @@
               <m:t>,</m:t>
             </m:r>
             <m:r>
-              <m:t>75</m:t>
+              <m:t>512</m:t>
             </m:r>
           </m:e>
         </m:d>
@@ -11694,7 +13569,7 @@
         <w:rPr>
           <w:rStyle w:val="VerbatimChar"/>
         </w:rPr>
-        <w:t xml:space="preserve">B     7   15   29   49   75</w:t>
+        <w:t xml:space="preserve">B     0    8   64  216  512</w:t>
       </w:r>
       <w:r>
         <w:br/>
@@ -11703,7 +13578,7 @@
         <w:rPr>
           <w:rStyle w:val="VerbatimChar"/>
         </w:rPr>
-        <w:t xml:space="preserve">1S       8   14   20   26</w:t>
+        <w:t xml:space="preserve">1S       8   56  152  296</w:t>
       </w:r>
       <w:r>
         <w:br/>
@@ -11712,7 +13587,16 @@
         <w:rPr>
           <w:rStyle w:val="VerbatimChar"/>
         </w:rPr>
-        <w:t xml:space="preserve">2S          6    6    6       &lt;- ROOT = 6 = 3 x 2!</w:t>
+        <w:t xml:space="preserve">2S         48   96  144</w:t>
+      </w:r>
+      <w:r>
+        <w:br/>
+      </w:r>
+      <w:r>
+        <w:rPr>
+          <w:rStyle w:val="VerbatimChar"/>
+        </w:rPr>
+        <w:t xml:space="preserve">3S             48   48        &lt;- ROOT = 48 = 6 x 8 = 3! x 2^3</w:t>
       </w:r>
     </w:p>
     <w:p>
@@ -11730,40 +13614,101 @@
         <w:t xml:space="preserve"> </w:t>
       </w:r>
       <w:r>
-        <w:t xml:space="preserve">The Root is multiplied by the leading coefficient</w:t>
+        <w:t xml:space="preserve">The Root is multiplied by</w:t>
       </w:r>
       <w:r>
         <w:t xml:space="preserve"> </w:t>
       </w:r>
       <m:oMath>
-        <m:r>
-          <m:t>a</m:t>
-        </m:r>
+        <m:sSup>
+          <m:e>
+            <m:r>
+              <m:t>d</m:t>
+            </m:r>
+          </m:e>
+          <m:sup>
+            <m:r>
+              <m:t>k</m:t>
+            </m:r>
+          </m:sup>
+        </m:sSup>
       </m:oMath>
       <w:r>
-        <w:t xml:space="preserve">. Note also that the</w:t>
+        <w:t xml:space="preserve">. Note that this Prime String is</w:t>
+      </w:r>
+      <w:r>
+        <w:t xml:space="preserve"> </w:t>
+      </w:r>
+      <w:r>
+        <w:rPr>
+          <w:iCs/>
+          <w:i/>
+        </w:rPr>
+        <w:t xml:space="preserve">not</w:t>
+      </w:r>
+      <w:r>
+        <w:t xml:space="preserve"> </w:t>
+      </w:r>
+      <w:r>
+        <w:t xml:space="preserve">the regular whole-integer string, so this tree is outside the Standard Power Base entirely.</w:t>
+      </w:r>
+    </w:p>
+    <w:p>
+      <w:pPr>
+        <w:pStyle w:val="BodyText"/>
+      </w:pPr>
+      <w:r>
+        <w:rPr>
+          <w:bCs/>
+          <w:b/>
+        </w:rPr>
+        <w:t xml:space="preserve">Question 3 — Does the leading coefficient matter?</w:t>
+      </w:r>
+    </w:p>
+    <w:p>
+      <w:pPr>
+        <w:pStyle w:val="BodyText"/>
+      </w:pPr>
+      <w:r>
+        <w:t xml:space="preserve">Take</w:t>
       </w:r>
       <w:r>
         <w:t xml:space="preserve"> </w:t>
       </w:r>
       <m:oMath>
-        <m:r>
-          <m:t>5</m:t>
-        </m:r>
-        <m:r>
-          <m:t>n</m:t>
-        </m:r>
-      </m:oMath>
-      <w:r>
-        <w:t xml:space="preserve"> </w:t>
-      </w:r>
-      <w:r>
-        <w:t xml:space="preserve">and</w:t>
-      </w:r>
-      <w:r>
-        <w:t xml:space="preserve"> </w:t>
-      </w:r>
-      <m:oMath>
+        <m:sSub>
+          <m:e>
+            <m:r>
+              <m:t>B</m:t>
+            </m:r>
+          </m:e>
+          <m:sub>
+            <m:r>
+              <m:t>n</m:t>
+            </m:r>
+          </m:sub>
+        </m:sSub>
+        <m:r>
+          <m:rPr>
+            <m:sty m:val="p"/>
+          </m:rPr>
+          <m:t>=</m:t>
+        </m:r>
+        <m:r>
+          <m:t>3</m:t>
+        </m:r>
+        <m:sSup>
+          <m:e>
+            <m:r>
+              <m:t>n</m:t>
+            </m:r>
+          </m:e>
+          <m:sup>
+            <m:r>
+              <m:t>2</m:t>
+            </m:r>
+          </m:sup>
+        </m:sSup>
         <m:r>
           <m:rPr>
             <m:sty m:val="p"/>
@@ -11771,24 +13716,200 @@
           <m:t>+</m:t>
         </m:r>
         <m:r>
+          <m:t>5</m:t>
+        </m:r>
+        <m:r>
+          <m:t>n</m:t>
+        </m:r>
+        <m:r>
+          <m:rPr>
+            <m:sty m:val="p"/>
+          </m:rPr>
+          <m:t>+</m:t>
+        </m:r>
+        <m:r>
           <m:t>7</m:t>
         </m:r>
       </m:oMath>
       <w:r>
-        <w:t xml:space="preserve"> </w:t>
-      </w:r>
-      <w:r>
-        <w:t xml:space="preserve">parts have vanished entirely —</w:t>
-      </w:r>
-      <w:r>
-        <w:t xml:space="preserve"> </w:t>
-      </w:r>
+        <w:t xml:space="preserve">, giving</w:t>
+      </w:r>
+      <w:r>
+        <w:t xml:space="preserve"> </w:t>
+      </w:r>
+      <m:oMath>
+        <m:r>
+          <m:t>B</m:t>
+        </m:r>
+        <m:r>
+          <m:rPr>
+            <m:sty m:val="p"/>
+          </m:rPr>
+          <m:t>=</m:t>
+        </m:r>
+        <m:d>
+          <m:dPr>
+            <m:begChr m:val="("/>
+            <m:endChr m:val=")"/>
+            <m:sepChr m:val=""/>
+            <m:grow/>
+          </m:dPr>
+          <m:e>
+            <m:r>
+              <m:t>7</m:t>
+            </m:r>
+            <m:r>
+              <m:rPr>
+                <m:sty m:val="p"/>
+              </m:rPr>
+              <m:t>,</m:t>
+            </m:r>
+            <m:r>
+              <m:t>15</m:t>
+            </m:r>
+            <m:r>
+              <m:rPr>
+                <m:sty m:val="p"/>
+              </m:rPr>
+              <m:t>,</m:t>
+            </m:r>
+            <m:r>
+              <m:t>29</m:t>
+            </m:r>
+            <m:r>
+              <m:rPr>
+                <m:sty m:val="p"/>
+              </m:rPr>
+              <m:t>,</m:t>
+            </m:r>
+            <m:r>
+              <m:t>49</m:t>
+            </m:r>
+            <m:r>
+              <m:rPr>
+                <m:sty m:val="p"/>
+              </m:rPr>
+              <m:t>,</m:t>
+            </m:r>
+            <m:r>
+              <m:t>75</m:t>
+            </m:r>
+          </m:e>
+        </m:d>
+      </m:oMath>
+      <w:r>
+        <w:t xml:space="preserve">:</w:t>
+      </w:r>
+    </w:p>
+    <w:p>
+      <w:pPr>
+        <w:pStyle w:val="SourceCode"/>
+      </w:pPr>
+      <w:r>
+        <w:rPr>
+          <w:rStyle w:val="VerbatimChar"/>
+        </w:rPr>
+        <w:t xml:space="preserve">B     7   15   29   49   75</w:t>
+      </w:r>
+      <w:r>
+        <w:br/>
+      </w:r>
+      <w:r>
+        <w:rPr>
+          <w:rStyle w:val="VerbatimChar"/>
+        </w:rPr>
+        <w:t xml:space="preserve">1S       8   14   20   26</w:t>
+      </w:r>
+      <w:r>
+        <w:br/>
+      </w:r>
+      <w:r>
+        <w:rPr>
+          <w:rStyle w:val="VerbatimChar"/>
+        </w:rPr>
+        <w:t xml:space="preserve">2S          6    6    6       &lt;- ROOT = 6 = 3 x 2!</w:t>
+      </w:r>
+    </w:p>
+    <w:p>
+      <w:pPr>
+        <w:pStyle w:val="FirstParagraph"/>
+      </w:pPr>
       <w:r>
         <w:rPr>
           <w:bCs/>
           <w:b/>
         </w:rPr>
+        <w:t xml:space="preserve">Yes.</w:t>
+      </w:r>
+      <w:r>
+        <w:t xml:space="preserve"> </w:t>
+      </w:r>
+      <w:r>
+        <w:t xml:space="preserve">The Root is multiplied by the leading coefficient</w:t>
+      </w:r>
+      <w:r>
+        <w:t xml:space="preserve"> </w:t>
+      </w:r>
+      <m:oMath>
+        <m:r>
+          <m:t>a</m:t>
+        </m:r>
+      </m:oMath>
+      <w:r>
+        <w:t xml:space="preserve">. Note also that the</w:t>
+      </w:r>
+      <w:r>
+        <w:t xml:space="preserve"> </w:t>
+      </w:r>
+      <m:oMath>
+        <m:r>
+          <m:t>5</m:t>
+        </m:r>
+        <m:r>
+          <m:t>n</m:t>
+        </m:r>
+      </m:oMath>
+      <w:r>
+        <w:t xml:space="preserve"> </w:t>
+      </w:r>
+      <w:r>
+        <w:t xml:space="preserve">and</w:t>
+      </w:r>
+      <w:r>
+        <w:t xml:space="preserve"> </w:t>
+      </w:r>
+      <m:oMath>
+        <m:r>
+          <m:rPr>
+            <m:sty m:val="p"/>
+          </m:rPr>
+          <m:t>+</m:t>
+        </m:r>
+        <m:r>
+          <m:t>7</m:t>
+        </m:r>
+      </m:oMath>
+      <w:r>
+        <w:t xml:space="preserve"> </w:t>
+      </w:r>
+      <w:r>
+        <w:t xml:space="preserve">parts have vanished entirely —</w:t>
+      </w:r>
+      <w:r>
+        <w:t xml:space="preserve"> </w:t>
+      </w:r>
+      <w:r>
+        <w:rPr>
+          <w:bCs/>
+          <w:b/>
+        </w:rPr>
         <w:t xml:space="preserve">the Root cannot see them.</w:t>
+      </w:r>
+      <w:r>
+        <w:t xml:space="preserve"> </w:t>
+      </w:r>
+      <w:r>
+        <w:t xml:space="preserve">Note too that this Base String is a general polynomial rather than a pure power, so again we are outside the Standard Power Base.</w:t>
       </w:r>
     </w:p>
     <w:bookmarkEnd w:id="75"/>
@@ -11813,7 +13934,7 @@
       <w:pPr>
         <w:pStyle w:val="Heading3"/>
       </w:pPr>
-      <w:bookmarkStart w:id="76" w:name="the-general-root-law-1"/>
+      <w:bookmarkStart w:id="76" w:name="the-general-root-law"/>
       <w:r>
         <w:t xml:space="preserve">The General Root Law</w:t>
       </w:r>
@@ -11849,7 +13970,7 @@
         </m:r>
       </m:oMath>
       <w:r>
-        <w:t xml:space="preserve">, built on a Prime String of step</w:t>
+        <w:t xml:space="preserve">, built on an arithmetic Prime String of step</w:t>
       </w:r>
       <w:r>
         <w:t xml:space="preserve"> </w:t>
@@ -12186,34 +14307,141 @@
       </w:r>
     </w:p>
     <w:bookmarkEnd w:id="77"/>
-    <w:bookmarkStart w:id="78" w:name="what-this-means"/>
+    <w:bookmarkStart w:id="78" w:name="how-this-relates-to-the-root-theorem"/>
     <w:p>
       <w:pPr>
         <w:pStyle w:val="Heading2"/>
       </w:pPr>
       <w:r>
-        <w:t xml:space="preserve">10.3 What this means</w:t>
+        <w:t xml:space="preserve">10.3 How this relates to the Root Theorem</w:t>
       </w:r>
     </w:p>
     <w:p>
       <w:pPr>
         <w:pStyle w:val="FirstParagraph"/>
       </w:pPr>
-      <w:r>
-        <w:t xml:space="preserve">The General Root Law says that</w:t>
-      </w:r>
-      <w:r>
-        <w:t xml:space="preserve"> </w:t>
-      </w:r>
       <w:r>
         <w:rPr>
           <w:bCs/>
           <w:b/>
         </w:rPr>
-        <w:t xml:space="preserve">the Root sees exactly three things and is blind to everything else</w:t>
-      </w:r>
-      <w:r>
-        <w:t xml:space="preserve">:</w:t>
+        <w:t xml:space="preserve">The General Root Law is an extension into neighbouring territory, not a caveat on §9.</w:t>
+      </w:r>
+      <w:r>
+        <w:t xml:space="preserve"> </w:t>
+      </w:r>
+      <w:r>
+        <w:t xml:space="preserve">Setting</w:t>
+      </w:r>
+      <w:r>
+        <w:t xml:space="preserve"> </w:t>
+      </w:r>
+      <m:oMath>
+        <m:r>
+          <m:t>a</m:t>
+        </m:r>
+        <m:r>
+          <m:rPr>
+            <m:sty m:val="p"/>
+          </m:rPr>
+          <m:t>=</m:t>
+        </m:r>
+        <m:r>
+          <m:t>1</m:t>
+        </m:r>
+      </m:oMath>
+      <w:r>
+        <w:t xml:space="preserve"> </w:t>
+      </w:r>
+      <w:r>
+        <w:t xml:space="preserve">and</w:t>
+      </w:r>
+      <w:r>
+        <w:t xml:space="preserve"> </w:t>
+      </w:r>
+      <m:oMath>
+        <m:r>
+          <m:t>d</m:t>
+        </m:r>
+        <m:r>
+          <m:rPr>
+            <m:sty m:val="p"/>
+          </m:rPr>
+          <m:t>=</m:t>
+        </m:r>
+        <m:r>
+          <m:t>1</m:t>
+        </m:r>
+      </m:oMath>
+      <w:r>
+        <w:t xml:space="preserve"> </w:t>
+      </w:r>
+      <w:r>
+        <w:t xml:space="preserve">— which is to say, returning to the Standard Power Base — recovers</w:t>
+      </w:r>
+      <w:r>
+        <w:t xml:space="preserve"> </w:t>
+      </w:r>
+      <m:oMath>
+        <m:r>
+          <m:t>R</m:t>
+        </m:r>
+        <m:r>
+          <m:rPr>
+            <m:sty m:val="p"/>
+          </m:rPr>
+          <m:t>=</m:t>
+        </m:r>
+        <m:r>
+          <m:t>k</m:t>
+        </m:r>
+        <m:r>
+          <m:rPr>
+            <m:sty m:val="p"/>
+          </m:rPr>
+          <m:t>!</m:t>
+        </m:r>
+      </m:oMath>
+      <w:r>
+        <w:t xml:space="preserve">, exactly as §9 proved independently.</w:t>
+      </w:r>
+    </w:p>
+    <w:p>
+      <w:pPr>
+        <w:pStyle w:val="BodyText"/>
+      </w:pPr>
+      <w:r>
+        <w:t xml:space="preserve">The useful reading is not</w:t>
+      </w:r>
+      <w:r>
+        <w:t xml:space="preserve"> </w:t>
+      </w:r>
+      <w:r>
+        <w:t xml:space="preserve">“</w:t>
+      </w:r>
+      <w:r>
+        <w:t xml:space="preserve">the Root Theorem is a special case</w:t>
+      </w:r>
+      <w:r>
+        <w:t xml:space="preserve">”</w:t>
+      </w:r>
+      <w:r>
+        <w:t xml:space="preserve"> </w:t>
+      </w:r>
+      <w:r>
+        <w:t xml:space="preserve">but:</w:t>
+      </w:r>
+    </w:p>
+    <w:p>
+      <w:pPr>
+        <w:pStyle w:val="BlockText"/>
+      </w:pPr>
+      <w:r>
+        <w:rPr>
+          <w:bCs/>
+          <w:b/>
+        </w:rPr>
+        <w:t xml:space="preserve">The Root sees exactly three things and is blind to everything else.</w:t>
       </w:r>
     </w:p>
     <w:tbl>
@@ -12370,7 +14598,7 @@
         <w:pStyle w:val="BodyText"/>
       </w:pPr>
       <w:r>
-        <w:t xml:space="preserve">The standard factorial result is now visible as a</w:t>
+        <w:t xml:space="preserve">That blindness is what makes the Root useful as an</w:t>
       </w:r>
       <w:r>
         <w:t xml:space="preserve"> </w:t>
@@ -12380,114 +14608,10 @@
           <w:iCs/>
           <w:i/>
         </w:rPr>
-        <w:t xml:space="preserve">special case</w:t>
-      </w:r>
-      <w:r>
-        <w:t xml:space="preserve">: when the Base String is</w:t>
-      </w:r>
-      <w:r>
-        <w:t xml:space="preserve"> </w:t>
-      </w:r>
-      <w:r>
-        <w:rPr>
-          <w:bCs/>
-          <w:b/>
-        </w:rPr>
-        <w:t xml:space="preserve">monic</w:t>
-      </w:r>
-      <w:r>
-        <w:t xml:space="preserve"> </w:t>
-      </w:r>
-      <w:r>
-        <w:t xml:space="preserve">(</w:t>
-      </w:r>
-      <m:oMath>
-        <m:r>
-          <m:t>a</m:t>
-        </m:r>
-        <m:r>
-          <m:rPr>
-            <m:sty m:val="p"/>
-          </m:rPr>
-          <m:t>=</m:t>
-        </m:r>
-        <m:r>
-          <m:t>1</m:t>
-        </m:r>
-      </m:oMath>
-      <w:r>
-        <w:t xml:space="preserve">) and the Prime String steps by</w:t>
-      </w:r>
-      <w:r>
-        <w:t xml:space="preserve"> </w:t>
-      </w:r>
-      <w:r>
-        <w:rPr>
-          <w:bCs/>
-          <w:b/>
-        </w:rPr>
-        <w:t xml:space="preserve">one</w:t>
-      </w:r>
-      <w:r>
-        <w:t xml:space="preserve"> </w:t>
-      </w:r>
-      <w:r>
-        <w:t xml:space="preserve">(</w:t>
-      </w:r>
-      <m:oMath>
-        <m:r>
-          <m:t>d</m:t>
-        </m:r>
-        <m:r>
-          <m:rPr>
-            <m:sty m:val="p"/>
-          </m:rPr>
-          <m:t>=</m:t>
-        </m:r>
-        <m:r>
-          <m:t>1</m:t>
-        </m:r>
-      </m:oMath>
-      <w:r>
-        <w:t xml:space="preserve">), the law collapses to</w:t>
-      </w:r>
-      <w:r>
-        <w:t xml:space="preserve"> </w:t>
-      </w:r>
-      <m:oMath>
-        <m:r>
-          <m:t>R</m:t>
-        </m:r>
-        <m:r>
-          <m:rPr>
-            <m:sty m:val="p"/>
-          </m:rPr>
-          <m:t>=</m:t>
-        </m:r>
-        <m:r>
-          <m:t>k</m:t>
-        </m:r>
-        <m:r>
-          <m:rPr>
-            <m:sty m:val="p"/>
-          </m:rPr>
-          <m:t>!</m:t>
-        </m:r>
-      </m:oMath>
-      <w:r>
-        <w:t xml:space="preserve">.</w:t>
-      </w:r>
-    </w:p>
-    <w:p>
-      <w:pPr>
-        <w:pStyle w:val="BlockText"/>
-      </w:pPr>
-      <w:r>
-        <w:rPr>
-          <w:bCs/>
-          <w:b/>
-        </w:rPr>
-        <w:t xml:space="preserve">The factorial is what the Root becomes when nothing else is going on.</w:t>
+        <w:t xml:space="preserve">instrument</w:t>
+      </w:r>
+      <w:r>
+        <w:t xml:space="preserve">, which is the subject of §11.</w:t>
       </w:r>
     </w:p>
     <w:p>
@@ -13086,7 +15210,21 @@
         <w:pStyle w:val="FirstParagraph"/>
       </w:pPr>
       <w:r>
-        <w:t xml:space="preserve">Instead of stepping down the tree one level at a time, the entire descent can be collapsed into a single expression. The result is:</w:t>
+        <w:t xml:space="preserve">Instead of stepping down the tree one level at a time, the entire descent can be collapsed into a single expression. Applying the difference operation</w:t>
+      </w:r>
+      <w:r>
+        <w:t xml:space="preserve"> </w:t>
+      </w:r>
+      <m:oMath>
+        <m:r>
+          <m:t>k</m:t>
+        </m:r>
+      </m:oMath>
+      <w:r>
+        <w:t xml:space="preserve"> </w:t>
+      </w:r>
+      <w:r>
+        <w:t xml:space="preserve">times and expanding gives:</w:t>
       </w:r>
     </w:p>
     <w:p>
@@ -13779,7 +15917,7 @@
         <w:t xml:space="preserve"> </w:t>
       </w:r>
       <w:r>
-        <w:t xml:space="preserve">lines.</w:t>
+        <w:t xml:space="preserve">lines, and it is the form used for the verifications in §9.3 and proved combinatorially in §9.6.</w:t>
       </w:r>
     </w:p>
     <w:bookmarkEnd w:id="83"/>
@@ -13797,7 +15935,7 @@
         <w:pStyle w:val="FirstParagraph"/>
       </w:pPr>
       <w:r>
-        <w:t xml:space="preserve">From the General Root Law, with a Prime String of step</w:t>
+        <w:t xml:space="preserve">From the General Root Law, with an arithmetic Prime String of step</w:t>
       </w:r>
       <w:r>
         <w:t xml:space="preserve"> </w:t>
@@ -14780,7 +16918,144 @@
         <w:t xml:space="preserve"> </w:t>
       </w:r>
       <w:r>
-        <w:t xml:space="preserve">tree in §9.2.</w:t>
+        <w:t xml:space="preserve">tree in §9.2.2.</w:t>
+      </w:r>
+    </w:p>
+    <w:p>
+      <w:pPr>
+        <w:pStyle w:val="BodyText"/>
+      </w:pPr>
+      <w:r>
+        <w:rPr>
+          <w:bCs/>
+          <w:b/>
+        </w:rPr>
+        <w:t xml:space="preserve">Exercise 7.</w:t>
+      </w:r>
+      <w:r>
+        <w:t xml:space="preserve"> </w:t>
+      </w:r>
+      <w:r>
+        <w:t xml:space="preserve">A student claims:</w:t>
+      </w:r>
+      <w:r>
+        <w:t xml:space="preserve"> </w:t>
+      </w:r>
+      <w:r>
+        <w:rPr>
+          <w:iCs/>
+          <w:i/>
+        </w:rPr>
+        <w:t xml:space="preserve">“</w:t>
+      </w:r>
+      <w:r>
+        <w:rPr>
+          <w:iCs/>
+          <w:i/>
+        </w:rPr>
+        <w:t xml:space="preserve">I checked the Root Theorem for</w:t>
+      </w:r>
+      <w:r>
+        <w:rPr>
+          <w:iCs/>
+          <w:i/>
+        </w:rPr>
+        <w:t xml:space="preserve"> </w:t>
+      </w:r>
+      <m:oMath>
+        <m:r>
+          <m:t>k</m:t>
+        </m:r>
+        <m:r>
+          <m:rPr>
+            <m:sty m:val="p"/>
+          </m:rPr>
+          <m:t>=</m:t>
+        </m:r>
+        <m:r>
+          <m:t>1</m:t>
+        </m:r>
+      </m:oMath>
+      <w:r>
+        <w:rPr>
+          <w:iCs/>
+          <w:i/>
+        </w:rPr>
+        <w:t xml:space="preserve"> </w:t>
+      </w:r>
+      <w:r>
+        <w:rPr>
+          <w:iCs/>
+          <w:i/>
+        </w:rPr>
+        <w:t xml:space="preserve">through</w:t>
+      </w:r>
+      <w:r>
+        <w:rPr>
+          <w:iCs/>
+          <w:i/>
+        </w:rPr>
+        <w:t xml:space="preserve"> </w:t>
+      </w:r>
+      <m:oMath>
+        <m:r>
+          <m:t>k</m:t>
+        </m:r>
+        <m:r>
+          <m:rPr>
+            <m:sty m:val="p"/>
+          </m:rPr>
+          <m:t>=</m:t>
+        </m:r>
+        <m:r>
+          <m:t>20</m:t>
+        </m:r>
+      </m:oMath>
+      <w:r>
+        <w:rPr>
+          <w:iCs/>
+          <w:i/>
+        </w:rPr>
+        <w:t xml:space="preserve"> </w:t>
+      </w:r>
+      <w:r>
+        <w:rPr>
+          <w:iCs/>
+          <w:i/>
+        </w:rPr>
+        <w:t xml:space="preserve">using the difference tables, so it is certainly true for all</w:t>
+      </w:r>
+      <w:r>
+        <w:rPr>
+          <w:iCs/>
+          <w:i/>
+        </w:rPr>
+        <w:t xml:space="preserve"> </w:t>
+      </w:r>
+      <m:oMath>
+        <m:r>
+          <m:t>k</m:t>
+        </m:r>
+      </m:oMath>
+      <w:r>
+        <w:rPr>
+          <w:iCs/>
+          <w:i/>
+        </w:rPr>
+        <w:t xml:space="preserve">.</w:t>
+      </w:r>
+      <w:r>
+        <w:rPr>
+          <w:iCs/>
+          <w:i/>
+        </w:rPr>
+        <w:t xml:space="preserve">”</w:t>
+      </w:r>
+      <w:r>
+        <w:t xml:space="preserve"> </w:t>
+      </w:r>
+      <w:r>
+        <w:t xml:space="preserve">Identify the two separate problems with this reasoning — one about what checking can establish, and one about whether twenty tables really constitute twenty independent checks.</w:t>
       </w:r>
     </w:p>
     <w:bookmarkEnd w:id="87"/>
@@ -16557,7 +18832,7 @@
         <w:t xml:space="preserve"> </w:t>
       </w:r>
       <w:r>
-        <w:t xml:space="preserve">tree in §9.2 is</w:t>
+        <w:t xml:space="preserve">tree in §9.2.2 is</w:t>
       </w:r>
       <w:r>
         <w:t xml:space="preserve"> </w:t>
@@ -16569,6 +18844,111 @@
       </m:oMath>
       <w:r>
         <w:t xml:space="preserve">. ✔</w:t>
+      </w:r>
+    </w:p>
+    <w:p>
+      <w:pPr>
+        <w:pStyle w:val="BodyText"/>
+      </w:pPr>
+      <w:r>
+        <w:rPr>
+          <w:bCs/>
+          <w:b/>
+        </w:rPr>
+        <w:t xml:space="preserve">Exercise 7.</w:t>
+      </w:r>
+    </w:p>
+    <w:p>
+      <w:pPr>
+        <w:pStyle w:val="BodyText"/>
+      </w:pPr>
+      <w:r>
+        <w:rPr>
+          <w:bCs/>
+          <w:b/>
+        </w:rPr>
+        <w:t xml:space="preserve">Problem one — what checking can establish.</w:t>
+      </w:r>
+      <w:r>
+        <w:t xml:space="preserve"> </w:t>
+      </w:r>
+      <w:r>
+        <w:t xml:space="preserve">Twenty confirmations tell you the claim holds at those twenty values. They say nothing whatever about</w:t>
+      </w:r>
+      <w:r>
+        <w:t xml:space="preserve"> </w:t>
+      </w:r>
+      <m:oMath>
+        <m:r>
+          <m:t>k</m:t>
+        </m:r>
+        <m:r>
+          <m:rPr>
+            <m:sty m:val="p"/>
+          </m:rPr>
+          <m:t>=</m:t>
+        </m:r>
+        <m:r>
+          <m:t>21</m:t>
+        </m:r>
+      </m:oMath>
+      <w:r>
+        <w:t xml:space="preserve">. A universal claim ranges over infinitely many cases, and no finite number of confirmations reaches them. Only a proof does (§9.4).</w:t>
+      </w:r>
+    </w:p>
+    <w:p>
+      <w:pPr>
+        <w:pStyle w:val="BodyText"/>
+      </w:pPr>
+      <w:r>
+        <w:rPr>
+          <w:bCs/>
+          <w:b/>
+        </w:rPr>
+        <w:t xml:space="preserve">Problem two — whether the checks are independent.</w:t>
+      </w:r>
+      <w:r>
+        <w:t xml:space="preserve"> </w:t>
+      </w:r>
+      <w:r>
+        <w:t xml:space="preserve">All twenty tables were built by the</w:t>
+      </w:r>
+      <w:r>
+        <w:t xml:space="preserve"> </w:t>
+      </w:r>
+      <w:r>
+        <w:rPr>
+          <w:iCs/>
+          <w:i/>
+        </w:rPr>
+        <w:t xml:space="preserve">same procedure</w:t>
+      </w:r>
+      <w:r>
+        <w:t xml:space="preserve">. If the student has misunderstood something about how differencing works, every one of the twenty tables will contain that same misunderstanding, and all twenty will agree with each other. Twenty agreeing tables built the same way are much closer to</w:t>
+      </w:r>
+      <w:r>
+        <w:t xml:space="preserve"> </w:t>
+      </w:r>
+      <w:r>
+        <w:rPr>
+          <w:bCs/>
+          <w:b/>
+        </w:rPr>
+        <w:t xml:space="preserve">one</w:t>
+      </w:r>
+      <w:r>
+        <w:t xml:space="preserve"> </w:t>
+      </w:r>
+      <w:r>
+        <w:t xml:space="preserve">check than to twenty (§9.7).</w:t>
+      </w:r>
+    </w:p>
+    <w:p>
+      <w:pPr>
+        <w:pStyle w:val="BodyText"/>
+      </w:pPr>
+      <w:r>
+        <w:t xml:space="preserve">A better use of the same effort: build a few tables, compute a few cases by the independent method of §9.3, and then prove the general result.</w:t>
       </w:r>
     </w:p>
     <w:p>
@@ -16804,6 +19184,52 @@
             </m:oMath>
             <w:r>
               <w:t xml:space="preserve">; standard case is exponentiation</w:t>
+            </w:r>
+          </w:p>
+        </w:tc>
+      </w:tr>
+      <w:tr>
+        <w:tc>
+          <w:tcPr/>
+          <w:p>
+            <w:pPr>
+              <w:pStyle w:val="Compact"/>
+              <w:jc w:val="left"/>
+            </w:pPr>
+            <w:r>
+              <w:rPr>
+                <w:bCs/>
+                <w:b/>
+              </w:rPr>
+              <w:t xml:space="preserve">Standard Power Base</w:t>
+            </w:r>
+          </w:p>
+        </w:tc>
+        <w:tc>
+          <w:tcPr/>
+          <w:p>
+            <w:pPr>
+              <w:pStyle w:val="Compact"/>
+              <w:jc w:val="left"/>
+            </w:pPr>
+            <w:r>
+              <w:t xml:space="preserve">Exponentiation as the Base operation</w:t>
+            </w:r>
+            <w:r>
+              <w:t xml:space="preserve"> </w:t>
+            </w:r>
+            <w:r>
+              <w:rPr>
+                <w:bCs/>
+                <w:b/>
+              </w:rPr>
+              <w:t xml:space="preserve">and</w:t>
+            </w:r>
+            <w:r>
+              <w:t xml:space="preserve"> </w:t>
+            </w:r>
+            <w:r>
+              <w:t xml:space="preserve">the regular whole-integer Prime String</w:t>
             </w:r>
           </w:p>
         </w:tc>
@@ -17904,6 +20330,10 @@
               <w:jc w:val="left"/>
             </w:pPr>
             <w:r>
+              <w:rPr>
+                <w:bCs/>
+                <w:b/>
+              </w:rPr>
               <w:t xml:space="preserve">Root Theorem</w:t>
             </w:r>
           </w:p>
@@ -17963,8 +20393,39 @@
               <w:t xml:space="preserve"> </w:t>
             </w:r>
             <w:r>
-              <w:t xml:space="preserve">for the standard power base</w:t>
+              <w:t xml:space="preserve">for the Standard Power Base,</w:t>
             </w:r>
+            <w:r>
+              <w:t xml:space="preserve"> </w:t>
+            </w:r>
+            <w:r>
+              <w:rPr>
+                <w:bCs/>
+                <w:b/>
+              </w:rPr>
+              <w:t xml:space="preserve">all</w:t>
+            </w:r>
+            <w:r>
+              <w:rPr>
+                <w:bCs/>
+                <w:b/>
+              </w:rPr>
+              <w:t xml:space="preserve"> </w:t>
+            </w:r>
+            <m:oMath>
+              <m:r>
+                <m:t>k</m:t>
+              </m:r>
+              <m:r>
+                <m:rPr>
+                  <m:sty m:val="p"/>
+                </m:rPr>
+                <m:t>≥</m:t>
+              </m:r>
+              <m:r>
+                <m:t>0</m:t>
+              </m:r>
+            </m:oMath>
           </w:p>
         </w:tc>
         <w:tc>
@@ -17985,7 +20446,39 @@
               <w:t xml:space="preserve"> </w:t>
             </w:r>
             <w:r>
-              <w:t xml:space="preserve">(proved, §9.4)</w:t>
+              <w:t xml:space="preserve">— two independent proofs, §9.5 and §9.6; checked at</w:t>
+            </w:r>
+            <w:r>
+              <w:t xml:space="preserve"> </w:t>
+            </w:r>
+            <m:oMath>
+              <m:r>
+                <m:t>k</m:t>
+              </m:r>
+              <m:r>
+                <m:rPr>
+                  <m:sty m:val="p"/>
+                </m:rPr>
+                <m:t>=</m:t>
+              </m:r>
+              <m:r>
+                <m:t>0</m:t>
+              </m:r>
+              <m:r>
+                <m:rPr>
+                  <m:sty m:val="p"/>
+                </m:rPr>
+                <m:t>…</m:t>
+              </m:r>
+              <m:r>
+                <m:t>10</m:t>
+              </m:r>
+            </m:oMath>
+            <w:r>
+              <w:t xml:space="preserve"> </w:t>
+            </w:r>
+            <w:r>
+              <w:t xml:space="preserve">by two methods</w:t>
             </w:r>
           </w:p>
         </w:tc>
@@ -18087,7 +20580,7 @@
               <w:t xml:space="preserve"> </w:t>
             </w:r>
             <w:r>
-              <w:t xml:space="preserve">(proved, §9.4)</w:t>
+              <w:t xml:space="preserve">(§9.5)</w:t>
             </w:r>
           </w:p>
         </w:tc>
@@ -18182,7 +20675,7 @@
               <w:t xml:space="preserve"> </w:t>
             </w:r>
             <w:r>
-              <w:t xml:space="preserve">(proved, §9.4 + §10)</w:t>
+              <w:t xml:space="preserve">(§9.5 + §10)</w:t>
             </w:r>
           </w:p>
         </w:tc>
@@ -18376,6 +20869,12 @@
               </w:rPr>
               <w:t xml:space="preserve">Theorem</w:t>
             </w:r>
+            <w:r>
+              <w:t xml:space="preserve"> </w:t>
+            </w:r>
+            <w:r>
+              <w:t xml:space="preserve">(§9.6)</w:t>
+            </w:r>
           </w:p>
         </w:tc>
       </w:tr>
@@ -18626,19 +21125,458 @@
         </w:pict>
       </w:r>
     </w:p>
+    <w:bookmarkEnd w:id="94"/>
+    <w:bookmarkStart w:id="95" w:name="revision-history"/>
+    <w:p>
+      <w:pPr>
+        <w:pStyle w:val="Heading1"/>
+      </w:pPr>
+      <w:r>
+        <w:t xml:space="preserve">16. Revision History</w:t>
+      </w:r>
+    </w:p>
     <w:p>
       <w:pPr>
         <w:pStyle w:val="FirstParagraph"/>
       </w:pPr>
+      <w:r>
+        <w:rPr>
+          <w:bCs/>
+          <w:b/>
+        </w:rPr>
+        <w:t xml:space="preserve">Version 2.</w:t>
+      </w:r>
+    </w:p>
+    <w:p>
+      <w:pPr>
+        <w:pStyle w:val="BodyText"/>
+      </w:pPr>
+      <w:r>
+        <w:t xml:space="preserve">Changes from Version 1, all in response to a directive to verify the Root Theorem exhaustively before publication:</w:t>
+      </w:r>
+    </w:p>
+    <w:p>
+      <w:pPr>
+        <w:numPr>
+          <w:ilvl w:val="0"/>
+          <w:numId w:val="1007"/>
+        </w:numPr>
+        <w:pStyle w:val="Compact"/>
+      </w:pPr>
+      <w:r>
+        <w:rPr>
+          <w:bCs/>
+          <w:b/>
+        </w:rPr>
+        <w:t xml:space="preserve">§9.2.1 added</w:t>
+      </w:r>
+      <w:r>
+        <w:t xml:space="preserve"> </w:t>
+      </w:r>
+      <w:r>
+        <w:t xml:space="preserve">— the</w:t>
+      </w:r>
+      <w:r>
+        <w:t xml:space="preserve"> </w:t>
+      </w:r>
+      <m:oMath>
+        <m:r>
+          <m:t>k</m:t>
+        </m:r>
+        <m:r>
+          <m:rPr>
+            <m:sty m:val="p"/>
+          </m:rPr>
+          <m:t>=</m:t>
+        </m:r>
+        <m:r>
+          <m:t>0</m:t>
+        </m:r>
+      </m:oMath>
+      <w:r>
+        <w:t xml:space="preserve"> </w:t>
+      </w:r>
+      <w:r>
+        <w:t xml:space="preserve">edge case, the value most likely to break a general claim. It does not break.</w:t>
+      </w:r>
+    </w:p>
+    <w:p>
+      <w:pPr>
+        <w:numPr>
+          <w:ilvl w:val="0"/>
+          <w:numId w:val="1007"/>
+        </w:numPr>
+        <w:pStyle w:val="Compact"/>
+      </w:pPr>
+      <w:r>
+        <w:rPr>
+          <w:bCs/>
+          <w:b/>
+        </w:rPr>
+        <w:t xml:space="preserve">§9.3 added</w:t>
+      </w:r>
+      <w:r>
+        <w:t xml:space="preserve"> </w:t>
+      </w:r>
+      <w:r>
+        <w:t xml:space="preserve">— verification at</w:t>
+      </w:r>
+      <w:r>
+        <w:t xml:space="preserve"> </w:t>
+      </w:r>
+      <m:oMath>
+        <m:r>
+          <m:t>k</m:t>
+        </m:r>
+        <m:r>
+          <m:rPr>
+            <m:sty m:val="p"/>
+          </m:rPr>
+          <m:t>=</m:t>
+        </m:r>
+        <m:r>
+          <m:t>7</m:t>
+        </m:r>
+        <m:r>
+          <m:rPr>
+            <m:sty m:val="p"/>
+          </m:rPr>
+          <m:t>,</m:t>
+        </m:r>
+        <m:r>
+          <m:t>8</m:t>
+        </m:r>
+        <m:r>
+          <m:rPr>
+            <m:sty m:val="p"/>
+          </m:rPr>
+          <m:t>,</m:t>
+        </m:r>
+        <m:r>
+          <m:t>9</m:t>
+        </m:r>
+        <m:r>
+          <m:rPr>
+            <m:sty m:val="p"/>
+          </m:rPr>
+          <m:t>,</m:t>
+        </m:r>
+        <m:r>
+          <m:t>10</m:t>
+        </m:r>
+      </m:oMath>
+      <w:r>
+        <w:t xml:space="preserve"> </w:t>
+      </w:r>
+      <w:r>
+        <w:t xml:space="preserve">by an independent computational method, chosen specifically because building four more tables would have repeated the same method rather than tested it. Evidence now spans</w:t>
+      </w:r>
+      <w:r>
+        <w:t xml:space="preserve"> </w:t>
+      </w:r>
+      <m:oMath>
+        <m:r>
+          <m:t>k</m:t>
+        </m:r>
+        <m:r>
+          <m:rPr>
+            <m:sty m:val="p"/>
+          </m:rPr>
+          <m:t>=</m:t>
+        </m:r>
+        <m:r>
+          <m:t>0</m:t>
+        </m:r>
+        <m:r>
+          <m:rPr>
+            <m:sty m:val="p"/>
+          </m:rPr>
+          <m:t>…</m:t>
+        </m:r>
+        <m:r>
+          <m:t>10</m:t>
+        </m:r>
+      </m:oMath>
+      <w:r>
+        <w:t xml:space="preserve"> </w:t>
+      </w:r>
+      <w:r>
+        <w:t xml:space="preserve">by two routes.</w:t>
+      </w:r>
+    </w:p>
+    <w:p>
+      <w:pPr>
+        <w:numPr>
+          <w:ilvl w:val="0"/>
+          <w:numId w:val="1007"/>
+        </w:numPr>
+        <w:pStyle w:val="Compact"/>
+      </w:pPr>
+      <w:r>
+        <w:rPr>
+          <w:bCs/>
+          <w:b/>
+        </w:rPr>
+        <w:t xml:space="preserve">§9.6 added</w:t>
+      </w:r>
+      <w:r>
+        <w:t xml:space="preserve"> </w:t>
+      </w:r>
+      <w:r>
+        <w:t xml:space="preserve">— a second proof, by counting surjections, logically independent of the degree-descent proof.</w:t>
+      </w:r>
+    </w:p>
+    <w:p>
+      <w:pPr>
+        <w:numPr>
+          <w:ilvl w:val="0"/>
+          <w:numId w:val="1007"/>
+        </w:numPr>
+        <w:pStyle w:val="Compact"/>
+      </w:pPr>
+      <w:r>
+        <w:rPr>
+          <w:bCs/>
+          <w:b/>
+        </w:rPr>
+        <w:t xml:space="preserve">§9.7 added</w:t>
+      </w:r>
+      <w:r>
+        <w:t xml:space="preserve"> </w:t>
+      </w:r>
+      <w:r>
+        <w:t xml:space="preserve">— on what independence of verification actually requires. Records honestly that four candidate proofs were assembled and only two proved independent, the other three being one argument in three notations.</w:t>
+      </w:r>
+    </w:p>
+    <w:p>
+      <w:pPr>
+        <w:numPr>
+          <w:ilvl w:val="0"/>
+          <w:numId w:val="1007"/>
+        </w:numPr>
+        <w:pStyle w:val="Compact"/>
+      </w:pPr>
+      <w:r>
+        <w:rPr>
+          <w:bCs/>
+          <w:b/>
+        </w:rPr>
+        <w:t xml:space="preserve">§10 reframed.</w:t>
+      </w:r>
+      <w:r>
+        <w:t xml:space="preserve"> </w:t>
+      </w:r>
+      <w:r>
+        <w:t xml:space="preserve">Version 1 presented the Root Theorem as</w:t>
+      </w:r>
+      <w:r>
+        <w:t xml:space="preserve"> </w:t>
+      </w:r>
+      <w:r>
+        <w:t xml:space="preserve">“</w:t>
+      </w:r>
+      <w:r>
+        <w:t xml:space="preserve">the special case</w:t>
+      </w:r>
+      <w:r>
+        <w:t xml:space="preserve"> </w:t>
+      </w:r>
+      <m:oMath>
+        <m:r>
+          <m:t>a</m:t>
+        </m:r>
+        <m:r>
+          <m:rPr>
+            <m:sty m:val="p"/>
+          </m:rPr>
+          <m:t>=</m:t>
+        </m:r>
+        <m:r>
+          <m:t>1</m:t>
+        </m:r>
+        <m:r>
+          <m:rPr>
+            <m:sty m:val="p"/>
+          </m:rPr>
+          <m:t>,</m:t>
+        </m:r>
+        <m:r>
+          <m:t>d</m:t>
+        </m:r>
+        <m:r>
+          <m:rPr>
+            <m:sty m:val="p"/>
+          </m:rPr>
+          <m:t>=</m:t>
+        </m:r>
+        <m:r>
+          <m:t>1</m:t>
+        </m:r>
+      </m:oMath>
+      <w:r>
+        <w:t xml:space="preserve">”</w:t>
+      </w:r>
+      <w:r>
+        <w:t xml:space="preserve"> </w:t>
+      </w:r>
+      <w:r>
+        <w:t xml:space="preserve">of the General Root Law.</w:t>
+      </w:r>
+      <w:r>
+        <w:t xml:space="preserve"> </w:t>
+      </w:r>
+      <w:r>
+        <w:rPr>
+          <w:bCs/>
+          <w:b/>
+        </w:rPr>
+        <w:t xml:space="preserve">That framing was wrong in emphasis</w:t>
+      </w:r>
+      <w:r>
+        <w:t xml:space="preserve">: within the Standard Power Base, which fixes the Prime String, the Root Theorem is unconditional and needs no qualification. Varying</w:t>
+      </w:r>
+      <w:r>
+        <w:t xml:space="preserve"> </w:t>
+      </w:r>
+      <m:oMath>
+        <m:r>
+          <m:t>a</m:t>
+        </m:r>
+      </m:oMath>
+      <w:r>
+        <w:t xml:space="preserve"> </w:t>
+      </w:r>
+      <w:r>
+        <w:t xml:space="preserve">or</w:t>
+      </w:r>
+      <w:r>
+        <w:t xml:space="preserve"> </w:t>
+      </w:r>
+      <m:oMath>
+        <m:r>
+          <m:t>d</m:t>
+        </m:r>
+      </m:oMath>
+      <w:r>
+        <w:t xml:space="preserve"> </w:t>
+      </w:r>
+      <w:r>
+        <w:t xml:space="preserve">leaves the Standard Power Base and produces a different Base String — a neighbouring question, not a caveat. §10 now says so explicitly, and §4.2 and §2.1 flag the distinction in advance.</w:t>
+      </w:r>
+    </w:p>
+    <w:p>
+      <w:pPr>
+        <w:numPr>
+          <w:ilvl w:val="0"/>
+          <w:numId w:val="1007"/>
+        </w:numPr>
+        <w:pStyle w:val="Compact"/>
+      </w:pPr>
+      <w:r>
+        <w:rPr>
+          <w:bCs/>
+          <w:b/>
+        </w:rPr>
+        <w:t xml:space="preserve">§13.1 Exercise 7 added</w:t>
+      </w:r>
+      <w:r>
+        <w:t xml:space="preserve">, with answer — a direct exercise on the two reasoning errors above.</w:t>
+      </w:r>
+    </w:p>
+    <w:p>
+      <w:pPr>
+        <w:numPr>
+          <w:ilvl w:val="0"/>
+          <w:numId w:val="1007"/>
+        </w:numPr>
+        <w:pStyle w:val="Compact"/>
+      </w:pPr>
+      <w:r>
+        <w:rPr>
+          <w:bCs/>
+          <w:b/>
+        </w:rPr>
+        <w:t xml:space="preserve">§0.2 and §0.3 updated</w:t>
+      </w:r>
+      <w:r>
+        <w:t xml:space="preserve"> </w:t>
+      </w:r>
+      <w:r>
+        <w:t xml:space="preserve">to reflect the new material.</w:t>
+      </w:r>
+    </w:p>
+    <w:p>
+      <w:pPr>
+        <w:pStyle w:val="FirstParagraph"/>
+      </w:pPr>
+      <w:r>
+        <w:rPr>
+          <w:bCs/>
+          <w:b/>
+        </w:rPr>
+        <w:t xml:space="preserve">A note on why this revision exists.</w:t>
+      </w:r>
+      <w:r>
+        <w:t xml:space="preserve"> </w:t>
+      </w:r>
+      <w:r>
+        <w:t xml:space="preserve">Version 1 was published containing a framing that had not itself been verified. The mathematics in it was correct, but a claim about</w:t>
+      </w:r>
+      <w:r>
+        <w:t xml:space="preserve"> </w:t>
+      </w:r>
       <w:r>
         <w:rPr>
           <w:iCs/>
           <w:i/>
         </w:rPr>
-        <w:t xml:space="preserve">End of Module 1.</w:t>
-      </w:r>
-    </w:p>
-    <w:bookmarkEnd w:id="94"/>
+        <w:t xml:space="preserve">how a result should be characterised</w:t>
+      </w:r>
+      <w:r>
+        <w:t xml:space="preserve"> </w:t>
+      </w:r>
+      <w:r>
+        <w:t xml:space="preserve">was asserted without being checked, and that is the same species of error the module warns about in §9.7 — an assumption that agrees with itself.</w:t>
+      </w:r>
+    </w:p>
+    <w:p>
+      <w:pPr>
+        <w:pStyle w:val="BodyText"/>
+      </w:pPr>
+      <w:r>
+        <w:rPr>
+          <w:bCs/>
+          <w:b/>
+        </w:rPr>
+        <w:t xml:space="preserve">The correct action, when a statement’s scope is ambiguous, is to ask what was meant before publishing an interpretation of it.</w:t>
+      </w:r>
+      <w:r>
+        <w:t xml:space="preserve"> </w:t>
+      </w:r>
+      <w:r>
+        <w:t xml:space="preserve">That is now recorded here rather than quietly fixed, because a syllabus that teaches epistemic care should demonstrate it.</w:t>
+      </w:r>
+    </w:p>
+    <w:p>
+      <w:r>
+        <w:pict>
+          <v:rect style="width:0;height:1.5pt" o:hralign="center" o:hrstd="t" o:hr="t"/>
+        </w:pict>
+      </w:r>
+    </w:p>
+    <w:p>
+      <w:pPr>
+        <w:pStyle w:val="FirstParagraph"/>
+      </w:pPr>
+      <w:r>
+        <w:rPr>
+          <w:iCs/>
+          <w:i/>
+        </w:rPr>
+        <w:t xml:space="preserve">End of Module 1, Version 2.</w:t>
+      </w:r>
+    </w:p>
+    <w:bookmarkEnd w:id="95"/>
     <w:sectPr/>
   </w:body>
 </w:document>
@@ -18952,6 +21890,36 @@
     <w:abstractNumId w:val="991"/>
   </w:num>
   <w:num w:numId="1006">
+    <w:abstractNumId w:val="99411"/>
+    <w:lvlOverride w:ilvl="0">
+      <w:startOverride w:val="1"/>
+    </w:lvlOverride>
+    <w:lvlOverride w:ilvl="1">
+      <w:startOverride w:val="1"/>
+    </w:lvlOverride>
+    <w:lvlOverride w:ilvl="2">
+      <w:startOverride w:val="1"/>
+    </w:lvlOverride>
+    <w:lvlOverride w:ilvl="3">
+      <w:startOverride w:val="1"/>
+    </w:lvlOverride>
+    <w:lvlOverride w:ilvl="4">
+      <w:startOverride w:val="1"/>
+    </w:lvlOverride>
+    <w:lvlOverride w:ilvl="5">
+      <w:startOverride w:val="1"/>
+    </w:lvlOverride>
+    <w:lvlOverride w:ilvl="6">
+      <w:startOverride w:val="1"/>
+    </w:lvlOverride>
+    <w:lvlOverride w:ilvl="7">
+      <w:startOverride w:val="1"/>
+    </w:lvlOverride>
+    <w:lvlOverride w:ilvl="8">
+      <w:startOverride w:val="1"/>
+    </w:lvlOverride>
+  </w:num>
+  <w:num w:numId="1007">
     <w:abstractNumId w:val="99411"/>
     <w:lvlOverride w:ilvl="0">
       <w:startOverride w:val="1"/>

--- a/String Mathematics/Syllabus-Learning/module-1/String-Mathematics-Module-1-Foundations.docx
+++ b/String Mathematics/Syllabus-Learning/module-1/String-Mathematics-Module-1-Foundations.docx
@@ -175,7 +175,7 @@
         <w:t xml:space="preserve"> </w:t>
       </w:r>
       <w:r>
-        <w:t xml:space="preserve">2</w:t>
+        <w:t xml:space="preserve">3</w:t>
       </w:r>
     </w:p>
     <w:sdt>
@@ -231,13 +231,13 @@
           <w:bCs/>
           <w:b/>
         </w:rPr>
-        <w:t xml:space="preserve">Version 2.</w:t>
-      </w:r>
-      <w:r>
-        <w:t xml:space="preserve"> </w:t>
-      </w:r>
-      <w:r>
-        <w:t xml:space="preserve">See §16 for the revision history and what changed from Version 1.</w:t>
+        <w:t xml:space="preserve">Version 3.</w:t>
+      </w:r>
+      <w:r>
+        <w:t xml:space="preserve"> </w:t>
+      </w:r>
+      <w:r>
+        <w:t xml:space="preserve">See §16 for the revision history.</w:t>
       </w:r>
     </w:p>
     <w:p>
@@ -1240,8 +1240,62 @@
               <w:jc w:val="left"/>
             </w:pPr>
             <w:r>
-              <w:t xml:space="preserve">The order of the operation applied to build the Base String</w:t>
-            </w:r>
+              <w:t xml:space="preserve">The power each Prime value is raised to:</w:t>
+            </w:r>
+            <w:r>
+              <w:t xml:space="preserve"> </w:t>
+            </w:r>
+            <m:oMath>
+              <m:sSub>
+                <m:e>
+                  <m:r>
+                    <m:t>B</m:t>
+                  </m:r>
+                </m:e>
+                <m:sub>
+                  <m:r>
+                    <m:t>n</m:t>
+                  </m:r>
+                </m:sub>
+              </m:sSub>
+              <m:r>
+                <m:rPr>
+                  <m:sty m:val="p"/>
+                </m:rPr>
+                <m:t>=</m:t>
+              </m:r>
+              <m:sSup>
+                <m:e>
+                  <m:d>
+                    <m:dPr>
+                      <m:begChr m:val="("/>
+                      <m:endChr m:val=")"/>
+                      <m:sepChr m:val=""/>
+                      <m:grow/>
+                    </m:dPr>
+                    <m:e>
+                      <m:sSub>
+                        <m:e>
+                          <m:r>
+                            <m:t>P</m:t>
+                          </m:r>
+                        </m:e>
+                        <m:sub>
+                          <m:r>
+                            <m:t>n</m:t>
+                          </m:r>
+                        </m:sub>
+                      </m:sSub>
+                    </m:e>
+                  </m:d>
+                </m:e>
+                <m:sup>
+                  <m:r>
+                    <m:t>k</m:t>
+                  </m:r>
+                </m:sup>
+              </m:sSup>
+            </m:oMath>
           </w:p>
         </w:tc>
       </w:tr>
@@ -1846,7 +1900,7 @@
               <w:jc w:val="left"/>
             </w:pPr>
             <w:r>
-              <w:t xml:space="preserve">The Prime String with an operation of order</w:t>
+              <w:t xml:space="preserve">Each Prime value raised to the</w:t>
             </w:r>
             <w:r>
               <w:t xml:space="preserve"> </w:t>
@@ -1857,11 +1911,62 @@
               </m:r>
             </m:oMath>
             <w:r>
+              <w:t xml:space="preserve">-th power:</w:t>
+            </w:r>
+            <w:r>
               <w:t xml:space="preserve"> </w:t>
             </w:r>
-            <w:r>
-              <w:t xml:space="preserve">applied to each term</w:t>
-            </w:r>
+            <m:oMath>
+              <m:sSub>
+                <m:e>
+                  <m:r>
+                    <m:t>B</m:t>
+                  </m:r>
+                </m:e>
+                <m:sub>
+                  <m:r>
+                    <m:t>n</m:t>
+                  </m:r>
+                </m:sub>
+              </m:sSub>
+              <m:r>
+                <m:rPr>
+                  <m:sty m:val="p"/>
+                </m:rPr>
+                <m:t>=</m:t>
+              </m:r>
+              <m:sSup>
+                <m:e>
+                  <m:d>
+                    <m:dPr>
+                      <m:begChr m:val="("/>
+                      <m:endChr m:val=")"/>
+                      <m:sepChr m:val=""/>
+                      <m:grow/>
+                    </m:dPr>
+                    <m:e>
+                      <m:sSub>
+                        <m:e>
+                          <m:r>
+                            <m:t>P</m:t>
+                          </m:r>
+                        </m:e>
+                        <m:sub>
+                          <m:r>
+                            <m:t>n</m:t>
+                          </m:r>
+                        </m:sub>
+                      </m:sSub>
+                    </m:e>
+                  </m:d>
+                </m:e>
+                <m:sup>
+                  <m:r>
+                    <m:t>k</m:t>
+                  </m:r>
+                </m:sup>
+              </m:sSup>
+            </m:oMath>
           </w:p>
         </w:tc>
       </w:tr>
@@ -1940,6 +2045,229 @@
         </w:tc>
       </w:tr>
     </w:tbl>
+    <w:p>
+      <w:pPr>
+        <w:pStyle w:val="BodyText"/>
+      </w:pPr>
+      <w:r>
+        <w:rPr>
+          <w:bCs/>
+          <w:b/>
+        </w:rPr>
+        <w:t xml:space="preserve">Read the Base String symbol concretely.</w:t>
+      </w:r>
+      <w:r>
+        <w:t xml:space="preserve"> </w:t>
+      </w:r>
+      <m:oMath>
+        <m:sSup>
+          <m:e>
+            <m:r>
+              <m:t>B</m:t>
+            </m:r>
+          </m:e>
+          <m:sup>
+            <m:r>
+              <m:t>2</m:t>
+            </m:r>
+          </m:sup>
+        </m:sSup>
+        <m:d>
+          <m:dPr>
+            <m:begChr m:val="("/>
+            <m:endChr m:val=")"/>
+            <m:sepChr m:val=""/>
+            <m:grow/>
+          </m:dPr>
+          <m:e>
+            <m:r>
+              <m:t>4</m:t>
+            </m:r>
+          </m:e>
+        </m:d>
+      </m:oMath>
+      <w:r>
+        <w:t xml:space="preserve"> </w:t>
+      </w:r>
+      <w:r>
+        <w:t xml:space="preserve">means: take the term at</w:t>
+      </w:r>
+      <w:r>
+        <w:t xml:space="preserve"> </w:t>
+      </w:r>
+      <w:r>
+        <w:rPr>
+          <w:bCs/>
+          <w:b/>
+        </w:rPr>
+        <w:t xml:space="preserve">index 4</w:t>
+      </w:r>
+      <w:r>
+        <w:t xml:space="preserve"> </w:t>
+      </w:r>
+      <w:r>
+        <w:t xml:space="preserve">of the Prime String, and square it. With the regular whole-integer Prime String that term is</w:t>
+      </w:r>
+      <w:r>
+        <w:t xml:space="preserve"> </w:t>
+      </w:r>
+      <m:oMath>
+        <m:r>
+          <m:t>4</m:t>
+        </m:r>
+      </m:oMath>
+      <w:r>
+        <w:t xml:space="preserve">, so</w:t>
+      </w:r>
+      <w:r>
+        <w:t xml:space="preserve"> </w:t>
+      </w:r>
+      <m:oMath>
+        <m:sSup>
+          <m:e>
+            <m:r>
+              <m:t>B</m:t>
+            </m:r>
+          </m:e>
+          <m:sup>
+            <m:r>
+              <m:t>2</m:t>
+            </m:r>
+          </m:sup>
+        </m:sSup>
+        <m:d>
+          <m:dPr>
+            <m:begChr m:val="("/>
+            <m:endChr m:val=")"/>
+            <m:sepChr m:val=""/>
+            <m:grow/>
+          </m:dPr>
+          <m:e>
+            <m:r>
+              <m:t>4</m:t>
+            </m:r>
+          </m:e>
+        </m:d>
+        <m:r>
+          <m:rPr>
+            <m:sty m:val="p"/>
+          </m:rPr>
+          <m:t>=</m:t>
+        </m:r>
+        <m:r>
+          <m:t>16</m:t>
+        </m:r>
+      </m:oMath>
+      <w:r>
+        <w:t xml:space="preserve">.</w:t>
+      </w:r>
+    </w:p>
+    <w:p>
+      <w:pPr>
+        <w:pStyle w:val="BodyText"/>
+      </w:pPr>
+      <w:r>
+        <w:rPr>
+          <w:bCs/>
+          <w:b/>
+        </w:rPr>
+        <w:t xml:space="preserve">Index, not position.</w:t>
+      </w:r>
+      <w:r>
+        <w:t xml:space="preserve"> </w:t>
+      </w:r>
+      <w:r>
+        <w:t xml:space="preserve">Because indexing starts at</w:t>
+      </w:r>
+      <w:r>
+        <w:t xml:space="preserve"> </w:t>
+      </w:r>
+      <m:oMath>
+        <m:r>
+          <m:t>n</m:t>
+        </m:r>
+        <m:r>
+          <m:rPr>
+            <m:sty m:val="p"/>
+          </m:rPr>
+          <m:t>=</m:t>
+        </m:r>
+        <m:r>
+          <m:t>0</m:t>
+        </m:r>
+      </m:oMath>
+      <w:r>
+        <w:t xml:space="preserve"> </w:t>
+      </w:r>
+      <w:r>
+        <w:t xml:space="preserve">(§2.4),</w:t>
+      </w:r>
+      <w:r>
+        <w:t xml:space="preserve"> </w:t>
+      </w:r>
+      <w:r>
+        <w:t xml:space="preserve">“</w:t>
+      </w:r>
+      <w:r>
+        <w:t xml:space="preserve">index 4</w:t>
+      </w:r>
+      <w:r>
+        <w:t xml:space="preserve">”</w:t>
+      </w:r>
+      <w:r>
+        <w:t xml:space="preserve"> </w:t>
+      </w:r>
+      <w:r>
+        <w:t xml:space="preserve">is the</w:t>
+      </w:r>
+      <w:r>
+        <w:t xml:space="preserve"> </w:t>
+      </w:r>
+      <w:r>
+        <w:rPr>
+          <w:iCs/>
+          <w:i/>
+        </w:rPr>
+        <w:t xml:space="preserve">fifth</w:t>
+      </w:r>
+      <w:r>
+        <w:t xml:space="preserve"> </w:t>
+      </w:r>
+      <w:r>
+        <w:t xml:space="preserve">term written down. The phrase</w:t>
+      </w:r>
+      <w:r>
+        <w:t xml:space="preserve"> </w:t>
+      </w:r>
+      <w:r>
+        <w:t xml:space="preserve">“</w:t>
+      </w:r>
+      <w:r>
+        <w:t xml:space="preserve">the 4th term</w:t>
+      </w:r>
+      <w:r>
+        <w:t xml:space="preserve">”</w:t>
+      </w:r>
+      <w:r>
+        <w:t xml:space="preserve"> </w:t>
+      </w:r>
+      <w:r>
+        <w:t xml:space="preserve">is ambiguous in ordinary English and is avoided throughout this syllabus — always say</w:t>
+      </w:r>
+      <w:r>
+        <w:t xml:space="preserve"> </w:t>
+      </w:r>
+      <w:r>
+        <w:rPr>
+          <w:bCs/>
+          <w:b/>
+        </w:rPr>
+        <w:t xml:space="preserve">index</w:t>
+      </w:r>
+      <w:r>
+        <w:t xml:space="preserve">.</w:t>
+      </w:r>
+    </w:p>
     <w:bookmarkEnd w:id="28"/>
     <w:bookmarkStart w:id="29" w:name="the-indexing-convention"/>
     <w:p>
@@ -12322,6 +12650,721 @@
           <w:bCs/>
           <w:b/>
         </w:rPr>
+        <w:t xml:space="preserve">That step is the one place this proof asks you to take something on trust, so here it is worked out in full at</w:t>
+      </w:r>
+      <w:r>
+        <w:rPr>
+          <w:bCs/>
+          <w:b/>
+        </w:rPr>
+        <w:t xml:space="preserve"> </w:t>
+      </w:r>
+      <m:oMath>
+        <m:r>
+          <m:t>k</m:t>
+        </m:r>
+        <m:r>
+          <m:rPr>
+            <m:sty m:val="p"/>
+          </m:rPr>
+          <m:t>=</m:t>
+        </m:r>
+        <m:r>
+          <m:t>2</m:t>
+        </m:r>
+      </m:oMath>
+      <w:r>
+        <w:t xml:space="preserve"> </w:t>
+      </w:r>
+      <w:r>
+        <w:t xml:space="preserve">— small enough to check by listing every case.</w:t>
+      </w:r>
+    </w:p>
+    <w:p>
+      <w:pPr>
+        <w:pStyle w:val="BodyText"/>
+      </w:pPr>
+      <w:r>
+        <w:t xml:space="preserve">Two balls</w:t>
+      </w:r>
+      <w:r>
+        <w:t xml:space="preserve"> </w:t>
+      </w:r>
+      <m:oMath>
+        <m:r>
+          <m:rPr>
+            <m:sty m:val="p"/>
+          </m:rPr>
+          <m:t>{</m:t>
+        </m:r>
+        <m:r>
+          <m:t>1</m:t>
+        </m:r>
+        <m:r>
+          <m:rPr>
+            <m:sty m:val="p"/>
+          </m:rPr>
+          <m:t>,</m:t>
+        </m:r>
+        <m:r>
+          <m:t>2</m:t>
+        </m:r>
+        <m:r>
+          <m:rPr>
+            <m:sty m:val="p"/>
+          </m:rPr>
+          <m:t>}</m:t>
+        </m:r>
+      </m:oMath>
+      <w:r>
+        <w:t xml:space="preserve">, two boxes</w:t>
+      </w:r>
+      <w:r>
+        <w:t xml:space="preserve"> </w:t>
+      </w:r>
+      <m:oMath>
+        <m:r>
+          <m:rPr>
+            <m:sty m:val="p"/>
+          </m:rPr>
+          <m:t>{</m:t>
+        </m:r>
+        <m:r>
+          <m:t>A</m:t>
+        </m:r>
+        <m:r>
+          <m:rPr>
+            <m:sty m:val="p"/>
+          </m:rPr>
+          <m:t>,</m:t>
+        </m:r>
+        <m:r>
+          <m:t>B</m:t>
+        </m:r>
+        <m:r>
+          <m:rPr>
+            <m:sty m:val="p"/>
+          </m:rPr>
+          <m:t>}</m:t>
+        </m:r>
+      </m:oMath>
+      <w:r>
+        <w:t xml:space="preserve">. All possible placements:</w:t>
+      </w:r>
+    </w:p>
+    <w:tbl>
+      <w:tblPr>
+        <w:tblStyle w:val="Table"/>
+        <w:tblW w:type="auto" w:w="0"/>
+        <w:tblLook w:firstRow="1" w:lastRow="0" w:firstColumn="0" w:lastColumn="0" w:noHBand="0" w:noVBand="0" w:val="0020"/>
+        <w:jc w:val="start"/>
+      </w:tblPr>
+      <w:tblGrid>
+        <w:gridCol w:w="1980"/>
+        <w:gridCol w:w="1980"/>
+        <w:gridCol w:w="1980"/>
+        <w:gridCol w:w="1980"/>
+      </w:tblGrid>
+      <w:tr>
+        <w:trPr>
+          <w:tblHeader w:val="true"/>
+        </w:trPr>
+        <w:tc>
+          <w:tcPr/>
+          <w:p>
+            <w:pPr>
+              <w:pStyle w:val="Compact"/>
+            </w:pPr>
+          </w:p>
+        </w:tc>
+        <w:tc>
+          <w:tcPr/>
+          <w:p>
+            <w:pPr>
+              <w:pStyle w:val="Compact"/>
+              <w:jc w:val="left"/>
+            </w:pPr>
+            <w:r>
+              <w:t xml:space="preserve">ball 1</w:t>
+            </w:r>
+          </w:p>
+        </w:tc>
+        <w:tc>
+          <w:tcPr/>
+          <w:p>
+            <w:pPr>
+              <w:pStyle w:val="Compact"/>
+              <w:jc w:val="left"/>
+            </w:pPr>
+            <w:r>
+              <w:t xml:space="preserve">ball 2</w:t>
+            </w:r>
+          </w:p>
+        </w:tc>
+        <w:tc>
+          <w:tcPr/>
+          <w:p>
+            <w:pPr>
+              <w:pStyle w:val="Compact"/>
+              <w:jc w:val="left"/>
+            </w:pPr>
+            <w:r>
+              <w:t xml:space="preserve">every box used?</w:t>
+            </w:r>
+          </w:p>
+        </w:tc>
+      </w:tr>
+      <w:tr>
+        <w:tc>
+          <w:tcPr/>
+          <w:p>
+            <w:pPr>
+              <w:pStyle w:val="Compact"/>
+              <w:jc w:val="left"/>
+            </w:pPr>
+            <w:r>
+              <w:t xml:space="preserve">1</w:t>
+            </w:r>
+          </w:p>
+        </w:tc>
+        <w:tc>
+          <w:tcPr/>
+          <w:p>
+            <w:pPr>
+              <w:pStyle w:val="Compact"/>
+              <w:jc w:val="left"/>
+            </w:pPr>
+            <w:r>
+              <w:t xml:space="preserve">A</w:t>
+            </w:r>
+          </w:p>
+        </w:tc>
+        <w:tc>
+          <w:tcPr/>
+          <w:p>
+            <w:pPr>
+              <w:pStyle w:val="Compact"/>
+              <w:jc w:val="left"/>
+            </w:pPr>
+            <w:r>
+              <w:t xml:space="preserve">A</w:t>
+            </w:r>
+          </w:p>
+        </w:tc>
+        <w:tc>
+          <w:tcPr/>
+          <w:p>
+            <w:pPr>
+              <w:pStyle w:val="Compact"/>
+              <w:jc w:val="left"/>
+            </w:pPr>
+            <w:r>
+              <w:t xml:space="preserve">no — B is empty</w:t>
+            </w:r>
+          </w:p>
+        </w:tc>
+      </w:tr>
+      <w:tr>
+        <w:tc>
+          <w:tcPr/>
+          <w:p>
+            <w:pPr>
+              <w:pStyle w:val="Compact"/>
+              <w:jc w:val="left"/>
+            </w:pPr>
+            <w:r>
+              <w:t xml:space="preserve">2</w:t>
+            </w:r>
+          </w:p>
+        </w:tc>
+        <w:tc>
+          <w:tcPr/>
+          <w:p>
+            <w:pPr>
+              <w:pStyle w:val="Compact"/>
+              <w:jc w:val="left"/>
+            </w:pPr>
+            <w:r>
+              <w:t xml:space="preserve">A</w:t>
+            </w:r>
+          </w:p>
+        </w:tc>
+        <w:tc>
+          <w:tcPr/>
+          <w:p>
+            <w:pPr>
+              <w:pStyle w:val="Compact"/>
+              <w:jc w:val="left"/>
+            </w:pPr>
+            <w:r>
+              <w:t xml:space="preserve">B</w:t>
+            </w:r>
+          </w:p>
+        </w:tc>
+        <w:tc>
+          <w:tcPr/>
+          <w:p>
+            <w:pPr>
+              <w:pStyle w:val="Compact"/>
+              <w:jc w:val="left"/>
+            </w:pPr>
+            <w:r>
+              <w:rPr>
+                <w:bCs/>
+                <w:b/>
+              </w:rPr>
+              <w:t xml:space="preserve">yes</w:t>
+            </w:r>
+          </w:p>
+        </w:tc>
+      </w:tr>
+      <w:tr>
+        <w:tc>
+          <w:tcPr/>
+          <w:p>
+            <w:pPr>
+              <w:pStyle w:val="Compact"/>
+              <w:jc w:val="left"/>
+            </w:pPr>
+            <w:r>
+              <w:t xml:space="preserve">3</w:t>
+            </w:r>
+          </w:p>
+        </w:tc>
+        <w:tc>
+          <w:tcPr/>
+          <w:p>
+            <w:pPr>
+              <w:pStyle w:val="Compact"/>
+              <w:jc w:val="left"/>
+            </w:pPr>
+            <w:r>
+              <w:t xml:space="preserve">B</w:t>
+            </w:r>
+          </w:p>
+        </w:tc>
+        <w:tc>
+          <w:tcPr/>
+          <w:p>
+            <w:pPr>
+              <w:pStyle w:val="Compact"/>
+              <w:jc w:val="left"/>
+            </w:pPr>
+            <w:r>
+              <w:t xml:space="preserve">A</w:t>
+            </w:r>
+          </w:p>
+        </w:tc>
+        <w:tc>
+          <w:tcPr/>
+          <w:p>
+            <w:pPr>
+              <w:pStyle w:val="Compact"/>
+              <w:jc w:val="left"/>
+            </w:pPr>
+            <w:r>
+              <w:rPr>
+                <w:bCs/>
+                <w:b/>
+              </w:rPr>
+              <w:t xml:space="preserve">yes</w:t>
+            </w:r>
+          </w:p>
+        </w:tc>
+      </w:tr>
+      <w:tr>
+        <w:tc>
+          <w:tcPr/>
+          <w:p>
+            <w:pPr>
+              <w:pStyle w:val="Compact"/>
+              <w:jc w:val="left"/>
+            </w:pPr>
+            <w:r>
+              <w:t xml:space="preserve">4</w:t>
+            </w:r>
+          </w:p>
+        </w:tc>
+        <w:tc>
+          <w:tcPr/>
+          <w:p>
+            <w:pPr>
+              <w:pStyle w:val="Compact"/>
+              <w:jc w:val="left"/>
+            </w:pPr>
+            <w:r>
+              <w:t xml:space="preserve">B</w:t>
+            </w:r>
+          </w:p>
+        </w:tc>
+        <w:tc>
+          <w:tcPr/>
+          <w:p>
+            <w:pPr>
+              <w:pStyle w:val="Compact"/>
+              <w:jc w:val="left"/>
+            </w:pPr>
+            <w:r>
+              <w:t xml:space="preserve">B</w:t>
+            </w:r>
+          </w:p>
+        </w:tc>
+        <w:tc>
+          <w:tcPr/>
+          <w:p>
+            <w:pPr>
+              <w:pStyle w:val="Compact"/>
+              <w:jc w:val="left"/>
+            </w:pPr>
+            <w:r>
+              <w:t xml:space="preserve">no — A is empty</w:t>
+            </w:r>
+          </w:p>
+        </w:tc>
+      </w:tr>
+    </w:tbl>
+    <w:p>
+      <w:pPr>
+        <w:pStyle w:val="BodyText"/>
+      </w:pPr>
+      <w:r>
+        <w:t xml:space="preserve">Four placements,</w:t>
+      </w:r>
+      <w:r>
+        <w:t xml:space="preserve"> </w:t>
+      </w:r>
+      <w:r>
+        <w:rPr>
+          <w:bCs/>
+          <w:b/>
+        </w:rPr>
+        <w:t xml:space="preserve">two</w:t>
+      </w:r>
+      <w:r>
+        <w:t xml:space="preserve"> </w:t>
+      </w:r>
+      <w:r>
+        <w:t xml:space="preserve">of which use every box.</w:t>
+      </w:r>
+    </w:p>
+    <w:p>
+      <w:pPr>
+        <w:pStyle w:val="BodyText"/>
+      </w:pPr>
+      <w:r>
+        <w:t xml:space="preserve">Now the inclusion–exclusion count: start with all</w:t>
+      </w:r>
+      <w:r>
+        <w:t xml:space="preserve"> </w:t>
+      </w:r>
+      <m:oMath>
+        <m:sSup>
+          <m:e>
+            <m:r>
+              <m:t>2</m:t>
+            </m:r>
+          </m:e>
+          <m:sup>
+            <m:r>
+              <m:t>2</m:t>
+            </m:r>
+          </m:sup>
+        </m:sSup>
+        <m:r>
+          <m:rPr>
+            <m:sty m:val="p"/>
+          </m:rPr>
+          <m:t>=</m:t>
+        </m:r>
+        <m:r>
+          <m:t>4</m:t>
+        </m:r>
+      </m:oMath>
+      <w:r>
+        <w:t xml:space="preserve"> </w:t>
+      </w:r>
+      <w:r>
+        <w:t xml:space="preserve">placements; subtract the ones that miss at least one box — there are</w:t>
+      </w:r>
+      <w:r>
+        <w:t xml:space="preserve"> </w:t>
+      </w:r>
+      <m:oMath>
+        <m:d>
+          <m:dPr>
+            <m:begChr m:val="("/>
+            <m:endChr m:val=")"/>
+            <m:sepChr m:val=""/>
+            <m:grow/>
+          </m:dPr>
+          <m:e>
+            <m:f>
+              <m:fPr>
+                <m:type m:val="noBar"/>
+              </m:fPr>
+              <m:num>
+                <m:r>
+                  <m:t>2</m:t>
+                </m:r>
+              </m:num>
+              <m:den>
+                <m:r>
+                  <m:t>1</m:t>
+                </m:r>
+              </m:den>
+            </m:f>
+          </m:e>
+        </m:d>
+        <m:r>
+          <m:rPr>
+            <m:sty m:val="p"/>
+          </m:rPr>
+          <m:t>=</m:t>
+        </m:r>
+        <m:r>
+          <m:t>2</m:t>
+        </m:r>
+      </m:oMath>
+      <w:r>
+        <w:t xml:space="preserve"> </w:t>
+      </w:r>
+      <w:r>
+        <w:t xml:space="preserve">boxes that could be the sole survivor, and</w:t>
+      </w:r>
+      <w:r>
+        <w:t xml:space="preserve"> </w:t>
+      </w:r>
+      <m:oMath>
+        <m:sSup>
+          <m:e>
+            <m:r>
+              <m:t>1</m:t>
+            </m:r>
+          </m:e>
+          <m:sup>
+            <m:r>
+              <m:t>2</m:t>
+            </m:r>
+          </m:sup>
+        </m:sSup>
+        <m:r>
+          <m:rPr>
+            <m:sty m:val="p"/>
+          </m:rPr>
+          <m:t>=</m:t>
+        </m:r>
+        <m:r>
+          <m:t>1</m:t>
+        </m:r>
+      </m:oMath>
+      <w:r>
+        <w:t xml:space="preserve"> </w:t>
+      </w:r>
+      <w:r>
+        <w:t xml:space="preserve">placement each, so subtract</w:t>
+      </w:r>
+      <w:r>
+        <w:t xml:space="preserve"> </w:t>
+      </w:r>
+      <m:oMath>
+        <m:r>
+          <m:t>2</m:t>
+        </m:r>
+      </m:oMath>
+      <w:r>
+        <w:t xml:space="preserve">; add back the ones missing two boxes, of which there are none. Total</w:t>
+      </w:r>
+      <w:r>
+        <w:t xml:space="preserve"> </w:t>
+      </w:r>
+      <m:oMath>
+        <m:r>
+          <m:t>4</m:t>
+        </m:r>
+        <m:r>
+          <m:rPr>
+            <m:sty m:val="p"/>
+          </m:rPr>
+          <m:t>−</m:t>
+        </m:r>
+        <m:r>
+          <m:t>2</m:t>
+        </m:r>
+        <m:r>
+          <m:rPr>
+            <m:sty m:val="p"/>
+          </m:rPr>
+          <m:t>+</m:t>
+        </m:r>
+        <m:r>
+          <m:t>0</m:t>
+        </m:r>
+        <m:r>
+          <m:rPr>
+            <m:sty m:val="p"/>
+          </m:rPr>
+          <m:t>=</m:t>
+        </m:r>
+        <m:r>
+          <m:t>2</m:t>
+        </m:r>
+      </m:oMath>
+      <w:r>
+        <w:t xml:space="preserve">. ✔</w:t>
+      </w:r>
+    </w:p>
+    <w:p>
+      <w:pPr>
+        <w:pStyle w:val="BodyText"/>
+      </w:pPr>
+      <w:r>
+        <w:t xml:space="preserve">And the formula gives</w:t>
+      </w:r>
+      <w:r>
+        <w:t xml:space="preserve"> </w:t>
+      </w:r>
+      <m:oMath>
+        <m:r>
+          <m:t> </m:t>
+        </m:r>
+        <m:r>
+          <m:t>0</m:t>
+        </m:r>
+        <m:r>
+          <m:rPr>
+            <m:sty m:val="p"/>
+          </m:rPr>
+          <m:t>−</m:t>
+        </m:r>
+        <m:r>
+          <m:t>2</m:t>
+        </m:r>
+        <m:d>
+          <m:dPr>
+            <m:begChr m:val="("/>
+            <m:endChr m:val=")"/>
+            <m:sepChr m:val=""/>
+            <m:grow/>
+          </m:dPr>
+          <m:e>
+            <m:r>
+              <m:t>1</m:t>
+            </m:r>
+          </m:e>
+        </m:d>
+        <m:r>
+          <m:rPr>
+            <m:sty m:val="p"/>
+          </m:rPr>
+          <m:t>+</m:t>
+        </m:r>
+        <m:r>
+          <m:t>1</m:t>
+        </m:r>
+        <m:d>
+          <m:dPr>
+            <m:begChr m:val="("/>
+            <m:endChr m:val=")"/>
+            <m:sepChr m:val=""/>
+            <m:grow/>
+          </m:dPr>
+          <m:e>
+            <m:r>
+              <m:t>4</m:t>
+            </m:r>
+          </m:e>
+        </m:d>
+        <m:r>
+          <m:rPr>
+            <m:sty m:val="p"/>
+          </m:rPr>
+          <m:t>=</m:t>
+        </m:r>
+        <m:r>
+          <m:t>2</m:t>
+        </m:r>
+        <m:r>
+          <m:t> </m:t>
+        </m:r>
+      </m:oMath>
+      <w:r>
+        <w:t xml:space="preserve"> </w:t>
+      </w:r>
+      <w:r>
+        <w:t xml:space="preserve">— the same</w:t>
+      </w:r>
+      <w:r>
+        <w:t xml:space="preserve"> </w:t>
+      </w:r>
+      <m:oMath>
+        <m:r>
+          <m:t>2</m:t>
+        </m:r>
+      </m:oMath>
+      <w:r>
+        <w:t xml:space="preserve">, which is</w:t>
+      </w:r>
+      <w:r>
+        <w:t xml:space="preserve"> </w:t>
+      </w:r>
+      <m:oMath>
+        <m:r>
+          <m:t>2</m:t>
+        </m:r>
+        <m:r>
+          <m:rPr>
+            <m:sty m:val="p"/>
+          </m:rPr>
+          <m:t>!</m:t>
+        </m:r>
+      </m:oMath>
+      <w:r>
+        <w:t xml:space="preserve">.</w:t>
+      </w:r>
+      <w:r>
+        <w:t xml:space="preserve"> </w:t>
+      </w:r>
+      <w:r>
+        <w:rPr>
+          <w:bCs/>
+          <w:b/>
+        </w:rPr>
+        <w:t xml:space="preserve">The listing, the inclusion–exclusion, and the formula all agree at</w:t>
+      </w:r>
+      <w:r>
+        <w:rPr>
+          <w:bCs/>
+          <w:b/>
+        </w:rPr>
+        <w:t xml:space="preserve"> </w:t>
+      </w:r>
+      <m:oMath>
+        <m:r>
+          <m:t>k</m:t>
+        </m:r>
+        <m:r>
+          <m:rPr>
+            <m:sty m:val="p"/>
+          </m:rPr>
+          <m:t>=</m:t>
+        </m:r>
+        <m:r>
+          <m:t>2</m:t>
+        </m:r>
+      </m:oMath>
+      <w:r>
+        <w:t xml:space="preserve">, which is enough to see the mechanism before trusting it in general.</w:t>
+      </w:r>
+    </w:p>
+    <w:p>
+      <w:pPr>
+        <w:pStyle w:val="BodyText"/>
+      </w:pPr>
+      <w:r>
+        <w:rPr>
+          <w:bCs/>
+          <w:b/>
+        </w:rPr>
         <w:t xml:space="preserve">Now count the same thing directly.</w:t>
       </w:r>
       <w:r>
@@ -13161,7 +14204,7 @@
         <w:t xml:space="preserve"> </w:t>
       </w:r>
       <w:r>
-        <w:t xml:space="preserve">independent pieces of information: the order</w:t>
+        <w:t xml:space="preserve">pieces of information: the order</w:t>
       </w:r>
       <w:r>
         <w:t xml:space="preserve"> </w:t>
@@ -13197,7 +14240,7 @@
         <w:t xml:space="preserve"> </w:t>
       </w:r>
       <w:r>
-        <w:t xml:space="preserve">while holding the Standard Power Base fixed. Here we vary the other things.</w:t>
+        <w:t xml:space="preserve">while holding the Standard Power Base fixed. Here we vary other things.</w:t>
       </w:r>
     </w:p>
     <w:p>
@@ -13209,7 +14252,231 @@
           <w:bCs/>
           <w:b/>
         </w:rPr>
-        <w:t xml:space="preserve">Changing them does not produce another instance of the Root Theorem. It produces a different Base String, and therefore a different String Tree.</w:t>
+        <w:t xml:space="preserve">Changing them does not produce another instance of the Root Theorem. It produces a different string, and therefore a different tree.</w:t>
+      </w:r>
+    </w:p>
+    <w:p>
+      <w:pPr>
+        <w:pStyle w:val="BlockText"/>
+      </w:pPr>
+      <w:r>
+        <w:rPr>
+          <w:bCs/>
+          <w:b/>
+        </w:rPr>
+        <w:t xml:space="preserve">⚠ A definitional caution, and it matters for reading the rest of this section.</w:t>
+      </w:r>
+      <w:r>
+        <w:t xml:space="preserve"> </w:t>
+      </w:r>
+      <w:r>
+        <w:t xml:space="preserve">A Base String is</w:t>
+      </w:r>
+      <w:r>
+        <w:t xml:space="preserve"> </w:t>
+      </w:r>
+      <w:r>
+        <w:rPr>
+          <w:iCs/>
+          <w:i/>
+        </w:rPr>
+        <w:t xml:space="preserve">exactly</w:t>
+      </w:r>
+      <w:r>
+        <w:t xml:space="preserve"> </w:t>
+      </w:r>
+      <m:oMath>
+        <m:sSub>
+          <m:e>
+            <m:r>
+              <m:t>B</m:t>
+            </m:r>
+          </m:e>
+          <m:sub>
+            <m:r>
+              <m:t>n</m:t>
+            </m:r>
+          </m:sub>
+        </m:sSub>
+        <m:r>
+          <m:rPr>
+            <m:sty m:val="p"/>
+          </m:rPr>
+          <m:t>=</m:t>
+        </m:r>
+        <m:sSup>
+          <m:e>
+            <m:d>
+              <m:dPr>
+                <m:begChr m:val="("/>
+                <m:endChr m:val=")"/>
+                <m:sepChr m:val=""/>
+                <m:grow/>
+              </m:dPr>
+              <m:e>
+                <m:sSub>
+                  <m:e>
+                    <m:r>
+                      <m:t>P</m:t>
+                    </m:r>
+                  </m:e>
+                  <m:sub>
+                    <m:r>
+                      <m:t>n</m:t>
+                    </m:r>
+                  </m:sub>
+                </m:sSub>
+              </m:e>
+            </m:d>
+          </m:e>
+          <m:sup>
+            <m:r>
+              <m:t>k</m:t>
+            </m:r>
+          </m:sup>
+        </m:sSup>
+      </m:oMath>
+      <w:r>
+        <w:t xml:space="preserve"> </w:t>
+      </w:r>
+      <w:r>
+        <w:t xml:space="preserve">— each Prime value raised to a power.</w:t>
+      </w:r>
+      <w:r>
+        <w:t xml:space="preserve"> </w:t>
+      </w:r>
+      <w:r>
+        <w:rPr>
+          <w:bCs/>
+          <w:b/>
+        </w:rPr>
+        <w:t xml:space="preserve">Question 3 below steps outside that definition</w:t>
+      </w:r>
+      <w:r>
+        <w:t xml:space="preserve">, considering a general polynomial such as</w:t>
+      </w:r>
+      <w:r>
+        <w:t xml:space="preserve"> </w:t>
+      </w:r>
+      <m:oMath>
+        <m:r>
+          <m:t>3</m:t>
+        </m:r>
+        <m:sSup>
+          <m:e>
+            <m:r>
+              <m:t>n</m:t>
+            </m:r>
+          </m:e>
+          <m:sup>
+            <m:r>
+              <m:t>2</m:t>
+            </m:r>
+          </m:sup>
+        </m:sSup>
+        <m:r>
+          <m:rPr>
+            <m:sty m:val="p"/>
+          </m:rPr>
+          <m:t>+</m:t>
+        </m:r>
+        <m:r>
+          <m:t>5</m:t>
+        </m:r>
+        <m:r>
+          <m:t>n</m:t>
+        </m:r>
+        <m:r>
+          <m:rPr>
+            <m:sty m:val="p"/>
+          </m:rPr>
+          <m:t>+</m:t>
+        </m:r>
+        <m:r>
+          <m:t>7</m:t>
+        </m:r>
+      </m:oMath>
+      <w:r>
+        <w:t xml:space="preserve">, which</w:t>
+      </w:r>
+      <w:r>
+        <w:t xml:space="preserve"> </w:t>
+      </w:r>
+      <w:r>
+        <w:rPr>
+          <w:bCs/>
+          <w:b/>
+        </w:rPr>
+        <w:t xml:space="preserve">cannot</w:t>
+      </w:r>
+      <w:r>
+        <w:t xml:space="preserve"> </w:t>
+      </w:r>
+      <w:r>
+        <w:t xml:space="preserve">be written as</w:t>
+      </w:r>
+      <w:r>
+        <w:t xml:space="preserve"> </w:t>
+      </w:r>
+      <m:oMath>
+        <m:sSup>
+          <m:e>
+            <m:d>
+              <m:dPr>
+                <m:begChr m:val="("/>
+                <m:endChr m:val=")"/>
+                <m:sepChr m:val=""/>
+                <m:grow/>
+              </m:dPr>
+              <m:e>
+                <m:sSub>
+                  <m:e>
+                    <m:r>
+                      <m:t>P</m:t>
+                    </m:r>
+                  </m:e>
+                  <m:sub>
+                    <m:r>
+                      <m:t>n</m:t>
+                    </m:r>
+                  </m:sub>
+                </m:sSub>
+              </m:e>
+            </m:d>
+          </m:e>
+          <m:sup>
+            <m:r>
+              <m:t>k</m:t>
+            </m:r>
+          </m:sup>
+        </m:sSup>
+      </m:oMath>
+      <w:r>
+        <w:t xml:space="preserve"> </w:t>
+      </w:r>
+      <w:r>
+        <w:t xml:space="preserve">for any Prime String and any order.</w:t>
+      </w:r>
+    </w:p>
+    <w:p>
+      <w:pPr>
+        <w:pStyle w:val="BlockText"/>
+      </w:pPr>
+      <w:r>
+        <w:t xml:space="preserve">That is deliberate, because the differencing machinery of §9 does not actually require a Base String — it works on</w:t>
+      </w:r>
+      <w:r>
+        <w:t xml:space="preserve"> </w:t>
+      </w:r>
+      <w:r>
+        <w:rPr>
+          <w:bCs/>
+          <w:b/>
+        </w:rPr>
+        <w:t xml:space="preserve">any polynomial sequence</w:t>
+      </w:r>
+      <w:r>
+        <w:t xml:space="preserve">. But such a sequence is not a Base String, and this document will not call it one.</w:t>
       </w:r>
     </w:p>
     <w:bookmarkStart w:id="75" w:name="three-separate-questions"/>
@@ -13662,7 +14929,17 @@
           <w:bCs/>
           <w:b/>
         </w:rPr>
-        <w:t xml:space="preserve">Question 3 — Does the leading coefficient matter?</w:t>
+        <w:t xml:space="preserve">Question 3 — Does a multiplier out front matter?</w:t>
+      </w:r>
+      <w:r>
+        <w:t xml:space="preserve"> </w:t>
+      </w:r>
+      <w:r>
+        <w:rPr>
+          <w:iCs/>
+          <w:i/>
+        </w:rPr>
+        <w:t xml:space="preserve">(This one leaves the Base String definition — see the caution above.)</w:t>
       </w:r>
     </w:p>
     <w:p>
@@ -13670,30 +14947,12 @@
         <w:pStyle w:val="BodyText"/>
       </w:pPr>
       <w:r>
-        <w:t xml:space="preserve">Take</w:t>
+        <w:t xml:space="preserve">Take the general polynomial</w:t>
       </w:r>
       <w:r>
         <w:t xml:space="preserve"> </w:t>
       </w:r>
       <m:oMath>
-        <m:sSub>
-          <m:e>
-            <m:r>
-              <m:t>B</m:t>
-            </m:r>
-          </m:e>
-          <m:sub>
-            <m:r>
-              <m:t>n</m:t>
-            </m:r>
-          </m:sub>
-        </m:sSub>
-        <m:r>
-          <m:rPr>
-            <m:sty m:val="p"/>
-          </m:rPr>
-          <m:t>=</m:t>
-        </m:r>
         <m:r>
           <m:t>3</m:t>
         </m:r>
@@ -13732,21 +14991,12 @@
         </m:r>
       </m:oMath>
       <w:r>
-        <w:t xml:space="preserve">, giving</w:t>
+        <w:t xml:space="preserve">, giving the string</w:t>
       </w:r>
       <w:r>
         <w:t xml:space="preserve"> </w:t>
       </w:r>
       <m:oMath>
-        <m:r>
-          <m:t>B</m:t>
-        </m:r>
-        <m:r>
-          <m:rPr>
-            <m:sty m:val="p"/>
-          </m:rPr>
-          <m:t>=</m:t>
-        </m:r>
         <m:d>
           <m:dPr>
             <m:begChr m:val="("/>
@@ -13809,7 +15059,7 @@
         <w:rPr>
           <w:rStyle w:val="VerbatimChar"/>
         </w:rPr>
-        <w:t xml:space="preserve">B     7   15   29   49   75</w:t>
+        <w:t xml:space="preserve">      7   15   29   49   75</w:t>
       </w:r>
       <w:r>
         <w:br/>
@@ -13818,7 +15068,7 @@
         <w:rPr>
           <w:rStyle w:val="VerbatimChar"/>
         </w:rPr>
-        <w:t xml:space="preserve">1S       8   14   20   26</w:t>
+        <w:t xml:space="preserve">        8   14   20   26</w:t>
       </w:r>
       <w:r>
         <w:br/>
@@ -13827,7 +15077,7 @@
         <w:rPr>
           <w:rStyle w:val="VerbatimChar"/>
         </w:rPr>
-        <w:t xml:space="preserve">2S          6    6    6       &lt;- ROOT = 6 = 3 x 2!</w:t>
+        <w:t xml:space="preserve">           6    6    6       &lt;- ROOT = 6 = 3 x 2!</w:t>
       </w:r>
     </w:p>
     <w:p>
@@ -13845,18 +15095,7 @@
         <w:t xml:space="preserve"> </w:t>
       </w:r>
       <w:r>
-        <w:t xml:space="preserve">The Root is multiplied by the leading coefficient</w:t>
-      </w:r>
-      <w:r>
-        <w:t xml:space="preserve"> </w:t>
-      </w:r>
-      <m:oMath>
-        <m:r>
-          <m:t>a</m:t>
-        </m:r>
-      </m:oMath>
-      <w:r>
-        <w:t xml:space="preserve">. Note also that the</w:t>
+        <w:t xml:space="preserve">The Root is multiplied by 3. Note also that the</w:t>
       </w:r>
       <w:r>
         <w:t xml:space="preserve"> </w:t>
@@ -13905,21 +15144,15 @@
         </w:rPr>
         <w:t xml:space="preserve">the Root cannot see them.</w:t>
       </w:r>
-      <w:r>
-        <w:t xml:space="preserve"> </w:t>
-      </w:r>
-      <w:r>
-        <w:t xml:space="preserve">Note too that this Base String is a general polynomial rather than a pure power, so again we are outside the Standard Power Base.</w:t>
-      </w:r>
     </w:p>
     <w:bookmarkEnd w:id="75"/>
-    <w:bookmarkStart w:id="77" w:name="the-combined-law"/>
+    <w:bookmarkStart w:id="77" w:name="the-three-answers-collapse-into-one"/>
     <w:p>
       <w:pPr>
         <w:pStyle w:val="Heading2"/>
       </w:pPr>
       <w:r>
-        <w:t xml:space="preserve">10.2 The combined law</w:t>
+        <w:t xml:space="preserve">10.2 The three answers collapse into one</w:t>
       </w:r>
     </w:p>
     <w:p>
@@ -13927,16 +15160,297 @@
         <w:pStyle w:val="FirstParagraph"/>
       </w:pPr>
       <w:r>
-        <w:t xml:space="preserve">Putting the three together:</w:t>
+        <w:t xml:space="preserve">It is tempting to record the three findings as three separate knobs — a step</w:t>
+      </w:r>
+      <w:r>
+        <w:t xml:space="preserve"> </w:t>
+      </w:r>
+      <m:oMath>
+        <m:r>
+          <m:t>d</m:t>
+        </m:r>
+      </m:oMath>
+      <w:r>
+        <w:t xml:space="preserve">, a multiplier</w:t>
+      </w:r>
+      <w:r>
+        <w:t xml:space="preserve"> </w:t>
+      </w:r>
+      <m:oMath>
+        <m:r>
+          <m:t>a</m:t>
+        </m:r>
+      </m:oMath>
+      <w:r>
+        <w:t xml:space="preserve">, an order</w:t>
+      </w:r>
+      <w:r>
+        <w:t xml:space="preserve"> </w:t>
+      </w:r>
+      <m:oMath>
+        <m:r>
+          <m:t>k</m:t>
+        </m:r>
+      </m:oMath>
+      <w:r>
+        <w:t xml:space="preserve"> </w:t>
+      </w:r>
+      <w:r>
+        <w:t xml:space="preserve">— and write</w:t>
+      </w:r>
+      <w:r>
+        <w:t xml:space="preserve"> </w:t>
+      </w:r>
+      <m:oMath>
+        <m:r>
+          <m:t>R</m:t>
+        </m:r>
+        <m:r>
+          <m:rPr>
+            <m:sty m:val="p"/>
+          </m:rPr>
+          <m:t>=</m:t>
+        </m:r>
+        <m:r>
+          <m:t>a</m:t>
+        </m:r>
+        <m:r>
+          <m:rPr>
+            <m:sty m:val="p"/>
+          </m:rPr>
+          <m:t>⋅</m:t>
+        </m:r>
+        <m:r>
+          <m:t>k</m:t>
+        </m:r>
+        <m:r>
+          <m:rPr>
+            <m:sty m:val="p"/>
+          </m:rPr>
+          <m:t>!</m:t>
+        </m:r>
+        <m:r>
+          <m:rPr>
+            <m:sty m:val="p"/>
+          </m:rPr>
+          <m:t>⋅</m:t>
+        </m:r>
+        <m:sSup>
+          <m:e>
+            <m:r>
+              <m:t>d</m:t>
+            </m:r>
+          </m:e>
+          <m:sup>
+            <m:r>
+              <m:t> </m:t>
+            </m:r>
+            <m:r>
+              <m:t>k</m:t>
+            </m:r>
+          </m:sup>
+        </m:sSup>
+      </m:oMath>
+      <w:r>
+        <w:t xml:space="preserve">.</w:t>
+      </w:r>
+    </w:p>
+    <w:p>
+      <w:pPr>
+        <w:pStyle w:val="BodyText"/>
+      </w:pPr>
+      <w:r>
+        <w:rPr>
+          <w:bCs/>
+          <w:b/>
+        </w:rPr>
+        <w:t xml:space="preserve">That formula is true, but it is over-parameterised, and seeing why is more instructive than the formula.</w:t>
+      </w:r>
+    </w:p>
+    <w:p>
+      <w:pPr>
+        <w:pStyle w:val="BodyText"/>
+      </w:pPr>
+      <w:r>
+        <w:t xml:space="preserve">Watch what happens when the scaling is moved from the Prime String into the power:</w:t>
+      </w:r>
+    </w:p>
+    <w:p>
+      <w:pPr>
+        <w:pStyle w:val="SourceCode"/>
+      </w:pPr>
+      <w:r>
+        <w:rPr>
+          <w:rStyle w:val="VerbatimChar"/>
+        </w:rPr>
+        <w:t xml:space="preserve">P = (0,1,2,3,4)  with base operation  x -&gt; (2x)^3   -&gt;  0, 8, 64, 216, 512</w:t>
+      </w:r>
+      <w:r>
+        <w:br/>
+      </w:r>
+      <w:r>
+        <w:rPr>
+          <w:rStyle w:val="VerbatimChar"/>
+        </w:rPr>
+        <w:t xml:space="preserve">P = (0,2,4,6,8)  with base operation  x -&gt; x^3      -&gt;  0, 8, 64, 216, 512</w:t>
+      </w:r>
+    </w:p>
+    <w:p>
+      <w:pPr>
+        <w:pStyle w:val="FirstParagraph"/>
+      </w:pPr>
+      <w:r>
+        <w:rPr>
+          <w:bCs/>
+          <w:b/>
+        </w:rPr>
+        <w:t xml:space="preserve">These are not analogous. They are the same string, term for term</w:t>
+      </w:r>
+      <w:r>
+        <w:t xml:space="preserve"> </w:t>
+      </w:r>
+      <w:r>
+        <w:t xml:space="preserve">— and therefore the same tree, the same Root, the same everything. Stepping the Prime String by</w:t>
+      </w:r>
+      <w:r>
+        <w:t xml:space="preserve"> </w:t>
+      </w:r>
+      <m:oMath>
+        <m:r>
+          <m:t>2</m:t>
+        </m:r>
+      </m:oMath>
+      <w:r>
+        <w:t xml:space="preserve"> </w:t>
+      </w:r>
+      <w:r>
+        <w:t xml:space="preserve">and scaling inside the cube are</w:t>
+      </w:r>
+      <w:r>
+        <w:t xml:space="preserve"> </w:t>
+      </w:r>
+      <w:r>
+        <w:rPr>
+          <w:bCs/>
+          <w:b/>
+        </w:rPr>
+        <w:t xml:space="preserve">not two knobs. They are one knob reached from two directions.</w:t>
+      </w:r>
+    </w:p>
+    <w:p>
+      <w:pPr>
+        <w:pStyle w:val="BodyText"/>
+      </w:pPr>
+      <w:r>
+        <w:t xml:space="preserve">What both are really doing is setting a single number: the</w:t>
+      </w:r>
+      <w:r>
+        <w:t xml:space="preserve"> </w:t>
+      </w:r>
+      <w:r>
+        <w:rPr>
+          <w:bCs/>
+          <w:b/>
+        </w:rPr>
+        <w:t xml:space="preserve">leading coefficient of the string, viewed as a polynomial in the index</w:t>
+      </w:r>
+      <w:r>
+        <w:rPr>
+          <w:bCs/>
+          <w:b/>
+        </w:rPr>
+        <w:t xml:space="preserve"> </w:t>
+      </w:r>
+      <m:oMath>
+        <m:r>
+          <m:t>n</m:t>
+        </m:r>
+      </m:oMath>
+      <w:r>
+        <w:t xml:space="preserve">. Stepping by</w:t>
+      </w:r>
+      <w:r>
+        <w:t xml:space="preserve"> </w:t>
+      </w:r>
+      <m:oMath>
+        <m:r>
+          <m:t>d</m:t>
+        </m:r>
+      </m:oMath>
+      <w:r>
+        <w:t xml:space="preserve"> </w:t>
+      </w:r>
+      <w:r>
+        <w:t xml:space="preserve">sets it to</w:t>
+      </w:r>
+      <w:r>
+        <w:t xml:space="preserve"> </w:t>
+      </w:r>
+      <m:oMath>
+        <m:sSup>
+          <m:e>
+            <m:r>
+              <m:t>d</m:t>
+            </m:r>
+          </m:e>
+          <m:sup>
+            <m:r>
+              <m:t>k</m:t>
+            </m:r>
+          </m:sup>
+        </m:sSup>
+      </m:oMath>
+      <w:r>
+        <w:t xml:space="preserve">. A multiplier out front sets it to</w:t>
+      </w:r>
+      <w:r>
+        <w:t xml:space="preserve"> </w:t>
+      </w:r>
+      <m:oMath>
+        <m:r>
+          <m:t>a</m:t>
+        </m:r>
+      </m:oMath>
+      <w:r>
+        <w:t xml:space="preserve">. Doing both sets it to</w:t>
+      </w:r>
+      <w:r>
+        <w:t xml:space="preserve"> </w:t>
+      </w:r>
+      <m:oMath>
+        <m:r>
+          <m:t>a</m:t>
+        </m:r>
+        <m:r>
+          <m:rPr>
+            <m:sty m:val="p"/>
+          </m:rPr>
+          <m:t>⋅</m:t>
+        </m:r>
+        <m:sSup>
+          <m:e>
+            <m:r>
+              <m:t>d</m:t>
+            </m:r>
+          </m:e>
+          <m:sup>
+            <m:r>
+              <m:t>k</m:t>
+            </m:r>
+          </m:sup>
+        </m:sSup>
+      </m:oMath>
+      <w:r>
+        <w:t xml:space="preserve">. In every case the Root responds only to that one number:</w:t>
       </w:r>
     </w:p>
     <w:p>
       <w:pPr>
         <w:pStyle w:val="Heading3"/>
       </w:pPr>
-      <w:bookmarkStart w:id="76" w:name="the-general-root-law"/>
-      <w:r>
-        <w:t xml:space="preserve">The General Root Law</w:t>
+      <w:bookmarkStart w:id="76" w:name="the-root-law"/>
+      <w:r>
+        <w:t xml:space="preserve">The Root Law</w:t>
       </w:r>
       <w:bookmarkEnd w:id="76"/>
     </w:p>
@@ -13945,7 +15459,7 @@
         <w:pStyle w:val="BlockText"/>
       </w:pPr>
       <w:r>
-        <w:t xml:space="preserve">For a Base String that is a polynomial of degree</w:t>
+        <w:t xml:space="preserve">For any string that is a polynomial of degree</w:t>
       </w:r>
       <w:r>
         <w:t xml:space="preserve"> </w:t>
@@ -13959,25 +15473,14 @@
         <w:t xml:space="preserve"> </w:t>
       </w:r>
       <w:r>
-        <w:t xml:space="preserve">with leading coefficient</w:t>
+        <w:t xml:space="preserve">in the index, with leading coefficient</w:t>
       </w:r>
       <w:r>
         <w:t xml:space="preserve"> </w:t>
       </w:r>
       <m:oMath>
         <m:r>
-          <m:t>a</m:t>
-        </m:r>
-      </m:oMath>
-      <w:r>
-        <w:t xml:space="preserve">, built on an arithmetic Prime String of step</w:t>
-      </w:r>
-      <w:r>
-        <w:t xml:space="preserve"> </w:t>
-      </w:r>
-      <m:oMath>
-        <m:r>
-          <m:t>d</m:t>
+          <m:t>A</m:t>
         </m:r>
       </m:oMath>
       <w:r>
@@ -14003,7 +15506,7 @@
             <m:t>=</m:t>
           </m:r>
           <m:r>
-            <m:t>a</m:t>
+            <m:t>A</m:t>
           </m:r>
           <m:r>
             <m:rPr>
@@ -14020,27 +15523,6 @@
             </m:rPr>
             <m:t>!</m:t>
           </m:r>
-          <m:r>
-            <m:rPr>
-              <m:sty m:val="p"/>
-            </m:rPr>
-            <m:t>⋅</m:t>
-          </m:r>
-          <m:sSup>
-            <m:e>
-              <m:r>
-                <m:t>d</m:t>
-              </m:r>
-            </m:e>
-            <m:sup>
-              <m:r>
-                <m:t> </m:t>
-              </m:r>
-              <m:r>
-                <m:t>k</m:t>
-              </m:r>
-            </m:sup>
-          </m:sSup>
         </m:oMath>
       </m:oMathPara>
     </w:p>
@@ -14053,20 +15535,586 @@
           <w:bCs/>
           <w:b/>
         </w:rPr>
-        <w:t xml:space="preserve">Verification of the combined case.</w:t>
-      </w:r>
-      <w:r>
-        <w:t xml:space="preserve"> </w:t>
-      </w:r>
-      <w:r>
-        <w:t xml:space="preserve">Take</w:t>
+        <w:t xml:space="preserve">Checked against every case in this module:</w:t>
+      </w:r>
+    </w:p>
+    <w:tbl>
+      <w:tblPr>
+        <w:tblStyle w:val="Table"/>
+        <w:tblW w:type="pct" w:w="5000"/>
+        <w:tblLook w:firstRow="1" w:lastRow="0" w:firstColumn="0" w:lastColumn="0" w:noHBand="0" w:noVBand="0" w:val="0020"/>
+        <w:jc w:val="start"/>
+      </w:tblPr>
+      <w:tblGrid>
+        <w:gridCol w:w="1980"/>
+        <w:gridCol w:w="1980"/>
+        <w:gridCol w:w="1980"/>
+        <w:gridCol w:w="1980"/>
+      </w:tblGrid>
+      <w:tr>
+        <w:trPr>
+          <w:tblHeader w:val="true"/>
+        </w:trPr>
+        <w:tc>
+          <w:tcPr/>
+          <w:p>
+            <w:pPr>
+              <w:pStyle w:val="Compact"/>
+              <w:jc w:val="left"/>
+            </w:pPr>
+            <w:r>
+              <w:t xml:space="preserve">String</w:t>
+            </w:r>
+          </w:p>
+        </w:tc>
+        <w:tc>
+          <w:tcPr/>
+          <w:p>
+            <w:pPr>
+              <w:pStyle w:val="Compact"/>
+              <w:jc w:val="left"/>
+            </w:pPr>
+            <w:r>
+              <w:t xml:space="preserve">Leading coefficient</w:t>
+            </w:r>
+            <w:r>
+              <w:t xml:space="preserve"> </w:t>
+            </w:r>
+            <m:oMath>
+              <m:r>
+                <m:t>A</m:t>
+              </m:r>
+            </m:oMath>
+          </w:p>
+        </w:tc>
+        <w:tc>
+          <w:tcPr/>
+          <w:p>
+            <w:pPr>
+              <w:pStyle w:val="Compact"/>
+              <w:jc w:val="left"/>
+            </w:pPr>
+            <w:r>
+              <w:t xml:space="preserve">Predicted</w:t>
+            </w:r>
+            <w:r>
+              <w:t xml:space="preserve"> </w:t>
+            </w:r>
+            <m:oMath>
+              <m:r>
+                <m:t>R</m:t>
+              </m:r>
+              <m:r>
+                <m:rPr>
+                  <m:sty m:val="p"/>
+                </m:rPr>
+                <m:t>=</m:t>
+              </m:r>
+              <m:r>
+                <m:t>A</m:t>
+              </m:r>
+              <m:r>
+                <m:rPr>
+                  <m:sty m:val="p"/>
+                </m:rPr>
+                <m:t>⋅</m:t>
+              </m:r>
+              <m:r>
+                <m:t>k</m:t>
+              </m:r>
+              <m:r>
+                <m:rPr>
+                  <m:sty m:val="p"/>
+                </m:rPr>
+                <m:t>!</m:t>
+              </m:r>
+            </m:oMath>
+          </w:p>
+        </w:tc>
+        <w:tc>
+          <w:tcPr/>
+          <w:p>
+            <w:pPr>
+              <w:pStyle w:val="Compact"/>
+              <w:jc w:val="left"/>
+            </w:pPr>
+            <w:r>
+              <w:t xml:space="preserve">Observed</w:t>
+            </w:r>
+          </w:p>
+        </w:tc>
+      </w:tr>
+      <w:tr>
+        <w:tc>
+          <w:tcPr/>
+          <w:p>
+            <w:pPr>
+              <w:pStyle w:val="Compact"/>
+              <w:jc w:val="left"/>
+            </w:pPr>
+            <m:oMath>
+              <m:sSup>
+                <m:e>
+                  <m:r>
+                    <m:t>n</m:t>
+                  </m:r>
+                </m:e>
+                <m:sup>
+                  <m:r>
+                    <m:t>3</m:t>
+                  </m:r>
+                </m:sup>
+              </m:sSup>
+            </m:oMath>
+          </w:p>
+        </w:tc>
+        <w:tc>
+          <w:tcPr/>
+          <w:p>
+            <w:pPr>
+              <w:pStyle w:val="Compact"/>
+              <w:jc w:val="left"/>
+            </w:pPr>
+            <w:r>
+              <w:t xml:space="preserve">1</w:t>
+            </w:r>
+          </w:p>
+        </w:tc>
+        <w:tc>
+          <w:tcPr/>
+          <w:p>
+            <w:pPr>
+              <w:pStyle w:val="Compact"/>
+              <w:jc w:val="left"/>
+            </w:pPr>
+            <m:oMath>
+              <m:r>
+                <m:t>1</m:t>
+              </m:r>
+              <m:r>
+                <m:rPr>
+                  <m:sty m:val="p"/>
+                </m:rPr>
+                <m:t>⋅</m:t>
+              </m:r>
+              <m:r>
+                <m:t>6</m:t>
+              </m:r>
+              <m:r>
+                <m:rPr>
+                  <m:sty m:val="p"/>
+                </m:rPr>
+                <m:t>=</m:t>
+              </m:r>
+              <m:r>
+                <m:t>6</m:t>
+              </m:r>
+            </m:oMath>
+          </w:p>
+        </w:tc>
+        <w:tc>
+          <w:tcPr/>
+          <w:p>
+            <w:pPr>
+              <w:pStyle w:val="Compact"/>
+              <w:jc w:val="left"/>
+            </w:pPr>
+            <w:r>
+              <w:t xml:space="preserve">6 ✔</w:t>
+            </w:r>
+          </w:p>
+        </w:tc>
+      </w:tr>
+      <w:tr>
+        <w:tc>
+          <w:tcPr/>
+          <w:p>
+            <w:pPr>
+              <w:pStyle w:val="Compact"/>
+              <w:jc w:val="left"/>
+            </w:pPr>
+            <m:oMath>
+              <m:sSup>
+                <m:e>
+                  <m:d>
+                    <m:dPr>
+                      <m:begChr m:val="("/>
+                      <m:endChr m:val=")"/>
+                      <m:sepChr m:val=""/>
+                      <m:grow/>
+                    </m:dPr>
+                    <m:e>
+                      <m:r>
+                        <m:t>2</m:t>
+                      </m:r>
+                      <m:r>
+                        <m:t>n</m:t>
+                      </m:r>
+                    </m:e>
+                  </m:d>
+                </m:e>
+                <m:sup>
+                  <m:r>
+                    <m:t>3</m:t>
+                  </m:r>
+                </m:sup>
+              </m:sSup>
+              <m:r>
+                <m:rPr>
+                  <m:sty m:val="p"/>
+                </m:rPr>
+                <m:t>=</m:t>
+              </m:r>
+              <m:r>
+                <m:t>8</m:t>
+              </m:r>
+              <m:sSup>
+                <m:e>
+                  <m:r>
+                    <m:t>n</m:t>
+                  </m:r>
+                </m:e>
+                <m:sup>
+                  <m:r>
+                    <m:t>3</m:t>
+                  </m:r>
+                </m:sup>
+              </m:sSup>
+            </m:oMath>
+          </w:p>
+        </w:tc>
+        <w:tc>
+          <w:tcPr/>
+          <w:p>
+            <w:pPr>
+              <w:pStyle w:val="Compact"/>
+              <w:jc w:val="left"/>
+            </w:pPr>
+            <w:r>
+              <w:t xml:space="preserve">8</w:t>
+            </w:r>
+          </w:p>
+        </w:tc>
+        <w:tc>
+          <w:tcPr/>
+          <w:p>
+            <w:pPr>
+              <w:pStyle w:val="Compact"/>
+              <w:jc w:val="left"/>
+            </w:pPr>
+            <m:oMath>
+              <m:r>
+                <m:t>8</m:t>
+              </m:r>
+              <m:r>
+                <m:rPr>
+                  <m:sty m:val="p"/>
+                </m:rPr>
+                <m:t>⋅</m:t>
+              </m:r>
+              <m:r>
+                <m:t>6</m:t>
+              </m:r>
+              <m:r>
+                <m:rPr>
+                  <m:sty m:val="p"/>
+                </m:rPr>
+                <m:t>=</m:t>
+              </m:r>
+              <m:r>
+                <m:t>48</m:t>
+              </m:r>
+            </m:oMath>
+          </w:p>
+        </w:tc>
+        <w:tc>
+          <w:tcPr/>
+          <w:p>
+            <w:pPr>
+              <w:pStyle w:val="Compact"/>
+              <w:jc w:val="left"/>
+            </w:pPr>
+            <w:r>
+              <w:t xml:space="preserve">48 ✔</w:t>
+            </w:r>
+          </w:p>
+        </w:tc>
+      </w:tr>
+      <w:tr>
+        <w:tc>
+          <w:tcPr/>
+          <w:p>
+            <w:pPr>
+              <w:pStyle w:val="Compact"/>
+              <w:jc w:val="left"/>
+            </w:pPr>
+            <m:oMath>
+              <m:r>
+                <m:t>3</m:t>
+              </m:r>
+              <m:sSup>
+                <m:e>
+                  <m:r>
+                    <m:t>n</m:t>
+                  </m:r>
+                </m:e>
+                <m:sup>
+                  <m:r>
+                    <m:t>2</m:t>
+                  </m:r>
+                </m:sup>
+              </m:sSup>
+              <m:r>
+                <m:rPr>
+                  <m:sty m:val="p"/>
+                </m:rPr>
+                <m:t>+</m:t>
+              </m:r>
+              <m:r>
+                <m:t>5</m:t>
+              </m:r>
+              <m:r>
+                <m:t>n</m:t>
+              </m:r>
+              <m:r>
+                <m:rPr>
+                  <m:sty m:val="p"/>
+                </m:rPr>
+                <m:t>+</m:t>
+              </m:r>
+              <m:r>
+                <m:t>7</m:t>
+              </m:r>
+            </m:oMath>
+          </w:p>
+        </w:tc>
+        <w:tc>
+          <w:tcPr/>
+          <w:p>
+            <w:pPr>
+              <w:pStyle w:val="Compact"/>
+              <w:jc w:val="left"/>
+            </w:pPr>
+            <w:r>
+              <w:t xml:space="preserve">3</w:t>
+            </w:r>
+          </w:p>
+        </w:tc>
+        <w:tc>
+          <w:tcPr/>
+          <w:p>
+            <w:pPr>
+              <w:pStyle w:val="Compact"/>
+              <w:jc w:val="left"/>
+            </w:pPr>
+            <m:oMath>
+              <m:r>
+                <m:t>3</m:t>
+              </m:r>
+              <m:r>
+                <m:rPr>
+                  <m:sty m:val="p"/>
+                </m:rPr>
+                <m:t>⋅</m:t>
+              </m:r>
+              <m:r>
+                <m:t>2</m:t>
+              </m:r>
+              <m:r>
+                <m:rPr>
+                  <m:sty m:val="p"/>
+                </m:rPr>
+                <m:t>=</m:t>
+              </m:r>
+              <m:r>
+                <m:t>6</m:t>
+              </m:r>
+            </m:oMath>
+          </w:p>
+        </w:tc>
+        <w:tc>
+          <w:tcPr/>
+          <w:p>
+            <w:pPr>
+              <w:pStyle w:val="Compact"/>
+              <w:jc w:val="left"/>
+            </w:pPr>
+            <w:r>
+              <w:t xml:space="preserve">6 ✔</w:t>
+            </w:r>
+          </w:p>
+        </w:tc>
+      </w:tr>
+      <w:tr>
+        <w:tc>
+          <w:tcPr/>
+          <w:p>
+            <w:pPr>
+              <w:pStyle w:val="Compact"/>
+              <w:jc w:val="left"/>
+            </w:pPr>
+            <m:oMath>
+              <m:r>
+                <m:t>3</m:t>
+              </m:r>
+              <m:sSup>
+                <m:e>
+                  <m:d>
+                    <m:dPr>
+                      <m:begChr m:val="("/>
+                      <m:endChr m:val=")"/>
+                      <m:sepChr m:val=""/>
+                      <m:grow/>
+                    </m:dPr>
+                    <m:e>
+                      <m:r>
+                        <m:t>2</m:t>
+                      </m:r>
+                      <m:r>
+                        <m:t>n</m:t>
+                      </m:r>
+                    </m:e>
+                  </m:d>
+                </m:e>
+                <m:sup>
+                  <m:r>
+                    <m:t>2</m:t>
+                  </m:r>
+                </m:sup>
+              </m:sSup>
+              <m:r>
+                <m:rPr>
+                  <m:sty m:val="p"/>
+                </m:rPr>
+                <m:t>=</m:t>
+              </m:r>
+              <m:r>
+                <m:t>12</m:t>
+              </m:r>
+              <m:sSup>
+                <m:e>
+                  <m:r>
+                    <m:t>n</m:t>
+                  </m:r>
+                </m:e>
+                <m:sup>
+                  <m:r>
+                    <m:t>2</m:t>
+                  </m:r>
+                </m:sup>
+              </m:sSup>
+            </m:oMath>
+          </w:p>
+        </w:tc>
+        <w:tc>
+          <w:tcPr/>
+          <w:p>
+            <w:pPr>
+              <w:pStyle w:val="Compact"/>
+              <w:jc w:val="left"/>
+            </w:pPr>
+            <w:r>
+              <w:t xml:space="preserve">12</w:t>
+            </w:r>
+          </w:p>
+        </w:tc>
+        <w:tc>
+          <w:tcPr/>
+          <w:p>
+            <w:pPr>
+              <w:pStyle w:val="Compact"/>
+              <w:jc w:val="left"/>
+            </w:pPr>
+            <m:oMath>
+              <m:r>
+                <m:t>12</m:t>
+              </m:r>
+              <m:r>
+                <m:rPr>
+                  <m:sty m:val="p"/>
+                </m:rPr>
+                <m:t>⋅</m:t>
+              </m:r>
+              <m:r>
+                <m:t>2</m:t>
+              </m:r>
+              <m:r>
+                <m:rPr>
+                  <m:sty m:val="p"/>
+                </m:rPr>
+                <m:t>=</m:t>
+              </m:r>
+              <m:r>
+                <m:t>24</m:t>
+              </m:r>
+            </m:oMath>
+          </w:p>
+        </w:tc>
+        <w:tc>
+          <w:tcPr/>
+          <w:p>
+            <w:pPr>
+              <w:pStyle w:val="Compact"/>
+              <w:jc w:val="left"/>
+            </w:pPr>
+            <w:r>
+              <w:t xml:space="preserve">24 ✔</w:t>
+            </w:r>
+          </w:p>
+        </w:tc>
+      </w:tr>
+    </w:tbl>
+    <w:p>
+      <w:pPr>
+        <w:pStyle w:val="BodyText"/>
+      </w:pPr>
+      <w:r>
+        <w:t xml:space="preserve">The last row is the combined case that previously needed three parameters.</w:t>
+      </w:r>
+      <w:r>
+        <w:t xml:space="preserve"> </w:t>
+      </w:r>
+      <w:r>
+        <w:rPr>
+          <w:bCs/>
+          <w:b/>
+        </w:rPr>
+        <w:t xml:space="preserve">One number explains all four.</w:t>
+      </w:r>
+    </w:p>
+    <w:bookmarkEnd w:id="77"/>
+    <w:bookmarkStart w:id="78" w:name="how-this-relates-to-the-root-theorem"/>
+    <w:p>
+      <w:pPr>
+        <w:pStyle w:val="Heading2"/>
+      </w:pPr>
+      <w:r>
+        <w:t xml:space="preserve">10.3 How this relates to the Root Theorem</w:t>
+      </w:r>
+    </w:p>
+    <w:p>
+      <w:pPr>
+        <w:pStyle w:val="FirstParagraph"/>
+      </w:pPr>
+      <w:r>
+        <w:rPr>
+          <w:bCs/>
+          <w:b/>
+        </w:rPr>
+        <w:t xml:space="preserve">The Root Law is an extension into neighbouring territory, not a caveat on §9.</w:t>
+      </w:r>
+      <w:r>
+        <w:t xml:space="preserve"> </w:t>
+      </w:r>
+      <w:r>
+        <w:t xml:space="preserve">Setting</w:t>
       </w:r>
       <w:r>
         <w:t xml:space="preserve"> </w:t>
       </w:r>
       <m:oMath>
         <m:r>
-          <m:t>a</m:t>
+          <m:t>A</m:t>
         </m:r>
         <m:r>
           <m:rPr>
@@ -14075,18 +16123,21 @@
           <m:t>=</m:t>
         </m:r>
         <m:r>
-          <m:t>3</m:t>
+          <m:t>1</m:t>
         </m:r>
       </m:oMath>
       <w:r>
-        <w:t xml:space="preserve">,</w:t>
+        <w:t xml:space="preserve"> </w:t>
+      </w:r>
+      <w:r>
+        <w:t xml:space="preserve">— a monic string, which is what the Standard Power Base always produces — recovers</w:t>
       </w:r>
       <w:r>
         <w:t xml:space="preserve"> </w:t>
       </w:r>
       <m:oMath>
         <m:r>
-          <m:t>k</m:t>
+          <m:t>R</m:t>
         </m:r>
         <m:r>
           <m:rPr>
@@ -14095,304 +16146,6 @@
           <m:t>=</m:t>
         </m:r>
         <m:r>
-          <m:t>2</m:t>
-        </m:r>
-      </m:oMath>
-      <w:r>
-        <w:t xml:space="preserve">,</w:t>
-      </w:r>
-      <w:r>
-        <w:t xml:space="preserve"> </w:t>
-      </w:r>
-      <m:oMath>
-        <m:r>
-          <m:t>d</m:t>
-        </m:r>
-        <m:r>
-          <m:rPr>
-            <m:sty m:val="p"/>
-          </m:rPr>
-          <m:t>=</m:t>
-        </m:r>
-        <m:r>
-          <m:t>2</m:t>
-        </m:r>
-      </m:oMath>
-      <w:r>
-        <w:t xml:space="preserve">: the Prime String is</w:t>
-      </w:r>
-      <w:r>
-        <w:t xml:space="preserve"> </w:t>
-      </w:r>
-      <m:oMath>
-        <m:d>
-          <m:dPr>
-            <m:begChr m:val="("/>
-            <m:endChr m:val=")"/>
-            <m:sepChr m:val=""/>
-            <m:grow/>
-          </m:dPr>
-          <m:e>
-            <m:r>
-              <m:t>0</m:t>
-            </m:r>
-            <m:r>
-              <m:rPr>
-                <m:sty m:val="p"/>
-              </m:rPr>
-              <m:t>,</m:t>
-            </m:r>
-            <m:r>
-              <m:t>2</m:t>
-            </m:r>
-            <m:r>
-              <m:rPr>
-                <m:sty m:val="p"/>
-              </m:rPr>
-              <m:t>,</m:t>
-            </m:r>
-            <m:r>
-              <m:t>4</m:t>
-            </m:r>
-            <m:r>
-              <m:rPr>
-                <m:sty m:val="p"/>
-              </m:rPr>
-              <m:t>,</m:t>
-            </m:r>
-            <m:r>
-              <m:t>6</m:t>
-            </m:r>
-            <m:r>
-              <m:rPr>
-                <m:sty m:val="p"/>
-              </m:rPr>
-              <m:t>,</m:t>
-            </m:r>
-            <m:r>
-              <m:t>8</m:t>
-            </m:r>
-          </m:e>
-        </m:d>
-      </m:oMath>
-      <w:r>
-        <w:t xml:space="preserve"> </w:t>
-      </w:r>
-      <w:r>
-        <w:t xml:space="preserve">and</w:t>
-      </w:r>
-      <w:r>
-        <w:t xml:space="preserve"> </w:t>
-      </w:r>
-      <m:oMath>
-        <m:r>
-          <m:t>B</m:t>
-        </m:r>
-        <m:r>
-          <m:rPr>
-            <m:sty m:val="p"/>
-          </m:rPr>
-          <m:t>=</m:t>
-        </m:r>
-        <m:r>
-          <m:t>3</m:t>
-        </m:r>
-        <m:sSup>
-          <m:e>
-            <m:r>
-              <m:t>P</m:t>
-            </m:r>
-          </m:e>
-          <m:sup>
-            <m:r>
-              <m:t>2</m:t>
-            </m:r>
-          </m:sup>
-        </m:sSup>
-        <m:r>
-          <m:rPr>
-            <m:sty m:val="p"/>
-          </m:rPr>
-          <m:t>=</m:t>
-        </m:r>
-        <m:d>
-          <m:dPr>
-            <m:begChr m:val="("/>
-            <m:endChr m:val=")"/>
-            <m:sepChr m:val=""/>
-            <m:grow/>
-          </m:dPr>
-          <m:e>
-            <m:r>
-              <m:t>0</m:t>
-            </m:r>
-            <m:r>
-              <m:rPr>
-                <m:sty m:val="p"/>
-              </m:rPr>
-              <m:t>,</m:t>
-            </m:r>
-            <m:r>
-              <m:t>12</m:t>
-            </m:r>
-            <m:r>
-              <m:rPr>
-                <m:sty m:val="p"/>
-              </m:rPr>
-              <m:t>,</m:t>
-            </m:r>
-            <m:r>
-              <m:t>48</m:t>
-            </m:r>
-            <m:r>
-              <m:rPr>
-                <m:sty m:val="p"/>
-              </m:rPr>
-              <m:t>,</m:t>
-            </m:r>
-            <m:r>
-              <m:t>108</m:t>
-            </m:r>
-            <m:r>
-              <m:rPr>
-                <m:sty m:val="p"/>
-              </m:rPr>
-              <m:t>,</m:t>
-            </m:r>
-            <m:r>
-              <m:t>192</m:t>
-            </m:r>
-          </m:e>
-        </m:d>
-      </m:oMath>
-      <w:r>
-        <w:t xml:space="preserve">:</w:t>
-      </w:r>
-    </w:p>
-    <w:p>
-      <w:pPr>
-        <w:pStyle w:val="SourceCode"/>
-      </w:pPr>
-      <w:r>
-        <w:rPr>
-          <w:rStyle w:val="VerbatimChar"/>
-        </w:rPr>
-        <w:t xml:space="preserve">B     0   12   48  108  192</w:t>
-      </w:r>
-      <w:r>
-        <w:br/>
-      </w:r>
-      <w:r>
-        <w:rPr>
-          <w:rStyle w:val="VerbatimChar"/>
-        </w:rPr>
-        <w:t xml:space="preserve">1S      12   36   60   84</w:t>
-      </w:r>
-      <w:r>
-        <w:br/>
-      </w:r>
-      <w:r>
-        <w:rPr>
-          <w:rStyle w:val="VerbatimChar"/>
-        </w:rPr>
-        <w:t xml:space="preserve">2S         24   24   24       &lt;- ROOT = 24 = 3 x 2! x 2^2 = 3 x 2 x 4</w:t>
-      </w:r>
-    </w:p>
-    <w:p>
-      <w:pPr>
-        <w:pStyle w:val="FirstParagraph"/>
-      </w:pPr>
-      <w:r>
-        <w:t xml:space="preserve">Confirmed exactly.</w:t>
-      </w:r>
-    </w:p>
-    <w:bookmarkEnd w:id="77"/>
-    <w:bookmarkStart w:id="78" w:name="how-this-relates-to-the-root-theorem"/>
-    <w:p>
-      <w:pPr>
-        <w:pStyle w:val="Heading2"/>
-      </w:pPr>
-      <w:r>
-        <w:t xml:space="preserve">10.3 How this relates to the Root Theorem</w:t>
-      </w:r>
-    </w:p>
-    <w:p>
-      <w:pPr>
-        <w:pStyle w:val="FirstParagraph"/>
-      </w:pPr>
-      <w:r>
-        <w:rPr>
-          <w:bCs/>
-          <w:b/>
-        </w:rPr>
-        <w:t xml:space="preserve">The General Root Law is an extension into neighbouring territory, not a caveat on §9.</w:t>
-      </w:r>
-      <w:r>
-        <w:t xml:space="preserve"> </w:t>
-      </w:r>
-      <w:r>
-        <w:t xml:space="preserve">Setting</w:t>
-      </w:r>
-      <w:r>
-        <w:t xml:space="preserve"> </w:t>
-      </w:r>
-      <m:oMath>
-        <m:r>
-          <m:t>a</m:t>
-        </m:r>
-        <m:r>
-          <m:rPr>
-            <m:sty m:val="p"/>
-          </m:rPr>
-          <m:t>=</m:t>
-        </m:r>
-        <m:r>
-          <m:t>1</m:t>
-        </m:r>
-      </m:oMath>
-      <w:r>
-        <w:t xml:space="preserve"> </w:t>
-      </w:r>
-      <w:r>
-        <w:t xml:space="preserve">and</w:t>
-      </w:r>
-      <w:r>
-        <w:t xml:space="preserve"> </w:t>
-      </w:r>
-      <m:oMath>
-        <m:r>
-          <m:t>d</m:t>
-        </m:r>
-        <m:r>
-          <m:rPr>
-            <m:sty m:val="p"/>
-          </m:rPr>
-          <m:t>=</m:t>
-        </m:r>
-        <m:r>
-          <m:t>1</m:t>
-        </m:r>
-      </m:oMath>
-      <w:r>
-        <w:t xml:space="preserve"> </w:t>
-      </w:r>
-      <w:r>
-        <w:t xml:space="preserve">— which is to say, returning to the Standard Power Base — recovers</w:t>
-      </w:r>
-      <w:r>
-        <w:t xml:space="preserve"> </w:t>
-      </w:r>
-      <m:oMath>
-        <m:r>
-          <m:t>R</m:t>
-        </m:r>
-        <m:r>
-          <m:rPr>
-            <m:sty m:val="p"/>
-          </m:rPr>
-          <m:t>=</m:t>
-        </m:r>
-        <m:r>
           <m:t>k</m:t>
         </m:r>
         <m:r>
@@ -14441,7 +16194,7 @@
           <w:bCs/>
           <w:b/>
         </w:rPr>
-        <w:t xml:space="preserve">The Root sees exactly three things and is blind to everything else.</w:t>
+        <w:t xml:space="preserve">The Root sees exactly two things and is blind to everything else.</w:t>
       </w:r>
     </w:p>
     <w:tbl>
@@ -14507,7 +16260,7 @@
               <w:t xml:space="preserve"> </w:t>
             </w:r>
             <w:r>
-              <w:t xml:space="preserve">(via the depth at which it appears)</w:t>
+              <w:t xml:space="preserve">— via the depth at which it appears</w:t>
             </w:r>
           </w:p>
         </w:tc>
@@ -14540,7 +16293,36 @@
             </w:r>
             <m:oMath>
               <m:r>
-                <m:t>a</m:t>
+                <m:t>A</m:t>
+              </m:r>
+            </m:oMath>
+            <w:r>
+              <w:t xml:space="preserve"> </w:t>
+            </w:r>
+            <w:r>
+              <w:t xml:space="preserve">— via</w:t>
+            </w:r>
+            <w:r>
+              <w:t xml:space="preserve"> </w:t>
+            </w:r>
+            <m:oMath>
+              <m:r>
+                <m:t>R</m:t>
+              </m:r>
+              <m:r>
+                <m:rPr>
+                  <m:sty m:val="p"/>
+                </m:rPr>
+                <m:t>/</m:t>
+              </m:r>
+              <m:r>
+                <m:t>k</m:t>
+              </m:r>
+              <m:r>
+                <m:rPr>
+                  <m:sty m:val="p"/>
+                </m:rPr>
+                <m:t>!</m:t>
               </m:r>
             </m:oMath>
           </w:p>
@@ -14564,35 +16346,65 @@
           <w:p>
             <w:pPr>
               <w:pStyle w:val="Compact"/>
-              <w:jc w:val="left"/>
-            </w:pPr>
-            <w:r>
-              <w:t xml:space="preserve">The step size</w:t>
+            </w:pPr>
+          </w:p>
+        </w:tc>
+        <w:tc>
+          <w:tcPr/>
+          <w:p>
+            <w:pPr>
+              <w:pStyle w:val="Compact"/>
+              <w:jc w:val="left"/>
+            </w:pPr>
+            <w:r>
+              <w:rPr>
+                <w:iCs/>
+                <w:i/>
+              </w:rPr>
+              <w:t xml:space="preserve">How</w:t>
             </w:r>
             <w:r>
               <w:t xml:space="preserve"> </w:t>
             </w:r>
             <m:oMath>
               <m:r>
-                <m:t>d</m:t>
+                <m:t>A</m:t>
               </m:r>
             </m:oMath>
-          </w:p>
-        </w:tc>
-        <w:tc>
-          <w:tcPr/>
-          <w:p>
-            <w:pPr>
-              <w:pStyle w:val="Compact"/>
-              <w:jc w:val="left"/>
-            </w:pPr>
-            <w:r>
-              <w:t xml:space="preserve">Everything about the sequence except its top-order behaviour</w:t>
+            <w:r>
+              <w:t xml:space="preserve"> </w:t>
+            </w:r>
+            <w:r>
+              <w:t xml:space="preserve">was arrived at: step, multiplier, or both</w:t>
             </w:r>
           </w:p>
         </w:tc>
       </w:tr>
     </w:tbl>
+    <w:p>
+      <w:pPr>
+        <w:pStyle w:val="BodyText"/>
+      </w:pPr>
+      <w:r>
+        <w:t xml:space="preserve">That last row is the point of §10.2.</w:t>
+      </w:r>
+      <w:r>
+        <w:t xml:space="preserve"> </w:t>
+      </w:r>
+      <w:r>
+        <w:rPr>
+          <w:bCs/>
+          <w:b/>
+        </w:rPr>
+        <w:t xml:space="preserve">The Root cannot tell you whether a leading coefficient of 8 came from cubing a step-2 string or from multiplying a cube by 8</w:t>
+      </w:r>
+      <w:r>
+        <w:t xml:space="preserve"> </w:t>
+      </w:r>
+      <w:r>
+        <w:t xml:space="preserve">— because there is no difference between those two strings to detect.</w:t>
+      </w:r>
+    </w:p>
     <w:p>
       <w:pPr>
         <w:pStyle w:val="BodyText"/>
@@ -14637,7 +16449,7 @@
         <w:pStyle w:val="FirstParagraph"/>
       </w:pPr>
       <w:r>
-        <w:t xml:space="preserve">The General Root Law turns the String Tree into a diagnostic instrument. Given a sequence of numbers with</w:t>
+        <w:t xml:space="preserve">The Root Law turns the String Tree into a diagnostic instrument. Given a sequence of numbers with</w:t>
       </w:r>
       <w:r>
         <w:t xml:space="preserve"> </w:t>
@@ -14777,21 +16589,28 @@
       </w:r>
       <m:oMath>
         <m:r>
-          <m:t>a</m:t>
+          <m:t>A</m:t>
         </m:r>
       </m:oMath>
       <w:r>
-        <w:t xml:space="preserve"> </w:t>
-      </w:r>
-      <w:r>
-        <w:t xml:space="preserve">(assuming step</w:t>
+        <w:rPr>
+          <w:bCs/>
+          <w:b/>
+        </w:rPr>
+        <w:t xml:space="preserve">.</w:t>
+      </w:r>
+      <w:r>
+        <w:t xml:space="preserve"> </w:t>
+      </w:r>
+      <w:r>
+        <w:t xml:space="preserve">No further assumption is required — this is</w:t>
       </w:r>
       <w:r>
         <w:t xml:space="preserve"> </w:t>
       </w:r>
       <m:oMath>
         <m:r>
-          <m:t>d</m:t>
+          <m:t>R</m:t>
         </m:r>
         <m:r>
           <m:rPr>
@@ -14800,11 +16619,29 @@
           <m:t>=</m:t>
         </m:r>
         <m:r>
-          <m:t>1</m:t>
+          <m:t>A</m:t>
+        </m:r>
+        <m:r>
+          <m:rPr>
+            <m:sty m:val="p"/>
+          </m:rPr>
+          <m:t>⋅</m:t>
+        </m:r>
+        <m:r>
+          <m:t>k</m:t>
+        </m:r>
+        <m:r>
+          <m:rPr>
+            <m:sty m:val="p"/>
+          </m:rPr>
+          <m:t>!</m:t>
         </m:r>
       </m:oMath>
       <w:r>
-        <w:t xml:space="preserve">).</w:t>
+        <w:t xml:space="preserve"> </w:t>
+      </w:r>
+      <w:r>
+        <w:t xml:space="preserve">read backwards.</w:t>
       </w:r>
     </w:p>
     <w:bookmarkEnd w:id="80"/>
@@ -15935,14 +17772,28 @@
         <w:pStyle w:val="FirstParagraph"/>
       </w:pPr>
       <w:r>
-        <w:t xml:space="preserve">From the General Root Law, with an arithmetic Prime String of step</w:t>
+        <w:t xml:space="preserve">From the Root Law, for any polynomial string of degree</w:t>
       </w:r>
       <w:r>
         <w:t xml:space="preserve"> </w:t>
       </w:r>
       <m:oMath>
         <m:r>
-          <m:t>d</m:t>
+          <m:t>k</m:t>
+        </m:r>
+      </m:oMath>
+      <w:r>
+        <w:t xml:space="preserve"> </w:t>
+      </w:r>
+      <w:r>
+        <w:t xml:space="preserve">with leading coefficient</w:t>
+      </w:r>
+      <w:r>
+        <w:t xml:space="preserve"> </w:t>
+      </w:r>
+      <m:oMath>
+        <m:r>
+          <m:t>A</m:t>
         </m:r>
       </m:oMath>
       <w:r>
@@ -15989,21 +17840,9 @@
               </m:r>
             </m:num>
             <m:den>
-              <m:sSup>
-                <m:e>
-                  <m:r>
-                    <m:t>d</m:t>
-                  </m:r>
-                </m:e>
-                <m:sup>
-                  <m:r>
-                    <m:t> </m:t>
-                  </m:r>
-                  <m:r>
-                    <m:t>k</m:t>
-                  </m:r>
-                </m:sup>
-              </m:sSup>
+              <m:r>
+                <m:t>A</m:t>
+              </m:r>
             </m:den>
           </m:f>
         </m:oMath>
@@ -16014,7 +17853,111 @@
         <w:pStyle w:val="FirstParagraph"/>
       </w:pPr>
       <w:r>
-        <w:t xml:space="preserve">The factorial here is what remains of the Root once the step has been divided out.</w:t>
+        <w:t xml:space="preserve">The factorial here is what remains of the Root once the leading coefficient has been divided out. In the special case of a step-</w:t>
+      </w:r>
+      <m:oMath>
+        <m:r>
+          <m:t>d</m:t>
+        </m:r>
+      </m:oMath>
+      <w:r>
+        <w:t xml:space="preserve"> </w:t>
+      </w:r>
+      <w:r>
+        <w:t xml:space="preserve">Prime String raised to the</w:t>
+      </w:r>
+      <w:r>
+        <w:t xml:space="preserve"> </w:t>
+      </w:r>
+      <m:oMath>
+        <m:r>
+          <m:t>k</m:t>
+        </m:r>
+      </m:oMath>
+      <w:r>
+        <w:t xml:space="preserve">-th power,</w:t>
+      </w:r>
+      <w:r>
+        <w:t xml:space="preserve"> </w:t>
+      </w:r>
+      <m:oMath>
+        <m:r>
+          <m:t>A</m:t>
+        </m:r>
+        <m:r>
+          <m:rPr>
+            <m:sty m:val="p"/>
+          </m:rPr>
+          <m:t>=</m:t>
+        </m:r>
+        <m:sSup>
+          <m:e>
+            <m:r>
+              <m:t>d</m:t>
+            </m:r>
+          </m:e>
+          <m:sup>
+            <m:r>
+              <m:t> </m:t>
+            </m:r>
+            <m:r>
+              <m:t>k</m:t>
+            </m:r>
+          </m:sup>
+        </m:sSup>
+      </m:oMath>
+      <w:r>
+        <w:t xml:space="preserve"> </w:t>
+      </w:r>
+      <w:r>
+        <w:t xml:space="preserve">and this reads</w:t>
+      </w:r>
+      <w:r>
+        <w:t xml:space="preserve"> </w:t>
+      </w:r>
+      <m:oMath>
+        <m:r>
+          <m:t>k</m:t>
+        </m:r>
+        <m:r>
+          <m:rPr>
+            <m:sty m:val="p"/>
+          </m:rPr>
+          <m:t>!</m:t>
+        </m:r>
+        <m:r>
+          <m:rPr>
+            <m:sty m:val="p"/>
+          </m:rPr>
+          <m:t>=</m:t>
+        </m:r>
+        <m:r>
+          <m:t>R</m:t>
+        </m:r>
+        <m:r>
+          <m:rPr>
+            <m:sty m:val="p"/>
+          </m:rPr>
+          <m:t>/</m:t>
+        </m:r>
+        <m:sSup>
+          <m:e>
+            <m:r>
+              <m:t>d</m:t>
+            </m:r>
+          </m:e>
+          <m:sup>
+            <m:r>
+              <m:t> </m:t>
+            </m:r>
+            <m:r>
+              <m:t>k</m:t>
+            </m:r>
+          </m:sup>
+        </m:sSup>
+      </m:oMath>
+      <w:r>
+        <w:t xml:space="preserve">.</w:t>
       </w:r>
     </w:p>
     <w:bookmarkEnd w:id="84"/>
@@ -17856,15 +19799,37 @@
         <w:t xml:space="preserve"> </w:t>
       </w:r>
       <w:r>
-        <w:t xml:space="preserve">Prediction from the General Root Law:</w:t>
+        <w:t xml:space="preserve">Squaring a step-3 Prime String gives</w:t>
       </w:r>
       <w:r>
         <w:t xml:space="preserve"> </w:t>
       </w:r>
       <m:oMath>
-        <m:r>
-          <m:t>R</m:t>
-        </m:r>
+        <m:sSup>
+          <m:e>
+            <m:d>
+              <m:dPr>
+                <m:begChr m:val="("/>
+                <m:endChr m:val=")"/>
+                <m:sepChr m:val=""/>
+                <m:grow/>
+              </m:dPr>
+              <m:e>
+                <m:r>
+                  <m:t>3</m:t>
+                </m:r>
+                <m:r>
+                  <m:t>n</m:t>
+                </m:r>
+              </m:e>
+            </m:d>
+          </m:e>
+          <m:sup>
+            <m:r>
+              <m:t>2</m:t>
+            </m:r>
+          </m:sup>
+        </m:sSup>
         <m:r>
           <m:rPr>
             <m:sty m:val="p"/>
@@ -17872,7 +19837,59 @@
           <m:t>=</m:t>
         </m:r>
         <m:r>
-          <m:t>a</m:t>
+          <m:t>9</m:t>
+        </m:r>
+        <m:sSup>
+          <m:e>
+            <m:r>
+              <m:t>n</m:t>
+            </m:r>
+          </m:e>
+          <m:sup>
+            <m:r>
+              <m:t>2</m:t>
+            </m:r>
+          </m:sup>
+        </m:sSup>
+      </m:oMath>
+      <w:r>
+        <w:t xml:space="preserve">, so the leading coefficient is</w:t>
+      </w:r>
+      <w:r>
+        <w:t xml:space="preserve"> </w:t>
+      </w:r>
+      <m:oMath>
+        <m:r>
+          <m:t>A</m:t>
+        </m:r>
+        <m:r>
+          <m:rPr>
+            <m:sty m:val="p"/>
+          </m:rPr>
+          <m:t>=</m:t>
+        </m:r>
+        <m:r>
+          <m:t>9</m:t>
+        </m:r>
+      </m:oMath>
+      <w:r>
+        <w:t xml:space="preserve">. Prediction from the Root Law:</w:t>
+      </w:r>
+      <w:r>
+        <w:t xml:space="preserve"> </w:t>
+      </w:r>
+      <m:oMath>
+        <m:r>
+          <m:t>R</m:t>
+        </m:r>
+        <m:r>
+          <m:rPr>
+            <m:sty m:val="p"/>
+          </m:rPr>
+          <m:t>=</m:t>
+        </m:r>
+        <m:r>
+          <m:t>A</m:t>
         </m:r>
         <m:r>
           <m:rPr>
@@ -17893,28 +19910,10 @@
           <m:rPr>
             <m:sty m:val="p"/>
           </m:rPr>
-          <m:t>⋅</m:t>
-        </m:r>
-        <m:sSup>
-          <m:e>
-            <m:r>
-              <m:t>d</m:t>
-            </m:r>
-          </m:e>
-          <m:sup>
-            <m:r>
-              <m:t>k</m:t>
-            </m:r>
-          </m:sup>
-        </m:sSup>
-        <m:r>
-          <m:rPr>
-            <m:sty m:val="p"/>
-          </m:rPr>
           <m:t>=</m:t>
         </m:r>
         <m:r>
-          <m:t>1</m:t>
+          <m:t>9</m:t>
         </m:r>
         <m:r>
           <m:rPr>
@@ -17931,24 +19930,6 @@
           </m:rPr>
           <m:t>!</m:t>
         </m:r>
-        <m:r>
-          <m:rPr>
-            <m:sty m:val="p"/>
-          </m:rPr>
-          <m:t>⋅</m:t>
-        </m:r>
-        <m:sSup>
-          <m:e>
-            <m:r>
-              <m:t>3</m:t>
-            </m:r>
-          </m:e>
-          <m:sup>
-            <m:r>
-              <m:t>2</m:t>
-            </m:r>
-          </m:sup>
-        </m:sSup>
         <m:r>
           <m:rPr>
             <m:sty m:val="p"/>
@@ -20594,7 +22575,7 @@
               <w:jc w:val="left"/>
             </w:pPr>
             <w:r>
-              <w:t xml:space="preserve">General Root Law</w:t>
+              <w:t xml:space="preserve">Root Law</w:t>
             </w:r>
           </w:p>
         </w:tc>
@@ -20616,7 +22597,7 @@
                 <m:t>=</m:t>
               </m:r>
               <m:r>
-                <m:t>a</m:t>
+                <m:t>A</m:t>
               </m:r>
               <m:r>
                 <m:rPr>
@@ -20633,28 +22614,24 @@
                 </m:rPr>
                 <m:t>!</m:t>
               </m:r>
-              <m:r>
-                <m:rPr>
-                  <m:sty m:val="p"/>
-                </m:rPr>
-                <m:t>⋅</m:t>
-              </m:r>
-              <m:sSup>
-                <m:e>
-                  <m:r>
-                    <m:t>d</m:t>
-                  </m:r>
-                </m:e>
-                <m:sup>
-                  <m:r>
-                    <m:t> </m:t>
-                  </m:r>
-                  <m:r>
-                    <m:t>k</m:t>
-                  </m:r>
-                </m:sup>
-              </m:sSup>
             </m:oMath>
+            <w:r>
+              <w:t xml:space="preserve">,</w:t>
+            </w:r>
+            <w:r>
+              <w:t xml:space="preserve"> </w:t>
+            </w:r>
+            <m:oMath>
+              <m:r>
+                <m:t>A</m:t>
+              </m:r>
+            </m:oMath>
+            <w:r>
+              <w:t xml:space="preserve"> </w:t>
+            </w:r>
+            <w:r>
+              <w:t xml:space="preserve">the leading coefficient</w:t>
+            </w:r>
           </w:p>
         </w:tc>
         <w:tc>
@@ -20676,6 +22653,64 @@
             </w:r>
             <w:r>
               <w:t xml:space="preserve">(§9.5 + §10)</w:t>
+            </w:r>
+          </w:p>
+        </w:tc>
+      </w:tr>
+      <w:tr>
+        <w:tc>
+          <w:tcPr/>
+          <w:p>
+            <w:pPr>
+              <w:pStyle w:val="Compact"/>
+              <w:jc w:val="left"/>
+            </w:pPr>
+            <w:r>
+              <w:t xml:space="preserve">Step and multiplier are one knob</w:t>
+            </w:r>
+          </w:p>
+        </w:tc>
+        <w:tc>
+          <w:tcPr/>
+          <w:p>
+            <w:pPr>
+              <w:pStyle w:val="Compact"/>
+              <w:jc w:val="left"/>
+            </w:pPr>
+            <w:r>
+              <w:t xml:space="preserve">Scaling inside the power and stepping the Prime String give the</w:t>
+            </w:r>
+            <w:r>
+              <w:t xml:space="preserve"> </w:t>
+            </w:r>
+            <w:r>
+              <w:rPr>
+                <w:iCs/>
+                <w:i/>
+              </w:rPr>
+              <w:t xml:space="preserve">same string</w:t>
+            </w:r>
+          </w:p>
+        </w:tc>
+        <w:tc>
+          <w:tcPr/>
+          <w:p>
+            <w:pPr>
+              <w:pStyle w:val="Compact"/>
+              <w:jc w:val="left"/>
+            </w:pPr>
+            <w:r>
+              <w:rPr>
+                <w:bCs/>
+                <w:b/>
+              </w:rPr>
+              <w:t xml:space="preserve">Theorem</w:t>
+            </w:r>
+            <w:r>
+              <w:t xml:space="preserve"> </w:t>
+            </w:r>
+            <w:r>
+              <w:t xml:space="preserve">(§10.2, verified term-by-term)</w:t>
             </w:r>
           </w:p>
         </w:tc>
@@ -21144,15 +23179,13 @@
           <w:bCs/>
           <w:b/>
         </w:rPr>
-        <w:t xml:space="preserve">Version 2.</w:t>
-      </w:r>
-    </w:p>
-    <w:p>
-      <w:pPr>
-        <w:pStyle w:val="BodyText"/>
-      </w:pPr>
-      <w:r>
-        <w:t xml:space="preserve">Changes from Version 1, all in response to a directive to verify the Root Theorem exhaustively before publication:</w:t>
+        <w:t xml:space="preserve">Version 3.</w:t>
+      </w:r>
+      <w:r>
+        <w:t xml:space="preserve"> </w:t>
+      </w:r>
+      <w:r>
+        <w:t xml:space="preserve">A second full runthrough, directed after Version 2 was published. Five defects found, all in Version 2, all introduced by this document rather than inherited from any source.</w:t>
       </w:r>
     </w:p>
     <w:p>
@@ -21168,20 +23201,20 @@
           <w:bCs/>
           <w:b/>
         </w:rPr>
-        <w:t xml:space="preserve">§9.2.1 added</w:t>
-      </w:r>
-      <w:r>
-        <w:t xml:space="preserve"> </w:t>
-      </w:r>
-      <w:r>
-        <w:t xml:space="preserve">— the</w:t>
+        <w:t xml:space="preserve">§10.2 — the law was over-parameterised.</w:t>
+      </w:r>
+      <w:r>
+        <w:t xml:space="preserve"> </w:t>
+      </w:r>
+      <w:r>
+        <w:t xml:space="preserve">Version 2 gave</w:t>
       </w:r>
       <w:r>
         <w:t xml:space="preserve"> </w:t>
       </w:r>
       <m:oMath>
         <m:r>
-          <m:t>k</m:t>
+          <m:t>R</m:t>
         </m:r>
         <m:r>
           <m:rPr>
@@ -21190,14 +23223,142 @@
           <m:t>=</m:t>
         </m:r>
         <m:r>
-          <m:t>0</m:t>
-        </m:r>
+          <m:t>a</m:t>
+        </m:r>
+        <m:r>
+          <m:rPr>
+            <m:sty m:val="p"/>
+          </m:rPr>
+          <m:t>⋅</m:t>
+        </m:r>
+        <m:r>
+          <m:t>k</m:t>
+        </m:r>
+        <m:r>
+          <m:rPr>
+            <m:sty m:val="p"/>
+          </m:rPr>
+          <m:t>!</m:t>
+        </m:r>
+        <m:r>
+          <m:rPr>
+            <m:sty m:val="p"/>
+          </m:rPr>
+          <m:t>⋅</m:t>
+        </m:r>
+        <m:sSup>
+          <m:e>
+            <m:r>
+              <m:t>d</m:t>
+            </m:r>
+          </m:e>
+          <m:sup>
+            <m:r>
+              <m:t> </m:t>
+            </m:r>
+            <m:r>
+              <m:t>k</m:t>
+            </m:r>
+          </m:sup>
+        </m:sSup>
       </m:oMath>
       <w:r>
-        <w:t xml:space="preserve"> </w:t>
-      </w:r>
-      <w:r>
-        <w:t xml:space="preserve">edge case, the value most likely to break a general claim. It does not break.</w:t>
+        <w:t xml:space="preserve">, presenting the step</w:t>
+      </w:r>
+      <w:r>
+        <w:t xml:space="preserve"> </w:t>
+      </w:r>
+      <m:oMath>
+        <m:r>
+          <m:t>d</m:t>
+        </m:r>
+      </m:oMath>
+      <w:r>
+        <w:t xml:space="preserve"> </w:t>
+      </w:r>
+      <w:r>
+        <w:t xml:space="preserve">and the multiplier</w:t>
+      </w:r>
+      <w:r>
+        <w:t xml:space="preserve"> </w:t>
+      </w:r>
+      <m:oMath>
+        <m:r>
+          <m:t>a</m:t>
+        </m:r>
+      </m:oMath>
+      <w:r>
+        <w:t xml:space="preserve"> </w:t>
+      </w:r>
+      <w:r>
+        <w:t xml:space="preserve">as independent knobs.</w:t>
+      </w:r>
+      <w:r>
+        <w:t xml:space="preserve"> </w:t>
+      </w:r>
+      <w:r>
+        <w:rPr>
+          <w:bCs/>
+          <w:b/>
+        </w:rPr>
+        <w:t xml:space="preserve">They are not.</w:t>
+      </w:r>
+      <w:r>
+        <w:t xml:space="preserve"> </w:t>
+      </w:r>
+      <w:r>
+        <w:t xml:space="preserve">Scaling inside the power and stepping the Prime String produce</w:t>
+      </w:r>
+      <w:r>
+        <w:t xml:space="preserve"> </w:t>
+      </w:r>
+      <w:r>
+        <w:rPr>
+          <w:iCs/>
+          <w:i/>
+        </w:rPr>
+        <w:t xml:space="preserve">the same string, term for term</w:t>
+      </w:r>
+      <w:r>
+        <w:t xml:space="preserve"> </w:t>
+      </w:r>
+      <w:r>
+        <w:t xml:space="preserve">— verified directly. Both merely set the leading coefficient. The law is now</w:t>
+      </w:r>
+      <w:r>
+        <w:t xml:space="preserve"> </w:t>
+      </w:r>
+      <m:oMath>
+        <m:r>
+          <m:t>R</m:t>
+        </m:r>
+        <m:r>
+          <m:rPr>
+            <m:sty m:val="p"/>
+          </m:rPr>
+          <m:t>=</m:t>
+        </m:r>
+        <m:r>
+          <m:t>A</m:t>
+        </m:r>
+        <m:r>
+          <m:rPr>
+            <m:sty m:val="p"/>
+          </m:rPr>
+          <m:t>⋅</m:t>
+        </m:r>
+        <m:r>
+          <m:t>k</m:t>
+        </m:r>
+        <m:r>
+          <m:rPr>
+            <m:sty m:val="p"/>
+          </m:rPr>
+          <m:t>!</m:t>
+        </m:r>
+      </m:oMath>
+      <w:r>
+        <w:t xml:space="preserve">, with the three-parameter form shown as a decomposition rather than the statement.</w:t>
       </w:r>
     </w:p>
     <w:p>
@@ -21213,95 +23374,130 @@
           <w:bCs/>
           <w:b/>
         </w:rPr>
-        <w:t xml:space="preserve">§9.3 added</w:t>
-      </w:r>
-      <w:r>
-        <w:t xml:space="preserve"> </w:t>
-      </w:r>
-      <w:r>
-        <w:t xml:space="preserve">— verification at</w:t>
+        <w:t xml:space="preserve">§10 — a definitional error.</w:t>
+      </w:r>
+      <w:r>
+        <w:t xml:space="preserve"> </w:t>
+      </w:r>
+      <w:r>
+        <w:t xml:space="preserve">Version 2 called</w:t>
       </w:r>
       <w:r>
         <w:t xml:space="preserve"> </w:t>
       </w:r>
       <m:oMath>
         <m:r>
-          <m:t>k</m:t>
-        </m:r>
+          <m:t>3</m:t>
+        </m:r>
+        <m:sSup>
+          <m:e>
+            <m:r>
+              <m:t>n</m:t>
+            </m:r>
+          </m:e>
+          <m:sup>
+            <m:r>
+              <m:t>2</m:t>
+            </m:r>
+          </m:sup>
+        </m:sSup>
         <m:r>
           <m:rPr>
             <m:sty m:val="p"/>
           </m:rPr>
-          <m:t>=</m:t>
-        </m:r>
-        <m:r>
-          <m:t>7</m:t>
+          <m:t>+</m:t>
+        </m:r>
+        <m:r>
+          <m:t>5</m:t>
+        </m:r>
+        <m:r>
+          <m:t>n</m:t>
         </m:r>
         <m:r>
           <m:rPr>
             <m:sty m:val="p"/>
           </m:rPr>
-          <m:t>,</m:t>
-        </m:r>
-        <m:r>
-          <m:t>8</m:t>
-        </m:r>
-        <m:r>
-          <m:rPr>
-            <m:sty m:val="p"/>
-          </m:rPr>
-          <m:t>,</m:t>
-        </m:r>
-        <m:r>
-          <m:t>9</m:t>
-        </m:r>
-        <m:r>
-          <m:rPr>
-            <m:sty m:val="p"/>
-          </m:rPr>
-          <m:t>,</m:t>
-        </m:r>
-        <m:r>
-          <m:t>10</m:t>
+          <m:t>+</m:t>
+        </m:r>
+        <m:r>
+          <m:t>7</m:t>
         </m:r>
       </m:oMath>
       <w:r>
         <w:t xml:space="preserve"> </w:t>
       </w:r>
       <w:r>
-        <w:t xml:space="preserve">by an independent computational method, chosen specifically because building four more tables would have repeated the same method rather than tested it. Evidence now spans</w:t>
+        <w:t xml:space="preserve">a</w:t>
+      </w:r>
+      <w:r>
+        <w:t xml:space="preserve"> </w:t>
+      </w:r>
+      <w:r>
+        <w:t xml:space="preserve">“</w:t>
+      </w:r>
+      <w:r>
+        <w:t xml:space="preserve">Base String</w:t>
+      </w:r>
+      <w:r>
+        <w:t xml:space="preserve">”</w:t>
+      </w:r>
+      <w:r>
+        <w:t xml:space="preserve">.</w:t>
+      </w:r>
+      <w:r>
+        <w:t xml:space="preserve"> </w:t>
+      </w:r>
+      <w:r>
+        <w:rPr>
+          <w:bCs/>
+          <w:b/>
+        </w:rPr>
+        <w:t xml:space="preserve">It is not one:</w:t>
+      </w:r>
+      <w:r>
+        <w:t xml:space="preserve"> </w:t>
+      </w:r>
+      <w:r>
+        <w:t xml:space="preserve">a Base String is exactly</w:t>
       </w:r>
       <w:r>
         <w:t xml:space="preserve"> </w:t>
       </w:r>
       <m:oMath>
-        <m:r>
-          <m:t>k</m:t>
-        </m:r>
-        <m:r>
-          <m:rPr>
-            <m:sty m:val="p"/>
-          </m:rPr>
-          <m:t>=</m:t>
-        </m:r>
-        <m:r>
-          <m:t>0</m:t>
-        </m:r>
-        <m:r>
-          <m:rPr>
-            <m:sty m:val="p"/>
-          </m:rPr>
-          <m:t>…</m:t>
-        </m:r>
-        <m:r>
-          <m:t>10</m:t>
-        </m:r>
+        <m:sSup>
+          <m:e>
+            <m:d>
+              <m:dPr>
+                <m:begChr m:val="("/>
+                <m:endChr m:val=")"/>
+                <m:sepChr m:val=""/>
+                <m:grow/>
+              </m:dPr>
+              <m:e>
+                <m:sSub>
+                  <m:e>
+                    <m:r>
+                      <m:t>P</m:t>
+                    </m:r>
+                  </m:e>
+                  <m:sub>
+                    <m:r>
+                      <m:t>n</m:t>
+                    </m:r>
+                  </m:sub>
+                </m:sSub>
+              </m:e>
+            </m:d>
+          </m:e>
+          <m:sup>
+            <m:r>
+              <m:t>k</m:t>
+            </m:r>
+          </m:sup>
+        </m:sSup>
       </m:oMath>
       <w:r>
-        <w:t xml:space="preserve"> </w:t>
-      </w:r>
-      <w:r>
-        <w:t xml:space="preserve">by two routes.</w:t>
+        <w:t xml:space="preserve">, and no Prime String and order produce that polynomial. The differencing machinery works on any polynomial sequence, but such a sequence is not a Base String and this document no longer calls it one. A caution now appears before the section that needs it.</w:t>
       </w:r>
     </w:p>
     <w:p>
@@ -21317,13 +23513,33 @@
           <w:bCs/>
           <w:b/>
         </w:rPr>
-        <w:t xml:space="preserve">§9.6 added</w:t>
-      </w:r>
-      <w:r>
-        <w:t xml:space="preserve"> </w:t>
-      </w:r>
-      <w:r>
-        <w:t xml:space="preserve">— a second proof, by counting surjections, logically independent of the degree-descent proof.</w:t>
+        <w:t xml:space="preserve">§9.6 — the inclusion–exclusion step was asserted rather than shown</w:t>
+      </w:r>
+      <w:r>
+        <w:t xml:space="preserve">, which made it the one unverifiable link in an otherwise checkable proof. A complete worked case at</w:t>
+      </w:r>
+      <w:r>
+        <w:t xml:space="preserve"> </w:t>
+      </w:r>
+      <m:oMath>
+        <m:r>
+          <m:t>k</m:t>
+        </m:r>
+        <m:r>
+          <m:rPr>
+            <m:sty m:val="p"/>
+          </m:rPr>
+          <m:t>=</m:t>
+        </m:r>
+        <m:r>
+          <m:t>2</m:t>
+        </m:r>
+      </m:oMath>
+      <w:r>
+        <w:t xml:space="preserve"> </w:t>
+      </w:r>
+      <w:r>
+        <w:t xml:space="preserve">is now given: all four placements listed, the inclusion–exclusion performed, and the formula evaluated, all three agreeing.</w:t>
       </w:r>
     </w:p>
     <w:p>
@@ -21339,13 +23555,119 @@
           <w:bCs/>
           <w:b/>
         </w:rPr>
-        <w:t xml:space="preserve">§9.7 added</w:t>
-      </w:r>
-      <w:r>
-        <w:t xml:space="preserve"> </w:t>
-      </w:r>
-      <w:r>
-        <w:t xml:space="preserve">— on what independence of verification actually requires. Records honestly that four candidate proofs were assembled and only two proved independent, the other three being one argument in three notations.</w:t>
+        <w:t xml:space="preserve">§2.1, §2.2 — the order</w:t>
+      </w:r>
+      <w:r>
+        <w:rPr>
+          <w:bCs/>
+          <w:b/>
+        </w:rPr>
+        <w:t xml:space="preserve"> </w:t>
+      </w:r>
+      <m:oMath>
+        <m:r>
+          <m:t>k</m:t>
+        </m:r>
+      </m:oMath>
+      <w:r>
+        <w:rPr>
+          <w:bCs/>
+          <w:b/>
+        </w:rPr>
+        <w:t xml:space="preserve"> </w:t>
+      </w:r>
+      <w:r>
+        <w:rPr>
+          <w:bCs/>
+          <w:b/>
+        </w:rPr>
+        <w:t xml:space="preserve">was described loosely</w:t>
+      </w:r>
+      <w:r>
+        <w:t xml:space="preserve"> </w:t>
+      </w:r>
+      <w:r>
+        <w:t xml:space="preserve">as</w:t>
+      </w:r>
+      <w:r>
+        <w:t xml:space="preserve"> </w:t>
+      </w:r>
+      <w:r>
+        <w:t xml:space="preserve">“</w:t>
+      </w:r>
+      <w:r>
+        <w:t xml:space="preserve">an operation of order</w:t>
+      </w:r>
+      <w:r>
+        <w:t xml:space="preserve"> </w:t>
+      </w:r>
+      <m:oMath>
+        <m:r>
+          <m:t>k</m:t>
+        </m:r>
+      </m:oMath>
+      <w:r>
+        <w:t xml:space="preserve">”</w:t>
+      </w:r>
+      <w:r>
+        <w:t xml:space="preserve">. It is a power:</w:t>
+      </w:r>
+      <w:r>
+        <w:t xml:space="preserve"> </w:t>
+      </w:r>
+      <m:oMath>
+        <m:sSub>
+          <m:e>
+            <m:r>
+              <m:t>B</m:t>
+            </m:r>
+          </m:e>
+          <m:sub>
+            <m:r>
+              <m:t>n</m:t>
+            </m:r>
+          </m:sub>
+        </m:sSub>
+        <m:r>
+          <m:rPr>
+            <m:sty m:val="p"/>
+          </m:rPr>
+          <m:t>=</m:t>
+        </m:r>
+        <m:sSup>
+          <m:e>
+            <m:d>
+              <m:dPr>
+                <m:begChr m:val="("/>
+                <m:endChr m:val=")"/>
+                <m:sepChr m:val=""/>
+                <m:grow/>
+              </m:dPr>
+              <m:e>
+                <m:sSub>
+                  <m:e>
+                    <m:r>
+                      <m:t>P</m:t>
+                    </m:r>
+                  </m:e>
+                  <m:sub>
+                    <m:r>
+                      <m:t>n</m:t>
+                    </m:r>
+                  </m:sub>
+                </m:sSub>
+              </m:e>
+            </m:d>
+          </m:e>
+          <m:sup>
+            <m:r>
+              <m:t>k</m:t>
+            </m:r>
+          </m:sup>
+        </m:sSup>
+      </m:oMath>
+      <w:r>
+        <w:t xml:space="preserve">. The vaguer phrasing is what previously invited the misreading that a general function slot sits behind the notation.</w:t>
       </w:r>
     </w:p>
     <w:p>
@@ -21361,29 +23683,20 @@
           <w:bCs/>
           <w:b/>
         </w:rPr>
-        <w:t xml:space="preserve">§10 reframed.</w:t>
-      </w:r>
-      <w:r>
-        <w:t xml:space="preserve"> </w:t>
-      </w:r>
-      <w:r>
-        <w:t xml:space="preserve">Version 1 presented the Root Theorem as</w:t>
-      </w:r>
-      <w:r>
-        <w:t xml:space="preserve"> </w:t>
-      </w:r>
-      <w:r>
-        <w:t xml:space="preserve">“</w:t>
-      </w:r>
-      <w:r>
-        <w:t xml:space="preserve">the special case</w:t>
+        <w:t xml:space="preserve">§2.2 — index versus position was never pinned down.</w:t>
+      </w:r>
+      <w:r>
+        <w:t xml:space="preserve"> </w:t>
+      </w:r>
+      <w:r>
+        <w:t xml:space="preserve">Since indexing begins at</w:t>
       </w:r>
       <w:r>
         <w:t xml:space="preserve"> </w:t>
       </w:r>
       <m:oMath>
         <m:r>
-          <m:t>a</m:t>
+          <m:t>n</m:t>
         </m:r>
         <m:r>
           <m:rPr>
@@ -21392,7 +23705,193 @@
           <m:t>=</m:t>
         </m:r>
         <m:r>
-          <m:t>1</m:t>
+          <m:t>0</m:t>
+        </m:r>
+      </m:oMath>
+      <w:r>
+        <w:t xml:space="preserve">,</w:t>
+      </w:r>
+      <w:r>
+        <w:t xml:space="preserve"> </w:t>
+      </w:r>
+      <w:r>
+        <w:t xml:space="preserve">“</w:t>
+      </w:r>
+      <w:r>
+        <w:t xml:space="preserve">the 4th term</w:t>
+      </w:r>
+      <w:r>
+        <w:t xml:space="preserve">”</w:t>
+      </w:r>
+      <w:r>
+        <w:t xml:space="preserve"> </w:t>
+      </w:r>
+      <w:r>
+        <w:t xml:space="preserve">is ambiguous. The syllabus now says</w:t>
+      </w:r>
+      <w:r>
+        <w:t xml:space="preserve"> </w:t>
+      </w:r>
+      <w:r>
+        <w:rPr>
+          <w:bCs/>
+          <w:b/>
+        </w:rPr>
+        <w:t xml:space="preserve">index</w:t>
+      </w:r>
+      <w:r>
+        <w:t xml:space="preserve"> </w:t>
+      </w:r>
+      <w:r>
+        <w:t xml:space="preserve">throughout, with</w:t>
+      </w:r>
+      <w:r>
+        <w:t xml:space="preserve"> </w:t>
+      </w:r>
+      <m:oMath>
+        <m:sSup>
+          <m:e>
+            <m:r>
+              <m:t>B</m:t>
+            </m:r>
+          </m:e>
+          <m:sup>
+            <m:r>
+              <m:t>2</m:t>
+            </m:r>
+          </m:sup>
+        </m:sSup>
+        <m:d>
+          <m:dPr>
+            <m:begChr m:val="("/>
+            <m:endChr m:val=")"/>
+            <m:sepChr m:val=""/>
+            <m:grow/>
+          </m:dPr>
+          <m:e>
+            <m:r>
+              <m:t>4</m:t>
+            </m:r>
+          </m:e>
+        </m:d>
+        <m:r>
+          <m:rPr>
+            <m:sty m:val="p"/>
+          </m:rPr>
+          <m:t>=</m:t>
+        </m:r>
+        <m:r>
+          <m:t>16</m:t>
+        </m:r>
+      </m:oMath>
+      <w:r>
+        <w:t xml:space="preserve"> </w:t>
+      </w:r>
+      <w:r>
+        <w:t xml:space="preserve">given as the worked reading.</w:t>
+      </w:r>
+    </w:p>
+    <w:p>
+      <w:pPr>
+        <w:pStyle w:val="FirstParagraph"/>
+      </w:pPr>
+      <w:r>
+        <w:rPr>
+          <w:bCs/>
+          <w:b/>
+        </w:rPr>
+        <w:t xml:space="preserve">Version 2.</w:t>
+      </w:r>
+    </w:p>
+    <w:p>
+      <w:pPr>
+        <w:pStyle w:val="BodyText"/>
+      </w:pPr>
+      <w:r>
+        <w:t xml:space="preserve">Changes from Version 1, all in response to a directive to verify the Root Theorem exhaustively before publication:</w:t>
+      </w:r>
+    </w:p>
+    <w:p>
+      <w:pPr>
+        <w:numPr>
+          <w:ilvl w:val="0"/>
+          <w:numId w:val="1008"/>
+        </w:numPr>
+        <w:pStyle w:val="Compact"/>
+      </w:pPr>
+      <w:r>
+        <w:rPr>
+          <w:bCs/>
+          <w:b/>
+        </w:rPr>
+        <w:t xml:space="preserve">§9.2.1 added</w:t>
+      </w:r>
+      <w:r>
+        <w:t xml:space="preserve"> </w:t>
+      </w:r>
+      <w:r>
+        <w:t xml:space="preserve">— the</w:t>
+      </w:r>
+      <w:r>
+        <w:t xml:space="preserve"> </w:t>
+      </w:r>
+      <m:oMath>
+        <m:r>
+          <m:t>k</m:t>
+        </m:r>
+        <m:r>
+          <m:rPr>
+            <m:sty m:val="p"/>
+          </m:rPr>
+          <m:t>=</m:t>
+        </m:r>
+        <m:r>
+          <m:t>0</m:t>
+        </m:r>
+      </m:oMath>
+      <w:r>
+        <w:t xml:space="preserve"> </w:t>
+      </w:r>
+      <w:r>
+        <w:t xml:space="preserve">edge case, the value most likely to break a general claim. It does not break.</w:t>
+      </w:r>
+    </w:p>
+    <w:p>
+      <w:pPr>
+        <w:numPr>
+          <w:ilvl w:val="0"/>
+          <w:numId w:val="1008"/>
+        </w:numPr>
+        <w:pStyle w:val="Compact"/>
+      </w:pPr>
+      <w:r>
+        <w:rPr>
+          <w:bCs/>
+          <w:b/>
+        </w:rPr>
+        <w:t xml:space="preserve">§9.3 added</w:t>
+      </w:r>
+      <w:r>
+        <w:t xml:space="preserve"> </w:t>
+      </w:r>
+      <w:r>
+        <w:t xml:space="preserve">— verification at</w:t>
+      </w:r>
+      <w:r>
+        <w:t xml:space="preserve"> </w:t>
+      </w:r>
+      <m:oMath>
+        <m:r>
+          <m:t>k</m:t>
+        </m:r>
+        <m:r>
+          <m:rPr>
+            <m:sty m:val="p"/>
+          </m:rPr>
+          <m:t>=</m:t>
+        </m:r>
+        <m:r>
+          <m:t>7</m:t>
         </m:r>
         <m:r>
           <m:rPr>
@@ -21401,7 +23900,39 @@
           <m:t>,</m:t>
         </m:r>
         <m:r>
-          <m:t>d</m:t>
+          <m:t>8</m:t>
+        </m:r>
+        <m:r>
+          <m:rPr>
+            <m:sty m:val="p"/>
+          </m:rPr>
+          <m:t>,</m:t>
+        </m:r>
+        <m:r>
+          <m:t>9</m:t>
+        </m:r>
+        <m:r>
+          <m:rPr>
+            <m:sty m:val="p"/>
+          </m:rPr>
+          <m:t>,</m:t>
+        </m:r>
+        <m:r>
+          <m:t>10</m:t>
+        </m:r>
+      </m:oMath>
+      <w:r>
+        <w:t xml:space="preserve"> </w:t>
+      </w:r>
+      <w:r>
+        <w:t xml:space="preserve">by an independent computational method, chosen specifically because building four more tables would have repeated the same method rather than tested it. Evidence now spans</w:t>
+      </w:r>
+      <w:r>
+        <w:t xml:space="preserve"> </w:t>
+      </w:r>
+      <m:oMath>
+        <m:r>
+          <m:t>k</m:t>
         </m:r>
         <m:r>
           <m:rPr>
@@ -21410,65 +23941,30 @@
           <m:t>=</m:t>
         </m:r>
         <m:r>
-          <m:t>1</m:t>
+          <m:t>0</m:t>
+        </m:r>
+        <m:r>
+          <m:rPr>
+            <m:sty m:val="p"/>
+          </m:rPr>
+          <m:t>…</m:t>
+        </m:r>
+        <m:r>
+          <m:t>10</m:t>
         </m:r>
       </m:oMath>
       <w:r>
-        <w:t xml:space="preserve">”</w:t>
-      </w:r>
-      <w:r>
-        <w:t xml:space="preserve"> </w:t>
-      </w:r>
-      <w:r>
-        <w:t xml:space="preserve">of the General Root Law.</w:t>
-      </w:r>
-      <w:r>
-        <w:t xml:space="preserve"> </w:t>
-      </w:r>
-      <w:r>
-        <w:rPr>
-          <w:bCs/>
-          <w:b/>
-        </w:rPr>
-        <w:t xml:space="preserve">That framing was wrong in emphasis</w:t>
-      </w:r>
-      <w:r>
-        <w:t xml:space="preserve">: within the Standard Power Base, which fixes the Prime String, the Root Theorem is unconditional and needs no qualification. Varying</w:t>
-      </w:r>
-      <w:r>
-        <w:t xml:space="preserve"> </w:t>
-      </w:r>
-      <m:oMath>
-        <m:r>
-          <m:t>a</m:t>
-        </m:r>
-      </m:oMath>
-      <w:r>
-        <w:t xml:space="preserve"> </w:t>
-      </w:r>
-      <w:r>
-        <w:t xml:space="preserve">or</w:t>
-      </w:r>
-      <w:r>
-        <w:t xml:space="preserve"> </w:t>
-      </w:r>
-      <m:oMath>
-        <m:r>
-          <m:t>d</m:t>
-        </m:r>
-      </m:oMath>
-      <w:r>
-        <w:t xml:space="preserve"> </w:t>
-      </w:r>
-      <w:r>
-        <w:t xml:space="preserve">leaves the Standard Power Base and produces a different Base String — a neighbouring question, not a caveat. §10 now says so explicitly, and §4.2 and §2.1 flag the distinction in advance.</w:t>
+        <w:t xml:space="preserve"> </w:t>
+      </w:r>
+      <w:r>
+        <w:t xml:space="preserve">by two routes.</w:t>
       </w:r>
     </w:p>
     <w:p>
       <w:pPr>
         <w:numPr>
           <w:ilvl w:val="0"/>
-          <w:numId w:val="1007"/>
+          <w:numId w:val="1008"/>
         </w:numPr>
         <w:pStyle w:val="Compact"/>
       </w:pPr>
@@ -21477,17 +23973,177 @@
           <w:bCs/>
           <w:b/>
         </w:rPr>
-        <w:t xml:space="preserve">§13.1 Exercise 7 added</w:t>
-      </w:r>
-      <w:r>
-        <w:t xml:space="preserve">, with answer — a direct exercise on the two reasoning errors above.</w:t>
+        <w:t xml:space="preserve">§9.6 added</w:t>
+      </w:r>
+      <w:r>
+        <w:t xml:space="preserve"> </w:t>
+      </w:r>
+      <w:r>
+        <w:t xml:space="preserve">— a second proof, by counting surjections, logically independent of the degree-descent proof.</w:t>
       </w:r>
     </w:p>
     <w:p>
       <w:pPr>
         <w:numPr>
           <w:ilvl w:val="0"/>
-          <w:numId w:val="1007"/>
+          <w:numId w:val="1008"/>
+        </w:numPr>
+        <w:pStyle w:val="Compact"/>
+      </w:pPr>
+      <w:r>
+        <w:rPr>
+          <w:bCs/>
+          <w:b/>
+        </w:rPr>
+        <w:t xml:space="preserve">§9.7 added</w:t>
+      </w:r>
+      <w:r>
+        <w:t xml:space="preserve"> </w:t>
+      </w:r>
+      <w:r>
+        <w:t xml:space="preserve">— on what independence of verification actually requires. Records honestly that four candidate proofs were assembled and only two proved independent, the other three being one argument in three notations.</w:t>
+      </w:r>
+    </w:p>
+    <w:p>
+      <w:pPr>
+        <w:numPr>
+          <w:ilvl w:val="0"/>
+          <w:numId w:val="1008"/>
+        </w:numPr>
+        <w:pStyle w:val="Compact"/>
+      </w:pPr>
+      <w:r>
+        <w:rPr>
+          <w:bCs/>
+          <w:b/>
+        </w:rPr>
+        <w:t xml:space="preserve">§10 reframed.</w:t>
+      </w:r>
+      <w:r>
+        <w:t xml:space="preserve"> </w:t>
+      </w:r>
+      <w:r>
+        <w:t xml:space="preserve">Version 1 presented the Root Theorem as</w:t>
+      </w:r>
+      <w:r>
+        <w:t xml:space="preserve"> </w:t>
+      </w:r>
+      <w:r>
+        <w:t xml:space="preserve">“</w:t>
+      </w:r>
+      <w:r>
+        <w:t xml:space="preserve">the special case</w:t>
+      </w:r>
+      <w:r>
+        <w:t xml:space="preserve"> </w:t>
+      </w:r>
+      <m:oMath>
+        <m:r>
+          <m:t>a</m:t>
+        </m:r>
+        <m:r>
+          <m:rPr>
+            <m:sty m:val="p"/>
+          </m:rPr>
+          <m:t>=</m:t>
+        </m:r>
+        <m:r>
+          <m:t>1</m:t>
+        </m:r>
+        <m:r>
+          <m:rPr>
+            <m:sty m:val="p"/>
+          </m:rPr>
+          <m:t>,</m:t>
+        </m:r>
+        <m:r>
+          <m:t>d</m:t>
+        </m:r>
+        <m:r>
+          <m:rPr>
+            <m:sty m:val="p"/>
+          </m:rPr>
+          <m:t>=</m:t>
+        </m:r>
+        <m:r>
+          <m:t>1</m:t>
+        </m:r>
+      </m:oMath>
+      <w:r>
+        <w:t xml:space="preserve">”</w:t>
+      </w:r>
+      <w:r>
+        <w:t xml:space="preserve"> </w:t>
+      </w:r>
+      <w:r>
+        <w:t xml:space="preserve">of the General Root Law.</w:t>
+      </w:r>
+      <w:r>
+        <w:t xml:space="preserve"> </w:t>
+      </w:r>
+      <w:r>
+        <w:rPr>
+          <w:bCs/>
+          <w:b/>
+        </w:rPr>
+        <w:t xml:space="preserve">That framing was wrong in emphasis</w:t>
+      </w:r>
+      <w:r>
+        <w:t xml:space="preserve">: within the Standard Power Base, which fixes the Prime String, the Root Theorem is unconditional and needs no qualification. Varying</w:t>
+      </w:r>
+      <w:r>
+        <w:t xml:space="preserve"> </w:t>
+      </w:r>
+      <m:oMath>
+        <m:r>
+          <m:t>a</m:t>
+        </m:r>
+      </m:oMath>
+      <w:r>
+        <w:t xml:space="preserve"> </w:t>
+      </w:r>
+      <w:r>
+        <w:t xml:space="preserve">or</w:t>
+      </w:r>
+      <w:r>
+        <w:t xml:space="preserve"> </w:t>
+      </w:r>
+      <m:oMath>
+        <m:r>
+          <m:t>d</m:t>
+        </m:r>
+      </m:oMath>
+      <w:r>
+        <w:t xml:space="preserve"> </w:t>
+      </w:r>
+      <w:r>
+        <w:t xml:space="preserve">leaves the Standard Power Base and produces a different Base String — a neighbouring question, not a caveat. §10 now says so explicitly, and §4.2 and §2.1 flag the distinction in advance.</w:t>
+      </w:r>
+    </w:p>
+    <w:p>
+      <w:pPr>
+        <w:numPr>
+          <w:ilvl w:val="0"/>
+          <w:numId w:val="1008"/>
+        </w:numPr>
+        <w:pStyle w:val="Compact"/>
+      </w:pPr>
+      <w:r>
+        <w:rPr>
+          <w:bCs/>
+          <w:b/>
+        </w:rPr>
+        <w:t xml:space="preserve">§13.1 Exercise 7 added</w:t>
+      </w:r>
+      <w:r>
+        <w:t xml:space="preserve">, with answer — a direct exercise on the two reasoning errors above.</w:t>
+      </w:r>
+    </w:p>
+    <w:p>
+      <w:pPr>
+        <w:numPr>
+          <w:ilvl w:val="0"/>
+          <w:numId w:val="1008"/>
         </w:numPr>
         <w:pStyle w:val="Compact"/>
       </w:pPr>
@@ -21920,6 +24576,36 @@
     </w:lvlOverride>
   </w:num>
   <w:num w:numId="1007">
+    <w:abstractNumId w:val="99411"/>
+    <w:lvlOverride w:ilvl="0">
+      <w:startOverride w:val="1"/>
+    </w:lvlOverride>
+    <w:lvlOverride w:ilvl="1">
+      <w:startOverride w:val="1"/>
+    </w:lvlOverride>
+    <w:lvlOverride w:ilvl="2">
+      <w:startOverride w:val="1"/>
+    </w:lvlOverride>
+    <w:lvlOverride w:ilvl="3">
+      <w:startOverride w:val="1"/>
+    </w:lvlOverride>
+    <w:lvlOverride w:ilvl="4">
+      <w:startOverride w:val="1"/>
+    </w:lvlOverride>
+    <w:lvlOverride w:ilvl="5">
+      <w:startOverride w:val="1"/>
+    </w:lvlOverride>
+    <w:lvlOverride w:ilvl="6">
+      <w:startOverride w:val="1"/>
+    </w:lvlOverride>
+    <w:lvlOverride w:ilvl="7">
+      <w:startOverride w:val="1"/>
+    </w:lvlOverride>
+    <w:lvlOverride w:ilvl="8">
+      <w:startOverride w:val="1"/>
+    </w:lvlOverride>
+  </w:num>
+  <w:num w:numId="1008">
     <w:abstractNumId w:val="99411"/>
     <w:lvlOverride w:ilvl="0">
       <w:startOverride w:val="1"/>

--- a/String Mathematics/Syllabus-Learning/module-1/String-Mathematics-Module-1-Foundations.docx
+++ b/String Mathematics/Syllabus-Learning/module-1/String-Mathematics-Module-1-Foundations.docx
@@ -175,7 +175,7 @@
         <w:t xml:space="preserve"> </w:t>
       </w:r>
       <w:r>
-        <w:t xml:space="preserve">3</w:t>
+        <w:t xml:space="preserve">4</w:t>
       </w:r>
     </w:p>
     <w:sdt>
@@ -231,7 +231,7 @@
           <w:bCs/>
           <w:b/>
         </w:rPr>
-        <w:t xml:space="preserve">Version 3.</w:t>
+        <w:t xml:space="preserve">Version 4.</w:t>
       </w:r>
       <w:r>
         <w:t xml:space="preserve"> </w:t>
@@ -293,7 +293,23 @@
         <w:pStyle w:val="BodyText"/>
       </w:pPr>
       <w:r>
-        <w:t xml:space="preserve">Only two sections — the proofs in §9.5 and §9.6 — use tools from later in high school (the binomial theorem, and elementary counting). Both are clearly marked. You can skip them on a first reading and lose nothing but the reason the main result is</w:t>
+        <w:t xml:space="preserve">Only two sections — the proofs in §9.5 and §9.6 — use tools from later in high school (the binomial theorem, and elementary counting). Both are clearly marked. Two short asides mention calculus (§9.8, §12.3); both are marked as asides and</w:t>
+      </w:r>
+      <w:r>
+        <w:t xml:space="preserve"> </w:t>
+      </w:r>
+      <w:r>
+        <w:rPr>
+          <w:bCs/>
+          <w:b/>
+        </w:rPr>
+        <w:t xml:space="preserve">nothing depends on them.</w:t>
+      </w:r>
+      <w:r>
+        <w:t xml:space="preserve"> </w:t>
+      </w:r>
+      <w:r>
+        <w:t xml:space="preserve">You can skip them on a first reading and lose nothing but the reason the main result is</w:t>
       </w:r>
       <w:r>
         <w:t xml:space="preserve"> </w:t>
@@ -1594,6 +1610,265 @@
           <w:bCs/>
           <w:b/>
         </w:rPr>
+        <w:t xml:space="preserve">The English runs in the opposite direction to the symbol, so read them against each other the first time.</w:t>
+      </w:r>
+      <w:r>
+        <w:t xml:space="preserve"> </w:t>
+      </w:r>
+      <w:r>
+        <w:t xml:space="preserve">The symbol puts depth first and index last; the sentence starts at the index and works outward:</w:t>
+      </w:r>
+    </w:p>
+    <w:tbl>
+      <w:tblPr>
+        <w:tblStyle w:val="Table"/>
+        <w:tblW w:type="auto" w:w="0"/>
+        <w:tblLook w:firstRow="1" w:lastRow="0" w:firstColumn="0" w:lastColumn="0" w:noHBand="0" w:noVBand="0" w:val="0020"/>
+        <w:jc w:val="start"/>
+      </w:tblPr>
+      <w:tblGrid>
+        <w:gridCol w:w="3960"/>
+        <w:gridCol w:w="3960"/>
+      </w:tblGrid>
+      <w:tr>
+        <w:trPr>
+          <w:tblHeader w:val="true"/>
+        </w:trPr>
+        <w:tc>
+          <w:tcPr/>
+          <w:p>
+            <w:pPr>
+              <w:pStyle w:val="Compact"/>
+              <w:jc w:val="left"/>
+            </w:pPr>
+            <w:r>
+              <w:t xml:space="preserve">Phrase in the sentence</w:t>
+            </w:r>
+          </w:p>
+        </w:tc>
+        <w:tc>
+          <w:tcPr/>
+          <w:p>
+            <w:pPr>
+              <w:pStyle w:val="Compact"/>
+              <w:jc w:val="left"/>
+            </w:pPr>
+            <w:r>
+              <w:t xml:space="preserve">Comes from</w:t>
+            </w:r>
+          </w:p>
+        </w:tc>
+      </w:tr>
+      <w:tr>
+        <w:tc>
+          <w:tcPr/>
+          <w:p>
+            <w:pPr>
+              <w:pStyle w:val="Compact"/>
+              <w:jc w:val="left"/>
+            </w:pPr>
+            <w:r>
+              <w:t xml:space="preserve">“</w:t>
+            </w:r>
+            <w:r>
+              <w:t xml:space="preserve">the term at index 4</w:t>
+            </w:r>
+            <w:r>
+              <w:t xml:space="preserve">”</w:t>
+            </w:r>
+          </w:p>
+        </w:tc>
+        <w:tc>
+          <w:tcPr/>
+          <w:p>
+            <w:pPr>
+              <w:pStyle w:val="Compact"/>
+              <w:jc w:val="left"/>
+            </w:pPr>
+            <w:r>
+              <w:t xml:space="preserve">the</w:t>
+            </w:r>
+            <w:r>
+              <w:t xml:space="preserve"> </w:t>
+            </w:r>
+            <w:r>
+              <w:rPr>
+                <w:bCs/>
+                <w:b/>
+              </w:rPr>
+              <w:t xml:space="preserve">subscript</w:t>
+            </w:r>
+            <w:r>
+              <w:t xml:space="preserve"> </w:t>
+            </w:r>
+            <m:oMath>
+              <m:r>
+                <m:t>n</m:t>
+              </m:r>
+            </m:oMath>
+          </w:p>
+        </w:tc>
+      </w:tr>
+      <w:tr>
+        <w:tc>
+          <w:tcPr/>
+          <w:p>
+            <w:pPr>
+              <w:pStyle w:val="Compact"/>
+              <w:jc w:val="left"/>
+            </w:pPr>
+            <w:r>
+              <w:t xml:space="preserve">“</w:t>
+            </w:r>
+            <w:r>
+              <w:t xml:space="preserve">of the second substring</w:t>
+            </w:r>
+            <w:r>
+              <w:t xml:space="preserve">”</w:t>
+            </w:r>
+          </w:p>
+        </w:tc>
+        <w:tc>
+          <w:tcPr/>
+          <w:p>
+            <w:pPr>
+              <w:pStyle w:val="Compact"/>
+              <w:jc w:val="left"/>
+            </w:pPr>
+            <w:r>
+              <w:t xml:space="preserve">the</w:t>
+            </w:r>
+            <w:r>
+              <w:t xml:space="preserve"> </w:t>
+            </w:r>
+            <w:r>
+              <w:rPr>
+                <w:bCs/>
+                <w:b/>
+              </w:rPr>
+              <w:t xml:space="preserve">leading number</w:t>
+            </w:r>
+            <w:r>
+              <w:t xml:space="preserve"> </w:t>
+            </w:r>
+            <m:oMath>
+              <m:r>
+                <m:t>j</m:t>
+              </m:r>
+            </m:oMath>
+          </w:p>
+        </w:tc>
+      </w:tr>
+      <w:tr>
+        <w:tc>
+          <w:tcPr/>
+          <w:p>
+            <w:pPr>
+              <w:pStyle w:val="Compact"/>
+              <w:jc w:val="left"/>
+            </w:pPr>
+            <w:r>
+              <w:t xml:space="preserve">“</w:t>
+            </w:r>
+            <w:r>
+              <w:t xml:space="preserve">of the Base String of order 3</w:t>
+            </w:r>
+            <w:r>
+              <w:t xml:space="preserve">”</w:t>
+            </w:r>
+          </w:p>
+        </w:tc>
+        <w:tc>
+          <w:tcPr/>
+          <w:p>
+            <w:pPr>
+              <w:pStyle w:val="Compact"/>
+              <w:jc w:val="left"/>
+            </w:pPr>
+            <w:r>
+              <w:t xml:space="preserve">the</w:t>
+            </w:r>
+            <w:r>
+              <w:t xml:space="preserve"> </w:t>
+            </w:r>
+            <w:r>
+              <w:rPr>
+                <w:bCs/>
+                <w:b/>
+              </w:rPr>
+              <w:t xml:space="preserve">left superscript</w:t>
+            </w:r>
+            <w:r>
+              <w:t xml:space="preserve"> </w:t>
+            </w:r>
+            <m:oMath>
+              <m:r>
+                <m:t>k</m:t>
+              </m:r>
+            </m:oMath>
+          </w:p>
+        </w:tc>
+      </w:tr>
+      <w:tr>
+        <w:tc>
+          <w:tcPr/>
+          <w:p>
+            <w:pPr>
+              <w:pStyle w:val="Compact"/>
+              <w:jc w:val="left"/>
+            </w:pPr>
+            <w:r>
+              <w:t xml:space="preserve">“</w:t>
+            </w:r>
+            <w:r>
+              <w:t xml:space="preserve">generated by</w:t>
+            </w:r>
+            <w:r>
+              <w:t xml:space="preserve"> </w:t>
+            </w:r>
+            <m:oMath>
+              <m:r>
+                <m:t>f</m:t>
+              </m:r>
+            </m:oMath>
+            <w:r>
+              <w:t xml:space="preserve">”</w:t>
+            </w:r>
+          </w:p>
+        </w:tc>
+        <w:tc>
+          <w:tcPr/>
+          <w:p>
+            <w:pPr>
+              <w:pStyle w:val="Compact"/>
+              <w:jc w:val="left"/>
+            </w:pPr>
+            <w:r>
+              <w:t xml:space="preserve">the</w:t>
+            </w:r>
+            <w:r>
+              <w:t xml:space="preserve"> </w:t>
+            </w:r>
+            <w:r>
+              <w:rPr>
+                <w:bCs/>
+                <w:b/>
+              </w:rPr>
+              <w:t xml:space="preserve">right superscript</w:t>
+            </w:r>
+          </w:p>
+        </w:tc>
+      </w:tr>
+    </w:tbl>
+    <w:p>
+      <w:pPr>
+        <w:pStyle w:val="BodyText"/>
+      </w:pPr>
+      <w:r>
+        <w:rPr>
+          <w:bCs/>
+          <w:b/>
+        </w:rPr>
         <w:t xml:space="preserve">Note carefully that the symbol carries</w:t>
       </w:r>
       <w:r>
@@ -2054,7 +2329,136 @@
           <w:bCs/>
           <w:b/>
         </w:rPr>
-        <w:t xml:space="preserve">Read the Base String symbol concretely.</w:t>
+        <w:t xml:space="preserve">Two ways of writing the same thing.</w:t>
+      </w:r>
+      <w:r>
+        <w:t xml:space="preserve"> </w:t>
+      </w:r>
+      <w:r>
+        <w:t xml:space="preserve">When a string is being</w:t>
+      </w:r>
+      <w:r>
+        <w:t xml:space="preserve"> </w:t>
+      </w:r>
+      <w:r>
+        <w:rPr>
+          <w:iCs/>
+          <w:i/>
+        </w:rPr>
+        <w:t xml:space="preserve">evaluated</w:t>
+      </w:r>
+      <w:r>
+        <w:t xml:space="preserve"> </w:t>
+      </w:r>
+      <w:r>
+        <w:t xml:space="preserve">at an index it is often clearer to write the index in parentheses, function-style:</w:t>
+      </w:r>
+      <w:r>
+        <w:t xml:space="preserve"> </w:t>
+      </w:r>
+      <m:oMath>
+        <m:sSup>
+          <m:e>
+            <m:r>
+              <m:t>B</m:t>
+            </m:r>
+          </m:e>
+          <m:sup>
+            <m:r>
+              <m:t>2</m:t>
+            </m:r>
+          </m:sup>
+        </m:sSup>
+        <m:d>
+          <m:dPr>
+            <m:begChr m:val="("/>
+            <m:endChr m:val=")"/>
+            <m:sepChr m:val=""/>
+            <m:grow/>
+          </m:dPr>
+          <m:e>
+            <m:r>
+              <m:t>4</m:t>
+            </m:r>
+          </m:e>
+        </m:d>
+      </m:oMath>
+      <w:r>
+        <w:t xml:space="preserve"> </w:t>
+      </w:r>
+      <w:r>
+        <w:t xml:space="preserve">means exactly what</w:t>
+      </w:r>
+      <w:r>
+        <w:t xml:space="preserve"> </w:t>
+      </w:r>
+      <m:oMath>
+        <m:sSubSup>
+          <m:e>
+            <m:r>
+              <m:t>B</m:t>
+            </m:r>
+          </m:e>
+          <m:sub>
+            <m:r>
+              <m:t>4</m:t>
+            </m:r>
+          </m:sub>
+          <m:sup>
+            <m:r>
+              <m:t>2</m:t>
+            </m:r>
+            <m:r>
+              <m:t> </m:t>
+            </m:r>
+            <m:r>
+              <m:rPr>
+                <m:sty m:val="p"/>
+              </m:rPr>
+              <m:t>|</m:t>
+            </m:r>
+            <m:r>
+              <m:t> </m:t>
+            </m:r>
+            <m:r>
+              <m:t>f</m:t>
+            </m:r>
+          </m:sup>
+        </m:sSubSup>
+      </m:oMath>
+      <w:r>
+        <w:t xml:space="preserve"> </w:t>
+      </w:r>
+      <w:r>
+        <w:t xml:space="preserve">means.</w:t>
+      </w:r>
+      <w:r>
+        <w:t xml:space="preserve"> </w:t>
+      </w:r>
+      <w:r>
+        <w:rPr>
+          <w:bCs/>
+          <w:b/>
+        </w:rPr>
+        <w:t xml:space="preserve">These are the same object in two notations, not two objects</w:t>
+      </w:r>
+      <w:r>
+        <w:t xml:space="preserve"> </w:t>
+      </w:r>
+      <w:r>
+        <w:t xml:space="preserve">— the parenthesised form is used wherever the subscript would be hard to read.</w:t>
+      </w:r>
+    </w:p>
+    <w:p>
+      <w:pPr>
+        <w:pStyle w:val="BodyText"/>
+      </w:pPr>
+      <w:r>
+        <w:rPr>
+          <w:bCs/>
+          <w:b/>
+        </w:rPr>
+        <w:t xml:space="preserve">Read it concretely.</w:t>
       </w:r>
       <w:r>
         <w:t xml:space="preserve"> </w:t>
@@ -5518,6 +5922,209 @@
         <w:t xml:space="preserve">of the string, and they do not compare anything. They re-express each value in place.</w:t>
       </w:r>
     </w:p>
+    <w:p>
+      <w:pPr>
+        <w:pStyle w:val="BlockText"/>
+      </w:pPr>
+      <w:r>
+        <w:rPr>
+          <w:bCs/>
+          <w:b/>
+        </w:rPr>
+        <w:t xml:space="preserve">⚠ Direct Substrings do not count toward lineage depth in the Root Theorem, and here is why the distinction is needed.</w:t>
+      </w:r>
+      <w:r>
+        <w:t xml:space="preserve"> </w:t>
+      </w:r>
+      <w:r>
+        <w:t xml:space="preserve">A Direct Substring adds a generation but</w:t>
+      </w:r>
+      <w:r>
+        <w:t xml:space="preserve"> </w:t>
+      </w:r>
+      <w:r>
+        <w:rPr>
+          <w:bCs/>
+          <w:b/>
+        </w:rPr>
+        <w:t xml:space="preserve">reduces no degree</w:t>
+      </w:r>
+      <w:r>
+        <w:t xml:space="preserve"> </w:t>
+      </w:r>
+      <w:r>
+        <w:t xml:space="preserve">— with</w:t>
+      </w:r>
+      <w:r>
+        <w:t xml:space="preserve"> </w:t>
+      </w:r>
+      <m:oMath>
+        <m:r>
+          <m:t>g</m:t>
+        </m:r>
+      </m:oMath>
+      <w:r>
+        <w:t xml:space="preserve"> </w:t>
+      </w:r>
+      <w:r>
+        <w:t xml:space="preserve">the identity it does not change the values at all. Insert one partway down a</w:t>
+      </w:r>
+      <w:r>
+        <w:t xml:space="preserve"> </w:t>
+      </w:r>
+      <m:oMath>
+        <m:r>
+          <m:t>k</m:t>
+        </m:r>
+        <m:r>
+          <m:rPr>
+            <m:sty m:val="p"/>
+          </m:rPr>
+          <m:t>=</m:t>
+        </m:r>
+        <m:r>
+          <m:t>3</m:t>
+        </m:r>
+      </m:oMath>
+      <w:r>
+        <w:t xml:space="preserve"> </w:t>
+      </w:r>
+      <w:r>
+        <w:t xml:space="preserve">tree and nothing changes numerically, yet a generation has been added, so the constant row would now sit at</w:t>
+      </w:r>
+      <w:r>
+        <w:t xml:space="preserve"> </w:t>
+      </w:r>
+      <w:r>
+        <w:t xml:space="preserve">“</w:t>
+      </w:r>
+      <w:r>
+        <w:t xml:space="preserve">depth 4</w:t>
+      </w:r>
+      <w:r>
+        <w:t xml:space="preserve">”</w:t>
+      </w:r>
+      <w:r>
+        <w:t xml:space="preserve"> </w:t>
+      </w:r>
+      <w:r>
+        <w:t xml:space="preserve">while</w:t>
+      </w:r>
+      <w:r>
+        <w:t xml:space="preserve"> </w:t>
+      </w:r>
+      <m:oMath>
+        <m:r>
+          <m:t>k</m:t>
+        </m:r>
+      </m:oMath>
+      <w:r>
+        <w:t xml:space="preserve"> </w:t>
+      </w:r>
+      <w:r>
+        <w:t xml:space="preserve">is still 3.</w:t>
+      </w:r>
+    </w:p>
+    <w:p>
+      <w:pPr>
+        <w:pStyle w:val="BlockText"/>
+      </w:pPr>
+      <w:r>
+        <w:rPr>
+          <w:bCs/>
+          <w:b/>
+        </w:rPr>
+        <w:t xml:space="preserve">Throughout §8–§11,</w:t>
+      </w:r>
+      <w:r>
+        <w:rPr>
+          <w:bCs/>
+          <w:b/>
+        </w:rPr>
+        <w:t xml:space="preserve"> </w:t>
+      </w:r>
+      <w:r>
+        <w:rPr>
+          <w:bCs/>
+          <w:b/>
+        </w:rPr>
+        <w:t xml:space="preserve">“</w:t>
+      </w:r>
+      <w:r>
+        <w:rPr>
+          <w:bCs/>
+          <w:b/>
+        </w:rPr>
+        <w:t xml:space="preserve">depth</w:t>
+      </w:r>
+      <w:r>
+        <w:rPr>
+          <w:bCs/>
+          <w:b/>
+        </w:rPr>
+        <w:t xml:space="preserve">”</w:t>
+      </w:r>
+      <w:r>
+        <w:rPr>
+          <w:bCs/>
+          <w:b/>
+        </w:rPr>
+        <w:t xml:space="preserve"> </w:t>
+      </w:r>
+      <w:r>
+        <w:rPr>
+          <w:bCs/>
+          <w:b/>
+        </w:rPr>
+        <w:t xml:space="preserve">means the number of</w:t>
+      </w:r>
+      <w:r>
+        <w:rPr>
+          <w:bCs/>
+          <w:b/>
+        </w:rPr>
+        <w:t xml:space="preserve"> </w:t>
+      </w:r>
+      <w:r>
+        <w:rPr>
+          <w:iCs/>
+          <w:i/>
+          <w:bCs/>
+          <w:b/>
+        </w:rPr>
+        <w:t xml:space="preserve">comparative difference</w:t>
+      </w:r>
+      <w:r>
+        <w:rPr>
+          <w:bCs/>
+          <w:b/>
+        </w:rPr>
+        <w:t xml:space="preserve"> </w:t>
+      </w:r>
+      <w:r>
+        <w:rPr>
+          <w:bCs/>
+          <w:b/>
+        </w:rPr>
+        <w:t xml:space="preserve">generations.</w:t>
+      </w:r>
+      <w:r>
+        <w:t xml:space="preserve"> </w:t>
+      </w:r>
+      <w:r>
+        <w:t xml:space="preserve">Direct Substrings are re-expressions within a level, not descents to a new one.</w:t>
+      </w:r>
+      <w:r>
+        <w:t xml:space="preserve"> </w:t>
+      </w:r>
+      <w:r>
+        <w:rPr>
+          <w:iCs/>
+          <w:i/>
+        </w:rPr>
+        <w:t xml:space="preserve">This gap was found by a reader working the definitions against each other rather than reading them in sequence.</w:t>
+      </w:r>
+    </w:p>
     <w:bookmarkEnd w:id="41"/>
     <w:bookmarkStart w:id="42" w:name="comparative-substrings"/>
     <w:p>
@@ -9408,7 +10015,7 @@
     </w:p>
     <w:bookmarkEnd w:id="59"/>
     <w:bookmarkEnd w:id="60"/>
-    <w:bookmarkStart w:id="74" w:name="the-root-theorem"/>
+    <w:bookmarkStart w:id="76" w:name="the-root-theorem"/>
     <w:p>
       <w:pPr>
         <w:pStyle w:val="Heading1"/>
@@ -9702,6 +10309,107 @@
         <w:t xml:space="preserve">, without exception and without additional hypotheses.</w:t>
       </w:r>
     </w:p>
+    <w:p>
+      <w:pPr>
+        <w:pStyle w:val="BlockText"/>
+      </w:pPr>
+      <w:r>
+        <w:rPr>
+          <w:bCs/>
+          <w:b/>
+        </w:rPr>
+        <w:t xml:space="preserve">And the fence is real, not decorative.</w:t>
+      </w:r>
+      <w:r>
+        <w:t xml:space="preserve"> </w:t>
+      </w:r>
+      <w:r>
+        <w:t xml:space="preserve">“</w:t>
+      </w:r>
+      <w:r>
+        <w:t xml:space="preserve">Without exception</w:t>
+      </w:r>
+      <w:r>
+        <w:t xml:space="preserve">”</w:t>
+      </w:r>
+      <w:r>
+        <w:t xml:space="preserve"> </w:t>
+      </w:r>
+      <w:r>
+        <w:t xml:space="preserve">ranges over the</w:t>
+      </w:r>
+      <w:r>
+        <w:t xml:space="preserve"> </w:t>
+      </w:r>
+      <w:r>
+        <w:rPr>
+          <w:bCs/>
+          <w:b/>
+        </w:rPr>
+        <w:t xml:space="preserve">non-negative integers only</w:t>
+      </w:r>
+      <w:r>
+        <w:t xml:space="preserve">. There is no terminating descent for</w:t>
+      </w:r>
+      <w:r>
+        <w:t xml:space="preserve"> </w:t>
+      </w:r>
+      <m:oMath>
+        <m:sSup>
+          <m:e>
+            <m:r>
+              <m:t>n</m:t>
+            </m:r>
+          </m:e>
+          <m:sup>
+            <m:r>
+              <m:rPr>
+                <m:sty m:val="p"/>
+              </m:rPr>
+              <m:t>−</m:t>
+            </m:r>
+            <m:r>
+              <m:t>1</m:t>
+            </m:r>
+          </m:sup>
+        </m:sSup>
+      </m:oMath>
+      <w:r>
+        <w:t xml:space="preserve"> </w:t>
+      </w:r>
+      <w:r>
+        <w:t xml:space="preserve">or</w:t>
+      </w:r>
+      <w:r>
+        <w:t xml:space="preserve"> </w:t>
+      </w:r>
+      <m:oMath>
+        <m:sSup>
+          <m:e>
+            <m:r>
+              <m:t>n</m:t>
+            </m:r>
+          </m:e>
+          <m:sup>
+            <m:r>
+              <m:t>1</m:t>
+            </m:r>
+            <m:r>
+              <m:rPr>
+                <m:sty m:val="p"/>
+              </m:rPr>
+              <m:t>/</m:t>
+            </m:r>
+            <m:r>
+              <m:t>2</m:t>
+            </m:r>
+          </m:sup>
+        </m:sSup>
+      </m:oMath>
+      <w:r>
+        <w:t xml:space="preserve">: neither is a polynomial, so neither has a degree for the differencing to reduce, and the descent runs forever. See Exercise 5 for what a non-terminating descent looks like.</w:t>
+      </w:r>
+    </w:p>
     <w:bookmarkEnd w:id="62"/>
     <w:bookmarkStart w:id="66" w:name="X609da5a67b7967b26a8981847072919e9d60250"/>
     <w:p>
@@ -11794,7 +12502,7 @@
           <w:bCs/>
           <w:b/>
         </w:rPr>
-        <w:t xml:space="preserve">Step 2 — Apply it repeatedly.</w:t>
+        <w:t xml:space="preserve">Step 2 — The lemma that lets Step 1 be repeated.</w:t>
       </w:r>
     </w:p>
     <w:p>
@@ -11802,7 +12510,466 @@
         <w:pStyle w:val="BodyText"/>
       </w:pPr>
       <w:r>
-        <w:t xml:space="preserve">Each successive substring does the same thing again, to whatever polynomial it is now looking at:</w:t>
+        <w:t xml:space="preserve">Step 1 dealt with a</w:t>
+      </w:r>
+      <w:r>
+        <w:t xml:space="preserve"> </w:t>
+      </w:r>
+      <w:r>
+        <w:rPr>
+          <w:iCs/>
+          <w:i/>
+        </w:rPr>
+        <w:t xml:space="preserve">pure power</w:t>
+      </w:r>
+      <w:r>
+        <w:t xml:space="preserve">,</w:t>
+      </w:r>
+      <w:r>
+        <w:t xml:space="preserve"> </w:t>
+      </w:r>
+      <m:oMath>
+        <m:sSup>
+          <m:e>
+            <m:r>
+              <m:t>n</m:t>
+            </m:r>
+          </m:e>
+          <m:sup>
+            <m:r>
+              <m:t>k</m:t>
+            </m:r>
+          </m:sup>
+        </m:sSup>
+      </m:oMath>
+      <w:r>
+        <w:t xml:space="preserve">. But after one differencing we are no longer looking at a pure power — we are looking at</w:t>
+      </w:r>
+      <w:r>
+        <w:t xml:space="preserve"> </w:t>
+      </w:r>
+      <m:oMath>
+        <m:r>
+          <m:t>k</m:t>
+        </m:r>
+        <m:r>
+          <m:t> </m:t>
+        </m:r>
+        <m:sSup>
+          <m:e>
+            <m:r>
+              <m:t>n</m:t>
+            </m:r>
+          </m:e>
+          <m:sup>
+            <m:r>
+              <m:t>k</m:t>
+            </m:r>
+            <m:r>
+              <m:rPr>
+                <m:sty m:val="p"/>
+              </m:rPr>
+              <m:t>−</m:t>
+            </m:r>
+            <m:r>
+              <m:t>1</m:t>
+            </m:r>
+          </m:sup>
+        </m:sSup>
+      </m:oMath>
+      <w:r>
+        <w:t xml:space="preserve"> </w:t>
+      </w:r>
+      <w:r>
+        <w:rPr>
+          <w:bCs/>
+          <w:b/>
+        </w:rPr>
+        <w:t xml:space="preserve">plus debris</w:t>
+      </w:r>
+      <w:r>
+        <w:t xml:space="preserve">: a collection of lower-order terms. Before applying Step 1 again we must know that the debris cannot interfere.</w:t>
+      </w:r>
+    </w:p>
+    <w:p>
+      <w:pPr>
+        <w:pStyle w:val="BlockText"/>
+      </w:pPr>
+      <w:r>
+        <w:rPr>
+          <w:bCs/>
+          <w:b/>
+        </w:rPr>
+        <w:t xml:space="preserve">Lemma.</w:t>
+      </w:r>
+      <w:r>
+        <w:t xml:space="preserve"> </w:t>
+      </w:r>
+      <w:r>
+        <w:t xml:space="preserve">If</w:t>
+      </w:r>
+      <w:r>
+        <w:t xml:space="preserve"> </w:t>
+      </w:r>
+      <m:oMath>
+        <m:r>
+          <m:t>p</m:t>
+        </m:r>
+      </m:oMath>
+      <w:r>
+        <w:t xml:space="preserve"> </w:t>
+      </w:r>
+      <w:r>
+        <w:t xml:space="preserve">is a polynomial of degree</w:t>
+      </w:r>
+      <w:r>
+        <w:t xml:space="preserve"> </w:t>
+      </w:r>
+      <m:oMath>
+        <m:r>
+          <m:t>m</m:t>
+        </m:r>
+      </m:oMath>
+      <w:r>
+        <w:t xml:space="preserve"> </w:t>
+      </w:r>
+      <w:r>
+        <w:t xml:space="preserve">with leading coefficient</w:t>
+      </w:r>
+      <w:r>
+        <w:t xml:space="preserve"> </w:t>
+      </w:r>
+      <m:oMath>
+        <m:r>
+          <m:t>c</m:t>
+        </m:r>
+      </m:oMath>
+      <w:r>
+        <w:t xml:space="preserve">, then</w:t>
+      </w:r>
+      <w:r>
+        <w:t xml:space="preserve"> </w:t>
+      </w:r>
+      <m:oMath>
+        <m:r>
+          <m:t>Δ</m:t>
+        </m:r>
+        <m:r>
+          <m:t>p</m:t>
+        </m:r>
+      </m:oMath>
+      <w:r>
+        <w:t xml:space="preserve"> </w:t>
+      </w:r>
+      <w:r>
+        <w:t xml:space="preserve">has degree</w:t>
+      </w:r>
+      <w:r>
+        <w:t xml:space="preserve"> </w:t>
+      </w:r>
+      <m:oMath>
+        <m:r>
+          <m:t>m</m:t>
+        </m:r>
+        <m:r>
+          <m:rPr>
+            <m:sty m:val="p"/>
+          </m:rPr>
+          <m:t>−</m:t>
+        </m:r>
+        <m:r>
+          <m:t>1</m:t>
+        </m:r>
+      </m:oMath>
+      <w:r>
+        <w:t xml:space="preserve"> </w:t>
+      </w:r>
+      <w:r>
+        <w:t xml:space="preserve">with leading coefficient</w:t>
+      </w:r>
+      <w:r>
+        <w:t xml:space="preserve"> </w:t>
+      </w:r>
+      <m:oMath>
+        <m:r>
+          <m:t>c</m:t>
+        </m:r>
+        <m:r>
+          <m:rPr>
+            <m:sty m:val="p"/>
+          </m:rPr>
+          <m:t>⋅</m:t>
+        </m:r>
+        <m:r>
+          <m:t>m</m:t>
+        </m:r>
+      </m:oMath>
+      <w:r>
+        <w:t xml:space="preserve">.</w:t>
+      </w:r>
+    </w:p>
+    <w:p>
+      <w:pPr>
+        <w:pStyle w:val="FirstParagraph"/>
+      </w:pPr>
+      <w:r>
+        <w:rPr>
+          <w:bCs/>
+          <w:b/>
+        </w:rPr>
+        <w:t xml:space="preserve">Why:</w:t>
+      </w:r>
+      <w:r>
+        <w:t xml:space="preserve"> </w:t>
+      </w:r>
+      <w:r>
+        <w:t xml:space="preserve">differencing is</w:t>
+      </w:r>
+      <w:r>
+        <w:t xml:space="preserve"> </w:t>
+      </w:r>
+      <w:r>
+        <w:rPr>
+          <w:bCs/>
+          <w:b/>
+        </w:rPr>
+        <w:t xml:space="preserve">linear</w:t>
+      </w:r>
+      <w:r>
+        <w:t xml:space="preserve"> </w:t>
+      </w:r>
+      <w:r>
+        <w:t xml:space="preserve">— the difference of a sum is the sum of the differences — so we may treat the leading term and the debris separately. Step 1 sends the leading term</w:t>
+      </w:r>
+      <w:r>
+        <w:t xml:space="preserve"> </w:t>
+      </w:r>
+      <m:oMath>
+        <m:r>
+          <m:t>c</m:t>
+        </m:r>
+        <m:r>
+          <m:t> </m:t>
+        </m:r>
+        <m:sSup>
+          <m:e>
+            <m:r>
+              <m:t>n</m:t>
+            </m:r>
+          </m:e>
+          <m:sup>
+            <m:r>
+              <m:t>m</m:t>
+            </m:r>
+          </m:sup>
+        </m:sSup>
+      </m:oMath>
+      <w:r>
+        <w:t xml:space="preserve"> </w:t>
+      </w:r>
+      <w:r>
+        <w:t xml:space="preserve">to</w:t>
+      </w:r>
+      <w:r>
+        <w:t xml:space="preserve"> </w:t>
+      </w:r>
+      <m:oMath>
+        <m:r>
+          <m:t>c</m:t>
+        </m:r>
+        <m:r>
+          <m:t> </m:t>
+        </m:r>
+        <m:r>
+          <m:t>m</m:t>
+        </m:r>
+        <m:r>
+          <m:t> </m:t>
+        </m:r>
+        <m:sSup>
+          <m:e>
+            <m:r>
+              <m:t>n</m:t>
+            </m:r>
+          </m:e>
+          <m:sup>
+            <m:r>
+              <m:t>m</m:t>
+            </m:r>
+            <m:r>
+              <m:rPr>
+                <m:sty m:val="p"/>
+              </m:rPr>
+              <m:t>−</m:t>
+            </m:r>
+            <m:r>
+              <m:t>1</m:t>
+            </m:r>
+          </m:sup>
+        </m:sSup>
+      </m:oMath>
+      <w:r>
+        <w:t xml:space="preserve"> </w:t>
+      </w:r>
+      <w:r>
+        <w:t xml:space="preserve">plus more debris. The existing debris has degree at most</w:t>
+      </w:r>
+      <w:r>
+        <w:t xml:space="preserve"> </w:t>
+      </w:r>
+      <m:oMath>
+        <m:r>
+          <m:t>m</m:t>
+        </m:r>
+        <m:r>
+          <m:rPr>
+            <m:sty m:val="p"/>
+          </m:rPr>
+          <m:t>−</m:t>
+        </m:r>
+        <m:r>
+          <m:t>1</m:t>
+        </m:r>
+      </m:oMath>
+      <w:r>
+        <w:t xml:space="preserve">, so</w:t>
+      </w:r>
+      <w:r>
+        <w:t xml:space="preserve"> </w:t>
+      </w:r>
+      <w:r>
+        <w:rPr>
+          <w:iCs/>
+          <w:i/>
+        </w:rPr>
+        <w:t xml:space="preserve">its</w:t>
+      </w:r>
+      <w:r>
+        <w:t xml:space="preserve"> </w:t>
+      </w:r>
+      <w:r>
+        <w:t xml:space="preserve">differences have degree at most</w:t>
+      </w:r>
+      <w:r>
+        <w:t xml:space="preserve"> </w:t>
+      </w:r>
+      <m:oMath>
+        <m:r>
+          <m:t>m</m:t>
+        </m:r>
+        <m:r>
+          <m:rPr>
+            <m:sty m:val="p"/>
+          </m:rPr>
+          <m:t>−</m:t>
+        </m:r>
+        <m:r>
+          <m:t>2</m:t>
+        </m:r>
+      </m:oMath>
+      <w:r>
+        <w:t xml:space="preserve">.</w:t>
+      </w:r>
+      <w:r>
+        <w:t xml:space="preserve"> </w:t>
+      </w:r>
+      <w:r>
+        <w:rPr>
+          <w:bCs/>
+          <w:b/>
+        </w:rPr>
+        <w:t xml:space="preserve">Debris can only ever fall further behind; it can never climb back up to the leading position.</w:t>
+      </w:r>
+      <w:r>
+        <w:t xml:space="preserve"> </w:t>
+      </w:r>
+      <w:r>
+        <w:t xml:space="preserve">So the leading coefficient at each stage is determined entirely by the leading coefficient of the stage before, and the lower-order terms never touch it.</w:t>
+      </w:r>
+      <w:r>
+        <w:t xml:space="preserve"> </w:t>
+      </w:r>
+      <m:oMath>
+        <m:r>
+          <m:rPr>
+            <m:sty m:val="p"/>
+          </m:rPr>
+          <m:t>▫</m:t>
+        </m:r>
+      </m:oMath>
+    </w:p>
+    <w:p>
+      <w:pPr>
+        <w:pStyle w:val="BodyText"/>
+      </w:pPr>
+      <w:r>
+        <w:rPr>
+          <w:iCs/>
+          <w:i/>
+        </w:rPr>
+        <w:t xml:space="preserve">This is the shortest sentence in the proof and it carries the most weight. Without it,</w:t>
+      </w:r>
+      <w:r>
+        <w:rPr>
+          <w:iCs/>
+          <w:i/>
+        </w:rPr>
+        <w:t xml:space="preserve"> </w:t>
+      </w:r>
+      <w:r>
+        <w:rPr>
+          <w:iCs/>
+          <w:i/>
+        </w:rPr>
+        <w:t xml:space="preserve">“</w:t>
+      </w:r>
+      <w:r>
+        <w:rPr>
+          <w:iCs/>
+          <w:i/>
+        </w:rPr>
+        <w:t xml:space="preserve">apply Step 1 again</w:t>
+      </w:r>
+      <w:r>
+        <w:rPr>
+          <w:iCs/>
+          <w:i/>
+        </w:rPr>
+        <w:t xml:space="preserve">”</w:t>
+      </w:r>
+      <w:r>
+        <w:rPr>
+          <w:iCs/>
+          <w:i/>
+        </w:rPr>
+        <w:t xml:space="preserve"> </w:t>
+      </w:r>
+      <w:r>
+        <w:rPr>
+          <w:iCs/>
+          <w:i/>
+        </w:rPr>
+        <w:t xml:space="preserve">would be an assumption rather than a step.</w:t>
+      </w:r>
+    </w:p>
+    <w:p>
+      <w:pPr>
+        <w:pStyle w:val="BodyText"/>
+      </w:pPr>
+      <w:r>
+        <w:rPr>
+          <w:bCs/>
+          <w:b/>
+        </w:rPr>
+        <w:t xml:space="preserve">Step 3 — Apply it repeatedly.</w:t>
+      </w:r>
+    </w:p>
+    <w:p>
+      <w:pPr>
+        <w:pStyle w:val="BodyText"/>
+      </w:pPr>
+      <w:r>
+        <w:t xml:space="preserve">With the lemma in hand, each successive substring does the same thing again, to whatever polynomial it is now looking at:</w:t>
       </w:r>
     </w:p>
     <w:p>
@@ -12057,7 +13224,7 @@
           <w:bCs/>
           <w:b/>
         </w:rPr>
-        <w:t xml:space="preserve">Step 3 — Count the steps.</w:t>
+        <w:t xml:space="preserve">Step 4 — Count the steps.</w:t>
       </w:r>
     </w:p>
     <w:p>
@@ -12249,7 +13416,7 @@
           <w:bCs/>
           <w:b/>
         </w:rPr>
-        <w:t xml:space="preserve">Step 4 — One more step.</w:t>
+        <w:t xml:space="preserve">Step 5 — One more step.</w:t>
       </w:r>
     </w:p>
     <w:p>
@@ -12272,13 +13439,13 @@
       </m:oMath>
     </w:p>
     <w:bookmarkEnd w:id="69"/>
-    <w:bookmarkStart w:id="70" w:name="Xed2d94d8429e485da60757eb10d5fc5e593134b"/>
+    <w:bookmarkStart w:id="72" w:name="second-proof-the-bridge-then-the-count"/>
     <w:p>
       <w:pPr>
         <w:pStyle w:val="Heading2"/>
       </w:pPr>
       <w:r>
-        <w:t xml:space="preserve">9.6 Second proof — by counting, with no algebra at all</w:t>
+        <w:t xml:space="preserve">9.6 Second proof — the bridge, then the count</w:t>
       </w:r>
     </w:p>
     <w:p>
@@ -12286,7 +13453,81 @@
         <w:pStyle w:val="FirstParagraph"/>
       </w:pPr>
       <w:r>
-        <w:t xml:space="preserve">The first proof is about degrees, polynomials, and differencing. Here is a proof of the same result that mentions none of those things.</w:t>
+        <w:t xml:space="preserve">The first proof is about degrees, polynomials, and how differencing acts on them. This second proof reaches the same conclusion</w:t>
+      </w:r>
+      <w:r>
+        <w:t xml:space="preserve"> </w:t>
+      </w:r>
+      <w:r>
+        <w:rPr>
+          <w:bCs/>
+          <w:b/>
+        </w:rPr>
+        <w:t xml:space="preserve">without ever using any fact about polynomials.</w:t>
+      </w:r>
+      <w:r>
+        <w:t xml:space="preserve"> </w:t>
+      </w:r>
+      <w:r>
+        <w:t xml:space="preserve">It has two steps, and both are needed — the second alone would not be a proof of anything about String Trees.</w:t>
+      </w:r>
+    </w:p>
+    <w:bookmarkStart w:id="70" w:name="X687acbeeeaf3bd6422b0ca91ed59dc9964eea63"/>
+    <w:p>
+      <w:pPr>
+        <w:pStyle w:val="Heading3"/>
+      </w:pPr>
+      <w:r>
+        <w:t xml:space="preserve">9.6.1 Step one — the bridge: collapsing</w:t>
+      </w:r>
+      <w:r>
+        <w:t xml:space="preserve"> </w:t>
+      </w:r>
+      <m:oMath>
+        <m:r>
+          <m:t>k</m:t>
+        </m:r>
+      </m:oMath>
+      <w:r>
+        <w:t xml:space="preserve"> </w:t>
+      </w:r>
+      <w:r>
+        <w:t xml:space="preserve">differencings into one sum</w:t>
+      </w:r>
+    </w:p>
+    <w:p>
+      <w:pPr>
+        <w:pStyle w:val="FirstParagraph"/>
+      </w:pPr>
+      <w:r>
+        <w:t xml:space="preserve">The descent applies the difference operation</w:t>
+      </w:r>
+      <w:r>
+        <w:t xml:space="preserve"> </w:t>
+      </w:r>
+      <m:oMath>
+        <m:r>
+          <m:t>k</m:t>
+        </m:r>
+      </m:oMath>
+      <w:r>
+        <w:t xml:space="preserve"> </w:t>
+      </w:r>
+      <w:r>
+        <w:t xml:space="preserve">times. We need to know what that composite operation</w:t>
+      </w:r>
+      <w:r>
+        <w:t xml:space="preserve"> </w:t>
+      </w:r>
+      <w:r>
+        <w:rPr>
+          <w:iCs/>
+          <w:i/>
+        </w:rPr>
+        <w:t xml:space="preserve">is</w:t>
+      </w:r>
+      <w:r>
+        <w:t xml:space="preserve">, in closed form.</w:t>
       </w:r>
     </w:p>
     <w:p>
@@ -12294,7 +13535,1124 @@
         <w:pStyle w:val="BodyText"/>
       </w:pPr>
       <w:r>
-        <w:t xml:space="preserve">Start from the collapsed formula of §9.3:</w:t>
+        <w:t xml:space="preserve">Write</w:t>
+      </w:r>
+      <w:r>
+        <w:t xml:space="preserve"> </w:t>
+      </w:r>
+      <m:oMath>
+        <m:r>
+          <m:t>E</m:t>
+        </m:r>
+      </m:oMath>
+      <w:r>
+        <w:t xml:space="preserve"> </w:t>
+      </w:r>
+      <w:r>
+        <w:t xml:space="preserve">for the</w:t>
+      </w:r>
+      <w:r>
+        <w:t xml:space="preserve"> </w:t>
+      </w:r>
+      <w:r>
+        <w:rPr>
+          <w:bCs/>
+          <w:b/>
+        </w:rPr>
+        <w:t xml:space="preserve">shift</w:t>
+      </w:r>
+      <w:r>
+        <w:t xml:space="preserve"> </w:t>
+      </w:r>
+      <w:r>
+        <w:t xml:space="preserve">— the operation that moves you one index along — and</w:t>
+      </w:r>
+      <w:r>
+        <w:t xml:space="preserve"> </w:t>
+      </w:r>
+      <m:oMath>
+        <m:r>
+          <m:t>I</m:t>
+        </m:r>
+      </m:oMath>
+      <w:r>
+        <w:t xml:space="preserve"> </w:t>
+      </w:r>
+      <w:r>
+        <w:t xml:space="preserve">for leaving a string alone:</w:t>
+      </w:r>
+    </w:p>
+    <w:p>
+      <w:pPr>
+        <w:pStyle w:val="BodyText"/>
+      </w:pPr>
+      <m:oMathPara>
+        <m:oMathParaPr>
+          <m:jc m:val="center"/>
+        </m:oMathParaPr>
+        <m:oMath>
+          <m:d>
+            <m:dPr>
+              <m:begChr m:val="("/>
+              <m:endChr m:val=")"/>
+              <m:sepChr m:val=""/>
+              <m:grow/>
+            </m:dPr>
+            <m:e>
+              <m:r>
+                <m:t>E</m:t>
+              </m:r>
+              <m:r>
+                <m:t>f</m:t>
+              </m:r>
+            </m:e>
+          </m:d>
+          <m:d>
+            <m:dPr>
+              <m:begChr m:val="("/>
+              <m:endChr m:val=")"/>
+              <m:sepChr m:val=""/>
+              <m:grow/>
+            </m:dPr>
+            <m:e>
+              <m:r>
+                <m:t>n</m:t>
+              </m:r>
+            </m:e>
+          </m:d>
+          <m:r>
+            <m:rPr>
+              <m:sty m:val="p"/>
+            </m:rPr>
+            <m:t>=</m:t>
+          </m:r>
+          <m:r>
+            <m:t>f</m:t>
+          </m:r>
+          <m:d>
+            <m:dPr>
+              <m:begChr m:val="("/>
+              <m:endChr m:val=")"/>
+              <m:sepChr m:val=""/>
+              <m:grow/>
+            </m:dPr>
+            <m:e>
+              <m:r>
+                <m:t>n</m:t>
+              </m:r>
+              <m:r>
+                <m:rPr>
+                  <m:sty m:val="p"/>
+                </m:rPr>
+                <m:t>+</m:t>
+              </m:r>
+              <m:r>
+                <m:t>1</m:t>
+              </m:r>
+            </m:e>
+          </m:d>
+          <m:r>
+            <m:rPr>
+              <m:sty m:val="p"/>
+            </m:rPr>
+            <m:t>,</m:t>
+          </m:r>
+          <m:r>
+            <m:t>  </m:t>
+          </m:r>
+          <m:d>
+            <m:dPr>
+              <m:begChr m:val="("/>
+              <m:endChr m:val=")"/>
+              <m:sepChr m:val=""/>
+              <m:grow/>
+            </m:dPr>
+            <m:e>
+              <m:r>
+                <m:t>I</m:t>
+              </m:r>
+              <m:r>
+                <m:t>f</m:t>
+              </m:r>
+            </m:e>
+          </m:d>
+          <m:d>
+            <m:dPr>
+              <m:begChr m:val="("/>
+              <m:endChr m:val=")"/>
+              <m:sepChr m:val=""/>
+              <m:grow/>
+            </m:dPr>
+            <m:e>
+              <m:r>
+                <m:t>n</m:t>
+              </m:r>
+            </m:e>
+          </m:d>
+          <m:r>
+            <m:rPr>
+              <m:sty m:val="p"/>
+            </m:rPr>
+            <m:t>=</m:t>
+          </m:r>
+          <m:r>
+            <m:t>f</m:t>
+          </m:r>
+          <m:d>
+            <m:dPr>
+              <m:begChr m:val="("/>
+              <m:endChr m:val=")"/>
+              <m:sepChr m:val=""/>
+              <m:grow/>
+            </m:dPr>
+            <m:e>
+              <m:r>
+                <m:t>n</m:t>
+              </m:r>
+            </m:e>
+          </m:d>
+        </m:oMath>
+      </m:oMathPara>
+    </w:p>
+    <w:p>
+      <w:pPr>
+        <w:pStyle w:val="FirstParagraph"/>
+      </w:pPr>
+      <w:r>
+        <w:t xml:space="preserve">One differencing is then exactly</w:t>
+      </w:r>
+      <w:r>
+        <w:t xml:space="preserve"> </w:t>
+      </w:r>
+      <m:oMath>
+        <m:r>
+          <m:t>Δ</m:t>
+        </m:r>
+        <m:r>
+          <m:rPr>
+            <m:sty m:val="p"/>
+          </m:rPr>
+          <m:t>=</m:t>
+        </m:r>
+        <m:r>
+          <m:t>E</m:t>
+        </m:r>
+        <m:r>
+          <m:rPr>
+            <m:sty m:val="p"/>
+          </m:rPr>
+          <m:t>−</m:t>
+        </m:r>
+        <m:r>
+          <m:t>I</m:t>
+        </m:r>
+      </m:oMath>
+      <w:r>
+        <w:t xml:space="preserve">, since</w:t>
+      </w:r>
+      <w:r>
+        <w:t xml:space="preserve"> </w:t>
+      </w:r>
+      <m:oMath>
+        <m:r>
+          <m:t>Δ</m:t>
+        </m:r>
+        <m:r>
+          <m:t>f</m:t>
+        </m:r>
+        <m:d>
+          <m:dPr>
+            <m:begChr m:val="("/>
+            <m:endChr m:val=")"/>
+            <m:sepChr m:val=""/>
+            <m:grow/>
+          </m:dPr>
+          <m:e>
+            <m:r>
+              <m:t>n</m:t>
+            </m:r>
+          </m:e>
+        </m:d>
+        <m:r>
+          <m:rPr>
+            <m:sty m:val="p"/>
+          </m:rPr>
+          <m:t>=</m:t>
+        </m:r>
+        <m:r>
+          <m:t>f</m:t>
+        </m:r>
+        <m:d>
+          <m:dPr>
+            <m:begChr m:val="("/>
+            <m:endChr m:val=")"/>
+            <m:sepChr m:val=""/>
+            <m:grow/>
+          </m:dPr>
+          <m:e>
+            <m:r>
+              <m:t>n</m:t>
+            </m:r>
+            <m:r>
+              <m:rPr>
+                <m:sty m:val="p"/>
+              </m:rPr>
+              <m:t>+</m:t>
+            </m:r>
+            <m:r>
+              <m:t>1</m:t>
+            </m:r>
+          </m:e>
+        </m:d>
+        <m:r>
+          <m:rPr>
+            <m:sty m:val="p"/>
+          </m:rPr>
+          <m:t>−</m:t>
+        </m:r>
+        <m:r>
+          <m:t>f</m:t>
+        </m:r>
+        <m:d>
+          <m:dPr>
+            <m:begChr m:val="("/>
+            <m:endChr m:val=")"/>
+            <m:sepChr m:val=""/>
+            <m:grow/>
+          </m:dPr>
+          <m:e>
+            <m:r>
+              <m:t>n</m:t>
+            </m:r>
+          </m:e>
+        </m:d>
+      </m:oMath>
+      <w:r>
+        <w:t xml:space="preserve">.</w:t>
+      </w:r>
+    </w:p>
+    <w:p>
+      <w:pPr>
+        <w:pStyle w:val="BodyText"/>
+      </w:pPr>
+      <w:r>
+        <w:t xml:space="preserve">Now,</w:t>
+      </w:r>
+      <w:r>
+        <w:t xml:space="preserve"> </w:t>
+      </w:r>
+      <m:oMath>
+        <m:r>
+          <m:t>E</m:t>
+        </m:r>
+      </m:oMath>
+      <w:r>
+        <w:t xml:space="preserve"> </w:t>
+      </w:r>
+      <w:r>
+        <w:t xml:space="preserve">and</w:t>
+      </w:r>
+      <w:r>
+        <w:t xml:space="preserve"> </w:t>
+      </w:r>
+      <m:oMath>
+        <m:r>
+          <m:t>I</m:t>
+        </m:r>
+      </m:oMath>
+      <w:r>
+        <w:t xml:space="preserve"> </w:t>
+      </w:r>
+      <w:r>
+        <w:rPr>
+          <w:bCs/>
+          <w:b/>
+        </w:rPr>
+        <w:t xml:space="preserve">commute</w:t>
+      </w:r>
+      <w:r>
+        <w:t xml:space="preserve"> </w:t>
+      </w:r>
+      <w:r>
+        <w:t xml:space="preserve">— shifting and doing nothing can be done in either order — and whenever two things commute, the binomial theorem applies to them just as it does to numbers:</w:t>
+      </w:r>
+    </w:p>
+    <w:p>
+      <w:pPr>
+        <w:pStyle w:val="BodyText"/>
+      </w:pPr>
+      <m:oMathPara>
+        <m:oMathParaPr>
+          <m:jc m:val="center"/>
+        </m:oMathParaPr>
+        <m:oMath>
+          <m:sSup>
+            <m:e>
+              <m:r>
+                <m:t>Δ</m:t>
+              </m:r>
+            </m:e>
+            <m:sup>
+              <m:r>
+                <m:t>k</m:t>
+              </m:r>
+            </m:sup>
+          </m:sSup>
+          <m:r>
+            <m:t> </m:t>
+          </m:r>
+          <m:r>
+            <m:rPr>
+              <m:sty m:val="p"/>
+            </m:rPr>
+            <m:t>=</m:t>
+          </m:r>
+          <m:r>
+            <m:t> </m:t>
+          </m:r>
+          <m:sSup>
+            <m:e>
+              <m:d>
+                <m:dPr>
+                  <m:begChr m:val="("/>
+                  <m:endChr m:val=")"/>
+                  <m:sepChr m:val=""/>
+                  <m:grow/>
+                </m:dPr>
+                <m:e>
+                  <m:r>
+                    <m:t>E</m:t>
+                  </m:r>
+                  <m:r>
+                    <m:rPr>
+                      <m:sty m:val="p"/>
+                    </m:rPr>
+                    <m:t>−</m:t>
+                  </m:r>
+                  <m:r>
+                    <m:t>I</m:t>
+                  </m:r>
+                </m:e>
+              </m:d>
+            </m:e>
+            <m:sup>
+              <m:r>
+                <m:t>k</m:t>
+              </m:r>
+            </m:sup>
+          </m:sSup>
+          <m:r>
+            <m:t> </m:t>
+          </m:r>
+          <m:r>
+            <m:rPr>
+              <m:sty m:val="p"/>
+            </m:rPr>
+            <m:t>=</m:t>
+          </m:r>
+          <m:r>
+            <m:t> </m:t>
+          </m:r>
+          <m:nary>
+            <m:naryPr>
+              <m:chr m:val="∑"/>
+              <m:limLoc m:val="undOvr"/>
+              <m:subHide m:val="off"/>
+              <m:supHide m:val="off"/>
+            </m:naryPr>
+            <m:sub>
+              <m:r>
+                <m:t>j</m:t>
+              </m:r>
+              <m:r>
+                <m:rPr>
+                  <m:sty m:val="p"/>
+                </m:rPr>
+                <m:t>=</m:t>
+              </m:r>
+              <m:r>
+                <m:t>0</m:t>
+              </m:r>
+            </m:sub>
+            <m:sup>
+              <m:r>
+                <m:t>k</m:t>
+              </m:r>
+            </m:sup>
+            <m:e>
+              <m:sSup>
+                <m:e>
+                  <m:d>
+                    <m:dPr>
+                      <m:begChr m:val="("/>
+                      <m:endChr m:val=")"/>
+                      <m:sepChr m:val=""/>
+                      <m:grow/>
+                    </m:dPr>
+                    <m:e>
+                      <m:r>
+                        <m:rPr>
+                          <m:sty m:val="p"/>
+                        </m:rPr>
+                        <m:t>−</m:t>
+                      </m:r>
+                      <m:r>
+                        <m:t>1</m:t>
+                      </m:r>
+                    </m:e>
+                  </m:d>
+                </m:e>
+                <m:sup>
+                  <m:r>
+                    <m:t> </m:t>
+                  </m:r>
+                  <m:r>
+                    <m:t>k</m:t>
+                  </m:r>
+                  <m:r>
+                    <m:rPr>
+                      <m:sty m:val="p"/>
+                    </m:rPr>
+                    <m:t>−</m:t>
+                  </m:r>
+                  <m:r>
+                    <m:t>j</m:t>
+                  </m:r>
+                </m:sup>
+              </m:sSup>
+            </m:e>
+          </m:nary>
+          <m:d>
+            <m:dPr>
+              <m:begChr m:val="("/>
+              <m:endChr m:val=")"/>
+              <m:sepChr m:val=""/>
+              <m:grow/>
+            </m:dPr>
+            <m:e>
+              <m:f>
+                <m:fPr>
+                  <m:type m:val="noBar"/>
+                </m:fPr>
+                <m:num>
+                  <m:r>
+                    <m:t>k</m:t>
+                  </m:r>
+                </m:num>
+                <m:den>
+                  <m:r>
+                    <m:t>j</m:t>
+                  </m:r>
+                </m:den>
+              </m:f>
+            </m:e>
+          </m:d>
+          <m:sSup>
+            <m:e>
+              <m:r>
+                <m:t>E</m:t>
+              </m:r>
+            </m:e>
+            <m:sup>
+              <m:r>
+                <m:t> </m:t>
+              </m:r>
+              <m:r>
+                <m:t>j</m:t>
+              </m:r>
+            </m:sup>
+          </m:sSup>
+        </m:oMath>
+      </m:oMathPara>
+    </w:p>
+    <w:p>
+      <w:pPr>
+        <w:pStyle w:val="FirstParagraph"/>
+      </w:pPr>
+      <w:r>
+        <w:t xml:space="preserve">Since</w:t>
+      </w:r>
+      <w:r>
+        <w:t xml:space="preserve"> </w:t>
+      </w:r>
+      <m:oMath>
+        <m:sSup>
+          <m:e>
+            <m:r>
+              <m:t>E</m:t>
+            </m:r>
+          </m:e>
+          <m:sup>
+            <m:r>
+              <m:t> </m:t>
+            </m:r>
+            <m:r>
+              <m:t>j</m:t>
+            </m:r>
+          </m:sup>
+        </m:sSup>
+      </m:oMath>
+      <w:r>
+        <w:t xml:space="preserve"> </w:t>
+      </w:r>
+      <w:r>
+        <w:t xml:space="preserve">shifts by</w:t>
+      </w:r>
+      <w:r>
+        <w:t xml:space="preserve"> </w:t>
+      </w:r>
+      <m:oMath>
+        <m:r>
+          <m:t>j</m:t>
+        </m:r>
+      </m:oMath>
+      <w:r>
+        <w:t xml:space="preserve"> </w:t>
+      </w:r>
+      <w:r>
+        <w:t xml:space="preserve">places, reading this off at index</w:t>
+      </w:r>
+      <w:r>
+        <w:t xml:space="preserve"> </w:t>
+      </w:r>
+      <m:oMath>
+        <m:r>
+          <m:t>0</m:t>
+        </m:r>
+      </m:oMath>
+      <w:r>
+        <w:t xml:space="preserve"> </w:t>
+      </w:r>
+      <w:r>
+        <w:t xml:space="preserve">gives:</w:t>
+      </w:r>
+    </w:p>
+    <w:p>
+      <w:pPr>
+        <w:pStyle w:val="BodyText"/>
+      </w:pPr>
+      <m:oMathPara>
+        <m:oMathParaPr>
+          <m:jc m:val="center"/>
+        </m:oMathParaPr>
+        <m:oMath>
+          <m:sSup>
+            <m:e>
+              <m:r>
+                <m:t>Δ</m:t>
+              </m:r>
+            </m:e>
+            <m:sup>
+              <m:r>
+                <m:t>k</m:t>
+              </m:r>
+            </m:sup>
+          </m:sSup>
+          <m:r>
+            <m:t>f</m:t>
+          </m:r>
+          <m:d>
+            <m:dPr>
+              <m:begChr m:val="("/>
+              <m:endChr m:val=")"/>
+              <m:sepChr m:val=""/>
+              <m:grow/>
+            </m:dPr>
+            <m:e>
+              <m:r>
+                <m:t>0</m:t>
+              </m:r>
+            </m:e>
+          </m:d>
+          <m:r>
+            <m:t> </m:t>
+          </m:r>
+          <m:r>
+            <m:rPr>
+              <m:sty m:val="p"/>
+            </m:rPr>
+            <m:t>=</m:t>
+          </m:r>
+          <m:r>
+            <m:t> </m:t>
+          </m:r>
+          <m:nary>
+            <m:naryPr>
+              <m:chr m:val="∑"/>
+              <m:limLoc m:val="undOvr"/>
+              <m:subHide m:val="off"/>
+              <m:supHide m:val="off"/>
+            </m:naryPr>
+            <m:sub>
+              <m:r>
+                <m:t>j</m:t>
+              </m:r>
+              <m:r>
+                <m:rPr>
+                  <m:sty m:val="p"/>
+                </m:rPr>
+                <m:t>=</m:t>
+              </m:r>
+              <m:r>
+                <m:t>0</m:t>
+              </m:r>
+            </m:sub>
+            <m:sup>
+              <m:r>
+                <m:t>k</m:t>
+              </m:r>
+            </m:sup>
+            <m:e>
+              <m:sSup>
+                <m:e>
+                  <m:d>
+                    <m:dPr>
+                      <m:begChr m:val="("/>
+                      <m:endChr m:val=")"/>
+                      <m:sepChr m:val=""/>
+                      <m:grow/>
+                    </m:dPr>
+                    <m:e>
+                      <m:r>
+                        <m:rPr>
+                          <m:sty m:val="p"/>
+                        </m:rPr>
+                        <m:t>−</m:t>
+                      </m:r>
+                      <m:r>
+                        <m:t>1</m:t>
+                      </m:r>
+                    </m:e>
+                  </m:d>
+                </m:e>
+                <m:sup>
+                  <m:r>
+                    <m:t> </m:t>
+                  </m:r>
+                  <m:r>
+                    <m:t>k</m:t>
+                  </m:r>
+                  <m:r>
+                    <m:rPr>
+                      <m:sty m:val="p"/>
+                    </m:rPr>
+                    <m:t>−</m:t>
+                  </m:r>
+                  <m:r>
+                    <m:t>j</m:t>
+                  </m:r>
+                </m:sup>
+              </m:sSup>
+            </m:e>
+          </m:nary>
+          <m:d>
+            <m:dPr>
+              <m:begChr m:val="("/>
+              <m:endChr m:val=")"/>
+              <m:sepChr m:val=""/>
+              <m:grow/>
+            </m:dPr>
+            <m:e>
+              <m:f>
+                <m:fPr>
+                  <m:type m:val="noBar"/>
+                </m:fPr>
+                <m:num>
+                  <m:r>
+                    <m:t>k</m:t>
+                  </m:r>
+                </m:num>
+                <m:den>
+                  <m:r>
+                    <m:t>j</m:t>
+                  </m:r>
+                </m:den>
+              </m:f>
+            </m:e>
+          </m:d>
+          <m:r>
+            <m:t> </m:t>
+          </m:r>
+          <m:r>
+            <m:t>f</m:t>
+          </m:r>
+          <m:d>
+            <m:dPr>
+              <m:begChr m:val="("/>
+              <m:endChr m:val=")"/>
+              <m:sepChr m:val=""/>
+              <m:grow/>
+            </m:dPr>
+            <m:e>
+              <m:r>
+                <m:t>j</m:t>
+              </m:r>
+            </m:e>
+          </m:d>
+        </m:oMath>
+      </m:oMathPara>
+    </w:p>
+    <w:p>
+      <w:pPr>
+        <w:pStyle w:val="FirstParagraph"/>
+      </w:pPr>
+      <w:r>
+        <w:rPr>
+          <w:bCs/>
+          <w:b/>
+        </w:rPr>
+        <w:t xml:space="preserve">Read what this does and does not say.</w:t>
+      </w:r>
+      <w:r>
+        <w:t xml:space="preserve"> </w:t>
+      </w:r>
+      <w:r>
+        <w:t xml:space="preserve">It holds for</w:t>
+      </w:r>
+      <w:r>
+        <w:t xml:space="preserve"> </w:t>
+      </w:r>
+      <w:r>
+        <w:rPr>
+          <w:bCs/>
+          <w:b/>
+        </w:rPr>
+        <w:t xml:space="preserve">any</w:t>
+      </w:r>
+      <w:r>
+        <w:t xml:space="preserve"> </w:t>
+      </w:r>
+      <w:r>
+        <w:t xml:space="preserve">string</w:t>
+      </w:r>
+      <w:r>
+        <w:t xml:space="preserve"> </w:t>
+      </w:r>
+      <m:oMath>
+        <m:r>
+          <m:t>f</m:t>
+        </m:r>
+      </m:oMath>
+      <w:r>
+        <w:t xml:space="preserve"> </w:t>
+      </w:r>
+      <w:r>
+        <w:t xml:space="preserve">whatsoever — polynomial or not, terminating or not. It mentions no degree, no leading coefficient, and no property of powers.</w:t>
+      </w:r>
+      <w:r>
+        <w:t xml:space="preserve"> </w:t>
+      </w:r>
+      <w:r>
+        <w:rPr>
+          <w:bCs/>
+          <w:b/>
+        </w:rPr>
+        <w:t xml:space="preserve">It is a statement about the difference operation alone.</w:t>
+      </w:r>
+    </w:p>
+    <w:p>
+      <w:pPr>
+        <w:pStyle w:val="BodyText"/>
+      </w:pPr>
+      <w:r>
+        <w:t xml:space="preserve">Applying it to the Base String</w:t>
+      </w:r>
+      <w:r>
+        <w:t xml:space="preserve"> </w:t>
+      </w:r>
+      <m:oMath>
+        <m:r>
+          <m:t>f</m:t>
+        </m:r>
+        <m:d>
+          <m:dPr>
+            <m:begChr m:val="("/>
+            <m:endChr m:val=")"/>
+            <m:sepChr m:val=""/>
+            <m:grow/>
+          </m:dPr>
+          <m:e>
+            <m:r>
+              <m:t>n</m:t>
+            </m:r>
+          </m:e>
+        </m:d>
+        <m:r>
+          <m:rPr>
+            <m:sty m:val="p"/>
+          </m:rPr>
+          <m:t>=</m:t>
+        </m:r>
+        <m:sSup>
+          <m:e>
+            <m:r>
+              <m:t>n</m:t>
+            </m:r>
+          </m:e>
+          <m:sup>
+            <m:r>
+              <m:t>k</m:t>
+            </m:r>
+          </m:sup>
+        </m:sSup>
+      </m:oMath>
+      <w:r>
+        <w:t xml:space="preserve"> </w:t>
+      </w:r>
+      <w:r>
+        <w:t xml:space="preserve">turns the entire descent into a single sum:</w:t>
+      </w:r>
+    </w:p>
+    <w:p>
+      <w:pPr>
+        <w:pStyle w:val="BodyText"/>
+      </w:pPr>
+      <m:oMathPara>
+        <m:oMathParaPr>
+          <m:jc m:val="center"/>
+        </m:oMathParaPr>
+        <m:oMath>
+          <m:r>
+            <m:rPr>
+              <m:nor/>
+              <m:sty m:val="p"/>
+            </m:rPr>
+            <m:t>Root</m:t>
+          </m:r>
+          <m:r>
+            <m:t> </m:t>
+          </m:r>
+          <m:r>
+            <m:rPr>
+              <m:sty m:val="p"/>
+            </m:rPr>
+            <m:t>=</m:t>
+          </m:r>
+          <m:r>
+            <m:t> </m:t>
+          </m:r>
+          <m:sSup>
+            <m:e>
+              <m:r>
+                <m:t>Δ</m:t>
+              </m:r>
+            </m:e>
+            <m:sup>
+              <m:r>
+                <m:t>k</m:t>
+              </m:r>
+            </m:sup>
+          </m:sSup>
+          <m:r>
+            <m:t>​</m:t>
+          </m:r>
+          <m:d>
+            <m:dPr>
+              <m:begChr m:val="["/>
+              <m:endChr m:val="]"/>
+              <m:sepChr m:val=""/>
+              <m:grow/>
+            </m:dPr>
+            <m:e>
+              <m:sSup>
+                <m:e>
+                  <m:r>
+                    <m:t>n</m:t>
+                  </m:r>
+                </m:e>
+                <m:sup>
+                  <m:r>
+                    <m:t>k</m:t>
+                  </m:r>
+                </m:sup>
+              </m:sSup>
+            </m:e>
+          </m:d>
+          <m:d>
+            <m:dPr>
+              <m:begChr m:val="("/>
+              <m:endChr m:val=")"/>
+              <m:sepChr m:val=""/>
+              <m:grow/>
+            </m:dPr>
+            <m:e>
+              <m:r>
+                <m:t>0</m:t>
+              </m:r>
+            </m:e>
+          </m:d>
+          <m:r>
+            <m:t> </m:t>
+          </m:r>
+          <m:r>
+            <m:rPr>
+              <m:sty m:val="p"/>
+            </m:rPr>
+            <m:t>=</m:t>
+          </m:r>
+          <m:r>
+            <m:t> </m:t>
+          </m:r>
+          <m:nary>
+            <m:naryPr>
+              <m:chr m:val="∑"/>
+              <m:limLoc m:val="undOvr"/>
+              <m:subHide m:val="off"/>
+              <m:supHide m:val="off"/>
+            </m:naryPr>
+            <m:sub>
+              <m:r>
+                <m:t>j</m:t>
+              </m:r>
+              <m:r>
+                <m:rPr>
+                  <m:sty m:val="p"/>
+                </m:rPr>
+                <m:t>=</m:t>
+              </m:r>
+              <m:r>
+                <m:t>0</m:t>
+              </m:r>
+            </m:sub>
+            <m:sup>
+              <m:r>
+                <m:t>k</m:t>
+              </m:r>
+            </m:sup>
+            <m:e>
+              <m:sSup>
+                <m:e>
+                  <m:d>
+                    <m:dPr>
+                      <m:begChr m:val="("/>
+                      <m:endChr m:val=")"/>
+                      <m:sepChr m:val=""/>
+                      <m:grow/>
+                    </m:dPr>
+                    <m:e>
+                      <m:r>
+                        <m:rPr>
+                          <m:sty m:val="p"/>
+                        </m:rPr>
+                        <m:t>−</m:t>
+                      </m:r>
+                      <m:r>
+                        <m:t>1</m:t>
+                      </m:r>
+                    </m:e>
+                  </m:d>
+                </m:e>
+                <m:sup>
+                  <m:r>
+                    <m:t> </m:t>
+                  </m:r>
+                  <m:r>
+                    <m:t>k</m:t>
+                  </m:r>
+                  <m:r>
+                    <m:rPr>
+                      <m:sty m:val="p"/>
+                    </m:rPr>
+                    <m:t>−</m:t>
+                  </m:r>
+                  <m:r>
+                    <m:t>j</m:t>
+                  </m:r>
+                </m:sup>
+              </m:sSup>
+            </m:e>
+          </m:nary>
+          <m:d>
+            <m:dPr>
+              <m:begChr m:val="("/>
+              <m:endChr m:val=")"/>
+              <m:sepChr m:val=""/>
+              <m:grow/>
+            </m:dPr>
+            <m:e>
+              <m:f>
+                <m:fPr>
+                  <m:type m:val="noBar"/>
+                </m:fPr>
+                <m:num>
+                  <m:r>
+                    <m:t>k</m:t>
+                  </m:r>
+                </m:num>
+                <m:den>
+                  <m:r>
+                    <m:t>j</m:t>
+                  </m:r>
+                </m:den>
+              </m:f>
+            </m:e>
+          </m:d>
+          <m:r>
+            <m:t> </m:t>
+          </m:r>
+          <m:sSup>
+            <m:e>
+              <m:r>
+                <m:t>j</m:t>
+              </m:r>
+            </m:e>
+            <m:sup>
+              <m:r>
+                <m:t> </m:t>
+              </m:r>
+              <m:r>
+                <m:t>k</m:t>
+              </m:r>
+            </m:sup>
+          </m:sSup>
+        </m:oMath>
+      </m:oMathPara>
+    </w:p>
+    <w:p>
+      <w:pPr>
+        <w:pStyle w:val="FirstParagraph"/>
+      </w:pPr>
+      <w:r>
+        <w:rPr>
+          <w:iCs/>
+          <w:i/>
+        </w:rPr>
+        <w:t xml:space="preserve">(This is the formula used for the verifications in §9.3 and restated in §12.1. It is derived here, not assumed.)</w:t>
+      </w:r>
+    </w:p>
+    <w:bookmarkEnd w:id="70"/>
+    <w:bookmarkStart w:id="71" w:name="step-two-evaluating-the-sum-by-counting"/>
+    <w:p>
+      <w:pPr>
+        <w:pStyle w:val="Heading3"/>
+      </w:pPr>
+      <w:r>
+        <w:t xml:space="preserve">9.6.2 Step two — evaluating the sum, by counting</w:t>
+      </w:r>
+    </w:p>
+    <w:p>
+      <w:pPr>
+        <w:pStyle w:val="FirstParagraph"/>
+      </w:pPr>
+      <w:r>
+        <w:t xml:space="preserve">It remains to show that sum equals</w:t>
+      </w:r>
+      <w:r>
+        <w:t xml:space="preserve"> </w:t>
+      </w:r>
+      <m:oMath>
+        <m:r>
+          <m:t>k</m:t>
+        </m:r>
+        <m:r>
+          <m:rPr>
+            <m:sty m:val="p"/>
+          </m:rPr>
+          <m:t>!</m:t>
+        </m:r>
+      </m:oMath>
+      <w:r>
+        <w:t xml:space="preserve">:</w:t>
       </w:r>
     </w:p>
     <w:p>
@@ -12639,6 +14997,191 @@
       </w:r>
       <w:r>
         <w:t xml:space="preserve">boxes; and the alternating signs remove the arrangements that miss one or more boxes. The result is exactly the sum above.</w:t>
+      </w:r>
+    </w:p>
+    <w:p>
+      <w:pPr>
+        <w:pStyle w:val="BodyText"/>
+      </w:pPr>
+      <w:r>
+        <w:rPr>
+          <w:bCs/>
+          <w:b/>
+        </w:rPr>
+        <w:t xml:space="preserve">Which set is each sign removing?</w:t>
+      </w:r>
+      <w:r>
+        <w:t xml:space="preserve"> </w:t>
+      </w:r>
+      <w:r>
+        <w:t xml:space="preserve">Start with every placement into all</w:t>
+      </w:r>
+      <w:r>
+        <w:t xml:space="preserve"> </w:t>
+      </w:r>
+      <m:oMath>
+        <m:r>
+          <m:t>k</m:t>
+        </m:r>
+      </m:oMath>
+      <w:r>
+        <w:t xml:space="preserve"> </w:t>
+      </w:r>
+      <w:r>
+        <w:t xml:space="preserve">boxes. Subtract, once for each box, the placements that avoid</w:t>
+      </w:r>
+      <w:r>
+        <w:t xml:space="preserve"> </w:t>
+      </w:r>
+      <w:r>
+        <w:rPr>
+          <w:iCs/>
+          <w:i/>
+        </w:rPr>
+        <w:t xml:space="preserve">that</w:t>
+      </w:r>
+      <w:r>
+        <w:t xml:space="preserve"> </w:t>
+      </w:r>
+      <w:r>
+        <w:t xml:space="preserve">box — but a placement avoiding two boxes has now been subtracted twice, so add those back; one avoiding three has been over-corrected again, so subtract those; and so on.</w:t>
+      </w:r>
+      <w:r>
+        <w:t xml:space="preserve"> </w:t>
+      </w:r>
+      <w:r>
+        <w:rPr>
+          <w:bCs/>
+          <w:b/>
+        </w:rPr>
+        <w:t xml:space="preserve">The term with</w:t>
+      </w:r>
+      <w:r>
+        <w:rPr>
+          <w:bCs/>
+          <w:b/>
+        </w:rPr>
+        <w:t xml:space="preserve"> </w:t>
+      </w:r>
+      <m:oMath>
+        <m:r>
+          <m:t>j</m:t>
+        </m:r>
+      </m:oMath>
+      <w:r>
+        <w:rPr>
+          <w:bCs/>
+          <w:b/>
+        </w:rPr>
+        <w:t xml:space="preserve"> </w:t>
+      </w:r>
+      <w:r>
+        <w:rPr>
+          <w:bCs/>
+          <w:b/>
+        </w:rPr>
+        <w:t xml:space="preserve">boxes in use carries the sign</w:t>
+      </w:r>
+      <w:r>
+        <w:rPr>
+          <w:bCs/>
+          <w:b/>
+        </w:rPr>
+        <w:t xml:space="preserve"> </w:t>
+      </w:r>
+      <m:oMath>
+        <m:sSup>
+          <m:e>
+            <m:d>
+              <m:dPr>
+                <m:begChr m:val="("/>
+                <m:endChr m:val=")"/>
+                <m:sepChr m:val=""/>
+                <m:grow/>
+              </m:dPr>
+              <m:e>
+                <m:r>
+                  <m:rPr>
+                    <m:sty m:val="p"/>
+                  </m:rPr>
+                  <m:t>−</m:t>
+                </m:r>
+                <m:r>
+                  <m:t>1</m:t>
+                </m:r>
+              </m:e>
+            </m:d>
+          </m:e>
+          <m:sup>
+            <m:r>
+              <m:t>k</m:t>
+            </m:r>
+            <m:r>
+              <m:rPr>
+                <m:sty m:val="p"/>
+              </m:rPr>
+              <m:t>−</m:t>
+            </m:r>
+            <m:r>
+              <m:t>j</m:t>
+            </m:r>
+          </m:sup>
+        </m:sSup>
+      </m:oMath>
+      <w:r>
+        <w:rPr>
+          <w:bCs/>
+          <w:b/>
+        </w:rPr>
+        <w:t xml:space="preserve"> </w:t>
+      </w:r>
+      <w:r>
+        <w:rPr>
+          <w:bCs/>
+          <w:b/>
+        </w:rPr>
+        <w:t xml:space="preserve">because</w:t>
+      </w:r>
+      <w:r>
+        <w:rPr>
+          <w:bCs/>
+          <w:b/>
+        </w:rPr>
+        <w:t xml:space="preserve"> </w:t>
+      </w:r>
+      <m:oMath>
+        <m:r>
+          <m:t>k</m:t>
+        </m:r>
+        <m:r>
+          <m:rPr>
+            <m:sty m:val="p"/>
+          </m:rPr>
+          <m:t>−</m:t>
+        </m:r>
+        <m:r>
+          <m:t>j</m:t>
+        </m:r>
+      </m:oMath>
+      <w:r>
+        <w:rPr>
+          <w:bCs/>
+          <w:b/>
+        </w:rPr>
+        <w:t xml:space="preserve"> </w:t>
+      </w:r>
+      <w:r>
+        <w:rPr>
+          <w:bCs/>
+          <w:b/>
+        </w:rPr>
+        <w:t xml:space="preserve">boxes have been excluded to reach it.</w:t>
+      </w:r>
+      <w:r>
+        <w:t xml:space="preserve"> </w:t>
+      </w:r>
+      <w:r>
+        <w:t xml:space="preserve">Each alternation is repairing the over- or under-counting left by the one before.</w:t>
       </w:r>
     </w:p>
     <w:p>
@@ -13609,17 +16152,52 @@
           <w:bCs/>
           <w:b/>
         </w:rPr>
-        <w:t xml:space="preserve">Notice what this proof never used:</w:t>
-      </w:r>
-      <w:r>
-        <w:t xml:space="preserve"> </w:t>
-      </w:r>
-      <w:r>
-        <w:t xml:space="preserve">no binomial theorem, no notion of polynomial degree, no differencing, no String Tree. It arrives at the same value by counting arrangements of balls in boxes.</w:t>
-      </w:r>
-    </w:p>
-    <w:bookmarkEnd w:id="70"/>
-    <w:bookmarkStart w:id="72" w:name="Xb577ec704e0f8f17ceeecbbf267d2662b390b86"/>
+        <w:t xml:space="preserve">Notice what step two never used:</w:t>
+      </w:r>
+      <w:r>
+        <w:t xml:space="preserve"> </w:t>
+      </w:r>
+      <w:r>
+        <w:t xml:space="preserve">no notion of polynomial degree, no leading coefficients, no String Tree. It arrives at the value by counting arrangements of balls in boxes.</w:t>
+      </w:r>
+    </w:p>
+    <w:p>
+      <w:pPr>
+        <w:pStyle w:val="BodyText"/>
+      </w:pPr>
+      <w:r>
+        <w:rPr>
+          <w:bCs/>
+          <w:b/>
+        </w:rPr>
+        <w:t xml:space="preserve">And notice what the two steps together avoid.</w:t>
+      </w:r>
+      <w:r>
+        <w:t xml:space="preserve"> </w:t>
+      </w:r>
+      <w:r>
+        <w:t xml:space="preserve">Step one is about the difference operation and knows nothing of polynomials. Step two is about counting and knows nothing of differencing.</w:t>
+      </w:r>
+      <w:r>
+        <w:t xml:space="preserve"> </w:t>
+      </w:r>
+      <w:r>
+        <w:rPr>
+          <w:bCs/>
+          <w:b/>
+        </w:rPr>
+        <w:t xml:space="preserve">Neither step uses the fact that the first proof rests on entirely — how differencing reduces the degree of a polynomial.</w:t>
+      </w:r>
+      <w:r>
+        <w:t xml:space="preserve"> </w:t>
+      </w:r>
+      <w:r>
+        <w:t xml:space="preserve">That is what makes this a second proof rather than a restatement, and §9.7 examines the point directly.</w:t>
+      </w:r>
+    </w:p>
+    <w:bookmarkEnd w:id="71"/>
+    <w:bookmarkEnd w:id="72"/>
+    <w:bookmarkStart w:id="74" w:name="Xb577ec704e0f8f17ceeecbbf267d2662b390b86"/>
     <w:p>
       <w:pPr>
         <w:pStyle w:val="Heading2"/>
@@ -13712,7 +16290,7 @@
           <w:bCs/>
           <w:b/>
         </w:rPr>
-        <w:t xml:space="preserve">Only the counting proof asks a genuinely different question.</w:t>
+        <w:t xml:space="preserve">Only the counting argument asks a genuinely different question.</w:t>
       </w:r>
       <w:r>
         <w:t xml:space="preserve"> </w:t>
@@ -13739,84 +16317,368 @@
     </w:p>
     <w:p>
       <w:pPr>
-        <w:pStyle w:val="Heading3"/>
-      </w:pPr>
-      <w:bookmarkStart w:id="71" w:name="Xf80647f7b32c0e5d90e90ed3c311f0022df2d4e"/>
-      <w:r>
-        <w:t xml:space="preserve">The rule worth carrying out of this module</w:t>
-      </w:r>
-      <w:bookmarkEnd w:id="71"/>
-    </w:p>
-    <w:p>
-      <w:pPr>
-        <w:pStyle w:val="BlockText"/>
-      </w:pPr>
-      <w:r>
-        <w:rPr>
-          <w:bCs/>
-          <w:b/>
-        </w:rPr>
-        <w:t xml:space="preserve">Verification must vary the</w:t>
-      </w:r>
-      <w:r>
-        <w:rPr>
-          <w:bCs/>
-          <w:b/>
-        </w:rPr>
+        <w:pStyle w:val="BodyText"/>
+      </w:pPr>
+      <w:r>
+        <w:rPr>
+          <w:bCs/>
+          <w:b/>
+        </w:rPr>
+        <w:t xml:space="preserve">A refinement that matters, and it came from a reader rather than from the author.</w:t>
+      </w:r>
+      <w:r>
+        <w:t xml:space="preserve"> </w:t>
+      </w:r>
+      <w:r>
+        <w:t xml:space="preserve">The verdict above is right about</w:t>
+      </w:r>
+      <w:r>
         <w:t xml:space="preserve"> </w:t>
       </w:r>
       <w:r>
         <w:rPr>
           <w:iCs/>
           <w:i/>
-          <w:bCs/>
-          <w:b/>
-        </w:rPr>
-        <w:t xml:space="preserve">question</w:t>
-      </w:r>
-      <w:r>
-        <w:rPr>
-          <w:bCs/>
-          <w:b/>
-        </w:rPr>
-        <w:t xml:space="preserve">, not merely the</w:t>
-      </w:r>
-      <w:r>
-        <w:rPr>
-          <w:bCs/>
-          <w:b/>
-        </w:rPr>
+        </w:rPr>
+        <w:t xml:space="preserve">operator algebra used to prove the Root Theorem directly</w:t>
+      </w:r>
+      <w:r>
+        <w:t xml:space="preserve"> </w:t>
+      </w:r>
+      <w:r>
+        <w:t xml:space="preserve">— that is the degree-descent argument in different clothing, because it leans on how differencing annihilates polynomials of lower degree.</w:t>
+      </w:r>
+    </w:p>
+    <w:p>
+      <w:pPr>
+        <w:pStyle w:val="BodyText"/>
+      </w:pPr>
+      <w:r>
+        <w:rPr>
+          <w:bCs/>
+          <w:b/>
+        </w:rPr>
+        <w:t xml:space="preserve">But operator algebra used for a different job is a different matter.</w:t>
+      </w:r>
+      <w:r>
+        <w:t xml:space="preserve"> </w:t>
+      </w:r>
+      <w:r>
+        <w:t xml:space="preserve">The bridge in §9.6.1 — that</w:t>
+      </w:r>
+      <w:r>
+        <w:t xml:space="preserve"> </w:t>
+      </w:r>
+      <m:oMath>
+        <m:sSup>
+          <m:e>
+            <m:r>
+              <m:t>Δ</m:t>
+            </m:r>
+          </m:e>
+          <m:sup>
+            <m:r>
+              <m:t>k</m:t>
+            </m:r>
+          </m:sup>
+        </m:sSup>
+        <m:r>
+          <m:rPr>
+            <m:sty m:val="p"/>
+          </m:rPr>
+          <m:t>=</m:t>
+        </m:r>
+        <m:sSup>
+          <m:e>
+            <m:d>
+              <m:dPr>
+                <m:begChr m:val="("/>
+                <m:endChr m:val=")"/>
+                <m:sepChr m:val=""/>
+                <m:grow/>
+              </m:dPr>
+              <m:e>
+                <m:r>
+                  <m:t>E</m:t>
+                </m:r>
+                <m:r>
+                  <m:rPr>
+                    <m:sty m:val="p"/>
+                  </m:rPr>
+                  <m:t>−</m:t>
+                </m:r>
+                <m:r>
+                  <m:t>I</m:t>
+                </m:r>
+              </m:e>
+            </m:d>
+          </m:e>
+          <m:sup>
+            <m:r>
+              <m:t>k</m:t>
+            </m:r>
+          </m:sup>
+        </m:sSup>
+      </m:oMath>
+      <w:r>
+        <w:t xml:space="preserve"> </w:t>
+      </w:r>
+      <w:r>
+        <w:t xml:space="preserve">expands by the binomial theorem because</w:t>
+      </w:r>
+      <w:r>
+        <w:t xml:space="preserve"> </w:t>
+      </w:r>
+      <m:oMath>
+        <m:r>
+          <m:t>E</m:t>
+        </m:r>
+      </m:oMath>
+      <w:r>
+        <w:t xml:space="preserve"> </w:t>
+      </w:r>
+      <w:r>
+        <w:t xml:space="preserve">and</w:t>
+      </w:r>
+      <w:r>
+        <w:t xml:space="preserve"> </w:t>
+      </w:r>
+      <m:oMath>
+        <m:r>
+          <m:t>I</m:t>
+        </m:r>
+      </m:oMath>
+      <w:r>
+        <w:t xml:space="preserve"> </w:t>
+      </w:r>
+      <w:r>
+        <w:t xml:space="preserve">commute —</w:t>
+      </w:r>
+      <w:r>
+        <w:t xml:space="preserve"> </w:t>
+      </w:r>
+      <w:r>
+        <w:rPr>
+          <w:bCs/>
+          <w:b/>
+        </w:rPr>
+        <w:t xml:space="preserve">holds for every string whatsoever.</w:t>
+      </w:r>
+      <w:r>
+        <w:t xml:space="preserve"> </w:t>
+      </w:r>
+      <w:r>
+        <w:t xml:space="preserve">It says nothing about polynomials, degrees, or leading coefficients, so it does</w:t>
+      </w:r>
+      <w:r>
+        <w:t xml:space="preserve"> </w:t>
+      </w:r>
+      <w:r>
+        <w:rPr>
+          <w:bCs/>
+          <w:b/>
+        </w:rPr>
+        <w:t xml:space="preserve">not</w:t>
+      </w:r>
+      <w:r>
+        <w:t xml:space="preserve"> </w:t>
+      </w:r>
+      <w:r>
+        <w:t xml:space="preserve">share the premise that makes the other three arguments one argument.</w:t>
+      </w:r>
+    </w:p>
+    <w:p>
+      <w:pPr>
+        <w:pStyle w:val="BlockText"/>
+      </w:pPr>
+      <w:r>
+        <w:rPr>
+          <w:bCs/>
+          <w:b/>
+        </w:rPr>
+        <w:t xml:space="preserve">The lesson is finer than</w:t>
+      </w:r>
+      <w:r>
+        <w:rPr>
+          <w:bCs/>
+          <w:b/>
+        </w:rPr>
+        <w:t xml:space="preserve"> </w:t>
+      </w:r>
+      <w:r>
+        <w:rPr>
+          <w:bCs/>
+          <w:b/>
+        </w:rPr>
+        <w:t xml:space="preserve">“</w:t>
+      </w:r>
+      <w:r>
+        <w:rPr>
+          <w:bCs/>
+          <w:b/>
+        </w:rPr>
+        <w:t xml:space="preserve">operator algebra is not independent.</w:t>
+      </w:r>
+      <w:r>
+        <w:rPr>
+          <w:bCs/>
+          <w:b/>
+        </w:rPr>
+        <w:t xml:space="preserve">”</w:t>
+      </w:r>
+      <w:r>
+        <w:t xml:space="preserve"> </w:t>
+      </w:r>
+      <w:r>
+        <w:t xml:space="preserve">It is:</w:t>
+      </w:r>
+      <w:r>
         <w:t xml:space="preserve"> </w:t>
       </w:r>
       <w:r>
         <w:rPr>
           <w:iCs/>
           <w:i/>
-          <w:bCs/>
-          <w:b/>
-        </w:rPr>
-        <w:t xml:space="preserve">method</w:t>
-      </w:r>
-      <w:r>
-        <w:rPr>
-          <w:bCs/>
-          <w:b/>
-        </w:rPr>
-        <w:t xml:space="preserve">.</w:t>
-      </w:r>
-      <w:r>
-        <w:t xml:space="preserve"> </w:t>
-      </w:r>
-      <w:r>
-        <w:t xml:space="preserve">Two calculations that share an unexamined assumption will agree with each other whether or not that assumption is true. When you check your own work, ask:</w:t>
-      </w:r>
-      <w:r>
+        </w:rPr>
+        <w:t xml:space="preserve">the same tool can be dependent for one purpose and independent for another.</w:t>
+      </w:r>
+      <w:r>
+        <w:t xml:space="preserve"> </w:t>
+      </w:r>
+      <w:r>
+        <w:t xml:space="preserve">What determines independence is</w:t>
+      </w:r>
+      <w:r>
+        <w:t xml:space="preserve"> </w:t>
+      </w:r>
+      <w:r>
+        <w:rPr>
+          <w:bCs/>
+          <w:b/>
+        </w:rPr>
+        <w:t xml:space="preserve">which premise a step actually uses</w:t>
+      </w:r>
+      <w:r>
+        <w:t xml:space="preserve"> </w:t>
+      </w:r>
+      <w:r>
+        <w:t xml:space="preserve">— not which branch of mathematics it is drawn from.</w:t>
+      </w:r>
+    </w:p>
+    <w:p>
+      <w:pPr>
+        <w:pStyle w:val="FirstParagraph"/>
+      </w:pPr>
+      <w:r>
+        <w:rPr>
+          <w:bCs/>
+          <w:b/>
+        </w:rPr>
+        <w:t xml:space="preserve">Why this was worth catching.</w:t>
+      </w:r>
+      <w:r>
+        <w:t xml:space="preserve"> </w:t>
+      </w:r>
+      <w:r>
+        <w:t xml:space="preserve">Before it was noticed, this module asserted the collapse formula without deriving it, while §9.7 ruled out the one tool that derives it.</w:t>
+      </w:r>
+      <w:r>
+        <w:t xml:space="preserve"> </w:t>
+      </w:r>
+      <w:r>
+        <w:rPr>
+          <w:bCs/>
+          <w:b/>
+        </w:rPr>
+        <w:t xml:space="preserve">The document therefore claimed two independent proofs and supplied one and a half</w:t>
+      </w:r>
+      <w:r>
+        <w:t xml:space="preserve"> </w:t>
+      </w:r>
+      <w:r>
+        <w:t xml:space="preserve">— and it did so in the very section devoted to counting proofs honestly.</w:t>
+      </w:r>
+    </w:p>
+    <w:p>
+      <w:pPr>
+        <w:pStyle w:val="Heading3"/>
+      </w:pPr>
+      <w:bookmarkStart w:id="73" w:name="Xf80647f7b32c0e5d90e90ed3c311f0022df2d4e"/>
+      <w:r>
+        <w:t xml:space="preserve">The rule worth carrying out of this module</w:t>
+      </w:r>
+      <w:bookmarkEnd w:id="73"/>
+    </w:p>
+    <w:p>
+      <w:pPr>
+        <w:pStyle w:val="BlockText"/>
+      </w:pPr>
+      <w:r>
+        <w:rPr>
+          <w:bCs/>
+          <w:b/>
+        </w:rPr>
+        <w:t xml:space="preserve">Verification must vary the</w:t>
+      </w:r>
+      <w:r>
+        <w:rPr>
+          <w:bCs/>
+          <w:b/>
+        </w:rPr>
         <w:t xml:space="preserve"> </w:t>
       </w:r>
       <w:r>
         <w:rPr>
           <w:iCs/>
           <w:i/>
+          <w:bCs/>
+          <w:b/>
+        </w:rPr>
+        <w:t xml:space="preserve">question</w:t>
+      </w:r>
+      <w:r>
+        <w:rPr>
+          <w:bCs/>
+          <w:b/>
+        </w:rPr>
+        <w:t xml:space="preserve">, not merely the</w:t>
+      </w:r>
+      <w:r>
+        <w:rPr>
+          <w:bCs/>
+          <w:b/>
+        </w:rPr>
+        <w:t xml:space="preserve"> </w:t>
+      </w:r>
+      <w:r>
+        <w:rPr>
+          <w:iCs/>
+          <w:i/>
+          <w:bCs/>
+          <w:b/>
+        </w:rPr>
+        <w:t xml:space="preserve">method</w:t>
+      </w:r>
+      <w:r>
+        <w:rPr>
+          <w:bCs/>
+          <w:b/>
+        </w:rPr>
+        <w:t xml:space="preserve">.</w:t>
+      </w:r>
+      <w:r>
+        <w:t xml:space="preserve"> </w:t>
+      </w:r>
+      <w:r>
+        <w:t xml:space="preserve">Two calculations that share an unexamined assumption will agree with each other whether or not that assumption is true. When you check your own work, ask:</w:t>
+      </w:r>
+      <w:r>
+        <w:t xml:space="preserve"> </w:t>
+      </w:r>
+      <w:r>
+        <w:rPr>
+          <w:iCs/>
+          <w:i/>
         </w:rPr>
         <w:t xml:space="preserve">if I were wrong about the thing I am most confident in, would this second check notice?</w:t>
       </w:r>
@@ -13829,8 +16691,8 @@
         <w:t xml:space="preserve">This is why §9.3 used a collapsed sum rather than a seventh table, and why §9.6 exists alongside §9.5.</w:t>
       </w:r>
     </w:p>
-    <w:bookmarkEnd w:id="72"/>
-    <w:bookmarkStart w:id="73" w:name="X0fd450db033623230f20a05e8da7195a618c464"/>
+    <w:bookmarkEnd w:id="74"/>
+    <w:bookmarkStart w:id="75" w:name="X0fd450db033623230f20a05e8da7195a618c464"/>
     <w:p>
       <w:pPr>
         <w:pStyle w:val="Heading2"/>
@@ -13919,7 +16781,17 @@
         <w:pStyle w:val="FirstParagraph"/>
       </w:pPr>
       <w:r>
-        <w:t xml:space="preserve">This is the discrete counterpart of a fact from calculus — differentiating</w:t>
+        <w:rPr>
+          <w:iCs/>
+          <w:i/>
+        </w:rPr>
+        <w:t xml:space="preserve">(Aside for readers who have met calculus — nothing below depends on it.)</w:t>
+      </w:r>
+      <w:r>
+        <w:t xml:space="preserve"> </w:t>
+      </w:r>
+      <w:r>
+        <w:t xml:space="preserve">This is the discrete counterpart of a fact from calculus: differentiating</w:t>
       </w:r>
       <w:r>
         <w:t xml:space="preserve"> </w:t>
@@ -13959,10 +16831,7 @@
         </m:r>
       </m:oMath>
       <w:r>
-        <w:t xml:space="preserve"> </w:t>
-      </w:r>
-      <w:r>
-        <w:t xml:space="preserve">— and for exactly the same reason.</w:t>
+        <w:t xml:space="preserve">, and for exactly the same reason.</w:t>
       </w:r>
       <w:r>
         <w:t xml:space="preserve"> </w:t>
@@ -13973,6 +16842,12 @@
           <w:b/>
         </w:rPr>
         <w:t xml:space="preserve">Differencing is to sequences what differentiating is to curves.</w:t>
+      </w:r>
+      <w:r>
+        <w:t xml:space="preserve"> </w:t>
+      </w:r>
+      <w:r>
+        <w:t xml:space="preserve">A reader who has not met calculus loses nothing — the descent in §9.5 is the whole argument.</w:t>
       </w:r>
     </w:p>
     <w:p>
@@ -14068,9 +16943,9 @@
         </w:pict>
       </w:r>
     </w:p>
-    <w:bookmarkEnd w:id="73"/>
-    <w:bookmarkEnd w:id="74"/>
-    <w:bookmarkStart w:id="79" w:name="beyond-the-standard-power-base"/>
+    <w:bookmarkEnd w:id="75"/>
+    <w:bookmarkEnd w:id="76"/>
+    <w:bookmarkStart w:id="81" w:name="beyond-the-standard-power-base"/>
     <w:p>
       <w:pPr>
         <w:pStyle w:val="Heading1"/>
@@ -14479,7 +17354,7 @@
         <w:t xml:space="preserve">. But such a sequence is not a Base String, and this document will not call it one.</w:t>
       </w:r>
     </w:p>
-    <w:bookmarkStart w:id="75" w:name="three-separate-questions"/>
+    <w:bookmarkStart w:id="77" w:name="three-separate-questions"/>
     <w:p>
       <w:pPr>
         <w:pStyle w:val="Heading2"/>
@@ -15145,8 +18020,8 @@
         <w:t xml:space="preserve">the Root cannot see them.</w:t>
       </w:r>
     </w:p>
-    <w:bookmarkEnd w:id="75"/>
-    <w:bookmarkStart w:id="77" w:name="the-three-answers-collapse-into-one"/>
+    <w:bookmarkEnd w:id="77"/>
+    <w:bookmarkStart w:id="79" w:name="the-three-answers-collapse-into-one"/>
     <w:p>
       <w:pPr>
         <w:pStyle w:val="Heading2"/>
@@ -15448,11 +18323,11 @@
       <w:pPr>
         <w:pStyle w:val="Heading3"/>
       </w:pPr>
-      <w:bookmarkStart w:id="76" w:name="the-root-law"/>
+      <w:bookmarkStart w:id="78" w:name="the-root-law"/>
       <w:r>
         <w:t xml:space="preserve">The Root Law</w:t>
       </w:r>
-      <w:bookmarkEnd w:id="76"/>
+      <w:bookmarkEnd w:id="78"/>
     </w:p>
     <w:p>
       <w:pPr>
@@ -16082,8 +18957,8 @@
         <w:t xml:space="preserve">One number explains all four.</w:t>
       </w:r>
     </w:p>
-    <w:bookmarkEnd w:id="77"/>
-    <w:bookmarkStart w:id="78" w:name="how-this-relates-to-the-root-theorem"/>
+    <w:bookmarkEnd w:id="79"/>
+    <w:bookmarkStart w:id="80" w:name="how-this-relates-to-the-root-theorem"/>
     <w:p>
       <w:pPr>
         <w:pStyle w:val="Heading2"/>
@@ -16433,9 +19308,9 @@
         </w:pict>
       </w:r>
     </w:p>
-    <w:bookmarkEnd w:id="78"/>
-    <w:bookmarkEnd w:id="79"/>
-    <w:bookmarkStart w:id="82" w:name="reading-a-string-tree-backwards"/>
+    <w:bookmarkEnd w:id="80"/>
+    <w:bookmarkEnd w:id="81"/>
+    <w:bookmarkStart w:id="84" w:name="reading-a-string-tree-backwards"/>
     <w:p>
       <w:pPr>
         <w:pStyle w:val="Heading1"/>
@@ -16465,7 +19340,7 @@
         <w:t xml:space="preserve">, you can build its tree and read the formula’s top-order structure directly off the bottom.</w:t>
       </w:r>
     </w:p>
-    <w:bookmarkStart w:id="80" w:name="the-procedure"/>
+    <w:bookmarkStart w:id="82" w:name="the-procedure"/>
     <w:p>
       <w:pPr>
         <w:pStyle w:val="Heading2"/>
@@ -16644,8 +19519,8 @@
         <w:t xml:space="preserve">read backwards.</w:t>
       </w:r>
     </w:p>
-    <w:bookmarkEnd w:id="80"/>
-    <w:bookmarkStart w:id="81" w:name="worked-example-1"/>
+    <w:bookmarkEnd w:id="82"/>
+    <w:bookmarkStart w:id="83" w:name="worked-example-1"/>
     <w:p>
       <w:pPr>
         <w:pStyle w:val="Heading2"/>
@@ -16987,9 +19862,9 @@
         </w:pict>
       </w:r>
     </w:p>
-    <w:bookmarkEnd w:id="81"/>
-    <w:bookmarkEnd w:id="82"/>
-    <w:bookmarkStart w:id="86" w:name="X45b9ca691d69aed2cb2a177f681ec4143c8db47"/>
+    <w:bookmarkEnd w:id="83"/>
+    <w:bookmarkEnd w:id="84"/>
+    <w:bookmarkStart w:id="88" w:name="X45b9ca691d69aed2cb2a177f681ec4143c8db47"/>
     <w:p>
       <w:pPr>
         <w:pStyle w:val="Heading1"/>
@@ -17033,7 +19908,7 @@
         <w:t xml:space="preserve">. Each is exact.</w:t>
       </w:r>
     </w:p>
-    <w:bookmarkStart w:id="83" w:name="X29cd248598ec064376a2b160acfd75c54d066b8"/>
+    <w:bookmarkStart w:id="85" w:name="X29cd248598ec064376a2b160acfd75c54d066b8"/>
     <w:p>
       <w:pPr>
         <w:pStyle w:val="Heading2"/>
@@ -17047,21 +19922,83 @@
         <w:pStyle w:val="FirstParagraph"/>
       </w:pPr>
       <w:r>
-        <w:t xml:space="preserve">Instead of stepping down the tree one level at a time, the entire descent can be collapsed into a single expression. Applying the difference operation</w:t>
+        <w:t xml:space="preserve">Instead of stepping down the tree one level at a time, the entire descent collapses into a single expression.</w:t>
+      </w:r>
+      <w:r>
+        <w:t xml:space="preserve"> </w:t>
+      </w:r>
+      <w:r>
+        <w:rPr>
+          <w:bCs/>
+          <w:b/>
+        </w:rPr>
+        <w:t xml:space="preserve">This is derived in §9.6.1</w:t>
+      </w:r>
+      <w:r>
+        <w:t xml:space="preserve"> </w:t>
+      </w:r>
+      <w:r>
+        <w:t xml:space="preserve">— it is not an independent assumption — by expanding</w:t>
       </w:r>
       <w:r>
         <w:t xml:space="preserve"> </w:t>
       </w:r>
       <m:oMath>
-        <m:r>
-          <m:t>k</m:t>
-        </m:r>
+        <m:sSup>
+          <m:e>
+            <m:r>
+              <m:t>Δ</m:t>
+            </m:r>
+          </m:e>
+          <m:sup>
+            <m:r>
+              <m:t>k</m:t>
+            </m:r>
+          </m:sup>
+        </m:sSup>
+        <m:r>
+          <m:rPr>
+            <m:sty m:val="p"/>
+          </m:rPr>
+          <m:t>=</m:t>
+        </m:r>
+        <m:sSup>
+          <m:e>
+            <m:d>
+              <m:dPr>
+                <m:begChr m:val="("/>
+                <m:endChr m:val=")"/>
+                <m:sepChr m:val=""/>
+                <m:grow/>
+              </m:dPr>
+              <m:e>
+                <m:r>
+                  <m:t>E</m:t>
+                </m:r>
+                <m:r>
+                  <m:rPr>
+                    <m:sty m:val="p"/>
+                  </m:rPr>
+                  <m:t>−</m:t>
+                </m:r>
+                <m:r>
+                  <m:t>I</m:t>
+                </m:r>
+              </m:e>
+            </m:d>
+          </m:e>
+          <m:sup>
+            <m:r>
+              <m:t>k</m:t>
+            </m:r>
+          </m:sup>
+        </m:sSup>
       </m:oMath>
       <w:r>
         <w:t xml:space="preserve"> </w:t>
       </w:r>
       <w:r>
-        <w:t xml:space="preserve">times and expanding gives:</w:t>
+        <w:t xml:space="preserve">with the binomial theorem:</w:t>
       </w:r>
     </w:p>
     <w:p>
@@ -17754,11 +20691,11 @@
         <w:t xml:space="preserve"> </w:t>
       </w:r>
       <w:r>
-        <w:t xml:space="preserve">lines, and it is the form used for the verifications in §9.3 and proved combinatorially in §9.6.</w:t>
-      </w:r>
-    </w:p>
-    <w:bookmarkEnd w:id="83"/>
-    <w:bookmarkStart w:id="84" w:name="the-factorial-as-a-step-stripped-root"/>
+        <w:t xml:space="preserve">lines: the collapse is derived in §9.6.1 and the sum is evaluated combinatorially in §9.6.2. It is also the form used for the verifications in §9.3.</w:t>
+      </w:r>
+    </w:p>
+    <w:bookmarkEnd w:id="85"/>
+    <w:bookmarkStart w:id="86" w:name="the-factorial-as-a-step-stripped-root"/>
     <w:p>
       <w:pPr>
         <w:pStyle w:val="Heading2"/>
@@ -17960,8 +20897,8 @@
         <w:t xml:space="preserve">.</w:t>
       </w:r>
     </w:p>
-    <w:bookmarkEnd w:id="84"/>
-    <w:bookmarkStart w:id="85" w:name="the-factorial-via-the-falling-product"/>
+    <w:bookmarkEnd w:id="86"/>
+    <w:bookmarkStart w:id="87" w:name="the-factorial-via-the-falling-product"/>
     <w:p>
       <w:pPr>
         <w:pStyle w:val="Heading2"/>
@@ -18307,12 +21244,30 @@
           <w:bCs/>
           <w:b/>
         </w:rPr>
-        <w:t xml:space="preserve">The falling product is to differencing what</w:t>
-      </w:r>
-      <w:r>
-        <w:rPr>
-          <w:bCs/>
-          <w:b/>
+        <w:t xml:space="preserve">The falling product is the object on which differencing acts most simply.</w:t>
+      </w:r>
+      <w:r>
+        <w:t xml:space="preserve"> </w:t>
+      </w:r>
+      <w:r>
+        <w:t xml:space="preserve">For a syllabus built on String Trees, this is arguably the more natural Base operation, and ordinary powers are the harder special case.</w:t>
+      </w:r>
+    </w:p>
+    <w:p>
+      <w:pPr>
+        <w:pStyle w:val="BlockText"/>
+      </w:pPr>
+      <w:r>
+        <w:rPr>
+          <w:iCs/>
+          <w:i/>
+        </w:rPr>
+        <w:t xml:space="preserve">(Aside for readers with calculus, and skippable: the falling product is to differencing what</w:t>
+      </w:r>
+      <w:r>
+        <w:rPr>
+          <w:iCs/>
+          <w:i/>
         </w:rPr>
         <w:t xml:space="preserve"> </w:t>
       </w:r>
@@ -18332,23 +21287,124 @@
       </m:oMath>
       <w:r>
         <w:rPr>
-          <w:bCs/>
-          <w:b/>
-        </w:rPr>
-        <w:t xml:space="preserve"> </w:t>
-      </w:r>
-      <w:r>
-        <w:rPr>
-          <w:bCs/>
-          <w:b/>
-        </w:rPr>
-        <w:t xml:space="preserve">is to differentiation: the object on which the operation acts most simply.</w:t>
-      </w:r>
-      <w:r>
-        <w:t xml:space="preserve"> </w:t>
-      </w:r>
-      <w:r>
-        <w:t xml:space="preserve">For a syllabus built on String Trees, this is arguably the more natural Base operation, and ordinary powers are the harder special case.</w:t>
+          <w:iCs/>
+          <w:i/>
+        </w:rPr>
+        <w:t xml:space="preserve"> </w:t>
+      </w:r>
+      <w:r>
+        <w:rPr>
+          <w:iCs/>
+          <w:i/>
+        </w:rPr>
+        <w:t xml:space="preserve">is to differentiation.)</w:t>
+      </w:r>
+    </w:p>
+    <w:p>
+      <w:pPr>
+        <w:pStyle w:val="FirstParagraph"/>
+      </w:pPr>
+      <w:r>
+        <w:rPr>
+          <w:bCs/>
+          <w:b/>
+        </w:rPr>
+        <w:t xml:space="preserve">Why this module nonetheless builds on ordinary powers, stated as the choice it is:</w:t>
+      </w:r>
+      <w:r>
+        <w:t xml:space="preserve"> </w:t>
+      </w:r>
+      <m:oMath>
+        <m:sSup>
+          <m:e>
+            <m:r>
+              <m:t>n</m:t>
+            </m:r>
+          </m:e>
+          <m:sup>
+            <m:r>
+              <m:t>k</m:t>
+            </m:r>
+          </m:sup>
+        </m:sSup>
+      </m:oMath>
+      <w:r>
+        <w:t xml:space="preserve"> </w:t>
+      </w:r>
+      <w:r>
+        <w:t xml:space="preserve">is the object a reader already knows, and</w:t>
+      </w:r>
+      <w:r>
+        <w:t xml:space="preserve"> </w:t>
+      </w:r>
+      <m:oMath>
+        <m:r>
+          <m:t>k</m:t>
+        </m:r>
+        <m:r>
+          <m:rPr>
+            <m:sty m:val="p"/>
+          </m:rPr>
+          <m:t>!</m:t>
+        </m:r>
+      </m:oMath>
+      <w:r>
+        <w:t xml:space="preserve"> </w:t>
+      </w:r>
+      <w:r>
+        <w:t xml:space="preserve">arriving out of</w:t>
+      </w:r>
+      <w:r>
+        <w:t xml:space="preserve"> </w:t>
+      </w:r>
+      <w:r>
+        <w:rPr>
+          <w:iCs/>
+          <w:i/>
+        </w:rPr>
+        <w:t xml:space="preserve">squares and cubes</w:t>
+      </w:r>
+      <w:r>
+        <w:t xml:space="preserve"> </w:t>
+      </w:r>
+      <w:r>
+        <w:t xml:space="preserve">is more surprising — and therefore more instructive — than</w:t>
+      </w:r>
+      <w:r>
+        <w:t xml:space="preserve"> </w:t>
+      </w:r>
+      <m:oMath>
+        <m:r>
+          <m:t>k</m:t>
+        </m:r>
+        <m:r>
+          <m:rPr>
+            <m:sty m:val="p"/>
+          </m:rPr>
+          <m:t>!</m:t>
+        </m:r>
+      </m:oMath>
+      <w:r>
+        <w:t xml:space="preserve"> </w:t>
+      </w:r>
+      <w:r>
+        <w:t xml:space="preserve">arriving out of an object designed to produce it.</w:t>
+      </w:r>
+      <w:r>
+        <w:t xml:space="preserve"> </w:t>
+      </w:r>
+      <w:r>
+        <w:rPr>
+          <w:bCs/>
+          <w:b/>
+        </w:rPr>
+        <w:t xml:space="preserve">The falling product is mathematically the smoother road; ordinary powers are the better teacher.</w:t>
+      </w:r>
+      <w:r>
+        <w:t xml:space="preserve"> </w:t>
+      </w:r>
+      <w:r>
+        <w:t xml:space="preserve">That is a pedagogical decision, not a mathematical one, and it should not be mistaken for a claim that powers are more fundamental.</w:t>
       </w:r>
     </w:p>
     <w:p>
@@ -18358,9 +21414,9 @@
         </w:pict>
       </w:r>
     </w:p>
-    <w:bookmarkEnd w:id="85"/>
-    <w:bookmarkEnd w:id="86"/>
-    <w:bookmarkStart w:id="89" w:name="exercises"/>
+    <w:bookmarkEnd w:id="87"/>
+    <w:bookmarkEnd w:id="88"/>
+    <w:bookmarkStart w:id="91" w:name="exercises"/>
     <w:p>
       <w:pPr>
         <w:pStyle w:val="Heading1"/>
@@ -18377,7 +21433,7 @@
         <w:t xml:space="preserve">Answers follow in §13.2. Work them by hand — the arithmetic is the point.</w:t>
       </w:r>
     </w:p>
-    <w:bookmarkStart w:id="87" w:name="problems"/>
+    <w:bookmarkStart w:id="89" w:name="problems"/>
     <w:p>
       <w:pPr>
         <w:pStyle w:val="Heading2"/>
@@ -19001,8 +22057,8 @@
         <w:t xml:space="preserve">Identify the two separate problems with this reasoning — one about what checking can establish, and one about whether twenty tables really constitute twenty independent checks.</w:t>
       </w:r>
     </w:p>
-    <w:bookmarkEnd w:id="87"/>
-    <w:bookmarkStart w:id="88" w:name="answers"/>
+    <w:bookmarkEnd w:id="89"/>
+    <w:bookmarkStart w:id="90" w:name="answers"/>
     <w:p>
       <w:pPr>
         <w:pStyle w:val="Heading2"/>
@@ -20256,6 +23312,9 @@
           </m:rPr>
           <m:t>+</m:t>
         </m:r>
+        <m:r>
+          <m:t>2</m:t>
+        </m:r>
         <m:sSup>
           <m:e>
             <m:r>
@@ -20268,18 +23327,6 @@
             </m:r>
           </m:sup>
         </m:sSup>
-        <m:r>
-          <m:rPr>
-            <m:sty m:val="p"/>
-          </m:rPr>
-          <m:t>−</m:t>
-        </m:r>
-        <m:r>
-          <m:t>2</m:t>
-        </m:r>
-        <m:r>
-          <m:t>n</m:t>
-        </m:r>
         <m:r>
           <m:rPr>
             <m:sty m:val="p"/>
@@ -20287,6 +23334,15 @@
           <m:t>+</m:t>
         </m:r>
         <m:r>
+          <m:t>n</m:t>
+        </m:r>
+        <m:r>
+          <m:rPr>
+            <m:sty m:val="p"/>
+          </m:rPr>
+          <m:t>+</m:t>
+        </m:r>
+        <m:r>
           <m:t>4</m:t>
         </m:r>
       </m:oMath>
@@ -20296,7 +23352,51 @@
     </w:p>
     <w:p>
       <w:pPr>
-        <w:pStyle w:val="BodyText"/>
+        <w:pStyle w:val="BlockText"/>
+      </w:pPr>
+      <w:r>
+        <w:rPr>
+          <w:bCs/>
+          <w:b/>
+        </w:rPr>
+        <w:t xml:space="preserve">A caution the reader can now appreciate.</w:t>
+      </w:r>
+      <w:r>
+        <w:t xml:space="preserve"> </w:t>
+      </w:r>
+      <w:r>
+        <w:t xml:space="preserve">An earlier version of this answer key named the wrong generating polynomial. The Root, the depth and the leading coefficient were all correct — but the lower-order terms in that parenthetical were wrong, and</w:t>
+      </w:r>
+      <w:r>
+        <w:t xml:space="preserve"> </w:t>
+      </w:r>
+      <w:r>
+        <w:rPr>
+          <w:bCs/>
+          <w:b/>
+        </w:rPr>
+        <w:t xml:space="preserve">§10.3 says exactly why that error could not be caught by the method this module teaches: the Root cannot see lower-order terms.</w:t>
+      </w:r>
+      <w:r>
+        <w:t xml:space="preserve"> </w:t>
+      </w:r>
+      <w:r>
+        <w:t xml:space="preserve">It had to be found by substituting index by index.</w:t>
+      </w:r>
+      <w:r>
+        <w:t xml:space="preserve"> </w:t>
+      </w:r>
+      <w:r>
+        <w:rPr>
+          <w:iCs/>
+          <w:i/>
+        </w:rPr>
+        <w:t xml:space="preserve">When a tool is deliberately blind to something, that blindness applies to your own answer keys too.</w:t>
+      </w:r>
+    </w:p>
+    <w:p>
+      <w:pPr>
+        <w:pStyle w:val="FirstParagraph"/>
       </w:pPr>
       <w:r>
         <w:rPr>
@@ -20939,9 +24039,9 @@
         </w:pict>
       </w:r>
     </w:p>
-    <w:bookmarkEnd w:id="88"/>
-    <w:bookmarkEnd w:id="89"/>
-    <w:bookmarkStart w:id="93" w:name="glossary-and-notation-summary"/>
+    <w:bookmarkEnd w:id="90"/>
+    <w:bookmarkEnd w:id="91"/>
+    <w:bookmarkStart w:id="95" w:name="glossary-and-notation-summary"/>
     <w:p>
       <w:pPr>
         <w:pStyle w:val="Heading1"/>
@@ -20950,7 +24050,7 @@
         <w:t xml:space="preserve">14. Glossary and Notation Summary</w:t>
       </w:r>
     </w:p>
-    <w:bookmarkStart w:id="90" w:name="terms"/>
+    <w:bookmarkStart w:id="92" w:name="terms"/>
     <w:p>
       <w:pPr>
         <w:pStyle w:val="Heading2"/>
@@ -21519,8 +24619,8 @@
         </w:tc>
       </w:tr>
     </w:tbl>
-    <w:bookmarkEnd w:id="90"/>
-    <w:bookmarkStart w:id="91" w:name="notation"/>
+    <w:bookmarkEnd w:id="92"/>
+    <w:bookmarkStart w:id="93" w:name="notation"/>
     <w:p>
       <w:pPr>
         <w:pStyle w:val="Heading2"/>
@@ -22239,8 +25339,8 @@
         </w:tc>
       </w:tr>
     </w:tbl>
-    <w:bookmarkEnd w:id="91"/>
-    <w:bookmarkStart w:id="92" w:name="key-results"/>
+    <w:bookmarkEnd w:id="93"/>
+    <w:bookmarkStart w:id="94" w:name="key-results"/>
     <w:p>
       <w:pPr>
         <w:pStyle w:val="Heading2"/>
@@ -23017,9 +26117,9 @@
         </w:pict>
       </w:r>
     </w:p>
-    <w:bookmarkEnd w:id="92"/>
-    <w:bookmarkEnd w:id="93"/>
-    <w:bookmarkStart w:id="94" w:name="looking-ahead-module-2"/>
+    <w:bookmarkEnd w:id="94"/>
+    <w:bookmarkEnd w:id="95"/>
+    <w:bookmarkStart w:id="96" w:name="looking-ahead-module-2"/>
     <w:p>
       <w:pPr>
         <w:pStyle w:val="Heading1"/>
@@ -23160,8 +26260,8 @@
         </w:pict>
       </w:r>
     </w:p>
-    <w:bookmarkEnd w:id="94"/>
-    <w:bookmarkStart w:id="95" w:name="revision-history"/>
+    <w:bookmarkEnd w:id="96"/>
+    <w:bookmarkStart w:id="97" w:name="revision-history"/>
     <w:p>
       <w:pPr>
         <w:pStyle w:val="Heading1"/>
@@ -23179,13 +26279,35 @@
           <w:bCs/>
           <w:b/>
         </w:rPr>
-        <w:t xml:space="preserve">Version 3.</w:t>
-      </w:r>
-      <w:r>
-        <w:t xml:space="preserve"> </w:t>
-      </w:r>
-      <w:r>
-        <w:t xml:space="preserve">A second full runthrough, directed after Version 2 was published. Five defects found, all in Version 2, all introduced by this document rather than inherited from any source.</w:t>
+        <w:t xml:space="preserve">Version 4.</w:t>
+      </w:r>
+      <w:r>
+        <w:t xml:space="preserve"> </w:t>
+      </w:r>
+      <w:r>
+        <w:t xml:space="preserve">Two officers outside mathematics — the XO and COMMO — were tasked to read Version 3 and report comprehension. Both reported full comprehension.</w:t>
+      </w:r>
+      <w:r>
+        <w:t xml:space="preserve"> </w:t>
+      </w:r>
+      <w:r>
+        <w:rPr>
+          <w:bCs/>
+          <w:b/>
+        </w:rPr>
+        <w:t xml:space="preserve">Both also returned defects, and between them they found ten things wrong with a document that had already been through a directed runthrough.</w:t>
+      </w:r>
+    </w:p>
+    <w:p>
+      <w:pPr>
+        <w:pStyle w:val="BodyText"/>
+      </w:pPr>
+      <w:r>
+        <w:rPr>
+          <w:bCs/>
+          <w:b/>
+        </w:rPr>
+        <w:t xml:space="preserve">The two substantive ones:</w:t>
       </w:r>
     </w:p>
     <w:p>
@@ -23201,20 +26323,526 @@
           <w:bCs/>
           <w:b/>
         </w:rPr>
-        <w:t xml:space="preserve">§10.2 — the law was over-parameterised.</w:t>
-      </w:r>
-      <w:r>
-        <w:t xml:space="preserve"> </w:t>
-      </w:r>
-      <w:r>
-        <w:t xml:space="preserve">Version 2 gave</w:t>
+        <w:t xml:space="preserve">The</w:t>
+      </w:r>
+      <w:r>
+        <w:rPr>
+          <w:bCs/>
+          <w:b/>
+        </w:rPr>
+        <w:t xml:space="preserve"> </w:t>
+      </w:r>
+      <w:r>
+        <w:rPr>
+          <w:bCs/>
+          <w:b/>
+        </w:rPr>
+        <w:t xml:space="preserve">“</w:t>
+      </w:r>
+      <w:r>
+        <w:rPr>
+          <w:bCs/>
+          <w:b/>
+        </w:rPr>
+        <w:t xml:space="preserve">two independent proofs</w:t>
+      </w:r>
+      <w:r>
+        <w:rPr>
+          <w:bCs/>
+          <w:b/>
+        </w:rPr>
+        <w:t xml:space="preserve">”</w:t>
+      </w:r>
+      <w:r>
+        <w:rPr>
+          <w:bCs/>
+          <w:b/>
+        </w:rPr>
+        <w:t xml:space="preserve"> </w:t>
+      </w:r>
+      <w:r>
+        <w:rPr>
+          <w:bCs/>
+          <w:b/>
+        </w:rPr>
+        <w:t xml:space="preserve">claim was overstated — the module supplied one and a half.</w:t>
+      </w:r>
+      <w:r>
+        <w:t xml:space="preserve"> </w:t>
+      </w:r>
+      <w:r>
+        <w:t xml:space="preserve">§9.6 proved that the</w:t>
+      </w:r>
+      <w:r>
+        <w:t xml:space="preserve"> </w:t>
+      </w:r>
+      <w:r>
+        <w:rPr>
+          <w:iCs/>
+          <w:i/>
+        </w:rPr>
+        <w:t xml:space="preserve">sum</w:t>
+      </w:r>
+      <w:r>
+        <w:t xml:space="preserve"> </w:t>
+      </w:r>
+      <w:r>
+        <w:t xml:space="preserve">equals</w:t>
       </w:r>
       <w:r>
         <w:t xml:space="preserve"> </w:t>
       </w:r>
       <m:oMath>
         <m:r>
-          <m:t>R</m:t>
+          <m:t>k</m:t>
+        </m:r>
+        <m:r>
+          <m:rPr>
+            <m:sty m:val="p"/>
+          </m:rPr>
+          <m:t>!</m:t>
+        </m:r>
+      </m:oMath>
+      <w:r>
+        <w:t xml:space="preserve">; the Root Theorem is a claim about the</w:t>
+      </w:r>
+      <w:r>
+        <w:t xml:space="preserve"> </w:t>
+      </w:r>
+      <m:oMath>
+        <m:r>
+          <m:t>k</m:t>
+        </m:r>
+      </m:oMath>
+      <w:r>
+        <w:t xml:space="preserve">-th difference; and the bridge between them was</w:t>
+      </w:r>
+      <w:r>
+        <w:t xml:space="preserve"> </w:t>
+      </w:r>
+      <w:r>
+        <w:rPr>
+          <w:bCs/>
+          <w:b/>
+        </w:rPr>
+        <w:t xml:space="preserve">asserted in §12.1 and never derived</w:t>
+      </w:r>
+      <w:r>
+        <w:t xml:space="preserve">, with §12.1 and §9.6 citing each other. Worse, §9.7 had explicitly ruled out operator algebra — the very tool that supplies the bridge.</w:t>
+      </w:r>
+      <w:r>
+        <w:t xml:space="preserve"> </w:t>
+      </w:r>
+      <w:r>
+        <w:rPr>
+          <w:bCs/>
+          <w:b/>
+        </w:rPr>
+        <w:t xml:space="preserve">§9.6.1 now derives the collapse</w:t>
+      </w:r>
+      <w:r>
+        <w:t xml:space="preserve">, and §9.7 is refined rather than reversed: the same tool can be dependent for one purpose and independent for another, and what settles it is</w:t>
+      </w:r>
+      <w:r>
+        <w:t xml:space="preserve"> </w:t>
+      </w:r>
+      <w:r>
+        <w:rPr>
+          <w:iCs/>
+          <w:i/>
+        </w:rPr>
+        <w:t xml:space="preserve">which premise a step uses</w:t>
+      </w:r>
+      <w:r>
+        <w:t xml:space="preserve">.</w:t>
+      </w:r>
+      <w:r>
+        <w:t xml:space="preserve"> </w:t>
+      </w:r>
+      <w:r>
+        <w:rPr>
+          <w:bCs/>
+          <w:b/>
+        </w:rPr>
+        <w:t xml:space="preserve">Found by the XO.</w:t>
+      </w:r>
+    </w:p>
+    <w:p>
+      <w:pPr>
+        <w:numPr>
+          <w:ilvl w:val="0"/>
+          <w:numId w:val="1007"/>
+        </w:numPr>
+        <w:pStyle w:val="Compact"/>
+      </w:pPr>
+      <w:r>
+        <w:rPr>
+          <w:bCs/>
+          <w:b/>
+        </w:rPr>
+        <w:t xml:space="preserve">§9.5’s Step 2 carried a lemma in six words.</w:t>
+      </w:r>
+      <w:r>
+        <w:t xml:space="preserve"> </w:t>
+      </w:r>
+      <w:r>
+        <w:rPr>
+          <w:iCs/>
+          <w:i/>
+        </w:rPr>
+        <w:t xml:space="preserve">“</w:t>
+      </w:r>
+      <w:r>
+        <w:rPr>
+          <w:iCs/>
+          <w:i/>
+        </w:rPr>
+        <w:t xml:space="preserve">Each successive substring does the same thing again</w:t>
+      </w:r>
+      <w:r>
+        <w:rPr>
+          <w:iCs/>
+          <w:i/>
+        </w:rPr>
+        <w:t xml:space="preserve">”</w:t>
+      </w:r>
+      <w:r>
+        <w:t xml:space="preserve"> </w:t>
+      </w:r>
+      <w:r>
+        <w:t xml:space="preserve">silently assumed that lower-order debris cannot contaminate the leading coefficient. Step 1 only ever treated a pure power.</w:t>
+      </w:r>
+      <w:r>
+        <w:t xml:space="preserve"> </w:t>
+      </w:r>
+      <w:r>
+        <w:rPr>
+          <w:bCs/>
+          <w:b/>
+        </w:rPr>
+        <w:t xml:space="preserve">The lemma is now stated and proved</w:t>
+      </w:r>
+      <w:r>
+        <w:t xml:space="preserve"> </w:t>
+      </w:r>
+      <w:r>
+        <w:t xml:space="preserve">as its own step.</w:t>
+      </w:r>
+      <w:r>
+        <w:t xml:space="preserve"> </w:t>
+      </w:r>
+      <w:r>
+        <w:rPr>
+          <w:bCs/>
+          <w:b/>
+        </w:rPr>
+        <w:t xml:space="preserve">Found by COMMO</w:t>
+      </w:r>
+      <w:r>
+        <w:t xml:space="preserve">, who reported that he had reconstructed the justification himself rather than read it — the distinction this revision exists to honour.</w:t>
+      </w:r>
+    </w:p>
+    <w:p>
+      <w:pPr>
+        <w:pStyle w:val="FirstParagraph"/>
+      </w:pPr>
+      <w:r>
+        <w:rPr>
+          <w:bCs/>
+          <w:b/>
+        </w:rPr>
+        <w:t xml:space="preserve">The answer-key error, found independently by both:</w:t>
+      </w:r>
+      <w:r>
+        <w:t xml:space="preserve"> </w:t>
+      </w:r>
+      <w:r>
+        <w:t xml:space="preserve">§13.2 Exercise 4 named</w:t>
+      </w:r>
+      <w:r>
+        <w:t xml:space="preserve"> </w:t>
+      </w:r>
+      <m:oMath>
+        <m:r>
+          <m:t>2</m:t>
+        </m:r>
+        <m:sSup>
+          <m:e>
+            <m:r>
+              <m:t>n</m:t>
+            </m:r>
+          </m:e>
+          <m:sup>
+            <m:r>
+              <m:t>3</m:t>
+            </m:r>
+          </m:sup>
+        </m:sSup>
+        <m:r>
+          <m:rPr>
+            <m:sty m:val="p"/>
+          </m:rPr>
+          <m:t>+</m:t>
+        </m:r>
+        <m:sSup>
+          <m:e>
+            <m:r>
+              <m:t>n</m:t>
+            </m:r>
+          </m:e>
+          <m:sup>
+            <m:r>
+              <m:t>2</m:t>
+            </m:r>
+          </m:sup>
+        </m:sSup>
+        <m:r>
+          <m:rPr>
+            <m:sty m:val="p"/>
+          </m:rPr>
+          <m:t>−</m:t>
+        </m:r>
+        <m:r>
+          <m:t>2</m:t>
+        </m:r>
+        <m:r>
+          <m:t>n</m:t>
+        </m:r>
+        <m:r>
+          <m:rPr>
+            <m:sty m:val="p"/>
+          </m:rPr>
+          <m:t>+</m:t>
+        </m:r>
+        <m:r>
+          <m:t>4</m:t>
+        </m:r>
+      </m:oMath>
+      <w:r>
+        <w:t xml:space="preserve"> </w:t>
+      </w:r>
+      <w:r>
+        <w:t xml:space="preserve">as the generator of</w:t>
+      </w:r>
+      <w:r>
+        <w:t xml:space="preserve"> </w:t>
+      </w:r>
+      <m:oMath>
+        <m:r>
+          <m:t>4</m:t>
+        </m:r>
+        <m:r>
+          <m:rPr>
+            <m:sty m:val="p"/>
+          </m:rPr>
+          <m:t>,</m:t>
+        </m:r>
+        <m:r>
+          <m:t>9</m:t>
+        </m:r>
+        <m:r>
+          <m:rPr>
+            <m:sty m:val="p"/>
+          </m:rPr>
+          <m:t>,</m:t>
+        </m:r>
+        <m:r>
+          <m:t>30</m:t>
+        </m:r>
+        <m:r>
+          <m:rPr>
+            <m:sty m:val="p"/>
+          </m:rPr>
+          <m:t>,</m:t>
+        </m:r>
+        <m:r>
+          <m:t>79</m:t>
+        </m:r>
+        <m:r>
+          <m:rPr>
+            <m:sty m:val="p"/>
+          </m:rPr>
+          <m:t>,</m:t>
+        </m:r>
+        <m:r>
+          <m:t>168</m:t>
+        </m:r>
+        <m:r>
+          <m:rPr>
+            <m:sty m:val="p"/>
+          </m:rPr>
+          <m:t>,</m:t>
+        </m:r>
+        <m:r>
+          <m:t>309</m:t>
+        </m:r>
+      </m:oMath>
+      <w:r>
+        <w:t xml:space="preserve">. It agrees at index 0 and nowhere else.</w:t>
+      </w:r>
+      <w:r>
+        <w:t xml:space="preserve"> </w:t>
+      </w:r>
+      <w:r>
+        <w:rPr>
+          <w:bCs/>
+          <w:b/>
+        </w:rPr>
+        <w:t xml:space="preserve">The true generator is</w:t>
+      </w:r>
+      <w:r>
+        <w:rPr>
+          <w:bCs/>
+          <w:b/>
+        </w:rPr>
+        <w:t xml:space="preserve"> </w:t>
+      </w:r>
+      <m:oMath>
+        <m:r>
+          <m:t>2</m:t>
+        </m:r>
+        <m:sSup>
+          <m:e>
+            <m:r>
+              <m:t>n</m:t>
+            </m:r>
+          </m:e>
+          <m:sup>
+            <m:r>
+              <m:t>3</m:t>
+            </m:r>
+          </m:sup>
+        </m:sSup>
+        <m:r>
+          <m:rPr>
+            <m:sty m:val="p"/>
+          </m:rPr>
+          <m:t>+</m:t>
+        </m:r>
+        <m:r>
+          <m:t>2</m:t>
+        </m:r>
+        <m:sSup>
+          <m:e>
+            <m:r>
+              <m:t>n</m:t>
+            </m:r>
+          </m:e>
+          <m:sup>
+            <m:r>
+              <m:t>2</m:t>
+            </m:r>
+          </m:sup>
+        </m:sSup>
+        <m:r>
+          <m:rPr>
+            <m:sty m:val="p"/>
+          </m:rPr>
+          <m:t>+</m:t>
+        </m:r>
+        <m:r>
+          <m:t>n</m:t>
+        </m:r>
+        <m:r>
+          <m:rPr>
+            <m:sty m:val="p"/>
+          </m:rPr>
+          <m:t>+</m:t>
+        </m:r>
+        <m:r>
+          <m:t>4</m:t>
+        </m:r>
+      </m:oMath>
+      <w:r>
+        <w:rPr>
+          <w:bCs/>
+          <w:b/>
+        </w:rPr>
+        <w:t xml:space="preserve">.</w:t>
+      </w:r>
+      <w:r>
+        <w:t xml:space="preserve"> </w:t>
+      </w:r>
+      <w:r>
+        <w:t xml:space="preserve">The tree, Root, depth and leading coefficient in that answer were all correct — only the parenthetical was wrong.</w:t>
+      </w:r>
+      <w:r>
+        <w:t xml:space="preserve"> </w:t>
+      </w:r>
+      <w:r>
+        <w:rPr>
+          <w:bCs/>
+          <w:b/>
+        </w:rPr>
+        <w:t xml:space="preserve">Both officers found it by</w:t>
+      </w:r>
+      <w:r>
+        <w:rPr>
+          <w:bCs/>
+          <w:b/>
+        </w:rPr>
+        <w:t xml:space="preserve"> </w:t>
+      </w:r>
+      <w:r>
+        <w:rPr>
+          <w:iCs/>
+          <w:i/>
+          <w:bCs/>
+          <w:b/>
+        </w:rPr>
+        <w:t xml:space="preserve">working</w:t>
+      </w:r>
+      <w:r>
+        <w:rPr>
+          <w:bCs/>
+          <w:b/>
+        </w:rPr>
+        <w:t xml:space="preserve"> </w:t>
+      </w:r>
+      <w:r>
+        <w:rPr>
+          <w:bCs/>
+          <w:b/>
+        </w:rPr>
+        <w:t xml:space="preserve">the exercise rather than reading it, and both ran §11.2 as a control to confirm the check discriminates.</w:t>
+      </w:r>
+      <w:r>
+        <w:t xml:space="preserve"> </w:t>
+      </w:r>
+      <w:r>
+        <w:t xml:space="preserve">Note that §10.3 explains why the module’s own method could not have caught this: the error was in lower-order terms, and the Root is blind to those.</w:t>
+      </w:r>
+    </w:p>
+    <w:p>
+      <w:pPr>
+        <w:pStyle w:val="BodyText"/>
+      </w:pPr>
+      <w:r>
+        <w:rPr>
+          <w:bCs/>
+          <w:b/>
+        </w:rPr>
+        <w:t xml:space="preserve">Definitional gap closed:</w:t>
+      </w:r>
+      <w:r>
+        <w:t xml:space="preserve"> </w:t>
+      </w:r>
+      <w:r>
+        <w:rPr>
+          <w:bCs/>
+          <w:b/>
+        </w:rPr>
+        <w:t xml:space="preserve">Direct Substrings increment lineage depth but reduce no degree</w:t>
+      </w:r>
+      <w:r>
+        <w:t xml:space="preserve">, so inserting an identity Direct into a</w:t>
+      </w:r>
+      <w:r>
+        <w:t xml:space="preserve"> </w:t>
+      </w:r>
+      <m:oMath>
+        <m:r>
+          <m:t>k</m:t>
         </m:r>
         <m:r>
           <m:rPr>
@@ -23223,6 +26851,419 @@
           <m:t>=</m:t>
         </m:r>
         <m:r>
+          <m:t>3</m:t>
+        </m:r>
+      </m:oMath>
+      <w:r>
+        <w:t xml:space="preserve"> </w:t>
+      </w:r>
+      <w:r>
+        <w:t xml:space="preserve">tree would place the Root at</w:t>
+      </w:r>
+      <w:r>
+        <w:t xml:space="preserve"> </w:t>
+      </w:r>
+      <w:r>
+        <w:t xml:space="preserve">“</w:t>
+      </w:r>
+      <w:r>
+        <w:t xml:space="preserve">depth 4</w:t>
+      </w:r>
+      <w:r>
+        <w:t xml:space="preserve">”</w:t>
+      </w:r>
+      <w:r>
+        <w:t xml:space="preserve"> </w:t>
+      </w:r>
+      <w:r>
+        <w:t xml:space="preserve">and falsify</w:t>
+      </w:r>
+      <w:r>
+        <w:t xml:space="preserve"> </w:t>
+      </w:r>
+      <w:r>
+        <w:t xml:space="preserve">“</w:t>
+      </w:r>
+      <w:r>
+        <w:t xml:space="preserve">depth exactly</w:t>
+      </w:r>
+      <w:r>
+        <w:t xml:space="preserve"> </w:t>
+      </w:r>
+      <m:oMath>
+        <m:r>
+          <m:t>k</m:t>
+        </m:r>
+      </m:oMath>
+      <w:r>
+        <w:t xml:space="preserve">”</w:t>
+      </w:r>
+      <w:r>
+        <w:t xml:space="preserve">. §5.2 now states that depth in §8–§11 means</w:t>
+      </w:r>
+      <w:r>
+        <w:t xml:space="preserve"> </w:t>
+      </w:r>
+      <w:r>
+        <w:rPr>
+          <w:iCs/>
+          <w:i/>
+        </w:rPr>
+        <w:t xml:space="preserve">comparative</w:t>
+      </w:r>
+      <w:r>
+        <w:t xml:space="preserve"> </w:t>
+      </w:r>
+      <w:r>
+        <w:t xml:space="preserve">generations.</w:t>
+      </w:r>
+      <w:r>
+        <w:t xml:space="preserve"> </w:t>
+      </w:r>
+      <w:r>
+        <w:rPr>
+          <w:bCs/>
+          <w:b/>
+        </w:rPr>
+        <w:t xml:space="preserve">Found by COMMO</w:t>
+      </w:r>
+      <w:r>
+        <w:t xml:space="preserve">, working the definitions against each other.</w:t>
+      </w:r>
+    </w:p>
+    <w:p>
+      <w:pPr>
+        <w:pStyle w:val="BodyText"/>
+      </w:pPr>
+      <w:r>
+        <w:rPr>
+          <w:bCs/>
+          <w:b/>
+        </w:rPr>
+        <w:t xml:space="preserve">Clarity fixes, all from COMMO’s list of sentences he had to read twice:</w:t>
+      </w:r>
+      <w:r>
+        <w:t xml:space="preserve"> </w:t>
+      </w:r>
+      <w:r>
+        <w:t xml:space="preserve">the §2.1 gloss now maps each English phrase to the symbol position it comes from, since the sentence unpacks the symbol in the opposite order; §2.2 now announces that</w:t>
+      </w:r>
+      <w:r>
+        <w:t xml:space="preserve"> </w:t>
+      </w:r>
+      <m:oMath>
+        <m:sSup>
+          <m:e>
+            <m:r>
+              <m:t>B</m:t>
+            </m:r>
+          </m:e>
+          <m:sup>
+            <m:r>
+              <m:t>2</m:t>
+            </m:r>
+          </m:sup>
+        </m:sSup>
+        <m:d>
+          <m:dPr>
+            <m:begChr m:val="("/>
+            <m:endChr m:val=")"/>
+            <m:sepChr m:val=""/>
+            <m:grow/>
+          </m:dPr>
+          <m:e>
+            <m:r>
+              <m:t>4</m:t>
+            </m:r>
+          </m:e>
+        </m:d>
+      </m:oMath>
+      <w:r>
+        <w:t xml:space="preserve"> </w:t>
+      </w:r>
+      <w:r>
+        <w:t xml:space="preserve">and</w:t>
+      </w:r>
+      <w:r>
+        <w:t xml:space="preserve"> </w:t>
+      </w:r>
+      <m:oMath>
+        <m:sSubSup>
+          <m:e>
+            <m:r>
+              <m:t>B</m:t>
+            </m:r>
+          </m:e>
+          <m:sub>
+            <m:r>
+              <m:t>4</m:t>
+            </m:r>
+          </m:sub>
+          <m:sup>
+            <m:r>
+              <m:t>2</m:t>
+            </m:r>
+            <m:r>
+              <m:rPr>
+                <m:sty m:val="p"/>
+              </m:rPr>
+              <m:t>|</m:t>
+            </m:r>
+            <m:r>
+              <m:t>f</m:t>
+            </m:r>
+          </m:sup>
+        </m:sSubSup>
+      </m:oMath>
+      <w:r>
+        <w:t xml:space="preserve"> </w:t>
+      </w:r>
+      <w:r>
+        <w:t xml:space="preserve">are the same object in two notations; §9.6 now says which set each alternating sign removes instead of asserting inclusion–exclusion in a clause.</w:t>
+      </w:r>
+    </w:p>
+    <w:p>
+      <w:pPr>
+        <w:pStyle w:val="BodyText"/>
+      </w:pPr>
+      <w:r>
+        <w:rPr>
+          <w:bCs/>
+          <w:b/>
+        </w:rPr>
+        <w:t xml:space="preserve">Scope fixes:</w:t>
+      </w:r>
+      <w:r>
+        <w:t xml:space="preserve"> </w:t>
+      </w:r>
+      <w:r>
+        <w:t xml:space="preserve">§9.1’s</w:t>
+      </w:r>
+      <w:r>
+        <w:t xml:space="preserve"> </w:t>
+      </w:r>
+      <w:r>
+        <w:t xml:space="preserve">“</w:t>
+      </w:r>
+      <w:r>
+        <w:t xml:space="preserve">without exception</w:t>
+      </w:r>
+      <w:r>
+        <w:t xml:space="preserve">”</w:t>
+      </w:r>
+      <w:r>
+        <w:t xml:space="preserve"> </w:t>
+      </w:r>
+      <w:r>
+        <w:t xml:space="preserve">is now explicitly fenced to non-negative integers, since</w:t>
+      </w:r>
+      <w:r>
+        <w:t xml:space="preserve"> </w:t>
+      </w:r>
+      <m:oMath>
+        <m:sSup>
+          <m:e>
+            <m:r>
+              <m:t>n</m:t>
+            </m:r>
+          </m:e>
+          <m:sup>
+            <m:r>
+              <m:rPr>
+                <m:sty m:val="p"/>
+              </m:rPr>
+              <m:t>−</m:t>
+            </m:r>
+            <m:r>
+              <m:t>1</m:t>
+            </m:r>
+          </m:sup>
+        </m:sSup>
+      </m:oMath>
+      <w:r>
+        <w:t xml:space="preserve"> </w:t>
+      </w:r>
+      <w:r>
+        <w:t xml:space="preserve">and</w:t>
+      </w:r>
+      <w:r>
+        <w:t xml:space="preserve"> </w:t>
+      </w:r>
+      <m:oMath>
+        <m:sSup>
+          <m:e>
+            <m:r>
+              <m:t>n</m:t>
+            </m:r>
+          </m:e>
+          <m:sup>
+            <m:r>
+              <m:t>1</m:t>
+            </m:r>
+            <m:r>
+              <m:rPr>
+                <m:sty m:val="p"/>
+              </m:rPr>
+              <m:t>/</m:t>
+            </m:r>
+            <m:r>
+              <m:t>2</m:t>
+            </m:r>
+          </m:sup>
+        </m:sSup>
+      </m:oMath>
+      <w:r>
+        <w:t xml:space="preserve"> </w:t>
+      </w:r>
+      <w:r>
+        <w:t xml:space="preserve">have no terminating descent (</w:t>
+      </w:r>
+      <w:r>
+        <w:rPr>
+          <w:bCs/>
+          <w:b/>
+        </w:rPr>
+        <w:t xml:space="preserve">XO</w:t>
+      </w:r>
+      <w:r>
+        <w:t xml:space="preserve">); the two calculus asides in §9.8 and §12.3 are now marked as asides, because §0.1 promises no calculus and those passages quietly required it (</w:t>
+      </w:r>
+      <w:r>
+        <w:rPr>
+          <w:bCs/>
+          <w:b/>
+        </w:rPr>
+        <w:t xml:space="preserve">COMMO</w:t>
+      </w:r>
+      <w:r>
+        <w:t xml:space="preserve">); and §12.3 now states plainly that building on ordinary powers is a</w:t>
+      </w:r>
+      <w:r>
+        <w:t xml:space="preserve"> </w:t>
+      </w:r>
+      <w:r>
+        <w:rPr>
+          <w:iCs/>
+          <w:i/>
+        </w:rPr>
+        <w:t xml:space="preserve">pedagogical</w:t>
+      </w:r>
+      <w:r>
+        <w:t xml:space="preserve"> </w:t>
+      </w:r>
+      <w:r>
+        <w:t xml:space="preserve">choice rather than a claim that they are more fundamental (</w:t>
+      </w:r>
+      <w:r>
+        <w:rPr>
+          <w:bCs/>
+          <w:b/>
+        </w:rPr>
+        <w:t xml:space="preserve">XO</w:t>
+      </w:r>
+      <w:r>
+        <w:t xml:space="preserve">).</w:t>
+      </w:r>
+    </w:p>
+    <w:p>
+      <w:pPr>
+        <w:pStyle w:val="BodyText"/>
+      </w:pPr>
+      <w:r>
+        <w:rPr>
+          <w:bCs/>
+          <w:b/>
+        </w:rPr>
+        <w:t xml:space="preserve">Stale footer corrected</w:t>
+      </w:r>
+      <w:r>
+        <w:t xml:space="preserve"> </w:t>
+      </w:r>
+      <w:r>
+        <w:t xml:space="preserve">— the document ended</w:t>
+      </w:r>
+      <w:r>
+        <w:t xml:space="preserve"> </w:t>
+      </w:r>
+      <w:r>
+        <w:t xml:space="preserve">“</w:t>
+      </w:r>
+      <w:r>
+        <w:t xml:space="preserve">Version 2</w:t>
+      </w:r>
+      <w:r>
+        <w:t xml:space="preserve">”</w:t>
+      </w:r>
+      <w:r>
+        <w:t xml:space="preserve"> </w:t>
+      </w:r>
+      <w:r>
+        <w:t xml:space="preserve">while its title block said Version 3 (</w:t>
+      </w:r>
+      <w:r>
+        <w:rPr>
+          <w:bCs/>
+          <w:b/>
+        </w:rPr>
+        <w:t xml:space="preserve">COMMO</w:t>
+      </w:r>
+      <w:r>
+        <w:t xml:space="preserve">).</w:t>
+      </w:r>
+    </w:p>
+    <w:p>
+      <w:pPr>
+        <w:pStyle w:val="BodyText"/>
+      </w:pPr>
+      <w:r>
+        <w:rPr>
+          <w:bCs/>
+          <w:b/>
+        </w:rPr>
+        <w:t xml:space="preserve">Version 3.</w:t>
+      </w:r>
+      <w:r>
+        <w:t xml:space="preserve"> </w:t>
+      </w:r>
+      <w:r>
+        <w:t xml:space="preserve">A second full runthrough, directed after Version 2 was published. Five defects found, all in Version 2, all introduced by this document rather than inherited from any source.</w:t>
+      </w:r>
+    </w:p>
+    <w:p>
+      <w:pPr>
+        <w:numPr>
+          <w:ilvl w:val="0"/>
+          <w:numId w:val="1008"/>
+        </w:numPr>
+        <w:pStyle w:val="Compact"/>
+      </w:pPr>
+      <w:r>
+        <w:rPr>
+          <w:bCs/>
+          <w:b/>
+        </w:rPr>
+        <w:t xml:space="preserve">§10.2 — the law was over-parameterised.</w:t>
+      </w:r>
+      <w:r>
+        <w:t xml:space="preserve"> </w:t>
+      </w:r>
+      <w:r>
+        <w:t xml:space="preserve">Version 2 gave</w:t>
+      </w:r>
+      <w:r>
+        <w:t xml:space="preserve"> </w:t>
+      </w:r>
+      <m:oMath>
+        <m:r>
+          <m:t>R</m:t>
+        </m:r>
+        <m:r>
+          <m:rPr>
+            <m:sty m:val="p"/>
+          </m:rPr>
+          <m:t>=</m:t>
+        </m:r>
+        <m:r>
           <m:t>a</m:t>
         </m:r>
         <m:r>
@@ -23365,7 +27406,7 @@
       <w:pPr>
         <w:numPr>
           <w:ilvl w:val="0"/>
-          <w:numId w:val="1007"/>
+          <w:numId w:val="1008"/>
         </w:numPr>
         <w:pStyle w:val="Compact"/>
       </w:pPr>
@@ -23504,7 +27545,7 @@
       <w:pPr>
         <w:numPr>
           <w:ilvl w:val="0"/>
-          <w:numId w:val="1007"/>
+          <w:numId w:val="1008"/>
         </w:numPr>
         <w:pStyle w:val="Compact"/>
       </w:pPr>
@@ -23546,7 +27587,7 @@
       <w:pPr>
         <w:numPr>
           <w:ilvl w:val="0"/>
-          <w:numId w:val="1007"/>
+          <w:numId w:val="1008"/>
         </w:numPr>
         <w:pStyle w:val="Compact"/>
       </w:pPr>
@@ -23674,7 +27715,7 @@
       <w:pPr>
         <w:numPr>
           <w:ilvl w:val="0"/>
-          <w:numId w:val="1007"/>
+          <w:numId w:val="1008"/>
         </w:numPr>
         <w:pStyle w:val="Compact"/>
       </w:pPr>
@@ -23815,7 +27856,7 @@
       <w:pPr>
         <w:numPr>
           <w:ilvl w:val="0"/>
-          <w:numId w:val="1008"/>
+          <w:numId w:val="1009"/>
         </w:numPr>
         <w:pStyle w:val="Compact"/>
       </w:pPr>
@@ -23860,7 +27901,7 @@
       <w:pPr>
         <w:numPr>
           <w:ilvl w:val="0"/>
-          <w:numId w:val="1008"/>
+          <w:numId w:val="1009"/>
         </w:numPr>
         <w:pStyle w:val="Compact"/>
       </w:pPr>
@@ -23964,7 +28005,7 @@
       <w:pPr>
         <w:numPr>
           <w:ilvl w:val="0"/>
-          <w:numId w:val="1008"/>
+          <w:numId w:val="1009"/>
         </w:numPr>
         <w:pStyle w:val="Compact"/>
       </w:pPr>
@@ -23986,7 +28027,7 @@
       <w:pPr>
         <w:numPr>
           <w:ilvl w:val="0"/>
-          <w:numId w:val="1008"/>
+          <w:numId w:val="1009"/>
         </w:numPr>
         <w:pStyle w:val="Compact"/>
       </w:pPr>
@@ -24008,7 +28049,7 @@
       <w:pPr>
         <w:numPr>
           <w:ilvl w:val="0"/>
-          <w:numId w:val="1008"/>
+          <w:numId w:val="1009"/>
         </w:numPr>
         <w:pStyle w:val="Compact"/>
       </w:pPr>
@@ -24124,7 +28165,7 @@
       <w:pPr>
         <w:numPr>
           <w:ilvl w:val="0"/>
-          <w:numId w:val="1008"/>
+          <w:numId w:val="1009"/>
         </w:numPr>
         <w:pStyle w:val="Compact"/>
       </w:pPr>
@@ -24143,7 +28184,7 @@
       <w:pPr>
         <w:numPr>
           <w:ilvl w:val="0"/>
-          <w:numId w:val="1008"/>
+          <w:numId w:val="1009"/>
         </w:numPr>
         <w:pStyle w:val="Compact"/>
       </w:pPr>
@@ -24229,10 +28270,10 @@
           <w:iCs/>
           <w:i/>
         </w:rPr>
-        <w:t xml:space="preserve">End of Module 1, Version 2.</w:t>
-      </w:r>
-    </w:p>
-    <w:bookmarkEnd w:id="95"/>
+        <w:t xml:space="preserve">End of Module 1, Version 4.</w:t>
+      </w:r>
+    </w:p>
+    <w:bookmarkEnd w:id="97"/>
     <w:sectPr/>
   </w:body>
 </w:document>
@@ -24606,6 +28647,36 @@
     </w:lvlOverride>
   </w:num>
   <w:num w:numId="1008">
+    <w:abstractNumId w:val="99411"/>
+    <w:lvlOverride w:ilvl="0">
+      <w:startOverride w:val="1"/>
+    </w:lvlOverride>
+    <w:lvlOverride w:ilvl="1">
+      <w:startOverride w:val="1"/>
+    </w:lvlOverride>
+    <w:lvlOverride w:ilvl="2">
+      <w:startOverride w:val="1"/>
+    </w:lvlOverride>
+    <w:lvlOverride w:ilvl="3">
+      <w:startOverride w:val="1"/>
+    </w:lvlOverride>
+    <w:lvlOverride w:ilvl="4">
+      <w:startOverride w:val="1"/>
+    </w:lvlOverride>
+    <w:lvlOverride w:ilvl="5">
+      <w:startOverride w:val="1"/>
+    </w:lvlOverride>
+    <w:lvlOverride w:ilvl="6">
+      <w:startOverride w:val="1"/>
+    </w:lvlOverride>
+    <w:lvlOverride w:ilvl="7">
+      <w:startOverride w:val="1"/>
+    </w:lvlOverride>
+    <w:lvlOverride w:ilvl="8">
+      <w:startOverride w:val="1"/>
+    </w:lvlOverride>
+  </w:num>
+  <w:num w:numId="1009">
     <w:abstractNumId w:val="99411"/>
     <w:lvlOverride w:ilvl="0">
       <w:startOverride w:val="1"/>

--- a/String Mathematics/Syllabus-Learning/module-1/String-Mathematics-Module-1-Foundations.docx
+++ b/String Mathematics/Syllabus-Learning/module-1/String-Mathematics-Module-1-Foundations.docx
@@ -175,7 +175,7 @@
         <w:t xml:space="preserve"> </w:t>
       </w:r>
       <w:r>
-        <w:t xml:space="preserve">4</w:t>
+        <w:t xml:space="preserve">5</w:t>
       </w:r>
     </w:p>
     <w:sdt>
@@ -231,7 +231,7 @@
           <w:bCs/>
           <w:b/>
         </w:rPr>
-        <w:t xml:space="preserve">Version 4.</w:t>
+        <w:t xml:space="preserve">Version 5.</w:t>
       </w:r>
       <w:r>
         <w:t xml:space="preserve"> </w:t>
@@ -249,7 +249,7 @@
     </w:p>
     <w:bookmarkEnd w:id="20"/>
     <w:bookmarkEnd w:id="21"/>
-    <w:bookmarkStart w:id="25" w:name="how-to-use-this-module"/>
+    <w:bookmarkStart w:id="26" w:name="how-to-use-this-module"/>
     <w:p>
       <w:pPr>
         <w:pStyle w:val="Heading1"/>
@@ -258,7 +258,7 @@
         <w:t xml:space="preserve">0. How to Use This Module</w:t>
       </w:r>
     </w:p>
-    <w:bookmarkStart w:id="22" w:name="who-this-is-for"/>
+    <w:bookmarkStart w:id="23" w:name="who-this-is-for"/>
     <w:p>
       <w:pPr>
         <w:pStyle w:val="Heading2"/>
@@ -304,6 +304,178 @@
           <w:b/>
         </w:rPr>
         <w:t xml:space="preserve">nothing depends on them.</w:t>
+      </w:r>
+    </w:p>
+    <w:p>
+      <w:pPr>
+        <w:pStyle w:val="Heading3"/>
+      </w:pPr>
+      <w:bookmarkStart w:id="22" w:name="X19e04f66a2c48305e98e95bd51bf34781a0bce7"/>
+      <w:r>
+        <w:t xml:space="preserve">⚠ The hard part of this module is not the algebra. It is §2.</w:t>
+      </w:r>
+      <w:bookmarkEnd w:id="22"/>
+    </w:p>
+    <w:p>
+      <w:pPr>
+        <w:pStyle w:val="BlockText"/>
+      </w:pPr>
+      <w:r>
+        <w:rPr>
+          <w:bCs/>
+          <w:b/>
+        </w:rPr>
+        <w:t xml:space="preserve">Two readers tested this document, from very different backgrounds. Both went back and re-read inside §2. Neither re-read a line of §9.5 for its algebra.</w:t>
+      </w:r>
+    </w:p>
+    <w:p>
+      <w:pPr>
+        <w:pStyle w:val="BlockText"/>
+      </w:pPr>
+      <w:r>
+        <w:t xml:space="preserve">§2 presents a</w:t>
+      </w:r>
+      <w:r>
+        <w:t xml:space="preserve"> </w:t>
+      </w:r>
+      <w:r>
+        <w:rPr>
+          <w:bCs/>
+          <w:b/>
+        </w:rPr>
+        <w:t xml:space="preserve">six-position symbol</w:t>
+      </w:r>
+      <w:r>
+        <w:t xml:space="preserve"> </w:t>
+      </w:r>
+      <w:r>
+        <w:t xml:space="preserve">— a depth, a core letter, two independent superscripts, a pre-superscript and an index —</w:t>
+      </w:r>
+      <w:r>
+        <w:t xml:space="preserve"> </w:t>
+      </w:r>
+      <w:r>
+        <w:rPr>
+          <w:bCs/>
+          <w:b/>
+        </w:rPr>
+        <w:t xml:space="preserve">before any mathematics has been done at all</w:t>
+      </w:r>
+      <w:r>
+        <w:t xml:space="preserve">, and so before you have anything to attach it to. That is a</w:t>
+      </w:r>
+      <w:r>
+        <w:t xml:space="preserve"> </w:t>
+      </w:r>
+      <w:r>
+        <w:rPr>
+          <w:bCs/>
+          <w:b/>
+        </w:rPr>
+        <w:t xml:space="preserve">notation load</w:t>
+      </w:r>
+      <w:r>
+        <w:t xml:space="preserve">, not an algebra load, and it is the genuine difficulty spike in this module.</w:t>
+      </w:r>
+    </w:p>
+    <w:p>
+      <w:pPr>
+        <w:pStyle w:val="BlockText"/>
+      </w:pPr>
+      <w:r>
+        <w:rPr>
+          <w:bCs/>
+          <w:b/>
+        </w:rPr>
+        <w:t xml:space="preserve">How to read it:</w:t>
+      </w:r>
+      <w:r>
+        <w:t xml:space="preserve"> </w:t>
+      </w:r>
+      <w:r>
+        <w:t xml:space="preserve">skim §2 once, do not try to memorise it, and</w:t>
+      </w:r>
+      <w:r>
+        <w:t xml:space="preserve"> </w:t>
+      </w:r>
+      <w:r>
+        <w:rPr>
+          <w:bCs/>
+          <w:b/>
+        </w:rPr>
+        <w:t xml:space="preserve">come back to it after §8.</w:t>
+      </w:r>
+      <w:r>
+        <w:t xml:space="preserve"> </w:t>
+      </w:r>
+      <w:r>
+        <w:t xml:space="preserve">Everything from §3 to §8 can be followed with only three symbols —</w:t>
+      </w:r>
+      <w:r>
+        <w:t xml:space="preserve"> </w:t>
+      </w:r>
+      <m:oMath>
+        <m:r>
+          <m:t>P</m:t>
+        </m:r>
+      </m:oMath>
+      <w:r>
+        <w:t xml:space="preserve"> </w:t>
+      </w:r>
+      <w:r>
+        <w:t xml:space="preserve">for the Prime String,</w:t>
+      </w:r>
+      <w:r>
+        <w:t xml:space="preserve"> </w:t>
+      </w:r>
+      <m:oMath>
+        <m:r>
+          <m:t>B</m:t>
+        </m:r>
+      </m:oMath>
+      <w:r>
+        <w:t xml:space="preserve"> </w:t>
+      </w:r>
+      <w:r>
+        <w:t xml:space="preserve">for the Base String, and</w:t>
+      </w:r>
+      <w:r>
+        <w:t xml:space="preserve"> </w:t>
+      </w:r>
+      <m:oMath>
+        <m:r>
+          <m:t>j</m:t>
+        </m:r>
+        <m:r>
+          <m:t>S</m:t>
+        </m:r>
+      </m:oMath>
+      <w:r>
+        <w:t xml:space="preserve"> </w:t>
+      </w:r>
+      <w:r>
+        <w:t xml:space="preserve">for the</w:t>
+      </w:r>
+      <w:r>
+        <w:t xml:space="preserve"> </w:t>
+      </w:r>
+      <m:oMath>
+        <m:r>
+          <m:t>j</m:t>
+        </m:r>
+      </m:oMath>
+      <w:r>
+        <w:t xml:space="preserve">-th substring.</w:t>
+      </w:r>
+      <w:r>
+        <w:t xml:space="preserve"> </w:t>
+      </w:r>
+      <w:r>
+        <w:rPr>
+          <w:bCs/>
+          <w:b/>
+        </w:rPr>
+        <w:t xml:space="preserve">§2 is a reference section, and it is placed first for lookup, not because it must be absorbed first.</w:t>
       </w:r>
       <w:r>
         <w:t xml:space="preserve"> </w:t>
@@ -328,8 +500,8 @@
         <w:t xml:space="preserve">rather than merely observed.</w:t>
       </w:r>
     </w:p>
-    <w:bookmarkEnd w:id="22"/>
-    <w:bookmarkStart w:id="23" w:name="what-you-will-be-able-to-do-at-the-end"/>
+    <w:bookmarkEnd w:id="23"/>
+    <w:bookmarkStart w:id="24" w:name="what-you-will-be-able-to-do-at-the-end"/>
     <w:p>
       <w:pPr>
         <w:pStyle w:val="Heading2"/>
@@ -595,8 +767,8 @@
         <w:t xml:space="preserve">, and recognise when two checks are secretly the same check.</w:t>
       </w:r>
     </w:p>
-    <w:bookmarkEnd w:id="23"/>
-    <w:bookmarkStart w:id="24" w:name="Xdd7720f61b420278013730ea94cfc1a673ee49f"/>
+    <w:bookmarkEnd w:id="24"/>
+    <w:bookmarkStart w:id="25" w:name="Xdd7720f61b420278013730ea94cfc1a673ee49f"/>
     <w:p>
       <w:pPr>
         <w:pStyle w:val="Heading2"/>
@@ -778,9 +950,9 @@
         </w:pict>
       </w:r>
     </w:p>
-    <w:bookmarkEnd w:id="24"/>
     <w:bookmarkEnd w:id="25"/>
-    <w:bookmarkStart w:id="26" w:name="what-string-mathematics-is"/>
+    <w:bookmarkEnd w:id="26"/>
+    <w:bookmarkStart w:id="27" w:name="what-string-mathematics-is"/>
     <w:p>
       <w:pPr>
         <w:pStyle w:val="Heading1"/>
@@ -916,8 +1088,8 @@
         </w:pict>
       </w:r>
     </w:p>
-    <w:bookmarkEnd w:id="26"/>
-    <w:bookmarkStart w:id="31" w:name="nomenclature-and-notation-structure"/>
+    <w:bookmarkEnd w:id="27"/>
+    <w:bookmarkStart w:id="32" w:name="nomenclature-and-notation-structure"/>
     <w:p>
       <w:pPr>
         <w:pStyle w:val="Heading1"/>
@@ -934,7 +1106,7 @@
         <w:t xml:space="preserve">Before any mathematics, the symbols. String Mathematics uses a compact notation that carries four separate pieces of information at once, and reading it fluently makes everything afterwards easier.</w:t>
       </w:r>
     </w:p>
-    <w:bookmarkStart w:id="27" w:name="the-anatomy-of-a-string-symbol"/>
+    <w:bookmarkStart w:id="28" w:name="the-anatomy-of-a-string-symbol"/>
     <w:p>
       <w:pPr>
         <w:pStyle w:val="Heading2"/>
@@ -1971,8 +2143,8 @@
         <w:t xml:space="preserve">moves you to a different Prime String entirely. §10 depends on keeping these apart.</w:t>
       </w:r>
     </w:p>
-    <w:bookmarkEnd w:id="27"/>
-    <w:bookmarkStart w:id="28" w:name="the-three-named-strings"/>
+    <w:bookmarkEnd w:id="28"/>
+    <w:bookmarkStart w:id="29" w:name="the-three-named-strings"/>
     <w:p>
       <w:pPr>
         <w:pStyle w:val="Heading2"/>
@@ -2672,8 +2844,8 @@
         <w:t xml:space="preserve">.</w:t>
       </w:r>
     </w:p>
-    <w:bookmarkEnd w:id="28"/>
-    <w:bookmarkStart w:id="29" w:name="the-indexing-convention"/>
+    <w:bookmarkEnd w:id="29"/>
+    <w:bookmarkStart w:id="30" w:name="the-indexing-convention"/>
     <w:p>
       <w:pPr>
         <w:pStyle w:val="Heading2"/>
@@ -3011,8 +3183,8 @@
         <w:t xml:space="preserve">This convention also pays off at an edge case: see §9.2.1, where the Root of a String Tree turns out to be the Base String itself.</w:t>
       </w:r>
     </w:p>
-    <w:bookmarkEnd w:id="29"/>
-    <w:bookmarkStart w:id="30" w:name="working-conventions"/>
+    <w:bookmarkEnd w:id="30"/>
+    <w:bookmarkStart w:id="31" w:name="working-conventions"/>
     <w:p>
       <w:pPr>
         <w:pStyle w:val="Heading2"/>
@@ -3220,9 +3392,9 @@
         </w:pict>
       </w:r>
     </w:p>
-    <w:bookmarkEnd w:id="30"/>
     <w:bookmarkEnd w:id="31"/>
-    <w:bookmarkStart w:id="35" w:name="the-prime-string"/>
+    <w:bookmarkEnd w:id="32"/>
+    <w:bookmarkStart w:id="36" w:name="the-prime-string"/>
     <w:p>
       <w:pPr>
         <w:pStyle w:val="Heading1"/>
@@ -3231,7 +3403,7 @@
         <w:t xml:space="preserve">3. The Prime String</w:t>
       </w:r>
     </w:p>
-    <w:bookmarkStart w:id="32" w:name="definition"/>
+    <w:bookmarkStart w:id="33" w:name="definition"/>
     <w:p>
       <w:pPr>
         <w:pStyle w:val="Heading2"/>
@@ -3552,8 +3724,8 @@
         <w:t xml:space="preserve">The Prime String is the raw material. Everything else in the theory is built on top of it.</w:t>
       </w:r>
     </w:p>
-    <w:bookmarkEnd w:id="32"/>
-    <w:bookmarkStart w:id="33" w:name="the-standard-prime-string"/>
+    <w:bookmarkEnd w:id="33"/>
+    <w:bookmarkStart w:id="34" w:name="the-standard-prime-string"/>
     <w:p>
       <w:pPr>
         <w:pStyle w:val="Heading2"/>
@@ -3797,8 +3969,8 @@
         <w:t xml:space="preserve">.</w:t>
       </w:r>
     </w:p>
-    <w:bookmarkEnd w:id="33"/>
-    <w:bookmarkStart w:id="34" w:name="other-prime-strings"/>
+    <w:bookmarkEnd w:id="34"/>
+    <w:bookmarkStart w:id="35" w:name="other-prime-strings"/>
     <w:p>
       <w:pPr>
         <w:pStyle w:val="Heading2"/>
@@ -4267,9 +4439,9 @@
         </w:pict>
       </w:r>
     </w:p>
-    <w:bookmarkEnd w:id="34"/>
     <w:bookmarkEnd w:id="35"/>
-    <w:bookmarkStart w:id="39" w:name="the-base-string"/>
+    <w:bookmarkEnd w:id="36"/>
+    <w:bookmarkStart w:id="40" w:name="the-base-string"/>
     <w:p>
       <w:pPr>
         <w:pStyle w:val="Heading1"/>
@@ -4278,7 +4450,7 @@
         <w:t xml:space="preserve">4. The Base String</w:t>
       </w:r>
     </w:p>
-    <w:bookmarkStart w:id="36" w:name="definition-1"/>
+    <w:bookmarkStart w:id="37" w:name="definition-1"/>
     <w:p>
       <w:pPr>
         <w:pStyle w:val="Heading2"/>
@@ -4565,8 +4737,8 @@
         <w:t xml:space="preserve">at the single value beneath it.</w:t>
       </w:r>
     </w:p>
-    <w:bookmarkEnd w:id="36"/>
-    <w:bookmarkStart w:id="37" w:name="the-standard-power-base"/>
+    <w:bookmarkEnd w:id="37"/>
+    <w:bookmarkStart w:id="38" w:name="the-standard-power-base"/>
     <w:p>
       <w:pPr>
         <w:pStyle w:val="Heading2"/>
@@ -4888,8 +5060,8 @@
         <w:t xml:space="preserve">These are the cubes. Nothing more complicated is required for anything that follows.</w:t>
       </w:r>
     </w:p>
-    <w:bookmarkEnd w:id="37"/>
-    <w:bookmarkStart w:id="38" w:name="worked-construction"/>
+    <w:bookmarkEnd w:id="38"/>
+    <w:bookmarkStart w:id="39" w:name="worked-construction"/>
     <w:p>
       <w:pPr>
         <w:pStyle w:val="Heading2"/>
@@ -5414,9 +5586,9 @@
         </w:pict>
       </w:r>
     </w:p>
-    <w:bookmarkEnd w:id="38"/>
     <w:bookmarkEnd w:id="39"/>
-    <w:bookmarkStart w:id="44" w:name="substrings"/>
+    <w:bookmarkEnd w:id="40"/>
+    <w:bookmarkStart w:id="45" w:name="substrings"/>
     <w:p>
       <w:pPr>
         <w:pStyle w:val="Heading1"/>
@@ -5425,7 +5597,7 @@
         <w:t xml:space="preserve">5. Substrings</w:t>
       </w:r>
     </w:p>
-    <w:bookmarkStart w:id="40" w:name="definition-2"/>
+    <w:bookmarkStart w:id="41" w:name="definition-2"/>
     <w:p>
       <w:pPr>
         <w:pStyle w:val="Heading2"/>
@@ -5506,8 +5678,8 @@
         <w:t xml:space="preserve">Substrings come in two kinds, and the distinction is structural rather than cosmetic.</w:t>
       </w:r>
     </w:p>
-    <w:bookmarkEnd w:id="40"/>
-    <w:bookmarkStart w:id="41" w:name="direct-substrings"/>
+    <w:bookmarkEnd w:id="41"/>
+    <w:bookmarkStart w:id="42" w:name="direct-substrings"/>
     <w:p>
       <w:pPr>
         <w:pStyle w:val="Heading2"/>
@@ -6125,8 +6297,8 @@
         <w:t xml:space="preserve">This gap was found by a reader working the definitions against each other rather than reading them in sequence.</w:t>
       </w:r>
     </w:p>
-    <w:bookmarkEnd w:id="41"/>
-    <w:bookmarkStart w:id="42" w:name="comparative-substrings"/>
+    <w:bookmarkEnd w:id="42"/>
+    <w:bookmarkStart w:id="43" w:name="comparative-substrings"/>
     <w:p>
       <w:pPr>
         <w:pStyle w:val="Heading2"/>
@@ -6902,8 +7074,8 @@
         <w:t xml:space="preserve">adjacent pairs. This shortening is what makes the descent finite and is worth watching in every table in this module.</w:t>
       </w:r>
     </w:p>
-    <w:bookmarkEnd w:id="42"/>
-    <w:bookmarkStart w:id="43" w:name="X3fe0eac8571ae936e7de0feeb05f0db7ab75ef0"/>
+    <w:bookmarkEnd w:id="43"/>
+    <w:bookmarkStart w:id="44" w:name="X3fe0eac8571ae936e7de0feeb05f0db7ab75ef0"/>
     <w:p>
       <w:pPr>
         <w:pStyle w:val="Heading2"/>
@@ -7601,9 +7773,9 @@
         </w:pict>
       </w:r>
     </w:p>
-    <w:bookmarkEnd w:id="43"/>
     <w:bookmarkEnd w:id="44"/>
-    <w:bookmarkStart w:id="50" w:name="X30da3b5fec01222109a6cb3881d24a226bff44e"/>
+    <w:bookmarkEnd w:id="45"/>
+    <w:bookmarkStart w:id="51" w:name="X30da3b5fec01222109a6cb3881d24a226bff44e"/>
     <w:p>
       <w:pPr>
         <w:pStyle w:val="Heading1"/>
@@ -7612,7 +7784,7 @@
         <w:t xml:space="preserve">6. The Comparative Split and the Principle of Absolute Differences</w:t>
       </w:r>
     </w:p>
-    <w:bookmarkStart w:id="45" w:name="definition-3"/>
+    <w:bookmarkStart w:id="46" w:name="definition-3"/>
     <w:p>
       <w:pPr>
         <w:pStyle w:val="Heading2"/>
@@ -7736,8 +7908,8 @@
         <w:t xml:space="preserve">— always zero or positive. The direction of the comparison is recorded separately, on its own axis.</w:t>
       </w:r>
     </w:p>
-    <w:bookmarkEnd w:id="45"/>
-    <w:bookmarkStart w:id="46" w:name="worked-example"/>
+    <w:bookmarkEnd w:id="46"/>
+    <w:bookmarkStart w:id="47" w:name="worked-example"/>
     <w:p>
       <w:pPr>
         <w:pStyle w:val="Heading2"/>
@@ -8218,8 +8390,8 @@
         </m:oMath>
       </m:oMathPara>
     </w:p>
-    <w:bookmarkEnd w:id="46"/>
-    <w:bookmarkStart w:id="48" w:name="why-the-sign-must-have-its-own-axis"/>
+    <w:bookmarkEnd w:id="47"/>
+    <w:bookmarkStart w:id="49" w:name="why-the-sign-must-have-its-own-axis"/>
     <w:p>
       <w:pPr>
         <w:pStyle w:val="Heading2"/>
@@ -8488,11 +8660,11 @@
       <w:pPr>
         <w:pStyle w:val="Heading3"/>
       </w:pPr>
-      <w:bookmarkStart w:id="47" w:name="the-principle-of-absolute-differences"/>
+      <w:bookmarkStart w:id="48" w:name="the-principle-of-absolute-differences"/>
       <w:r>
         <w:t xml:space="preserve">The principle of absolute differences</w:t>
       </w:r>
-      <w:bookmarkEnd w:id="47"/>
+      <w:bookmarkEnd w:id="48"/>
     </w:p>
     <w:p>
       <w:pPr>
@@ -8522,8 +8694,8 @@
         <w:t xml:space="preserve">A magnitude-only difference erases the second, and the erasure is irreversible.</w:t>
       </w:r>
     </w:p>
-    <w:bookmarkEnd w:id="48"/>
-    <w:bookmarkStart w:id="49" w:name="a-warning-worth-remembering"/>
+    <w:bookmarkEnd w:id="49"/>
+    <w:bookmarkStart w:id="50" w:name="a-warning-worth-remembering"/>
     <w:p>
       <w:pPr>
         <w:pStyle w:val="Heading2"/>
@@ -8599,9 +8771,9 @@
         </w:pict>
       </w:r>
     </w:p>
-    <w:bookmarkEnd w:id="49"/>
     <w:bookmarkEnd w:id="50"/>
-    <w:bookmarkStart w:id="55" w:name="the-string-tree"/>
+    <w:bookmarkEnd w:id="51"/>
+    <w:bookmarkStart w:id="56" w:name="the-string-tree"/>
     <w:p>
       <w:pPr>
         <w:pStyle w:val="Heading1"/>
@@ -8610,7 +8782,7 @@
         <w:t xml:space="preserve">7. The String Tree</w:t>
       </w:r>
     </w:p>
-    <w:bookmarkStart w:id="52" w:name="definition-4"/>
+    <w:bookmarkStart w:id="53" w:name="definition-4"/>
     <w:p>
       <w:pPr>
         <w:pStyle w:val="Heading2"/>
@@ -8623,11 +8795,11 @@
       <w:pPr>
         <w:pStyle w:val="Heading3"/>
       </w:pPr>
-      <w:bookmarkStart w:id="51" w:name="string-tree"/>
+      <w:bookmarkStart w:id="52" w:name="string-tree"/>
       <w:r>
         <w:t xml:space="preserve">String Tree</w:t>
       </w:r>
-      <w:bookmarkEnd w:id="51"/>
+      <w:bookmarkEnd w:id="52"/>
     </w:p>
     <w:p>
       <w:pPr>
@@ -8649,8 +8821,8 @@
         <w:t xml:space="preserve">The String Tree is the object of study. Individual strings within it are views; the tree is the thing.</w:t>
       </w:r>
     </w:p>
-    <w:bookmarkEnd w:id="52"/>
-    <w:bookmarkStart w:id="53" w:name="the-shape-of-the-tree"/>
+    <w:bookmarkEnd w:id="53"/>
+    <w:bookmarkStart w:id="54" w:name="the-shape-of-the-tree"/>
     <w:p>
       <w:pPr>
         <w:pStyle w:val="Heading2"/>
@@ -8861,8 +9033,8 @@
         <w:t xml:space="preserve">substring operation — each value born from a pair.</w:t>
       </w:r>
     </w:p>
-    <w:bookmarkEnd w:id="53"/>
-    <w:bookmarkStart w:id="54" w:name="reading-the-tree"/>
+    <w:bookmarkEnd w:id="54"/>
+    <w:bookmarkStart w:id="55" w:name="reading-the-tree"/>
     <w:p>
       <w:pPr>
         <w:pStyle w:val="Heading2"/>
@@ -8918,9 +9090,9 @@
         </w:pict>
       </w:r>
     </w:p>
-    <w:bookmarkEnd w:id="54"/>
     <w:bookmarkEnd w:id="55"/>
-    <w:bookmarkStart w:id="60" w:name="X0130e0b998a21873420656d53e2a7cf13478924"/>
+    <w:bookmarkEnd w:id="56"/>
+    <w:bookmarkStart w:id="61" w:name="X0130e0b998a21873420656d53e2a7cf13478924"/>
     <w:p>
       <w:pPr>
         <w:pStyle w:val="Heading1"/>
@@ -8929,7 +9101,7 @@
         <w:t xml:space="preserve">8. The Root String and the Terminator String</w:t>
       </w:r>
     </w:p>
-    <w:bookmarkStart w:id="58" w:name="definitions"/>
+    <w:bookmarkStart w:id="59" w:name="definitions"/>
     <w:p>
       <w:pPr>
         <w:pStyle w:val="Heading2"/>
@@ -8950,11 +9122,11 @@
       <w:pPr>
         <w:pStyle w:val="Heading3"/>
       </w:pPr>
-      <w:bookmarkStart w:id="56" w:name="root-string"/>
+      <w:bookmarkStart w:id="57" w:name="root-string"/>
       <w:r>
         <w:t xml:space="preserve">Root String</w:t>
       </w:r>
-      <w:bookmarkEnd w:id="56"/>
+      <w:bookmarkEnd w:id="57"/>
     </w:p>
     <w:p>
       <w:pPr>
@@ -8998,11 +9170,11 @@
       <w:pPr>
         <w:pStyle w:val="Heading3"/>
       </w:pPr>
-      <w:bookmarkStart w:id="57" w:name="terminator-string"/>
+      <w:bookmarkStart w:id="58" w:name="terminator-string"/>
       <w:r>
         <w:t xml:space="preserve">Terminator String</w:t>
       </w:r>
-      <w:bookmarkEnd w:id="57"/>
+      <w:bookmarkEnd w:id="58"/>
     </w:p>
     <w:p>
       <w:pPr>
@@ -9188,8 +9360,8 @@
         </m:oMath>
       </m:oMathPara>
     </w:p>
-    <w:bookmarkEnd w:id="58"/>
-    <w:bookmarkStart w:id="59" w:name="Xcc2326787205e4b9e4fd9d1dfe986045356148b"/>
+    <w:bookmarkEnd w:id="59"/>
+    <w:bookmarkStart w:id="60" w:name="Xcc2326787205e4b9e4fd9d1dfe986045356148b"/>
     <w:p>
       <w:pPr>
         <w:pStyle w:val="Heading2"/>
@@ -10013,9 +10185,9 @@
         </w:pict>
       </w:r>
     </w:p>
-    <w:bookmarkEnd w:id="59"/>
     <w:bookmarkEnd w:id="60"/>
-    <w:bookmarkStart w:id="76" w:name="the-root-theorem"/>
+    <w:bookmarkEnd w:id="61"/>
+    <w:bookmarkStart w:id="77" w:name="the-root-theorem"/>
     <w:p>
       <w:pPr>
         <w:pStyle w:val="Heading1"/>
@@ -10024,7 +10196,7 @@
         <w:t xml:space="preserve">9. The Root Theorem</w:t>
       </w:r>
     </w:p>
-    <w:bookmarkStart w:id="62" w:name="statement"/>
+    <w:bookmarkStart w:id="63" w:name="statement"/>
     <w:p>
       <w:pPr>
         <w:pStyle w:val="Heading2"/>
@@ -10037,11 +10209,11 @@
       <w:pPr>
         <w:pStyle w:val="Heading3"/>
       </w:pPr>
-      <w:bookmarkStart w:id="61" w:name="the-root-theorem-1"/>
+      <w:bookmarkStart w:id="62" w:name="the-root-theorem-1"/>
       <w:r>
         <w:t xml:space="preserve">The Root Theorem</w:t>
       </w:r>
-      <w:bookmarkEnd w:id="61"/>
+      <w:bookmarkEnd w:id="62"/>
     </w:p>
     <w:p>
       <w:pPr>
@@ -10410,8 +10582,8 @@
         <w:t xml:space="preserve">: neither is a polynomial, so neither has a degree for the differencing to reduce, and the descent runs forever. See Exercise 5 for what a non-terminating descent looks like.</w:t>
       </w:r>
     </w:p>
-    <w:bookmarkEnd w:id="62"/>
-    <w:bookmarkStart w:id="66" w:name="X609da5a67b7967b26a8981847072919e9d60250"/>
+    <w:bookmarkEnd w:id="63"/>
+    <w:bookmarkStart w:id="67" w:name="X609da5a67b7967b26a8981847072919e9d60250"/>
     <w:p>
       <w:pPr>
         <w:pStyle w:val="Heading2"/>
@@ -10428,7 +10600,7 @@
         <w:t xml:space="preserve">Every value below was computed by hand and every level is exact.</w:t>
       </w:r>
     </w:p>
-    <w:bookmarkStart w:id="63" w:name="the-edge-case-k-0"/>
+    <w:bookmarkStart w:id="64" w:name="the-edge-case-k-0"/>
     <w:p>
       <w:pPr>
         <w:pStyle w:val="Heading3"/>
@@ -10715,8 +10887,8 @@
         <w:t xml:space="preserve">from §2.3 is exactly what makes the statement come out right here.</w:t>
       </w:r>
     </w:p>
-    <w:bookmarkEnd w:id="63"/>
-    <w:bookmarkStart w:id="64" w:name="k-1-through-k-6"/>
+    <w:bookmarkEnd w:id="64"/>
+    <w:bookmarkStart w:id="65" w:name="k-1-through-k-6"/>
     <w:p>
       <w:pPr>
         <w:pStyle w:val="Heading3"/>
@@ -10923,7 +11095,7 @@
         <w:rPr>
           <w:rStyle w:val="VerbatimChar"/>
         </w:rPr>
-        <w:t xml:space="preserve">B     0    1   16   81  256  625 1296 2401</w:t>
+        <w:t xml:space="preserve">B       0     1    16    81   256   625  1296  2401</w:t>
       </w:r>
       <w:r>
         <w:br/>
@@ -10932,7 +11104,7 @@
         <w:rPr>
           <w:rStyle w:val="VerbatimChar"/>
         </w:rPr>
-        <w:t xml:space="preserve">1S       1   15   65  175  369  671 1105</w:t>
+        <w:t xml:space="preserve">1S         1    15    65   175   369   671  1105</w:t>
       </w:r>
       <w:r>
         <w:br/>
@@ -10941,7 +11113,7 @@
         <w:rPr>
           <w:rStyle w:val="VerbatimChar"/>
         </w:rPr>
-        <w:t xml:space="preserve">2S         14   50  110  194  302  434</w:t>
+        <w:t xml:space="preserve">2S           14    50   110   194   302   434</w:t>
       </w:r>
       <w:r>
         <w:br/>
@@ -10950,7 +11122,7 @@
         <w:rPr>
           <w:rStyle w:val="VerbatimChar"/>
         </w:rPr>
-        <w:t xml:space="preserve">3S            36   60   84  108  132</w:t>
+        <w:t xml:space="preserve">3S              36    60    84   108   132</w:t>
       </w:r>
       <w:r>
         <w:br/>
@@ -10959,7 +11131,7 @@
         <w:rPr>
           <w:rStyle w:val="VerbatimChar"/>
         </w:rPr>
-        <w:t xml:space="preserve">4S               24   24   24   24    &lt;- ROOT = 24 = 4!</w:t>
+        <w:t xml:space="preserve">4S                 24    24    24    24   &lt;- ROOT = 24 = 4!</w:t>
       </w:r>
     </w:p>
     <w:p>
@@ -10979,7 +11151,7 @@
         <w:rPr>
           <w:rStyle w:val="VerbatimChar"/>
         </w:rPr>
-        <w:t xml:space="preserve">B     0    1   32  243 1024 3125 7776 16807 32768</w:t>
+        <w:t xml:space="preserve">B        0      1     32    243   1024   3125   7776  16807  32768</w:t>
       </w:r>
       <w:r>
         <w:br/>
@@ -10988,7 +11160,7 @@
         <w:rPr>
           <w:rStyle w:val="VerbatimChar"/>
         </w:rPr>
-        <w:t xml:space="preserve">1S       1   31  211  781 2101 4651  9031 15961</w:t>
+        <w:t xml:space="preserve">1S          1     31    211    781   2101   4651   9031  15961</w:t>
       </w:r>
       <w:r>
         <w:br/>
@@ -10997,7 +11169,7 @@
         <w:rPr>
           <w:rStyle w:val="VerbatimChar"/>
         </w:rPr>
-        <w:t xml:space="preserve">2S         30  180  570 1320 2550 4380  6930</w:t>
+        <w:t xml:space="preserve">2S            30    180    570   1320   2550   4380   6930</w:t>
       </w:r>
       <w:r>
         <w:br/>
@@ -11006,7 +11178,7 @@
         <w:rPr>
           <w:rStyle w:val="VerbatimChar"/>
         </w:rPr>
-        <w:t xml:space="preserve">3S           150  390  750 1230 1830  2550</w:t>
+        <w:t xml:space="preserve">3S              150    390    750   1230   1830   2550</w:t>
       </w:r>
       <w:r>
         <w:br/>
@@ -11015,7 +11187,7 @@
         <w:rPr>
           <w:rStyle w:val="VerbatimChar"/>
         </w:rPr>
-        <w:t xml:space="preserve">4S              240  360  480  600  720</w:t>
+        <w:t xml:space="preserve">4S                 240    360    480    600    720</w:t>
       </w:r>
       <w:r>
         <w:br/>
@@ -11024,7 +11196,7 @@
         <w:rPr>
           <w:rStyle w:val="VerbatimChar"/>
         </w:rPr>
-        <w:t xml:space="preserve">5S                 120  120  120  120  &lt;- ROOT = 120 = 5!</w:t>
+        <w:t xml:space="preserve">5S                    120    120    120    120   &lt;- ROOT = 120 = 5!</w:t>
       </w:r>
     </w:p>
     <w:p>
@@ -11044,7 +11216,7 @@
         <w:rPr>
           <w:rStyle w:val="VerbatimChar"/>
         </w:rPr>
-        <w:t xml:space="preserve">B     0    1   64  729 4096 15625 46656 117649 262144 531441 1000000</w:t>
+        <w:t xml:space="preserve">B          0        1       64      729     4096    15625    46656   117649   262144   531441  1000000</w:t>
       </w:r>
       <w:r>
         <w:br/>
@@ -11053,7 +11225,7 @@
         <w:rPr>
           <w:rStyle w:val="VerbatimChar"/>
         </w:rPr>
-        <w:t xml:space="preserve">1S       1   63  665 3367 11529 31031  70993 144495 269297  468559</w:t>
+        <w:t xml:space="preserve">1S             1       63      665     3367    11529    31031    70993   144495   269297   468559</w:t>
       </w:r>
       <w:r>
         <w:br/>
@@ -11062,7 +11234,7 @@
         <w:rPr>
           <w:rStyle w:val="VerbatimChar"/>
         </w:rPr>
-        <w:t xml:space="preserve">2S         62  602 2702 8162 19502 39962  73502 124802  199262</w:t>
+        <w:t xml:space="preserve">2S                62      602     2702     8162    19502    39962    73502   124802   199262</w:t>
       </w:r>
       <w:r>
         <w:br/>
@@ -11071,7 +11243,7 @@
         <w:rPr>
           <w:rStyle w:val="VerbatimChar"/>
         </w:rPr>
-        <w:t xml:space="preserve">3S           540 2100 5460 11340 20460 33540  51300   74460</w:t>
+        <w:t xml:space="preserve">3S                   540     2100     5460    11340    20460    33540    51300    74460</w:t>
       </w:r>
       <w:r>
         <w:br/>
@@ -11080,7 +11252,7 @@
         <w:rPr>
           <w:rStyle w:val="VerbatimChar"/>
         </w:rPr>
-        <w:t xml:space="preserve">4S              1560 3360 5880  9120 13080 17760  23160</w:t>
+        <w:t xml:space="preserve">4S                      1560     3360     5880     9120    13080    17760    23160</w:t>
       </w:r>
       <w:r>
         <w:br/>
@@ -11089,7 +11261,7 @@
         <w:rPr>
           <w:rStyle w:val="VerbatimChar"/>
         </w:rPr>
-        <w:t xml:space="preserve">5S                  1800 2520 3240  3960  4680   5400</w:t>
+        <w:t xml:space="preserve">5S                          1800     2520     3240     3960     4680     5400</w:t>
       </w:r>
       <w:r>
         <w:br/>
@@ -11098,11 +11270,11 @@
         <w:rPr>
           <w:rStyle w:val="VerbatimChar"/>
         </w:rPr>
-        <w:t xml:space="preserve">6S                      720  720  720   720   720  &lt;- ROOT = 720 = 6!</w:t>
-      </w:r>
-    </w:p>
-    <w:bookmarkEnd w:id="64"/>
-    <w:bookmarkStart w:id="65" w:name="a-useful-property-of-these-tables"/>
+        <w:t xml:space="preserve">6S                               720      720      720      720      720   &lt;- ROOT = 720 = 6!</w:t>
+      </w:r>
+    </w:p>
+    <w:bookmarkEnd w:id="65"/>
+    <w:bookmarkStart w:id="66" w:name="a-useful-property-of-these-tables"/>
     <w:p>
       <w:pPr>
         <w:pStyle w:val="Heading3"/>
@@ -11147,9 +11319,9 @@
         <w:t xml:space="preserve">the Root row is its own error detector.</w:t>
       </w:r>
     </w:p>
-    <w:bookmarkEnd w:id="65"/>
     <w:bookmarkEnd w:id="66"/>
-    <w:bookmarkStart w:id="67" w:name="X8d761f31ce7a4bb96eeb76053ddcd05d55f54d4"/>
+    <w:bookmarkEnd w:id="67"/>
+    <w:bookmarkStart w:id="68" w:name="X8d761f31ce7a4bb96eeb76053ddcd05d55f54d4"/>
     <w:p>
       <w:pPr>
         <w:pStyle w:val="Heading2"/>
@@ -11609,8 +11781,8 @@
         <w:t xml:space="preserve">, by two different computational methods.</w:t>
       </w:r>
     </w:p>
-    <w:bookmarkEnd w:id="67"/>
-    <w:bookmarkStart w:id="68" w:name="X8ffbf9799816fad771a6d4a67356995b35ae74d"/>
+    <w:bookmarkEnd w:id="68"/>
+    <w:bookmarkStart w:id="69" w:name="X8ffbf9799816fad771a6d4a67356995b35ae74d"/>
     <w:p>
       <w:pPr>
         <w:pStyle w:val="Heading2"/>
@@ -11790,8 +11962,8 @@
         <w:t xml:space="preserve">.</w:t>
       </w:r>
     </w:p>
-    <w:bookmarkEnd w:id="68"/>
-    <w:bookmarkStart w:id="69" w:name="first-proof-the-descent-of-degree"/>
+    <w:bookmarkEnd w:id="69"/>
+    <w:bookmarkStart w:id="70" w:name="first-proof-the-descent-of-degree"/>
     <w:p>
       <w:pPr>
         <w:pStyle w:val="Heading2"/>
@@ -13438,8 +13610,8 @@
         </m:r>
       </m:oMath>
     </w:p>
-    <w:bookmarkEnd w:id="69"/>
-    <w:bookmarkStart w:id="72" w:name="second-proof-the-bridge-then-the-count"/>
+    <w:bookmarkEnd w:id="70"/>
+    <w:bookmarkStart w:id="73" w:name="second-proof-the-bridge-then-the-count"/>
     <w:p>
       <w:pPr>
         <w:pStyle w:val="Heading2"/>
@@ -13472,7 +13644,7 @@
         <w:t xml:space="preserve">It has two steps, and both are needed — the second alone would not be a proof of anything about String Trees.</w:t>
       </w:r>
     </w:p>
-    <w:bookmarkStart w:id="70" w:name="X687acbeeeaf3bd6422b0ca91ed59dc9964eea63"/>
+    <w:bookmarkStart w:id="71" w:name="X687acbeeeaf3bd6422b0ca91ed59dc9964eea63"/>
     <w:p>
       <w:pPr>
         <w:pStyle w:val="Heading3"/>
@@ -14620,8 +14792,8 @@
         <w:t xml:space="preserve">(This is the formula used for the verifications in §9.3 and restated in §12.1. It is derived here, not assumed.)</w:t>
       </w:r>
     </w:p>
-    <w:bookmarkEnd w:id="70"/>
-    <w:bookmarkStart w:id="71" w:name="step-two-evaluating-the-sum-by-counting"/>
+    <w:bookmarkEnd w:id="71"/>
+    <w:bookmarkStart w:id="72" w:name="step-two-evaluating-the-sum-by-counting"/>
     <w:p>
       <w:pPr>
         <w:pStyle w:val="Heading3"/>
@@ -16195,9 +16367,9 @@
         <w:t xml:space="preserve">That is what makes this a second proof rather than a restatement, and §9.7 examines the point directly.</w:t>
       </w:r>
     </w:p>
-    <w:bookmarkEnd w:id="71"/>
     <w:bookmarkEnd w:id="72"/>
-    <w:bookmarkStart w:id="74" w:name="Xb577ec704e0f8f17ceeecbbf267d2662b390b86"/>
+    <w:bookmarkEnd w:id="73"/>
+    <w:bookmarkStart w:id="75" w:name="Xb577ec704e0f8f17ceeecbbf267d2662b390b86"/>
     <w:p>
       <w:pPr>
         <w:pStyle w:val="Heading2"/>
@@ -16247,9 +16419,304 @@
         <w:pStyle w:val="BodyText"/>
       </w:pPr>
       <w:r>
-        <w:t xml:space="preserve">While preparing this module, four separate proofs of the Root Theorem were assembled: the descent of degree (§9.5); an argument using a change of basis into falling products; an argument using operator algebra on the difference operator; and the counting argument (§9.6).</w:t>
-      </w:r>
-    </w:p>
+        <w:t xml:space="preserve">While preparing this module,</w:t>
+      </w:r>
+      <w:r>
+        <w:t xml:space="preserve"> </w:t>
+      </w:r>
+      <w:r>
+        <w:rPr>
+          <w:bCs/>
+          <w:b/>
+        </w:rPr>
+        <w:t xml:space="preserve">four</w:t>
+      </w:r>
+      <w:r>
+        <w:t xml:space="preserve"> </w:t>
+      </w:r>
+      <w:r>
+        <w:t xml:space="preserve">separate proofs of the Root Theorem were assembled. Here they are with the premise each one actually leans on:</w:t>
+      </w:r>
+    </w:p>
+    <w:tbl>
+      <w:tblPr>
+        <w:tblStyle w:val="Table"/>
+        <w:tblW w:type="pct" w:w="5000"/>
+        <w:tblLook w:firstRow="1" w:lastRow="0" w:firstColumn="0" w:lastColumn="0" w:noHBand="0" w:noVBand="0" w:val="0020"/>
+        <w:jc w:val="start"/>
+      </w:tblPr>
+      <w:tblGrid>
+        <w:gridCol w:w="1980"/>
+        <w:gridCol w:w="1980"/>
+        <w:gridCol w:w="1980"/>
+        <w:gridCol w:w="1980"/>
+      </w:tblGrid>
+      <w:tr>
+        <w:trPr>
+          <w:tblHeader w:val="true"/>
+        </w:trPr>
+        <w:tc>
+          <w:tcPr/>
+          <w:p>
+            <w:pPr>
+              <w:pStyle w:val="Compact"/>
+              <w:jc w:val="left"/>
+            </w:pPr>
+            <w:r>
+              <w:t xml:space="preserve">#</w:t>
+            </w:r>
+          </w:p>
+        </w:tc>
+        <w:tc>
+          <w:tcPr/>
+          <w:p>
+            <w:pPr>
+              <w:pStyle w:val="Compact"/>
+              <w:jc w:val="left"/>
+            </w:pPr>
+            <w:r>
+              <w:t xml:space="preserve">Argument</w:t>
+            </w:r>
+          </w:p>
+        </w:tc>
+        <w:tc>
+          <w:tcPr/>
+          <w:p>
+            <w:pPr>
+              <w:pStyle w:val="Compact"/>
+              <w:jc w:val="left"/>
+            </w:pPr>
+            <w:r>
+              <w:t xml:space="preserve">Premise it rests on</w:t>
+            </w:r>
+          </w:p>
+        </w:tc>
+        <w:tc>
+          <w:tcPr/>
+          <w:p>
+            <w:pPr>
+              <w:pStyle w:val="Compact"/>
+              <w:jc w:val="left"/>
+            </w:pPr>
+            <w:r>
+              <w:t xml:space="preserve">Independent?</w:t>
+            </w:r>
+          </w:p>
+        </w:tc>
+      </w:tr>
+      <w:tr>
+        <w:tc>
+          <w:tcPr/>
+          <w:p>
+            <w:pPr>
+              <w:pStyle w:val="Compact"/>
+              <w:jc w:val="left"/>
+            </w:pPr>
+            <w:r>
+              <w:t xml:space="preserve">1</w:t>
+            </w:r>
+          </w:p>
+        </w:tc>
+        <w:tc>
+          <w:tcPr/>
+          <w:p>
+            <w:pPr>
+              <w:pStyle w:val="Compact"/>
+              <w:jc w:val="left"/>
+            </w:pPr>
+            <w:r>
+              <w:t xml:space="preserve">Descent of degree (§9.5)</w:t>
+            </w:r>
+          </w:p>
+        </w:tc>
+        <w:tc>
+          <w:tcPr/>
+          <w:p>
+            <w:pPr>
+              <w:pStyle w:val="Compact"/>
+              <w:jc w:val="left"/>
+            </w:pPr>
+            <w:r>
+              <w:t xml:space="preserve">how differencing acts on polynomials</w:t>
+            </w:r>
+          </w:p>
+        </w:tc>
+        <w:tc>
+          <w:tcPr/>
+          <w:p>
+            <w:pPr>
+              <w:pStyle w:val="Compact"/>
+              <w:jc w:val="left"/>
+            </w:pPr>
+            <w:r>
+              <w:t xml:space="preserve">—</w:t>
+            </w:r>
+          </w:p>
+        </w:tc>
+      </w:tr>
+      <w:tr>
+        <w:tc>
+          <w:tcPr/>
+          <w:p>
+            <w:pPr>
+              <w:pStyle w:val="Compact"/>
+              <w:jc w:val="left"/>
+            </w:pPr>
+            <w:r>
+              <w:t xml:space="preserve">2</w:t>
+            </w:r>
+          </w:p>
+        </w:tc>
+        <w:tc>
+          <w:tcPr/>
+          <w:p>
+            <w:pPr>
+              <w:pStyle w:val="Compact"/>
+              <w:jc w:val="left"/>
+            </w:pPr>
+            <w:r>
+              <w:t xml:space="preserve">Change of basis into falling products</w:t>
+            </w:r>
+          </w:p>
+        </w:tc>
+        <w:tc>
+          <w:tcPr/>
+          <w:p>
+            <w:pPr>
+              <w:pStyle w:val="Compact"/>
+              <w:jc w:val="left"/>
+            </w:pPr>
+            <w:r>
+              <w:t xml:space="preserve">how differencing acts on polynomials</w:t>
+            </w:r>
+          </w:p>
+        </w:tc>
+        <w:tc>
+          <w:tcPr/>
+          <w:p>
+            <w:pPr>
+              <w:pStyle w:val="Compact"/>
+              <w:jc w:val="left"/>
+            </w:pPr>
+            <w:r>
+              <w:rPr>
+                <w:bCs/>
+                <w:b/>
+              </w:rPr>
+              <w:t xml:space="preserve">no — same as 1</w:t>
+            </w:r>
+          </w:p>
+        </w:tc>
+      </w:tr>
+      <w:tr>
+        <w:tc>
+          <w:tcPr/>
+          <w:p>
+            <w:pPr>
+              <w:pStyle w:val="Compact"/>
+              <w:jc w:val="left"/>
+            </w:pPr>
+            <w:r>
+              <w:t xml:space="preserve">3</w:t>
+            </w:r>
+          </w:p>
+        </w:tc>
+        <w:tc>
+          <w:tcPr/>
+          <w:p>
+            <w:pPr>
+              <w:pStyle w:val="Compact"/>
+              <w:jc w:val="left"/>
+            </w:pPr>
+            <w:r>
+              <w:t xml:space="preserve">Operator algebra, used to prove the theorem directly</w:t>
+            </w:r>
+          </w:p>
+        </w:tc>
+        <w:tc>
+          <w:tcPr/>
+          <w:p>
+            <w:pPr>
+              <w:pStyle w:val="Compact"/>
+              <w:jc w:val="left"/>
+            </w:pPr>
+            <w:r>
+              <w:t xml:space="preserve">how differencing acts on polynomials</w:t>
+            </w:r>
+          </w:p>
+        </w:tc>
+        <w:tc>
+          <w:tcPr/>
+          <w:p>
+            <w:pPr>
+              <w:pStyle w:val="Compact"/>
+              <w:jc w:val="left"/>
+            </w:pPr>
+            <w:r>
+              <w:rPr>
+                <w:bCs/>
+                <w:b/>
+              </w:rPr>
+              <w:t xml:space="preserve">no — same as 1</w:t>
+            </w:r>
+          </w:p>
+        </w:tc>
+      </w:tr>
+      <w:tr>
+        <w:tc>
+          <w:tcPr/>
+          <w:p>
+            <w:pPr>
+              <w:pStyle w:val="Compact"/>
+              <w:jc w:val="left"/>
+            </w:pPr>
+            <w:r>
+              <w:t xml:space="preserve">4</w:t>
+            </w:r>
+          </w:p>
+        </w:tc>
+        <w:tc>
+          <w:tcPr/>
+          <w:p>
+            <w:pPr>
+              <w:pStyle w:val="Compact"/>
+              <w:jc w:val="left"/>
+            </w:pPr>
+            <w:r>
+              <w:t xml:space="preserve">Counting surjections (§9.6.2)</w:t>
+            </w:r>
+          </w:p>
+        </w:tc>
+        <w:tc>
+          <w:tcPr/>
+          <w:p>
+            <w:pPr>
+              <w:pStyle w:val="Compact"/>
+              <w:jc w:val="left"/>
+            </w:pPr>
+            <w:r>
+              <w:t xml:space="preserve">inclusion–exclusion on finite sets</w:t>
+            </w:r>
+          </w:p>
+        </w:tc>
+        <w:tc>
+          <w:tcPr/>
+          <w:p>
+            <w:pPr>
+              <w:pStyle w:val="Compact"/>
+              <w:jc w:val="left"/>
+            </w:pPr>
+            <w:r>
+              <w:rPr>
+                <w:bCs/>
+                <w:b/>
+              </w:rPr>
+              <w:t xml:space="preserve">yes</w:t>
+            </w:r>
+          </w:p>
+        </w:tc>
+      </w:tr>
+    </w:tbl>
     <w:p>
       <w:pPr>
         <w:pStyle w:val="BodyText"/>
@@ -16259,13 +16726,29 @@
           <w:bCs/>
           <w:b/>
         </w:rPr>
-        <w:t xml:space="preserve">On inspection, the first three are not independent of one another.</w:t>
-      </w:r>
-      <w:r>
-        <w:t xml:space="preserve"> </w:t>
-      </w:r>
-      <w:r>
-        <w:t xml:space="preserve">All three rest on the same underlying fact — how the difference operator behaves on polynomials — dressed in three different notations. If that underlying fact had been misunderstood,</w:t>
+        <w:t xml:space="preserve">Read down the third column.</w:t>
+      </w:r>
+      <w:r>
+        <w:t xml:space="preserve"> </w:t>
+      </w:r>
+      <w:r>
+        <w:t xml:space="preserve">Arguments 1, 2 and 3 are</w:t>
+      </w:r>
+      <w:r>
+        <w:t xml:space="preserve"> </w:t>
+      </w:r>
+      <w:r>
+        <w:rPr>
+          <w:bCs/>
+          <w:b/>
+        </w:rPr>
+        <w:t xml:space="preserve">one argument in three notations.</w:t>
+      </w:r>
+      <w:r>
+        <w:t xml:space="preserve"> </w:t>
+      </w:r>
+      <w:r>
+        <w:t xml:space="preserve">If that single underlying fact had been misunderstood,</w:t>
       </w:r>
       <w:r>
         <w:t xml:space="preserve"> </w:t>
@@ -16603,11 +17086,11 @@
       <w:pPr>
         <w:pStyle w:val="Heading3"/>
       </w:pPr>
-      <w:bookmarkStart w:id="73" w:name="Xf80647f7b32c0e5d90e90ed3c311f0022df2d4e"/>
+      <w:bookmarkStart w:id="74" w:name="Xf80647f7b32c0e5d90e90ed3c311f0022df2d4e"/>
       <w:r>
         <w:t xml:space="preserve">The rule worth carrying out of this module</w:t>
       </w:r>
-      <w:bookmarkEnd w:id="73"/>
+      <w:bookmarkEnd w:id="74"/>
     </w:p>
     <w:p>
       <w:pPr>
@@ -16691,8 +17174,8 @@
         <w:t xml:space="preserve">This is why §9.3 used a collapsed sum rather than a seventh table, and why §9.6 exists alongside §9.5.</w:t>
       </w:r>
     </w:p>
-    <w:bookmarkEnd w:id="74"/>
-    <w:bookmarkStart w:id="75" w:name="X0fd450db033623230f20a05e8da7195a618c464"/>
+    <w:bookmarkEnd w:id="75"/>
+    <w:bookmarkStart w:id="76" w:name="X0fd450db033623230f20a05e8da7195a618c464"/>
     <w:p>
       <w:pPr>
         <w:pStyle w:val="Heading2"/>
@@ -16943,9 +17426,9 @@
         </w:pict>
       </w:r>
     </w:p>
-    <w:bookmarkEnd w:id="75"/>
     <w:bookmarkEnd w:id="76"/>
-    <w:bookmarkStart w:id="81" w:name="beyond-the-standard-power-base"/>
+    <w:bookmarkEnd w:id="77"/>
+    <w:bookmarkStart w:id="82" w:name="beyond-the-standard-power-base"/>
     <w:p>
       <w:pPr>
         <w:pStyle w:val="Heading1"/>
@@ -17354,7 +17837,7 @@
         <w:t xml:space="preserve">. But such a sequence is not a Base String, and this document will not call it one.</w:t>
       </w:r>
     </w:p>
-    <w:bookmarkStart w:id="77" w:name="three-separate-questions"/>
+    <w:bookmarkStart w:id="78" w:name="three-separate-questions"/>
     <w:p>
       <w:pPr>
         <w:pStyle w:val="Heading2"/>
@@ -18020,8 +18503,8 @@
         <w:t xml:space="preserve">the Root cannot see them.</w:t>
       </w:r>
     </w:p>
-    <w:bookmarkEnd w:id="77"/>
-    <w:bookmarkStart w:id="79" w:name="the-three-answers-collapse-into-one"/>
+    <w:bookmarkEnd w:id="78"/>
+    <w:bookmarkStart w:id="80" w:name="the-three-answers-collapse-into-one"/>
     <w:p>
       <w:pPr>
         <w:pStyle w:val="Heading2"/>
@@ -18323,11 +18806,11 @@
       <w:pPr>
         <w:pStyle w:val="Heading3"/>
       </w:pPr>
-      <w:bookmarkStart w:id="78" w:name="the-root-law"/>
+      <w:bookmarkStart w:id="79" w:name="the-root-law"/>
       <w:r>
         <w:t xml:space="preserve">The Root Law</w:t>
       </w:r>
-      <w:bookmarkEnd w:id="78"/>
+      <w:bookmarkEnd w:id="79"/>
     </w:p>
     <w:p>
       <w:pPr>
@@ -18957,8 +19440,8 @@
         <w:t xml:space="preserve">One number explains all four.</w:t>
       </w:r>
     </w:p>
-    <w:bookmarkEnd w:id="79"/>
-    <w:bookmarkStart w:id="80" w:name="how-this-relates-to-the-root-theorem"/>
+    <w:bookmarkEnd w:id="80"/>
+    <w:bookmarkStart w:id="81" w:name="how-this-relates-to-the-root-theorem"/>
     <w:p>
       <w:pPr>
         <w:pStyle w:val="Heading2"/>
@@ -19308,9 +19791,9 @@
         </w:pict>
       </w:r>
     </w:p>
-    <w:bookmarkEnd w:id="80"/>
     <w:bookmarkEnd w:id="81"/>
-    <w:bookmarkStart w:id="84" w:name="reading-a-string-tree-backwards"/>
+    <w:bookmarkEnd w:id="82"/>
+    <w:bookmarkStart w:id="85" w:name="reading-a-string-tree-backwards"/>
     <w:p>
       <w:pPr>
         <w:pStyle w:val="Heading1"/>
@@ -19340,7 +19823,7 @@
         <w:t xml:space="preserve">, you can build its tree and read the formula’s top-order structure directly off the bottom.</w:t>
       </w:r>
     </w:p>
-    <w:bookmarkStart w:id="82" w:name="the-procedure"/>
+    <w:bookmarkStart w:id="83" w:name="the-procedure"/>
     <w:p>
       <w:pPr>
         <w:pStyle w:val="Heading2"/>
@@ -19519,8 +20002,8 @@
         <w:t xml:space="preserve">read backwards.</w:t>
       </w:r>
     </w:p>
-    <w:bookmarkEnd w:id="82"/>
-    <w:bookmarkStart w:id="83" w:name="worked-example-1"/>
+    <w:bookmarkEnd w:id="83"/>
+    <w:bookmarkStart w:id="84" w:name="worked-example-1"/>
     <w:p>
       <w:pPr>
         <w:pStyle w:val="Heading2"/>
@@ -19862,9 +20345,9 @@
         </w:pict>
       </w:r>
     </w:p>
-    <w:bookmarkEnd w:id="83"/>
     <w:bookmarkEnd w:id="84"/>
-    <w:bookmarkStart w:id="88" w:name="X45b9ca691d69aed2cb2a177f681ec4143c8db47"/>
+    <w:bookmarkEnd w:id="85"/>
+    <w:bookmarkStart w:id="89" w:name="X45b9ca691d69aed2cb2a177f681ec4143c8db47"/>
     <w:p>
       <w:pPr>
         <w:pStyle w:val="Heading1"/>
@@ -19908,7 +20391,7 @@
         <w:t xml:space="preserve">. Each is exact.</w:t>
       </w:r>
     </w:p>
-    <w:bookmarkStart w:id="85" w:name="X29cd248598ec064376a2b160acfd75c54d066b8"/>
+    <w:bookmarkStart w:id="86" w:name="X29cd248598ec064376a2b160acfd75c54d066b8"/>
     <w:p>
       <w:pPr>
         <w:pStyle w:val="Heading2"/>
@@ -20694,8 +21177,8 @@
         <w:t xml:space="preserve">lines: the collapse is derived in §9.6.1 and the sum is evaluated combinatorially in §9.6.2. It is also the form used for the verifications in §9.3.</w:t>
       </w:r>
     </w:p>
-    <w:bookmarkEnd w:id="85"/>
-    <w:bookmarkStart w:id="86" w:name="the-factorial-as-a-step-stripped-root"/>
+    <w:bookmarkEnd w:id="86"/>
+    <w:bookmarkStart w:id="87" w:name="the-factorial-as-a-step-stripped-root"/>
     <w:p>
       <w:pPr>
         <w:pStyle w:val="Heading2"/>
@@ -20897,8 +21380,8 @@
         <w:t xml:space="preserve">.</w:t>
       </w:r>
     </w:p>
-    <w:bookmarkEnd w:id="86"/>
-    <w:bookmarkStart w:id="87" w:name="the-factorial-via-the-falling-product"/>
+    <w:bookmarkEnd w:id="87"/>
+    <w:bookmarkStart w:id="88" w:name="the-factorial-via-the-falling-product"/>
     <w:p>
       <w:pPr>
         <w:pStyle w:val="Heading2"/>
@@ -21414,9 +21897,9 @@
         </w:pict>
       </w:r>
     </w:p>
-    <w:bookmarkEnd w:id="87"/>
     <w:bookmarkEnd w:id="88"/>
-    <w:bookmarkStart w:id="91" w:name="exercises"/>
+    <w:bookmarkEnd w:id="89"/>
+    <w:bookmarkStart w:id="92" w:name="exercises"/>
     <w:p>
       <w:pPr>
         <w:pStyle w:val="Heading1"/>
@@ -21433,7 +21916,7 @@
         <w:t xml:space="preserve">Answers follow in §13.2. Work them by hand — the arithmetic is the point.</w:t>
       </w:r>
     </w:p>
-    <w:bookmarkStart w:id="89" w:name="problems"/>
+    <w:bookmarkStart w:id="90" w:name="problems"/>
     <w:p>
       <w:pPr>
         <w:pStyle w:val="Heading2"/>
@@ -22057,8 +22540,8 @@
         <w:t xml:space="preserve">Identify the two separate problems with this reasoning — one about what checking can establish, and one about whether twenty tables really constitute twenty independent checks.</w:t>
       </w:r>
     </w:p>
-    <w:bookmarkEnd w:id="89"/>
-    <w:bookmarkStart w:id="90" w:name="answers"/>
+    <w:bookmarkEnd w:id="90"/>
+    <w:bookmarkStart w:id="91" w:name="answers"/>
     <w:p>
       <w:pPr>
         <w:pStyle w:val="Heading2"/>
@@ -24039,9 +24522,9 @@
         </w:pict>
       </w:r>
     </w:p>
-    <w:bookmarkEnd w:id="90"/>
     <w:bookmarkEnd w:id="91"/>
-    <w:bookmarkStart w:id="95" w:name="glossary-and-notation-summary"/>
+    <w:bookmarkEnd w:id="92"/>
+    <w:bookmarkStart w:id="96" w:name="glossary-and-notation-summary"/>
     <w:p>
       <w:pPr>
         <w:pStyle w:val="Heading1"/>
@@ -24050,7 +24533,7 @@
         <w:t xml:space="preserve">14. Glossary and Notation Summary</w:t>
       </w:r>
     </w:p>
-    <w:bookmarkStart w:id="92" w:name="terms"/>
+    <w:bookmarkStart w:id="93" w:name="terms"/>
     <w:p>
       <w:pPr>
         <w:pStyle w:val="Heading2"/>
@@ -24619,8 +25102,8 @@
         </w:tc>
       </w:tr>
     </w:tbl>
-    <w:bookmarkEnd w:id="92"/>
-    <w:bookmarkStart w:id="93" w:name="notation"/>
+    <w:bookmarkEnd w:id="93"/>
+    <w:bookmarkStart w:id="94" w:name="notation"/>
     <w:p>
       <w:pPr>
         <w:pStyle w:val="Heading2"/>
@@ -25339,8 +25822,8 @@
         </w:tc>
       </w:tr>
     </w:tbl>
-    <w:bookmarkEnd w:id="93"/>
-    <w:bookmarkStart w:id="94" w:name="key-results"/>
+    <w:bookmarkEnd w:id="94"/>
+    <w:bookmarkStart w:id="95" w:name="key-results"/>
     <w:p>
       <w:pPr>
         <w:pStyle w:val="Heading2"/>
@@ -26117,9 +26600,9 @@
         </w:pict>
       </w:r>
     </w:p>
-    <w:bookmarkEnd w:id="94"/>
     <w:bookmarkEnd w:id="95"/>
-    <w:bookmarkStart w:id="96" w:name="looking-ahead-module-2"/>
+    <w:bookmarkEnd w:id="96"/>
+    <w:bookmarkStart w:id="97" w:name="looking-ahead-module-2"/>
     <w:p>
       <w:pPr>
         <w:pStyle w:val="Heading1"/>
@@ -26260,8 +26743,8 @@
         </w:pict>
       </w:r>
     </w:p>
-    <w:bookmarkEnd w:id="96"/>
-    <w:bookmarkStart w:id="97" w:name="revision-history"/>
+    <w:bookmarkEnd w:id="97"/>
+    <w:bookmarkStart w:id="98" w:name="revision-history"/>
     <w:p>
       <w:pPr>
         <w:pStyle w:val="Heading1"/>
@@ -26279,35 +26762,26 @@
           <w:bCs/>
           <w:b/>
         </w:rPr>
-        <w:t xml:space="preserve">Version 4.</w:t>
-      </w:r>
-      <w:r>
-        <w:t xml:space="preserve"> </w:t>
-      </w:r>
-      <w:r>
-        <w:t xml:space="preserve">Two officers outside mathematics — the XO and COMMO — were tasked to read Version 3 and report comprehension. Both reported full comprehension.</w:t>
-      </w:r>
-      <w:r>
-        <w:t xml:space="preserve"> </w:t>
-      </w:r>
-      <w:r>
-        <w:rPr>
-          <w:bCs/>
-          <w:b/>
-        </w:rPr>
-        <w:t xml:space="preserve">Both also returned defects, and between them they found ten things wrong with a document that had already been through a directed runthrough.</w:t>
-      </w:r>
-    </w:p>
-    <w:p>
-      <w:pPr>
-        <w:pStyle w:val="BodyText"/>
-      </w:pPr>
-      <w:r>
-        <w:rPr>
-          <w:bCs/>
-          <w:b/>
-        </w:rPr>
-        <w:t xml:space="preserve">The two substantive ones:</w:t>
+        <w:t xml:space="preserve">Version 5.</w:t>
+      </w:r>
+      <w:r>
+        <w:t xml:space="preserve"> </w:t>
+      </w:r>
+      <w:r>
+        <w:t xml:space="preserve">The XO refiled his return to the requested specification —</w:t>
+      </w:r>
+      <w:r>
+        <w:t xml:space="preserve"> </w:t>
+      </w:r>
+      <w:r>
+        <w:rPr>
+          <w:iCs/>
+          <w:i/>
+        </w:rPr>
+        <w:t xml:space="preserve">where a reader went back</w:t>
+      </w:r>
+      <w:r>
+        <w:t xml:space="preserve">, rather than a review — and it carried findings his first return had not.</w:t>
       </w:r>
     </w:p>
     <w:p>
@@ -26323,148 +26797,84 @@
           <w:bCs/>
           <w:b/>
         </w:rPr>
-        <w:t xml:space="preserve">The</w:t>
-      </w:r>
-      <w:r>
-        <w:rPr>
-          <w:bCs/>
-          <w:b/>
-        </w:rPr>
-        <w:t xml:space="preserve"> </w:t>
-      </w:r>
-      <w:r>
-        <w:rPr>
-          <w:bCs/>
-          <w:b/>
-        </w:rPr>
-        <w:t xml:space="preserve">“</w:t>
-      </w:r>
-      <w:r>
-        <w:rPr>
-          <w:bCs/>
-          <w:b/>
-        </w:rPr>
-        <w:t xml:space="preserve">two independent proofs</w:t>
-      </w:r>
-      <w:r>
-        <w:rPr>
-          <w:bCs/>
-          <w:b/>
-        </w:rPr>
-        <w:t xml:space="preserve">”</w:t>
-      </w:r>
-      <w:r>
-        <w:rPr>
-          <w:bCs/>
-          <w:b/>
-        </w:rPr>
-        <w:t xml:space="preserve"> </w:t>
-      </w:r>
-      <w:r>
-        <w:rPr>
-          <w:bCs/>
-          <w:b/>
-        </w:rPr>
-        <w:t xml:space="preserve">claim was overstated — the module supplied one and a half.</w:t>
-      </w:r>
-      <w:r>
-        <w:t xml:space="preserve"> </w:t>
-      </w:r>
-      <w:r>
-        <w:t xml:space="preserve">§9.6 proved that the</w:t>
-      </w:r>
-      <w:r>
-        <w:t xml:space="preserve"> </w:t>
-      </w:r>
-      <w:r>
-        <w:rPr>
-          <w:iCs/>
-          <w:i/>
-        </w:rPr>
-        <w:t xml:space="preserve">sum</w:t>
-      </w:r>
-      <w:r>
-        <w:t xml:space="preserve"> </w:t>
-      </w:r>
-      <w:r>
-        <w:t xml:space="preserve">equals</w:t>
+        <w:t xml:space="preserve">§0.1 was measuring the wrong axis, and this is the most useful thing either reader returned.</w:t>
+      </w:r>
+      <w:r>
+        <w:t xml:space="preserve"> </w:t>
+      </w:r>
+      <w:r>
+        <w:t xml:space="preserve">§0.1 flagged §9.5 and §9.6 as the hard sections, on the grounds that they use the binomial theorem and elementary counting.</w:t>
+      </w:r>
+      <w:r>
+        <w:t xml:space="preserve"> </w:t>
+      </w:r>
+      <w:r>
+        <w:rPr>
+          <w:bCs/>
+          <w:b/>
+        </w:rPr>
+        <w:t xml:space="preserve">But both readers went back and re-read inside §2, and neither re-read §9.5 for its algebra.</w:t>
+      </w:r>
+      <w:r>
+        <w:t xml:space="preserve"> </w:t>
+      </w:r>
+      <w:r>
+        <w:t xml:space="preserve">The difficulty spike is a</w:t>
+      </w:r>
+      <w:r>
+        <w:t xml:space="preserve"> </w:t>
+      </w:r>
+      <w:r>
+        <w:rPr>
+          <w:bCs/>
+          <w:b/>
+        </w:rPr>
+        <w:t xml:space="preserve">notation load</w:t>
+      </w:r>
+      <w:r>
+        <w:t xml:space="preserve"> </w:t>
+      </w:r>
+      <w:r>
+        <w:t xml:space="preserve">— a six-position symbol presented before any mathematics has been done, so before the reader has anything to attach it to. §0.1 now says so, and tells the reader to skim §2 and return to it after §8, since §3–§8 need only</w:t>
       </w:r>
       <w:r>
         <w:t xml:space="preserve"> </w:t>
       </w:r>
       <m:oMath>
         <m:r>
-          <m:t>k</m:t>
-        </m:r>
-        <m:r>
-          <m:rPr>
-            <m:sty m:val="p"/>
-          </m:rPr>
-          <m:t>!</m:t>
+          <m:t>P</m:t>
         </m:r>
       </m:oMath>
       <w:r>
-        <w:t xml:space="preserve">; the Root Theorem is a claim about the</w:t>
+        <w:t xml:space="preserve">,</w:t>
       </w:r>
       <w:r>
         <w:t xml:space="preserve"> </w:t>
       </w:r>
       <m:oMath>
         <m:r>
-          <m:t>k</m:t>
+          <m:t>B</m:t>
         </m:r>
       </m:oMath>
       <w:r>
-        <w:t xml:space="preserve">-th difference; and the bridge between them was</w:t>
-      </w:r>
-      <w:r>
-        <w:t xml:space="preserve"> </w:t>
-      </w:r>
-      <w:r>
-        <w:rPr>
-          <w:bCs/>
-          <w:b/>
-        </w:rPr>
-        <w:t xml:space="preserve">asserted in §12.1 and never derived</w:t>
-      </w:r>
-      <w:r>
-        <w:t xml:space="preserve">, with §12.1 and §9.6 citing each other. Worse, §9.7 had explicitly ruled out operator algebra — the very tool that supplies the bridge.</w:t>
-      </w:r>
-      <w:r>
-        <w:t xml:space="preserve"> </w:t>
-      </w:r>
-      <w:r>
-        <w:rPr>
-          <w:bCs/>
-          <w:b/>
-        </w:rPr>
-        <w:t xml:space="preserve">§9.6.1 now derives the collapse</w:t>
-      </w:r>
-      <w:r>
-        <w:t xml:space="preserve">, and §9.7 is refined rather than reversed: the same tool can be dependent for one purpose and independent for another, and what settles it is</w:t>
-      </w:r>
-      <w:r>
-        <w:t xml:space="preserve"> </w:t>
-      </w:r>
-      <w:r>
-        <w:rPr>
-          <w:iCs/>
-          <w:i/>
-        </w:rPr>
-        <w:t xml:space="preserve">which premise a step uses</w:t>
-      </w:r>
+        <w:t xml:space="preserve"> </w:t>
+      </w:r>
+      <w:r>
+        <w:t xml:space="preserve">and</w:t>
+      </w:r>
+      <w:r>
+        <w:t xml:space="preserve"> </w:t>
+      </w:r>
+      <m:oMath>
+        <m:r>
+          <m:t>j</m:t>
+        </m:r>
+        <m:r>
+          <m:t>S</m:t>
+        </m:r>
+      </m:oMath>
       <w:r>
         <w:t xml:space="preserve">.</w:t>
-      </w:r>
-      <w:r>
-        <w:t xml:space="preserve"> </w:t>
-      </w:r>
-      <w:r>
-        <w:rPr>
-          <w:bCs/>
-          <w:b/>
-        </w:rPr>
-        <w:t xml:space="preserve">Found by the XO.</w:t>
       </w:r>
     </w:p>
     <w:p>
@@ -26480,364 +26890,13 @@
           <w:bCs/>
           <w:b/>
         </w:rPr>
-        <w:t xml:space="preserve">§9.5’s Step 2 carried a lemma in six words.</w:t>
-      </w:r>
-      <w:r>
-        <w:t xml:space="preserve"> </w:t>
-      </w:r>
-      <w:r>
-        <w:rPr>
-          <w:iCs/>
-          <w:i/>
-        </w:rPr>
-        <w:t xml:space="preserve">“</w:t>
-      </w:r>
-      <w:r>
-        <w:rPr>
-          <w:iCs/>
-          <w:i/>
-        </w:rPr>
-        <w:t xml:space="preserve">Each successive substring does the same thing again</w:t>
-      </w:r>
-      <w:r>
-        <w:rPr>
-          <w:iCs/>
-          <w:i/>
-        </w:rPr>
-        <w:t xml:space="preserve">”</w:t>
-      </w:r>
-      <w:r>
-        <w:t xml:space="preserve"> </w:t>
-      </w:r>
-      <w:r>
-        <w:t xml:space="preserve">silently assumed that lower-order debris cannot contaminate the leading coefficient. Step 1 only ever treated a pure power.</w:t>
-      </w:r>
-      <w:r>
-        <w:t xml:space="preserve"> </w:t>
-      </w:r>
-      <w:r>
-        <w:rPr>
-          <w:bCs/>
-          <w:b/>
-        </w:rPr>
-        <w:t xml:space="preserve">The lemma is now stated and proved</w:t>
-      </w:r>
-      <w:r>
-        <w:t xml:space="preserve"> </w:t>
-      </w:r>
-      <w:r>
-        <w:t xml:space="preserve">as its own step.</w:t>
-      </w:r>
-      <w:r>
-        <w:t xml:space="preserve"> </w:t>
-      </w:r>
-      <w:r>
-        <w:rPr>
-          <w:bCs/>
-          <w:b/>
-        </w:rPr>
-        <w:t xml:space="preserve">Found by COMMO</w:t>
-      </w:r>
-      <w:r>
-        <w:t xml:space="preserve">, who reported that he had reconstructed the justification himself rather than read it — the distinction this revision exists to honour.</w:t>
-      </w:r>
-    </w:p>
-    <w:p>
-      <w:pPr>
-        <w:pStyle w:val="FirstParagraph"/>
-      </w:pPr>
-      <w:r>
-        <w:rPr>
-          <w:bCs/>
-          <w:b/>
-        </w:rPr>
-        <w:t xml:space="preserve">The answer-key error, found independently by both:</w:t>
-      </w:r>
-      <w:r>
-        <w:t xml:space="preserve"> </w:t>
-      </w:r>
-      <w:r>
-        <w:t xml:space="preserve">§13.2 Exercise 4 named</w:t>
-      </w:r>
-      <w:r>
-        <w:t xml:space="preserve"> </w:t>
-      </w:r>
-      <m:oMath>
-        <m:r>
-          <m:t>2</m:t>
-        </m:r>
-        <m:sSup>
-          <m:e>
-            <m:r>
-              <m:t>n</m:t>
-            </m:r>
-          </m:e>
-          <m:sup>
-            <m:r>
-              <m:t>3</m:t>
-            </m:r>
-          </m:sup>
-        </m:sSup>
-        <m:r>
-          <m:rPr>
-            <m:sty m:val="p"/>
-          </m:rPr>
-          <m:t>+</m:t>
-        </m:r>
-        <m:sSup>
-          <m:e>
-            <m:r>
-              <m:t>n</m:t>
-            </m:r>
-          </m:e>
-          <m:sup>
-            <m:r>
-              <m:t>2</m:t>
-            </m:r>
-          </m:sup>
-        </m:sSup>
-        <m:r>
-          <m:rPr>
-            <m:sty m:val="p"/>
-          </m:rPr>
-          <m:t>−</m:t>
-        </m:r>
-        <m:r>
-          <m:t>2</m:t>
-        </m:r>
-        <m:r>
-          <m:t>n</m:t>
-        </m:r>
-        <m:r>
-          <m:rPr>
-            <m:sty m:val="p"/>
-          </m:rPr>
-          <m:t>+</m:t>
-        </m:r>
-        <m:r>
-          <m:t>4</m:t>
-        </m:r>
-      </m:oMath>
-      <w:r>
-        <w:t xml:space="preserve"> </w:t>
-      </w:r>
-      <w:r>
-        <w:t xml:space="preserve">as the generator of</w:t>
-      </w:r>
-      <w:r>
-        <w:t xml:space="preserve"> </w:t>
-      </w:r>
-      <m:oMath>
-        <m:r>
-          <m:t>4</m:t>
-        </m:r>
-        <m:r>
-          <m:rPr>
-            <m:sty m:val="p"/>
-          </m:rPr>
-          <m:t>,</m:t>
-        </m:r>
-        <m:r>
-          <m:t>9</m:t>
-        </m:r>
-        <m:r>
-          <m:rPr>
-            <m:sty m:val="p"/>
-          </m:rPr>
-          <m:t>,</m:t>
-        </m:r>
-        <m:r>
-          <m:t>30</m:t>
-        </m:r>
-        <m:r>
-          <m:rPr>
-            <m:sty m:val="p"/>
-          </m:rPr>
-          <m:t>,</m:t>
-        </m:r>
-        <m:r>
-          <m:t>79</m:t>
-        </m:r>
-        <m:r>
-          <m:rPr>
-            <m:sty m:val="p"/>
-          </m:rPr>
-          <m:t>,</m:t>
-        </m:r>
-        <m:r>
-          <m:t>168</m:t>
-        </m:r>
-        <m:r>
-          <m:rPr>
-            <m:sty m:val="p"/>
-          </m:rPr>
-          <m:t>,</m:t>
-        </m:r>
-        <m:r>
-          <m:t>309</m:t>
-        </m:r>
-      </m:oMath>
-      <w:r>
-        <w:t xml:space="preserve">. It agrees at index 0 and nowhere else.</w:t>
-      </w:r>
-      <w:r>
-        <w:t xml:space="preserve"> </w:t>
-      </w:r>
-      <w:r>
-        <w:rPr>
-          <w:bCs/>
-          <w:b/>
-        </w:rPr>
-        <w:t xml:space="preserve">The true generator is</w:t>
-      </w:r>
-      <w:r>
-        <w:rPr>
-          <w:bCs/>
-          <w:b/>
-        </w:rPr>
-        <w:t xml:space="preserve"> </w:t>
-      </w:r>
-      <m:oMath>
-        <m:r>
-          <m:t>2</m:t>
-        </m:r>
-        <m:sSup>
-          <m:e>
-            <m:r>
-              <m:t>n</m:t>
-            </m:r>
-          </m:e>
-          <m:sup>
-            <m:r>
-              <m:t>3</m:t>
-            </m:r>
-          </m:sup>
-        </m:sSup>
-        <m:r>
-          <m:rPr>
-            <m:sty m:val="p"/>
-          </m:rPr>
-          <m:t>+</m:t>
-        </m:r>
-        <m:r>
-          <m:t>2</m:t>
-        </m:r>
-        <m:sSup>
-          <m:e>
-            <m:r>
-              <m:t>n</m:t>
-            </m:r>
-          </m:e>
-          <m:sup>
-            <m:r>
-              <m:t>2</m:t>
-            </m:r>
-          </m:sup>
-        </m:sSup>
-        <m:r>
-          <m:rPr>
-            <m:sty m:val="p"/>
-          </m:rPr>
-          <m:t>+</m:t>
-        </m:r>
-        <m:r>
-          <m:t>n</m:t>
-        </m:r>
-        <m:r>
-          <m:rPr>
-            <m:sty m:val="p"/>
-          </m:rPr>
-          <m:t>+</m:t>
-        </m:r>
-        <m:r>
-          <m:t>4</m:t>
-        </m:r>
-      </m:oMath>
-      <w:r>
-        <w:rPr>
-          <w:bCs/>
-          <w:b/>
-        </w:rPr>
-        <w:t xml:space="preserve">.</w:t>
-      </w:r>
-      <w:r>
-        <w:t xml:space="preserve"> </w:t>
-      </w:r>
-      <w:r>
-        <w:t xml:space="preserve">The tree, Root, depth and leading coefficient in that answer were all correct — only the parenthetical was wrong.</w:t>
-      </w:r>
-      <w:r>
-        <w:t xml:space="preserve"> </w:t>
-      </w:r>
-      <w:r>
-        <w:rPr>
-          <w:bCs/>
-          <w:b/>
-        </w:rPr>
-        <w:t xml:space="preserve">Both officers found it by</w:t>
-      </w:r>
-      <w:r>
-        <w:rPr>
-          <w:bCs/>
-          <w:b/>
-        </w:rPr>
-        <w:t xml:space="preserve"> </w:t>
-      </w:r>
-      <w:r>
-        <w:rPr>
-          <w:iCs/>
-          <w:i/>
-          <w:bCs/>
-          <w:b/>
-        </w:rPr>
-        <w:t xml:space="preserve">working</w:t>
-      </w:r>
-      <w:r>
-        <w:rPr>
-          <w:bCs/>
-          <w:b/>
-        </w:rPr>
-        <w:t xml:space="preserve"> </w:t>
-      </w:r>
-      <w:r>
-        <w:rPr>
-          <w:bCs/>
-          <w:b/>
-        </w:rPr>
-        <w:t xml:space="preserve">the exercise rather than reading it, and both ran §11.2 as a control to confirm the check discriminates.</w:t>
-      </w:r>
-      <w:r>
-        <w:t xml:space="preserve"> </w:t>
-      </w:r>
-      <w:r>
-        <w:t xml:space="preserve">Note that §10.3 explains why the module’s own method could not have caught this: the error was in lower-order terms, and the Root is blind to those.</w:t>
-      </w:r>
-    </w:p>
-    <w:p>
-      <w:pPr>
-        <w:pStyle w:val="BodyText"/>
-      </w:pPr>
-      <w:r>
-        <w:rPr>
-          <w:bCs/>
-          <w:b/>
-        </w:rPr>
-        <w:t xml:space="preserve">Definitional gap closed:</w:t>
-      </w:r>
-      <w:r>
-        <w:t xml:space="preserve"> </w:t>
-      </w:r>
-      <w:r>
-        <w:rPr>
-          <w:bCs/>
-          <w:b/>
-        </w:rPr>
-        <w:t xml:space="preserve">Direct Substrings increment lineage depth but reduce no degree</w:t>
-      </w:r>
-      <w:r>
-        <w:t xml:space="preserve">, so inserting an identity Direct into a</w:t>
-      </w:r>
-      <w:r>
+        <w:t xml:space="preserve">§9.2.2’s tables had stopped being self-checking at</w:t>
+      </w:r>
+      <w:r>
+        <w:rPr>
+          <w:bCs/>
+          <w:b/>
+        </w:rPr>
         <w:t xml:space="preserve"> </w:t>
       </w:r>
       <m:oMath>
@@ -26851,14 +26910,107 @@
           <m:t>=</m:t>
         </m:r>
         <m:r>
-          <m:t>3</m:t>
+          <m:t>5</m:t>
         </m:r>
       </m:oMath>
       <w:r>
-        <w:t xml:space="preserve"> </w:t>
-      </w:r>
-      <w:r>
-        <w:t xml:space="preserve">tree would place the Root at</w:t>
+        <w:rPr>
+          <w:bCs/>
+          <w:b/>
+        </w:rPr>
+        <w:t xml:space="preserve"> </w:t>
+      </w:r>
+      <w:r>
+        <w:rPr>
+          <w:bCs/>
+          <w:b/>
+        </w:rPr>
+        <w:t xml:space="preserve">and</w:t>
+      </w:r>
+      <w:r>
+        <w:rPr>
+          <w:bCs/>
+          <w:b/>
+        </w:rPr>
+        <w:t xml:space="preserve"> </w:t>
+      </w:r>
+      <m:oMath>
+        <m:r>
+          <m:t>k</m:t>
+        </m:r>
+        <m:r>
+          <m:rPr>
+            <m:sty m:val="p"/>
+          </m:rPr>
+          <m:t>=</m:t>
+        </m:r>
+        <m:r>
+          <m:t>6</m:t>
+        </m:r>
+      </m:oMath>
+      <w:r>
+        <w:rPr>
+          <w:bCs/>
+          <w:b/>
+        </w:rPr>
+        <w:t xml:space="preserve">.</w:t>
+      </w:r>
+      <w:r>
+        <w:t xml:space="preserve"> </w:t>
+      </w:r>
+      <w:r>
+        <w:t xml:space="preserve">§9.2.3 claims the Root row is its own error detector —</w:t>
+      </w:r>
+      <w:r>
+        <w:t xml:space="preserve"> </w:t>
+      </w:r>
+      <w:r>
+        <w:rPr>
+          <w:bCs/>
+          <w:b/>
+        </w:rPr>
+        <w:t xml:space="preserve">but that check is visual, and it depends on each child sitting between its two parents.</w:t>
+      </w:r>
+      <w:r>
+        <w:t xml:space="preserve"> </w:t>
+      </w:r>
+      <w:r>
+        <w:t xml:space="preserve">As the values widened to five and six digits the columns drifted, and the pairing could only be recovered by counting characters.</w:t>
+      </w:r>
+      <w:r>
+        <w:t xml:space="preserve"> </w:t>
+      </w:r>
+      <w:r>
+        <w:rPr>
+          <w:bCs/>
+          <w:b/>
+        </w:rPr>
+        <w:t xml:space="preserve">All three large tables are now correctly aligned</w:t>
+      </w:r>
+      <w:r>
+        <w:t xml:space="preserve">, so the claim in §9.2.3 is true of the tables as printed and not merely in principle.</w:t>
+      </w:r>
+    </w:p>
+    <w:p>
+      <w:pPr>
+        <w:numPr>
+          <w:ilvl w:val="0"/>
+          <w:numId w:val="1007"/>
+        </w:numPr>
+        <w:pStyle w:val="Compact"/>
+      </w:pPr>
+      <w:r>
+        <w:rPr>
+          <w:bCs/>
+          <w:b/>
+        </w:rPr>
+        <w:t xml:space="preserve">§9.7 asked the reader to hold an ordered list across a sentence boundary</w:t>
+      </w:r>
+      <w:r>
+        <w:t xml:space="preserve"> </w:t>
+      </w:r>
+      <w:r>
+        <w:t xml:space="preserve">— four arguments named in one sentence,</w:t>
       </w:r>
       <w:r>
         <w:t xml:space="preserve"> </w:t>
@@ -26867,7 +27019,7 @@
         <w:t xml:space="preserve">“</w:t>
       </w:r>
       <w:r>
-        <w:t xml:space="preserve">depth 4</w:t>
+        <w:t xml:space="preserve">the first three</w:t>
       </w:r>
       <w:r>
         <w:t xml:space="preserve">”</w:t>
@@ -26876,77 +27028,38 @@
         <w:t xml:space="preserve"> </w:t>
       </w:r>
       <w:r>
-        <w:t xml:space="preserve">and falsify</w:t>
-      </w:r>
-      <w:r>
-        <w:t xml:space="preserve"> </w:t>
-      </w:r>
-      <w:r>
-        <w:t xml:space="preserve">“</w:t>
-      </w:r>
-      <w:r>
-        <w:t xml:space="preserve">depth exactly</w:t>
-      </w:r>
-      <w:r>
-        <w:t xml:space="preserve"> </w:t>
-      </w:r>
-      <m:oMath>
-        <m:r>
-          <m:t>k</m:t>
-        </m:r>
-      </m:oMath>
-      <w:r>
-        <w:t xml:space="preserve">”</w:t>
-      </w:r>
-      <w:r>
-        <w:t xml:space="preserve">. §5.2 now states that depth in §8–§11 means</w:t>
-      </w:r>
-      <w:r>
-        <w:t xml:space="preserve"> </w:t>
-      </w:r>
-      <w:r>
-        <w:rPr>
-          <w:iCs/>
-          <w:i/>
-        </w:rPr>
-        <w:t xml:space="preserve">comparative</w:t>
-      </w:r>
-      <w:r>
-        <w:t xml:space="preserve"> </w:t>
-      </w:r>
-      <w:r>
-        <w:t xml:space="preserve">generations.</w:t>
-      </w:r>
-      <w:r>
-        <w:t xml:space="preserve"> </w:t>
-      </w:r>
-      <w:r>
-        <w:rPr>
-          <w:bCs/>
-          <w:b/>
-        </w:rPr>
-        <w:t xml:space="preserve">Found by COMMO</w:t>
-      </w:r>
-      <w:r>
-        <w:t xml:space="preserve">, working the definitions against each other.</w:t>
-      </w:r>
-    </w:p>
-    <w:p>
-      <w:pPr>
-        <w:pStyle w:val="BodyText"/>
-      </w:pPr>
-      <w:r>
-        <w:rPr>
-          <w:bCs/>
-          <w:b/>
-        </w:rPr>
-        <w:t xml:space="preserve">Clarity fixes, all from COMMO’s list of sentences he had to read twice:</w:t>
-      </w:r>
-      <w:r>
-        <w:t xml:space="preserve"> </w:t>
-      </w:r>
-      <w:r>
-        <w:t xml:space="preserve">the §2.1 gloss now maps each English phrase to the symbol position it comes from, since the sentence unpacks the symbol in the opposite order; §2.2 now announces that</w:t>
+        <w:t xml:space="preserve">adjudicated in the next — in the paragraph the module most wants to land.</w:t>
+      </w:r>
+      <w:r>
+        <w:t xml:space="preserve"> </w:t>
+      </w:r>
+      <w:r>
+        <w:rPr>
+          <w:bCs/>
+          <w:b/>
+        </w:rPr>
+        <w:t xml:space="preserve">It is now a four-row table with each argument’s premise stated beside it</w:t>
+      </w:r>
+      <w:r>
+        <w:t xml:space="preserve">, so the one survivor is unmissable.</w:t>
+      </w:r>
+    </w:p>
+    <w:p>
+      <w:pPr>
+        <w:pStyle w:val="FirstParagraph"/>
+      </w:pPr>
+      <w:r>
+        <w:rPr>
+          <w:bCs/>
+          <w:b/>
+        </w:rPr>
+        <w:t xml:space="preserve">One observation from the XO worth preserving, because it is the pattern this document keeps finding in itself.</w:t>
+      </w:r>
+      <w:r>
+        <w:t xml:space="preserve"> </w:t>
+      </w:r>
+      <w:r>
+        <w:t xml:space="preserve">Version 3 fixed an ambiguity between index and position by introducing the notation</w:t>
       </w:r>
       <w:r>
         <w:t xml:space="preserve"> </w:t>
@@ -26982,161 +27095,23 @@
         <w:t xml:space="preserve"> </w:t>
       </w:r>
       <w:r>
-        <w:t xml:space="preserve">and</w:t>
-      </w:r>
-      <w:r>
-        <w:t xml:space="preserve"> </w:t>
-      </w:r>
-      <m:oMath>
-        <m:sSubSup>
-          <m:e>
-            <m:r>
-              <m:t>B</m:t>
-            </m:r>
-          </m:e>
-          <m:sub>
-            <m:r>
-              <m:t>4</m:t>
-            </m:r>
-          </m:sub>
-          <m:sup>
-            <m:r>
-              <m:t>2</m:t>
-            </m:r>
-            <m:r>
-              <m:rPr>
-                <m:sty m:val="p"/>
-              </m:rPr>
-              <m:t>|</m:t>
-            </m:r>
-            <m:r>
-              <m:t>f</m:t>
-            </m:r>
-          </m:sup>
-        </m:sSubSup>
-      </m:oMath>
-      <w:r>
-        <w:t xml:space="preserve"> </w:t>
-      </w:r>
-      <w:r>
-        <w:t xml:space="preserve">are the same object in two notations; §9.6 now says which set each alternating sign removes instead of asserting inclusion–exclusion in a clause.</w:t>
-      </w:r>
-    </w:p>
-    <w:p>
-      <w:pPr>
-        <w:pStyle w:val="BodyText"/>
-      </w:pPr>
-      <w:r>
-        <w:rPr>
-          <w:bCs/>
-          <w:b/>
-        </w:rPr>
-        <w:t xml:space="preserve">Scope fixes:</w:t>
-      </w:r>
-      <w:r>
-        <w:t xml:space="preserve"> </w:t>
-      </w:r>
-      <w:r>
-        <w:t xml:space="preserve">§9.1’s</w:t>
-      </w:r>
-      <w:r>
-        <w:t xml:space="preserve"> </w:t>
-      </w:r>
-      <w:r>
-        <w:t xml:space="preserve">“</w:t>
-      </w:r>
-      <w:r>
-        <w:t xml:space="preserve">without exception</w:t>
-      </w:r>
-      <w:r>
-        <w:t xml:space="preserve">”</w:t>
-      </w:r>
-      <w:r>
-        <w:t xml:space="preserve"> </w:t>
-      </w:r>
-      <w:r>
-        <w:t xml:space="preserve">is now explicitly fenced to non-negative integers, since</w:t>
-      </w:r>
-      <w:r>
-        <w:t xml:space="preserve"> </w:t>
-      </w:r>
-      <m:oMath>
-        <m:sSup>
-          <m:e>
-            <m:r>
-              <m:t>n</m:t>
-            </m:r>
-          </m:e>
-          <m:sup>
-            <m:r>
-              <m:rPr>
-                <m:sty m:val="p"/>
-              </m:rPr>
-              <m:t>−</m:t>
-            </m:r>
-            <m:r>
-              <m:t>1</m:t>
-            </m:r>
-          </m:sup>
-        </m:sSup>
-      </m:oMath>
-      <w:r>
-        <w:t xml:space="preserve"> </w:t>
-      </w:r>
-      <w:r>
-        <w:t xml:space="preserve">and</w:t>
-      </w:r>
-      <w:r>
-        <w:t xml:space="preserve"> </w:t>
-      </w:r>
-      <m:oMath>
-        <m:sSup>
-          <m:e>
-            <m:r>
-              <m:t>n</m:t>
-            </m:r>
-          </m:e>
-          <m:sup>
-            <m:r>
-              <m:t>1</m:t>
-            </m:r>
-            <m:r>
-              <m:rPr>
-                <m:sty m:val="p"/>
-              </m:rPr>
-              <m:t>/</m:t>
-            </m:r>
-            <m:r>
-              <m:t>2</m:t>
-            </m:r>
-          </m:sup>
-        </m:sSup>
-      </m:oMath>
-      <w:r>
-        <w:t xml:space="preserve"> </w:t>
-      </w:r>
-      <w:r>
-        <w:t xml:space="preserve">have no terminating descent (</w:t>
-      </w:r>
-      <w:r>
-        <w:rPr>
-          <w:bCs/>
-          <w:b/>
-        </w:rPr>
-        <w:t xml:space="preserve">XO</w:t>
-      </w:r>
-      <w:r>
-        <w:t xml:space="preserve">); the two calculus asides in §9.8 and §12.3 are now marked as asides, because §0.1 promises no calculus and those passages quietly required it (</w:t>
-      </w:r>
-      <w:r>
-        <w:rPr>
-          <w:bCs/>
-          <w:b/>
-        </w:rPr>
-        <w:t xml:space="preserve">COMMO</w:t>
-      </w:r>
-      <w:r>
-        <w:t xml:space="preserve">); and §12.3 now states plainly that building on ordinary powers is a</w:t>
+        <w:t xml:space="preserve">—</w:t>
+      </w:r>
+      <w:r>
+        <w:t xml:space="preserve"> </w:t>
+      </w:r>
+      <w:r>
+        <w:rPr>
+          <w:bCs/>
+          <w:b/>
+        </w:rPr>
+        <w:t xml:space="preserve">and thereby introduced a second, undefined notation in the very act of clearing the first.</w:t>
+      </w:r>
+      <w:r>
+        <w:t xml:space="preserve"> </w:t>
+      </w:r>
+      <w:r>
+        <w:t xml:space="preserve">Version 4 fixed that in turn.</w:t>
       </w:r>
       <w:r>
         <w:t xml:space="preserve"> </w:t>
@@ -27146,23 +27121,7 @@
           <w:iCs/>
           <w:i/>
         </w:rPr>
-        <w:t xml:space="preserve">pedagogical</w:t>
-      </w:r>
-      <w:r>
-        <w:t xml:space="preserve"> </w:t>
-      </w:r>
-      <w:r>
-        <w:t xml:space="preserve">choice rather than a claim that they are more fundamental (</w:t>
-      </w:r>
-      <w:r>
-        <w:rPr>
-          <w:bCs/>
-          <w:b/>
-        </w:rPr>
-        <w:t xml:space="preserve">XO</w:t>
-      </w:r>
-      <w:r>
-        <w:t xml:space="preserve">).</w:t>
+        <w:t xml:space="preserve">A remedy that creates its own mirror is not carelessness; it is what happens when a fix is checked against the problem it was aimed at rather than against the document as a whole.</w:t>
       </w:r>
     </w:p>
     <w:p>
@@ -27174,41 +27133,55 @@
           <w:bCs/>
           <w:b/>
         </w:rPr>
-        <w:t xml:space="preserve">Stale footer corrected</w:t>
-      </w:r>
-      <w:r>
-        <w:t xml:space="preserve"> </w:t>
-      </w:r>
-      <w:r>
-        <w:t xml:space="preserve">— the document ended</w:t>
-      </w:r>
-      <w:r>
-        <w:t xml:space="preserve"> </w:t>
-      </w:r>
-      <w:r>
-        <w:t xml:space="preserve">“</w:t>
-      </w:r>
-      <w:r>
-        <w:t xml:space="preserve">Version 2</w:t>
-      </w:r>
-      <w:r>
-        <w:t xml:space="preserve">”</w:t>
-      </w:r>
-      <w:r>
-        <w:t xml:space="preserve"> </w:t>
-      </w:r>
-      <w:r>
-        <w:t xml:space="preserve">while its title block said Version 3 (</w:t>
-      </w:r>
-      <w:r>
-        <w:rPr>
-          <w:bCs/>
-          <w:b/>
-        </w:rPr>
-        <w:t xml:space="preserve">COMMO</w:t>
-      </w:r>
-      <w:r>
-        <w:t xml:space="preserve">).</w:t>
+        <w:t xml:space="preserve">A note on the two readers, since it bears on how much weight these revisions carry.</w:t>
+      </w:r>
+      <w:r>
+        <w:t xml:space="preserve"> </w:t>
+      </w:r>
+      <w:r>
+        <w:t xml:space="preserve">Neither is a mathematician; both reported full comprehension;</w:t>
+      </w:r>
+      <w:r>
+        <w:t xml:space="preserve"> </w:t>
+      </w:r>
+      <w:r>
+        <w:rPr>
+          <w:bCs/>
+          <w:b/>
+        </w:rPr>
+        <w:t xml:space="preserve">both returned defects anyway.</w:t>
+      </w:r>
+      <w:r>
+        <w:t xml:space="preserve"> </w:t>
+      </w:r>
+      <w:r>
+        <w:t xml:space="preserve">The XO asked to be treated as a</w:t>
+      </w:r>
+      <w:r>
+        <w:t xml:space="preserve"> </w:t>
+      </w:r>
+      <w:r>
+        <w:rPr>
+          <w:bCs/>
+          <w:b/>
+        </w:rPr>
+        <w:t xml:space="preserve">lower bound</w:t>
+      </w:r>
+      <w:r>
+        <w:t xml:space="preserve"> </w:t>
+      </w:r>
+      <w:r>
+        <w:t xml:space="preserve">on difficulty, on the explicit grounds that he does not fatigue and so will under-report any difficulty whose mechanism is accumulated load rather than ambiguity.</w:t>
+      </w:r>
+      <w:r>
+        <w:t xml:space="preserve"> </w:t>
+      </w:r>
+      <w:r>
+        <w:rPr>
+          <w:bCs/>
+          <w:b/>
+        </w:rPr>
+        <w:t xml:space="preserve">Where he went back, a human reader very likely stalls. Where he did not, nothing has been learned about a human reader at all.</w:t>
       </w:r>
     </w:p>
     <w:p>
@@ -27220,13 +27193,35 @@
           <w:bCs/>
           <w:b/>
         </w:rPr>
-        <w:t xml:space="preserve">Version 3.</w:t>
-      </w:r>
-      <w:r>
-        <w:t xml:space="preserve"> </w:t>
-      </w:r>
-      <w:r>
-        <w:t xml:space="preserve">A second full runthrough, directed after Version 2 was published. Five defects found, all in Version 2, all introduced by this document rather than inherited from any source.</w:t>
+        <w:t xml:space="preserve">Version 4.</w:t>
+      </w:r>
+      <w:r>
+        <w:t xml:space="preserve"> </w:t>
+      </w:r>
+      <w:r>
+        <w:t xml:space="preserve">Two officers outside mathematics — the XO and COMMO — were tasked to read Version 3 and report comprehension. Both reported full comprehension.</w:t>
+      </w:r>
+      <w:r>
+        <w:t xml:space="preserve"> </w:t>
+      </w:r>
+      <w:r>
+        <w:rPr>
+          <w:bCs/>
+          <w:b/>
+        </w:rPr>
+        <w:t xml:space="preserve">Both also returned defects, and between them they found ten things wrong with a document that had already been through a directed runthrough.</w:t>
+      </w:r>
+    </w:p>
+    <w:p>
+      <w:pPr>
+        <w:pStyle w:val="BodyText"/>
+      </w:pPr>
+      <w:r>
+        <w:rPr>
+          <w:bCs/>
+          <w:b/>
+        </w:rPr>
+        <w:t xml:space="preserve">The two substantive ones:</w:t>
       </w:r>
     </w:p>
     <w:p>
@@ -27242,20 +27237,526 @@
           <w:bCs/>
           <w:b/>
         </w:rPr>
-        <w:t xml:space="preserve">§10.2 — the law was over-parameterised.</w:t>
-      </w:r>
-      <w:r>
-        <w:t xml:space="preserve"> </w:t>
-      </w:r>
-      <w:r>
-        <w:t xml:space="preserve">Version 2 gave</w:t>
+        <w:t xml:space="preserve">The</w:t>
+      </w:r>
+      <w:r>
+        <w:rPr>
+          <w:bCs/>
+          <w:b/>
+        </w:rPr>
+        <w:t xml:space="preserve"> </w:t>
+      </w:r>
+      <w:r>
+        <w:rPr>
+          <w:bCs/>
+          <w:b/>
+        </w:rPr>
+        <w:t xml:space="preserve">“</w:t>
+      </w:r>
+      <w:r>
+        <w:rPr>
+          <w:bCs/>
+          <w:b/>
+        </w:rPr>
+        <w:t xml:space="preserve">two independent proofs</w:t>
+      </w:r>
+      <w:r>
+        <w:rPr>
+          <w:bCs/>
+          <w:b/>
+        </w:rPr>
+        <w:t xml:space="preserve">”</w:t>
+      </w:r>
+      <w:r>
+        <w:rPr>
+          <w:bCs/>
+          <w:b/>
+        </w:rPr>
+        <w:t xml:space="preserve"> </w:t>
+      </w:r>
+      <w:r>
+        <w:rPr>
+          <w:bCs/>
+          <w:b/>
+        </w:rPr>
+        <w:t xml:space="preserve">claim was overstated — the module supplied one and a half.</w:t>
+      </w:r>
+      <w:r>
+        <w:t xml:space="preserve"> </w:t>
+      </w:r>
+      <w:r>
+        <w:t xml:space="preserve">§9.6 proved that the</w:t>
+      </w:r>
+      <w:r>
+        <w:t xml:space="preserve"> </w:t>
+      </w:r>
+      <w:r>
+        <w:rPr>
+          <w:iCs/>
+          <w:i/>
+        </w:rPr>
+        <w:t xml:space="preserve">sum</w:t>
+      </w:r>
+      <w:r>
+        <w:t xml:space="preserve"> </w:t>
+      </w:r>
+      <w:r>
+        <w:t xml:space="preserve">equals</w:t>
       </w:r>
       <w:r>
         <w:t xml:space="preserve"> </w:t>
       </w:r>
       <m:oMath>
         <m:r>
-          <m:t>R</m:t>
+          <m:t>k</m:t>
+        </m:r>
+        <m:r>
+          <m:rPr>
+            <m:sty m:val="p"/>
+          </m:rPr>
+          <m:t>!</m:t>
+        </m:r>
+      </m:oMath>
+      <w:r>
+        <w:t xml:space="preserve">; the Root Theorem is a claim about the</w:t>
+      </w:r>
+      <w:r>
+        <w:t xml:space="preserve"> </w:t>
+      </w:r>
+      <m:oMath>
+        <m:r>
+          <m:t>k</m:t>
+        </m:r>
+      </m:oMath>
+      <w:r>
+        <w:t xml:space="preserve">-th difference; and the bridge between them was</w:t>
+      </w:r>
+      <w:r>
+        <w:t xml:space="preserve"> </w:t>
+      </w:r>
+      <w:r>
+        <w:rPr>
+          <w:bCs/>
+          <w:b/>
+        </w:rPr>
+        <w:t xml:space="preserve">asserted in §12.1 and never derived</w:t>
+      </w:r>
+      <w:r>
+        <w:t xml:space="preserve">, with §12.1 and §9.6 citing each other. Worse, §9.7 had explicitly ruled out operator algebra — the very tool that supplies the bridge.</w:t>
+      </w:r>
+      <w:r>
+        <w:t xml:space="preserve"> </w:t>
+      </w:r>
+      <w:r>
+        <w:rPr>
+          <w:bCs/>
+          <w:b/>
+        </w:rPr>
+        <w:t xml:space="preserve">§9.6.1 now derives the collapse</w:t>
+      </w:r>
+      <w:r>
+        <w:t xml:space="preserve">, and §9.7 is refined rather than reversed: the same tool can be dependent for one purpose and independent for another, and what settles it is</w:t>
+      </w:r>
+      <w:r>
+        <w:t xml:space="preserve"> </w:t>
+      </w:r>
+      <w:r>
+        <w:rPr>
+          <w:iCs/>
+          <w:i/>
+        </w:rPr>
+        <w:t xml:space="preserve">which premise a step uses</w:t>
+      </w:r>
+      <w:r>
+        <w:t xml:space="preserve">.</w:t>
+      </w:r>
+      <w:r>
+        <w:t xml:space="preserve"> </w:t>
+      </w:r>
+      <w:r>
+        <w:rPr>
+          <w:bCs/>
+          <w:b/>
+        </w:rPr>
+        <w:t xml:space="preserve">Found by the XO.</w:t>
+      </w:r>
+    </w:p>
+    <w:p>
+      <w:pPr>
+        <w:numPr>
+          <w:ilvl w:val="0"/>
+          <w:numId w:val="1008"/>
+        </w:numPr>
+        <w:pStyle w:val="Compact"/>
+      </w:pPr>
+      <w:r>
+        <w:rPr>
+          <w:bCs/>
+          <w:b/>
+        </w:rPr>
+        <w:t xml:space="preserve">§9.5’s Step 2 carried a lemma in six words.</w:t>
+      </w:r>
+      <w:r>
+        <w:t xml:space="preserve"> </w:t>
+      </w:r>
+      <w:r>
+        <w:rPr>
+          <w:iCs/>
+          <w:i/>
+        </w:rPr>
+        <w:t xml:space="preserve">“</w:t>
+      </w:r>
+      <w:r>
+        <w:rPr>
+          <w:iCs/>
+          <w:i/>
+        </w:rPr>
+        <w:t xml:space="preserve">Each successive substring does the same thing again</w:t>
+      </w:r>
+      <w:r>
+        <w:rPr>
+          <w:iCs/>
+          <w:i/>
+        </w:rPr>
+        <w:t xml:space="preserve">”</w:t>
+      </w:r>
+      <w:r>
+        <w:t xml:space="preserve"> </w:t>
+      </w:r>
+      <w:r>
+        <w:t xml:space="preserve">silently assumed that lower-order debris cannot contaminate the leading coefficient. Step 1 only ever treated a pure power.</w:t>
+      </w:r>
+      <w:r>
+        <w:t xml:space="preserve"> </w:t>
+      </w:r>
+      <w:r>
+        <w:rPr>
+          <w:bCs/>
+          <w:b/>
+        </w:rPr>
+        <w:t xml:space="preserve">The lemma is now stated and proved</w:t>
+      </w:r>
+      <w:r>
+        <w:t xml:space="preserve"> </w:t>
+      </w:r>
+      <w:r>
+        <w:t xml:space="preserve">as its own step.</w:t>
+      </w:r>
+      <w:r>
+        <w:t xml:space="preserve"> </w:t>
+      </w:r>
+      <w:r>
+        <w:rPr>
+          <w:bCs/>
+          <w:b/>
+        </w:rPr>
+        <w:t xml:space="preserve">Found by COMMO</w:t>
+      </w:r>
+      <w:r>
+        <w:t xml:space="preserve">, who reported that he had reconstructed the justification himself rather than read it — the distinction this revision exists to honour.</w:t>
+      </w:r>
+    </w:p>
+    <w:p>
+      <w:pPr>
+        <w:pStyle w:val="FirstParagraph"/>
+      </w:pPr>
+      <w:r>
+        <w:rPr>
+          <w:bCs/>
+          <w:b/>
+        </w:rPr>
+        <w:t xml:space="preserve">The answer-key error, found independently by both:</w:t>
+      </w:r>
+      <w:r>
+        <w:t xml:space="preserve"> </w:t>
+      </w:r>
+      <w:r>
+        <w:t xml:space="preserve">§13.2 Exercise 4 named</w:t>
+      </w:r>
+      <w:r>
+        <w:t xml:space="preserve"> </w:t>
+      </w:r>
+      <m:oMath>
+        <m:r>
+          <m:t>2</m:t>
+        </m:r>
+        <m:sSup>
+          <m:e>
+            <m:r>
+              <m:t>n</m:t>
+            </m:r>
+          </m:e>
+          <m:sup>
+            <m:r>
+              <m:t>3</m:t>
+            </m:r>
+          </m:sup>
+        </m:sSup>
+        <m:r>
+          <m:rPr>
+            <m:sty m:val="p"/>
+          </m:rPr>
+          <m:t>+</m:t>
+        </m:r>
+        <m:sSup>
+          <m:e>
+            <m:r>
+              <m:t>n</m:t>
+            </m:r>
+          </m:e>
+          <m:sup>
+            <m:r>
+              <m:t>2</m:t>
+            </m:r>
+          </m:sup>
+        </m:sSup>
+        <m:r>
+          <m:rPr>
+            <m:sty m:val="p"/>
+          </m:rPr>
+          <m:t>−</m:t>
+        </m:r>
+        <m:r>
+          <m:t>2</m:t>
+        </m:r>
+        <m:r>
+          <m:t>n</m:t>
+        </m:r>
+        <m:r>
+          <m:rPr>
+            <m:sty m:val="p"/>
+          </m:rPr>
+          <m:t>+</m:t>
+        </m:r>
+        <m:r>
+          <m:t>4</m:t>
+        </m:r>
+      </m:oMath>
+      <w:r>
+        <w:t xml:space="preserve"> </w:t>
+      </w:r>
+      <w:r>
+        <w:t xml:space="preserve">as the generator of</w:t>
+      </w:r>
+      <w:r>
+        <w:t xml:space="preserve"> </w:t>
+      </w:r>
+      <m:oMath>
+        <m:r>
+          <m:t>4</m:t>
+        </m:r>
+        <m:r>
+          <m:rPr>
+            <m:sty m:val="p"/>
+          </m:rPr>
+          <m:t>,</m:t>
+        </m:r>
+        <m:r>
+          <m:t>9</m:t>
+        </m:r>
+        <m:r>
+          <m:rPr>
+            <m:sty m:val="p"/>
+          </m:rPr>
+          <m:t>,</m:t>
+        </m:r>
+        <m:r>
+          <m:t>30</m:t>
+        </m:r>
+        <m:r>
+          <m:rPr>
+            <m:sty m:val="p"/>
+          </m:rPr>
+          <m:t>,</m:t>
+        </m:r>
+        <m:r>
+          <m:t>79</m:t>
+        </m:r>
+        <m:r>
+          <m:rPr>
+            <m:sty m:val="p"/>
+          </m:rPr>
+          <m:t>,</m:t>
+        </m:r>
+        <m:r>
+          <m:t>168</m:t>
+        </m:r>
+        <m:r>
+          <m:rPr>
+            <m:sty m:val="p"/>
+          </m:rPr>
+          <m:t>,</m:t>
+        </m:r>
+        <m:r>
+          <m:t>309</m:t>
+        </m:r>
+      </m:oMath>
+      <w:r>
+        <w:t xml:space="preserve">. It agrees at index 0 and nowhere else.</w:t>
+      </w:r>
+      <w:r>
+        <w:t xml:space="preserve"> </w:t>
+      </w:r>
+      <w:r>
+        <w:rPr>
+          <w:bCs/>
+          <w:b/>
+        </w:rPr>
+        <w:t xml:space="preserve">The true generator is</w:t>
+      </w:r>
+      <w:r>
+        <w:rPr>
+          <w:bCs/>
+          <w:b/>
+        </w:rPr>
+        <w:t xml:space="preserve"> </w:t>
+      </w:r>
+      <m:oMath>
+        <m:r>
+          <m:t>2</m:t>
+        </m:r>
+        <m:sSup>
+          <m:e>
+            <m:r>
+              <m:t>n</m:t>
+            </m:r>
+          </m:e>
+          <m:sup>
+            <m:r>
+              <m:t>3</m:t>
+            </m:r>
+          </m:sup>
+        </m:sSup>
+        <m:r>
+          <m:rPr>
+            <m:sty m:val="p"/>
+          </m:rPr>
+          <m:t>+</m:t>
+        </m:r>
+        <m:r>
+          <m:t>2</m:t>
+        </m:r>
+        <m:sSup>
+          <m:e>
+            <m:r>
+              <m:t>n</m:t>
+            </m:r>
+          </m:e>
+          <m:sup>
+            <m:r>
+              <m:t>2</m:t>
+            </m:r>
+          </m:sup>
+        </m:sSup>
+        <m:r>
+          <m:rPr>
+            <m:sty m:val="p"/>
+          </m:rPr>
+          <m:t>+</m:t>
+        </m:r>
+        <m:r>
+          <m:t>n</m:t>
+        </m:r>
+        <m:r>
+          <m:rPr>
+            <m:sty m:val="p"/>
+          </m:rPr>
+          <m:t>+</m:t>
+        </m:r>
+        <m:r>
+          <m:t>4</m:t>
+        </m:r>
+      </m:oMath>
+      <w:r>
+        <w:rPr>
+          <w:bCs/>
+          <w:b/>
+        </w:rPr>
+        <w:t xml:space="preserve">.</w:t>
+      </w:r>
+      <w:r>
+        <w:t xml:space="preserve"> </w:t>
+      </w:r>
+      <w:r>
+        <w:t xml:space="preserve">The tree, Root, depth and leading coefficient in that answer were all correct — only the parenthetical was wrong.</w:t>
+      </w:r>
+      <w:r>
+        <w:t xml:space="preserve"> </w:t>
+      </w:r>
+      <w:r>
+        <w:rPr>
+          <w:bCs/>
+          <w:b/>
+        </w:rPr>
+        <w:t xml:space="preserve">Both officers found it by</w:t>
+      </w:r>
+      <w:r>
+        <w:rPr>
+          <w:bCs/>
+          <w:b/>
+        </w:rPr>
+        <w:t xml:space="preserve"> </w:t>
+      </w:r>
+      <w:r>
+        <w:rPr>
+          <w:iCs/>
+          <w:i/>
+          <w:bCs/>
+          <w:b/>
+        </w:rPr>
+        <w:t xml:space="preserve">working</w:t>
+      </w:r>
+      <w:r>
+        <w:rPr>
+          <w:bCs/>
+          <w:b/>
+        </w:rPr>
+        <w:t xml:space="preserve"> </w:t>
+      </w:r>
+      <w:r>
+        <w:rPr>
+          <w:bCs/>
+          <w:b/>
+        </w:rPr>
+        <w:t xml:space="preserve">the exercise rather than reading it, and both ran §11.2 as a control to confirm the check discriminates.</w:t>
+      </w:r>
+      <w:r>
+        <w:t xml:space="preserve"> </w:t>
+      </w:r>
+      <w:r>
+        <w:t xml:space="preserve">Note that §10.3 explains why the module’s own method could not have caught this: the error was in lower-order terms, and the Root is blind to those.</w:t>
+      </w:r>
+    </w:p>
+    <w:p>
+      <w:pPr>
+        <w:pStyle w:val="BodyText"/>
+      </w:pPr>
+      <w:r>
+        <w:rPr>
+          <w:bCs/>
+          <w:b/>
+        </w:rPr>
+        <w:t xml:space="preserve">Definitional gap closed:</w:t>
+      </w:r>
+      <w:r>
+        <w:t xml:space="preserve"> </w:t>
+      </w:r>
+      <w:r>
+        <w:rPr>
+          <w:bCs/>
+          <w:b/>
+        </w:rPr>
+        <w:t xml:space="preserve">Direct Substrings increment lineage depth but reduce no degree</w:t>
+      </w:r>
+      <w:r>
+        <w:t xml:space="preserve">, so inserting an identity Direct into a</w:t>
+      </w:r>
+      <w:r>
+        <w:t xml:space="preserve"> </w:t>
+      </w:r>
+      <m:oMath>
+        <m:r>
+          <m:t>k</m:t>
         </m:r>
         <m:r>
           <m:rPr>
@@ -27264,6 +27765,419 @@
           <m:t>=</m:t>
         </m:r>
         <m:r>
+          <m:t>3</m:t>
+        </m:r>
+      </m:oMath>
+      <w:r>
+        <w:t xml:space="preserve"> </w:t>
+      </w:r>
+      <w:r>
+        <w:t xml:space="preserve">tree would place the Root at</w:t>
+      </w:r>
+      <w:r>
+        <w:t xml:space="preserve"> </w:t>
+      </w:r>
+      <w:r>
+        <w:t xml:space="preserve">“</w:t>
+      </w:r>
+      <w:r>
+        <w:t xml:space="preserve">depth 4</w:t>
+      </w:r>
+      <w:r>
+        <w:t xml:space="preserve">”</w:t>
+      </w:r>
+      <w:r>
+        <w:t xml:space="preserve"> </w:t>
+      </w:r>
+      <w:r>
+        <w:t xml:space="preserve">and falsify</w:t>
+      </w:r>
+      <w:r>
+        <w:t xml:space="preserve"> </w:t>
+      </w:r>
+      <w:r>
+        <w:t xml:space="preserve">“</w:t>
+      </w:r>
+      <w:r>
+        <w:t xml:space="preserve">depth exactly</w:t>
+      </w:r>
+      <w:r>
+        <w:t xml:space="preserve"> </w:t>
+      </w:r>
+      <m:oMath>
+        <m:r>
+          <m:t>k</m:t>
+        </m:r>
+      </m:oMath>
+      <w:r>
+        <w:t xml:space="preserve">”</w:t>
+      </w:r>
+      <w:r>
+        <w:t xml:space="preserve">. §5.2 now states that depth in §8–§11 means</w:t>
+      </w:r>
+      <w:r>
+        <w:t xml:space="preserve"> </w:t>
+      </w:r>
+      <w:r>
+        <w:rPr>
+          <w:iCs/>
+          <w:i/>
+        </w:rPr>
+        <w:t xml:space="preserve">comparative</w:t>
+      </w:r>
+      <w:r>
+        <w:t xml:space="preserve"> </w:t>
+      </w:r>
+      <w:r>
+        <w:t xml:space="preserve">generations.</w:t>
+      </w:r>
+      <w:r>
+        <w:t xml:space="preserve"> </w:t>
+      </w:r>
+      <w:r>
+        <w:rPr>
+          <w:bCs/>
+          <w:b/>
+        </w:rPr>
+        <w:t xml:space="preserve">Found by COMMO</w:t>
+      </w:r>
+      <w:r>
+        <w:t xml:space="preserve">, working the definitions against each other.</w:t>
+      </w:r>
+    </w:p>
+    <w:p>
+      <w:pPr>
+        <w:pStyle w:val="BodyText"/>
+      </w:pPr>
+      <w:r>
+        <w:rPr>
+          <w:bCs/>
+          <w:b/>
+        </w:rPr>
+        <w:t xml:space="preserve">Clarity fixes, all from COMMO’s list of sentences he had to read twice:</w:t>
+      </w:r>
+      <w:r>
+        <w:t xml:space="preserve"> </w:t>
+      </w:r>
+      <w:r>
+        <w:t xml:space="preserve">the §2.1 gloss now maps each English phrase to the symbol position it comes from, since the sentence unpacks the symbol in the opposite order; §2.2 now announces that</w:t>
+      </w:r>
+      <w:r>
+        <w:t xml:space="preserve"> </w:t>
+      </w:r>
+      <m:oMath>
+        <m:sSup>
+          <m:e>
+            <m:r>
+              <m:t>B</m:t>
+            </m:r>
+          </m:e>
+          <m:sup>
+            <m:r>
+              <m:t>2</m:t>
+            </m:r>
+          </m:sup>
+        </m:sSup>
+        <m:d>
+          <m:dPr>
+            <m:begChr m:val="("/>
+            <m:endChr m:val=")"/>
+            <m:sepChr m:val=""/>
+            <m:grow/>
+          </m:dPr>
+          <m:e>
+            <m:r>
+              <m:t>4</m:t>
+            </m:r>
+          </m:e>
+        </m:d>
+      </m:oMath>
+      <w:r>
+        <w:t xml:space="preserve"> </w:t>
+      </w:r>
+      <w:r>
+        <w:t xml:space="preserve">and</w:t>
+      </w:r>
+      <w:r>
+        <w:t xml:space="preserve"> </w:t>
+      </w:r>
+      <m:oMath>
+        <m:sSubSup>
+          <m:e>
+            <m:r>
+              <m:t>B</m:t>
+            </m:r>
+          </m:e>
+          <m:sub>
+            <m:r>
+              <m:t>4</m:t>
+            </m:r>
+          </m:sub>
+          <m:sup>
+            <m:r>
+              <m:t>2</m:t>
+            </m:r>
+            <m:r>
+              <m:rPr>
+                <m:sty m:val="p"/>
+              </m:rPr>
+              <m:t>|</m:t>
+            </m:r>
+            <m:r>
+              <m:t>f</m:t>
+            </m:r>
+          </m:sup>
+        </m:sSubSup>
+      </m:oMath>
+      <w:r>
+        <w:t xml:space="preserve"> </w:t>
+      </w:r>
+      <w:r>
+        <w:t xml:space="preserve">are the same object in two notations; §9.6 now says which set each alternating sign removes instead of asserting inclusion–exclusion in a clause.</w:t>
+      </w:r>
+    </w:p>
+    <w:p>
+      <w:pPr>
+        <w:pStyle w:val="BodyText"/>
+      </w:pPr>
+      <w:r>
+        <w:rPr>
+          <w:bCs/>
+          <w:b/>
+        </w:rPr>
+        <w:t xml:space="preserve">Scope fixes:</w:t>
+      </w:r>
+      <w:r>
+        <w:t xml:space="preserve"> </w:t>
+      </w:r>
+      <w:r>
+        <w:t xml:space="preserve">§9.1’s</w:t>
+      </w:r>
+      <w:r>
+        <w:t xml:space="preserve"> </w:t>
+      </w:r>
+      <w:r>
+        <w:t xml:space="preserve">“</w:t>
+      </w:r>
+      <w:r>
+        <w:t xml:space="preserve">without exception</w:t>
+      </w:r>
+      <w:r>
+        <w:t xml:space="preserve">”</w:t>
+      </w:r>
+      <w:r>
+        <w:t xml:space="preserve"> </w:t>
+      </w:r>
+      <w:r>
+        <w:t xml:space="preserve">is now explicitly fenced to non-negative integers, since</w:t>
+      </w:r>
+      <w:r>
+        <w:t xml:space="preserve"> </w:t>
+      </w:r>
+      <m:oMath>
+        <m:sSup>
+          <m:e>
+            <m:r>
+              <m:t>n</m:t>
+            </m:r>
+          </m:e>
+          <m:sup>
+            <m:r>
+              <m:rPr>
+                <m:sty m:val="p"/>
+              </m:rPr>
+              <m:t>−</m:t>
+            </m:r>
+            <m:r>
+              <m:t>1</m:t>
+            </m:r>
+          </m:sup>
+        </m:sSup>
+      </m:oMath>
+      <w:r>
+        <w:t xml:space="preserve"> </w:t>
+      </w:r>
+      <w:r>
+        <w:t xml:space="preserve">and</w:t>
+      </w:r>
+      <w:r>
+        <w:t xml:space="preserve"> </w:t>
+      </w:r>
+      <m:oMath>
+        <m:sSup>
+          <m:e>
+            <m:r>
+              <m:t>n</m:t>
+            </m:r>
+          </m:e>
+          <m:sup>
+            <m:r>
+              <m:t>1</m:t>
+            </m:r>
+            <m:r>
+              <m:rPr>
+                <m:sty m:val="p"/>
+              </m:rPr>
+              <m:t>/</m:t>
+            </m:r>
+            <m:r>
+              <m:t>2</m:t>
+            </m:r>
+          </m:sup>
+        </m:sSup>
+      </m:oMath>
+      <w:r>
+        <w:t xml:space="preserve"> </w:t>
+      </w:r>
+      <w:r>
+        <w:t xml:space="preserve">have no terminating descent (</w:t>
+      </w:r>
+      <w:r>
+        <w:rPr>
+          <w:bCs/>
+          <w:b/>
+        </w:rPr>
+        <w:t xml:space="preserve">XO</w:t>
+      </w:r>
+      <w:r>
+        <w:t xml:space="preserve">); the two calculus asides in §9.8 and §12.3 are now marked as asides, because §0.1 promises no calculus and those passages quietly required it (</w:t>
+      </w:r>
+      <w:r>
+        <w:rPr>
+          <w:bCs/>
+          <w:b/>
+        </w:rPr>
+        <w:t xml:space="preserve">COMMO</w:t>
+      </w:r>
+      <w:r>
+        <w:t xml:space="preserve">); and §12.3 now states plainly that building on ordinary powers is a</w:t>
+      </w:r>
+      <w:r>
+        <w:t xml:space="preserve"> </w:t>
+      </w:r>
+      <w:r>
+        <w:rPr>
+          <w:iCs/>
+          <w:i/>
+        </w:rPr>
+        <w:t xml:space="preserve">pedagogical</w:t>
+      </w:r>
+      <w:r>
+        <w:t xml:space="preserve"> </w:t>
+      </w:r>
+      <w:r>
+        <w:t xml:space="preserve">choice rather than a claim that they are more fundamental (</w:t>
+      </w:r>
+      <w:r>
+        <w:rPr>
+          <w:bCs/>
+          <w:b/>
+        </w:rPr>
+        <w:t xml:space="preserve">XO</w:t>
+      </w:r>
+      <w:r>
+        <w:t xml:space="preserve">).</w:t>
+      </w:r>
+    </w:p>
+    <w:p>
+      <w:pPr>
+        <w:pStyle w:val="BodyText"/>
+      </w:pPr>
+      <w:r>
+        <w:rPr>
+          <w:bCs/>
+          <w:b/>
+        </w:rPr>
+        <w:t xml:space="preserve">Stale footer corrected</w:t>
+      </w:r>
+      <w:r>
+        <w:t xml:space="preserve"> </w:t>
+      </w:r>
+      <w:r>
+        <w:t xml:space="preserve">— the document ended</w:t>
+      </w:r>
+      <w:r>
+        <w:t xml:space="preserve"> </w:t>
+      </w:r>
+      <w:r>
+        <w:t xml:space="preserve">“</w:t>
+      </w:r>
+      <w:r>
+        <w:t xml:space="preserve">Version 2</w:t>
+      </w:r>
+      <w:r>
+        <w:t xml:space="preserve">”</w:t>
+      </w:r>
+      <w:r>
+        <w:t xml:space="preserve"> </w:t>
+      </w:r>
+      <w:r>
+        <w:t xml:space="preserve">while its title block said Version 3 (</w:t>
+      </w:r>
+      <w:r>
+        <w:rPr>
+          <w:bCs/>
+          <w:b/>
+        </w:rPr>
+        <w:t xml:space="preserve">COMMO</w:t>
+      </w:r>
+      <w:r>
+        <w:t xml:space="preserve">).</w:t>
+      </w:r>
+    </w:p>
+    <w:p>
+      <w:pPr>
+        <w:pStyle w:val="BodyText"/>
+      </w:pPr>
+      <w:r>
+        <w:rPr>
+          <w:bCs/>
+          <w:b/>
+        </w:rPr>
+        <w:t xml:space="preserve">Version 3.</w:t>
+      </w:r>
+      <w:r>
+        <w:t xml:space="preserve"> </w:t>
+      </w:r>
+      <w:r>
+        <w:t xml:space="preserve">A second full runthrough, directed after Version 2 was published. Five defects found, all in Version 2, all introduced by this document rather than inherited from any source.</w:t>
+      </w:r>
+    </w:p>
+    <w:p>
+      <w:pPr>
+        <w:numPr>
+          <w:ilvl w:val="0"/>
+          <w:numId w:val="1009"/>
+        </w:numPr>
+        <w:pStyle w:val="Compact"/>
+      </w:pPr>
+      <w:r>
+        <w:rPr>
+          <w:bCs/>
+          <w:b/>
+        </w:rPr>
+        <w:t xml:space="preserve">§10.2 — the law was over-parameterised.</w:t>
+      </w:r>
+      <w:r>
+        <w:t xml:space="preserve"> </w:t>
+      </w:r>
+      <w:r>
+        <w:t xml:space="preserve">Version 2 gave</w:t>
+      </w:r>
+      <w:r>
+        <w:t xml:space="preserve"> </w:t>
+      </w:r>
+      <m:oMath>
+        <m:r>
+          <m:t>R</m:t>
+        </m:r>
+        <m:r>
+          <m:rPr>
+            <m:sty m:val="p"/>
+          </m:rPr>
+          <m:t>=</m:t>
+        </m:r>
+        <m:r>
           <m:t>a</m:t>
         </m:r>
         <m:r>
@@ -27406,7 +28320,7 @@
       <w:pPr>
         <w:numPr>
           <w:ilvl w:val="0"/>
-          <w:numId w:val="1008"/>
+          <w:numId w:val="1009"/>
         </w:numPr>
         <w:pStyle w:val="Compact"/>
       </w:pPr>
@@ -27545,7 +28459,7 @@
       <w:pPr>
         <w:numPr>
           <w:ilvl w:val="0"/>
-          <w:numId w:val="1008"/>
+          <w:numId w:val="1009"/>
         </w:numPr>
         <w:pStyle w:val="Compact"/>
       </w:pPr>
@@ -27587,7 +28501,7 @@
       <w:pPr>
         <w:numPr>
           <w:ilvl w:val="0"/>
-          <w:numId w:val="1008"/>
+          <w:numId w:val="1009"/>
         </w:numPr>
         <w:pStyle w:val="Compact"/>
       </w:pPr>
@@ -27715,7 +28629,7 @@
       <w:pPr>
         <w:numPr>
           <w:ilvl w:val="0"/>
-          <w:numId w:val="1008"/>
+          <w:numId w:val="1009"/>
         </w:numPr>
         <w:pStyle w:val="Compact"/>
       </w:pPr>
@@ -27856,7 +28770,7 @@
       <w:pPr>
         <w:numPr>
           <w:ilvl w:val="0"/>
-          <w:numId w:val="1009"/>
+          <w:numId w:val="1010"/>
         </w:numPr>
         <w:pStyle w:val="Compact"/>
       </w:pPr>
@@ -27901,7 +28815,7 @@
       <w:pPr>
         <w:numPr>
           <w:ilvl w:val="0"/>
-          <w:numId w:val="1009"/>
+          <w:numId w:val="1010"/>
         </w:numPr>
         <w:pStyle w:val="Compact"/>
       </w:pPr>
@@ -28005,7 +28919,7 @@
       <w:pPr>
         <w:numPr>
           <w:ilvl w:val="0"/>
-          <w:numId w:val="1009"/>
+          <w:numId w:val="1010"/>
         </w:numPr>
         <w:pStyle w:val="Compact"/>
       </w:pPr>
@@ -28027,7 +28941,7 @@
       <w:pPr>
         <w:numPr>
           <w:ilvl w:val="0"/>
-          <w:numId w:val="1009"/>
+          <w:numId w:val="1010"/>
         </w:numPr>
         <w:pStyle w:val="Compact"/>
       </w:pPr>
@@ -28049,7 +28963,7 @@
       <w:pPr>
         <w:numPr>
           <w:ilvl w:val="0"/>
-          <w:numId w:val="1009"/>
+          <w:numId w:val="1010"/>
         </w:numPr>
         <w:pStyle w:val="Compact"/>
       </w:pPr>
@@ -28165,7 +29079,7 @@
       <w:pPr>
         <w:numPr>
           <w:ilvl w:val="0"/>
-          <w:numId w:val="1009"/>
+          <w:numId w:val="1010"/>
         </w:numPr>
         <w:pStyle w:val="Compact"/>
       </w:pPr>
@@ -28184,7 +29098,7 @@
       <w:pPr>
         <w:numPr>
           <w:ilvl w:val="0"/>
-          <w:numId w:val="1009"/>
+          <w:numId w:val="1010"/>
         </w:numPr>
         <w:pStyle w:val="Compact"/>
       </w:pPr>
@@ -28270,10 +29184,10 @@
           <w:iCs/>
           <w:i/>
         </w:rPr>
-        <w:t xml:space="preserve">End of Module 1, Version 4.</w:t>
-      </w:r>
-    </w:p>
-    <w:bookmarkEnd w:id="97"/>
+        <w:t xml:space="preserve">End of Module 1, Version 5.</w:t>
+      </w:r>
+    </w:p>
+    <w:bookmarkEnd w:id="98"/>
     <w:sectPr/>
   </w:body>
 </w:document>
@@ -28677,6 +29591,36 @@
     </w:lvlOverride>
   </w:num>
   <w:num w:numId="1009">
+    <w:abstractNumId w:val="99411"/>
+    <w:lvlOverride w:ilvl="0">
+      <w:startOverride w:val="1"/>
+    </w:lvlOverride>
+    <w:lvlOverride w:ilvl="1">
+      <w:startOverride w:val="1"/>
+    </w:lvlOverride>
+    <w:lvlOverride w:ilvl="2">
+      <w:startOverride w:val="1"/>
+    </w:lvlOverride>
+    <w:lvlOverride w:ilvl="3">
+      <w:startOverride w:val="1"/>
+    </w:lvlOverride>
+    <w:lvlOverride w:ilvl="4">
+      <w:startOverride w:val="1"/>
+    </w:lvlOverride>
+    <w:lvlOverride w:ilvl="5">
+      <w:startOverride w:val="1"/>
+    </w:lvlOverride>
+    <w:lvlOverride w:ilvl="6">
+      <w:startOverride w:val="1"/>
+    </w:lvlOverride>
+    <w:lvlOverride w:ilvl="7">
+      <w:startOverride w:val="1"/>
+    </w:lvlOverride>
+    <w:lvlOverride w:ilvl="8">
+      <w:startOverride w:val="1"/>
+    </w:lvlOverride>
+  </w:num>
+  <w:num w:numId="1010">
     <w:abstractNumId w:val="99411"/>
     <w:lvlOverride w:ilvl="0">
       <w:startOverride w:val="1"/>

--- a/String Mathematics/Syllabus-Learning/module-1/String-Mathematics-Module-1-Foundations.docx
+++ b/String Mathematics/Syllabus-Learning/module-1/String-Mathematics-Module-1-Foundations.docx
@@ -175,7 +175,7 @@
         <w:t xml:space="preserve"> </w:t>
       </w:r>
       <w:r>
-        <w:t xml:space="preserve">5</w:t>
+        <w:t xml:space="preserve">6</w:t>
       </w:r>
     </w:p>
     <w:sdt>
@@ -231,7 +231,7 @@
           <w:bCs/>
           <w:b/>
         </w:rPr>
-        <w:t xml:space="preserve">Version 5.</w:t>
+        <w:t xml:space="preserve">Version 6.</w:t>
       </w:r>
       <w:r>
         <w:t xml:space="preserve"> </w:t>
@@ -293,7 +293,59 @@
         <w:pStyle w:val="BodyText"/>
       </w:pPr>
       <w:r>
-        <w:t xml:space="preserve">Only two sections — the proofs in §9.5 and §9.6 — use tools from later in high school (the binomial theorem, and elementary counting). Both are clearly marked. Two short asides mention calculus (§9.8, §12.3); both are marked as asides and</w:t>
+        <w:t xml:space="preserve">Two sections use tools from later in high school and are clearly marked: §9.5 uses the</w:t>
+      </w:r>
+      <w:r>
+        <w:t xml:space="preserve"> </w:t>
+      </w:r>
+      <w:r>
+        <w:rPr>
+          <w:bCs/>
+          <w:b/>
+        </w:rPr>
+        <w:t xml:space="preserve">binomial theorem</w:t>
+      </w:r>
+      <w:r>
+        <w:t xml:space="preserve">, and §9.6 uses</w:t>
+      </w:r>
+      <w:r>
+        <w:t xml:space="preserve"> </w:t>
+      </w:r>
+      <w:r>
+        <w:rPr>
+          <w:bCs/>
+          <w:b/>
+        </w:rPr>
+        <w:t xml:space="preserve">inclusion–exclusion</w:t>
+      </w:r>
+      <w:r>
+        <w:t xml:space="preserve"> </w:t>
+      </w:r>
+      <w:r>
+        <w:t xml:space="preserve">— a counting principle, and a genuine step beyond arithmetic, so it is worked out in full at</w:t>
+      </w:r>
+      <w:r>
+        <w:t xml:space="preserve"> </w:t>
+      </w:r>
+      <m:oMath>
+        <m:r>
+          <m:t>k</m:t>
+        </m:r>
+        <m:r>
+          <m:rPr>
+            <m:sty m:val="p"/>
+          </m:rPr>
+          <m:t>=</m:t>
+        </m:r>
+        <m:r>
+          <m:t>2</m:t>
+        </m:r>
+      </m:oMath>
+      <w:r>
+        <w:t xml:space="preserve"> </w:t>
+      </w:r>
+      <w:r>
+        <w:t xml:space="preserve">before being used in general. Two short asides mention calculus (§9.8, §12.3); both are marked as asides and</w:t>
       </w:r>
       <w:r>
         <w:t xml:space="preserve"> </w:t>
@@ -325,7 +377,29 @@
           <w:bCs/>
           <w:b/>
         </w:rPr>
-        <w:t xml:space="preserve">Two readers tested this document, from very different backgrounds. Both went back and re-read inside §2. Neither re-read a line of §9.5 for its algebra.</w:t>
+        <w:t xml:space="preserve">Two readers tested this document, from very different backgrounds. Both went back and re-read inside §2. Neither re-read a line of §9.5 for its algebra</w:t>
+      </w:r>
+      <w:r>
+        <w:t xml:space="preserve"> </w:t>
+      </w:r>
+      <w:r>
+        <w:t xml:space="preserve">— and every other place either of them went back turned out, on inspection, to be a</w:t>
+      </w:r>
+      <w:r>
+        <w:t xml:space="preserve"> </w:t>
+      </w:r>
+      <w:r>
+        <w:rPr>
+          <w:bCs/>
+          <w:b/>
+        </w:rPr>
+        <w:t xml:space="preserve">writing</w:t>
+      </w:r>
+      <w:r>
+        <w:t xml:space="preserve"> </w:t>
+      </w:r>
+      <w:r>
+        <w:t xml:space="preserve">problem rather than a mathematics one: a lemma left unstated, a citation loop, a compressed argument, an aside that broke a promise made in this very section.</w:t>
       </w:r>
     </w:p>
     <w:p>
@@ -11931,6 +12005,107 @@
     <w:p>
       <w:pPr>
         <w:pStyle w:val="FirstParagraph"/>
+      </w:pPr>
+      <w:r>
+        <w:rPr>
+          <w:bCs/>
+          <w:b/>
+        </w:rPr>
+        <w:t xml:space="preserve">The same asymmetry has a second face, and it catches people who would never fall for the first.</w:t>
+      </w:r>
+      <w:r>
+        <w:t xml:space="preserve"> </w:t>
+      </w:r>
+      <w:r>
+        <w:t xml:space="preserve">Suppose you check part of something and find nothing wrong. What have you learned?</w:t>
+      </w:r>
+    </w:p>
+    <w:p>
+      <w:pPr>
+        <w:pStyle w:val="BlockText"/>
+      </w:pPr>
+      <w:r>
+        <w:rPr>
+          <w:bCs/>
+          <w:b/>
+        </w:rPr>
+        <w:t xml:space="preserve">A sample can prove presence. It can never prove absence.</w:t>
+      </w:r>
+      <w:r>
+        <w:t xml:space="preserve"> </w:t>
+      </w:r>
+      <w:r>
+        <w:t xml:space="preserve">Finding one error in the part you examined proves the whole contains an error. Finding</w:t>
+      </w:r>
+      <w:r>
+        <w:t xml:space="preserve"> </w:t>
+      </w:r>
+      <w:r>
+        <w:rPr>
+          <w:iCs/>
+          <w:i/>
+        </w:rPr>
+        <w:t xml:space="preserve">no</w:t>
+      </w:r>
+      <w:r>
+        <w:t xml:space="preserve"> </w:t>
+      </w:r>
+      <w:r>
+        <w:t xml:space="preserve">error in the part you examined proves nothing whatever about the part you did not.</w:t>
+      </w:r>
+    </w:p>
+    <w:p>
+      <w:pPr>
+        <w:pStyle w:val="FirstParagraph"/>
+      </w:pPr>
+      <w:r>
+        <w:rPr>
+          <w:bCs/>
+          <w:b/>
+        </w:rPr>
+        <w:t xml:space="preserve">This is the same rule as above, seen from the other end</w:t>
+      </w:r>
+      <w:r>
+        <w:t xml:space="preserve">:</w:t>
+      </w:r>
+      <w:r>
+        <w:t xml:space="preserve"> </w:t>
+      </w:r>
+      <w:r>
+        <w:t xml:space="preserve">“</w:t>
+      </w:r>
+      <w:r>
+        <w:t xml:space="preserve">there is no counterexample here</w:t>
+      </w:r>
+      <w:r>
+        <w:t xml:space="preserve">”</w:t>
+      </w:r>
+      <w:r>
+        <w:t xml:space="preserve"> </w:t>
+      </w:r>
+      <w:r>
+        <w:t xml:space="preserve">is a universal claim about the region you searched, and it is only as large as that region.</w:t>
+      </w:r>
+      <w:r>
+        <w:t xml:space="preserve"> </w:t>
+      </w:r>
+      <w:r>
+        <w:rPr>
+          <w:bCs/>
+          <w:b/>
+        </w:rPr>
+        <w:t xml:space="preserve">State the region.</w:t>
+      </w:r>
+      <w:r>
+        <w:t xml:space="preserve"> </w:t>
+      </w:r>
+      <w:r>
+        <w:t xml:space="preserve">A check that does not say what it covered cannot be told apart from one that covered everything.</w:t>
+      </w:r>
+    </w:p>
+    <w:p>
+      <w:pPr>
+        <w:pStyle w:val="BodyText"/>
       </w:pPr>
       <w:r>
         <w:t xml:space="preserve">So: the eleven checks are the</w:t>
@@ -26762,26 +26937,13 @@
           <w:bCs/>
           <w:b/>
         </w:rPr>
-        <w:t xml:space="preserve">Version 5.</w:t>
-      </w:r>
-      <w:r>
-        <w:t xml:space="preserve"> </w:t>
-      </w:r>
-      <w:r>
-        <w:t xml:space="preserve">The XO refiled his return to the requested specification —</w:t>
-      </w:r>
-      <w:r>
-        <w:t xml:space="preserve"> </w:t>
-      </w:r>
-      <w:r>
-        <w:rPr>
-          <w:iCs/>
-          <w:i/>
-        </w:rPr>
-        <w:t xml:space="preserve">where a reader went back</w:t>
-      </w:r>
-      <w:r>
-        <w:t xml:space="preserve">, rather than a review — and it carried findings his first return had not.</w:t>
+        <w:t xml:space="preserve">Version 6.</w:t>
+      </w:r>
+      <w:r>
+        <w:t xml:space="preserve"> </w:t>
+      </w:r>
+      <w:r>
+        <w:t xml:space="preserve">Three refinements arising from a reader adjudicating his own evidence against himself.</w:t>
       </w:r>
     </w:p>
     <w:p>
@@ -26797,84 +26959,93 @@
           <w:bCs/>
           <w:b/>
         </w:rPr>
-        <w:t xml:space="preserve">§0.1 was measuring the wrong axis, and this is the most useful thing either reader returned.</w:t>
-      </w:r>
-      <w:r>
-        <w:t xml:space="preserve"> </w:t>
-      </w:r>
-      <w:r>
-        <w:t xml:space="preserve">§0.1 flagged §9.5 and §9.6 as the hard sections, on the grounds that they use the binomial theorem and elementary counting.</w:t>
-      </w:r>
-      <w:r>
-        <w:t xml:space="preserve"> </w:t>
-      </w:r>
-      <w:r>
-        <w:rPr>
-          <w:bCs/>
-          <w:b/>
-        </w:rPr>
-        <w:t xml:space="preserve">But both readers went back and re-read inside §2, and neither re-read §9.5 for its algebra.</w:t>
-      </w:r>
-      <w:r>
-        <w:t xml:space="preserve"> </w:t>
-      </w:r>
-      <w:r>
-        <w:t xml:space="preserve">The difficulty spike is a</w:t>
-      </w:r>
-      <w:r>
-        <w:t xml:space="preserve"> </w:t>
-      </w:r>
-      <w:r>
-        <w:rPr>
-          <w:bCs/>
-          <w:b/>
-        </w:rPr>
-        <w:t xml:space="preserve">notation load</w:t>
-      </w:r>
-      <w:r>
-        <w:t xml:space="preserve"> </w:t>
-      </w:r>
-      <w:r>
-        <w:t xml:space="preserve">— a six-position symbol presented before any mathematics has been done, so before the reader has anything to attach it to. §0.1 now says so, and tells the reader to skim §2 and return to it after §8, since §3–§8 need only</w:t>
-      </w:r>
-      <w:r>
+        <w:t xml:space="preserve">§0.1 mis-named a tool.</w:t>
+      </w:r>
+      <w:r>
+        <w:t xml:space="preserve"> </w:t>
+      </w:r>
+      <w:r>
+        <w:t xml:space="preserve">It described §9.6 as using</w:t>
+      </w:r>
+      <w:r>
+        <w:t xml:space="preserve"> </w:t>
+      </w:r>
+      <w:r>
+        <w:t xml:space="preserve">“</w:t>
+      </w:r>
+      <w:r>
+        <w:t xml:space="preserve">elementary counting</w:t>
+      </w:r>
+      <w:r>
+        <w:t xml:space="preserve">”</w:t>
+      </w:r>
+      <w:r>
+        <w:t xml:space="preserve">.</w:t>
+      </w:r>
+      <w:r>
+        <w:t xml:space="preserve"> </w:t>
+      </w:r>
+      <w:r>
+        <w:rPr>
+          <w:bCs/>
+          <w:b/>
+        </w:rPr>
+        <w:t xml:space="preserve">Inclusion–exclusion at general</w:t>
+      </w:r>
+      <w:r>
+        <w:rPr>
+          <w:bCs/>
+          <w:b/>
+        </w:rPr>
         <w:t xml:space="preserve"> </w:t>
       </w:r>
       <m:oMath>
         <m:r>
-          <m:t>P</m:t>
+          <m:t>k</m:t>
         </m:r>
       </m:oMath>
       <w:r>
-        <w:t xml:space="preserve">,</w:t>
+        <w:rPr>
+          <w:bCs/>
+          <w:b/>
+        </w:rPr>
+        <w:t xml:space="preserve"> </w:t>
+      </w:r>
+      <w:r>
+        <w:rPr>
+          <w:bCs/>
+          <w:b/>
+        </w:rPr>
+        <w:t xml:space="preserve">is not elementary counting</w:t>
+      </w:r>
+      <w:r>
+        <w:t xml:space="preserve"> </w:t>
+      </w:r>
+      <w:r>
+        <w:t xml:space="preserve">— it is a genuine step beyond arithmetic, and calling it elementary set a reader up to expect less than the section delivers. Now named correctly, with a pointer to the fully worked</w:t>
       </w:r>
       <w:r>
         <w:t xml:space="preserve"> </w:t>
       </w:r>
       <m:oMath>
         <m:r>
-          <m:t>B</m:t>
+          <m:t>k</m:t>
+        </m:r>
+        <m:r>
+          <m:rPr>
+            <m:sty m:val="p"/>
+          </m:rPr>
+          <m:t>=</m:t>
+        </m:r>
+        <m:r>
+          <m:t>2</m:t>
         </m:r>
       </m:oMath>
       <w:r>
         <w:t xml:space="preserve"> </w:t>
       </w:r>
       <w:r>
-        <w:t xml:space="preserve">and</w:t>
-      </w:r>
-      <w:r>
-        <w:t xml:space="preserve"> </w:t>
-      </w:r>
-      <m:oMath>
-        <m:r>
-          <m:t>j</m:t>
-        </m:r>
-        <m:r>
-          <m:t>S</m:t>
-        </m:r>
-      </m:oMath>
-      <w:r>
-        <w:t xml:space="preserve">.</w:t>
+        <w:t xml:space="preserve">case.</w:t>
       </w:r>
     </w:p>
     <w:p>
@@ -26890,13 +27061,211 @@
           <w:bCs/>
           <w:b/>
         </w:rPr>
-        <w:t xml:space="preserve">§9.2.2’s tables had stopped being self-checking at</w:t>
-      </w:r>
-      <w:r>
-        <w:rPr>
-          <w:bCs/>
-          <w:b/>
-        </w:rPr>
+        <w:t xml:space="preserve">The §0.1 difficulty note gained its third data point.</w:t>
+      </w:r>
+      <w:r>
+        <w:t xml:space="preserve"> </w:t>
+      </w:r>
+      <w:r>
+        <w:t xml:space="preserve">Both testing readers went back inside §2 and neither re-read §9.5 for its algebra. The third case — one reader re-reading §12.3 — was</w:t>
+      </w:r>
+      <w:r>
+        <w:t xml:space="preserve"> </w:t>
+      </w:r>
+      <w:r>
+        <w:rPr>
+          <w:bCs/>
+          <w:b/>
+        </w:rPr>
+        <w:t xml:space="preserve">a promise violation rather than an algebra load</w:t>
+      </w:r>
+      <w:r>
+        <w:t xml:space="preserve">: the aside required calculus that §0.1 had said would not be required.</w:t>
+      </w:r>
+      <w:r>
+        <w:t xml:space="preserve"> </w:t>
+      </w:r>
+      <w:r>
+        <w:rPr>
+          <w:bCs/>
+          <w:b/>
+        </w:rPr>
+        <w:t xml:space="preserve">Every place either reader went back turned out to be a writing problem, not a mathematics one.</w:t>
+      </w:r>
+      <w:r>
+        <w:t xml:space="preserve"> </w:t>
+      </w:r>
+      <w:r>
+        <w:t xml:space="preserve">§0.1 now says so.</w:t>
+      </w:r>
+    </w:p>
+    <w:p>
+      <w:pPr>
+        <w:numPr>
+          <w:ilvl w:val="0"/>
+          <w:numId w:val="1007"/>
+        </w:numPr>
+        <w:pStyle w:val="Compact"/>
+      </w:pPr>
+      <w:r>
+        <w:rPr>
+          <w:bCs/>
+          <w:b/>
+        </w:rPr>
+        <w:t xml:space="preserve">§9.4 gained the second face of its own asymmetry.</w:t>
+      </w:r>
+      <w:r>
+        <w:t xml:space="preserve"> </w:t>
+      </w:r>
+      <w:r>
+        <w:t xml:space="preserve">The section already argued that no number of confirmations establishes a universal. It did not state the dual:</w:t>
+      </w:r>
+      <w:r>
+        <w:t xml:space="preserve"> </w:t>
+      </w:r>
+      <w:r>
+        <w:rPr>
+          <w:bCs/>
+          <w:b/>
+        </w:rPr>
+        <w:t xml:space="preserve">a sample can prove presence, but never absence.</w:t>
+      </w:r>
+      <w:r>
+        <w:t xml:space="preserve"> </w:t>
+      </w:r>
+      <w:r>
+        <w:t xml:space="preserve">A check that finds nothing wrong in the part it examined has established nothing about the part it did not — so</w:t>
+      </w:r>
+      <w:r>
+        <w:t xml:space="preserve"> </w:t>
+      </w:r>
+      <w:r>
+        <w:rPr>
+          <w:bCs/>
+          <w:b/>
+        </w:rPr>
+        <w:t xml:space="preserve">a check must state the region it covered</w:t>
+      </w:r>
+      <w:r>
+        <w:t xml:space="preserve">, or it cannot be told apart from one that covered everything.</w:t>
+      </w:r>
+    </w:p>
+    <w:p>
+      <w:pPr>
+        <w:pStyle w:val="FirstParagraph"/>
+      </w:pPr>
+      <w:r>
+        <w:rPr>
+          <w:bCs/>
+          <w:b/>
+        </w:rPr>
+        <w:t xml:space="preserve">On where item 3 came from, since the provenance is the point.</w:t>
+      </w:r>
+      <w:r>
+        <w:t xml:space="preserve"> </w:t>
+      </w:r>
+      <w:r>
+        <w:t xml:space="preserve">One reviewer sampled the first sixty lines of the other’s three-hundred-and-forty-seven-line return in order to copy its format, and then asserted a universal negative about the remaining eighty-three per cent.</w:t>
+      </w:r>
+      <w:r>
+        <w:t xml:space="preserve"> </w:t>
+      </w:r>
+      <w:r>
+        <w:rPr>
+          <w:bCs/>
+          <w:b/>
+        </w:rPr>
+        <w:t xml:space="preserve">He caught it himself, reported it without defence, and named the mechanism in one line.</w:t>
+      </w:r>
+      <w:r>
+        <w:t xml:space="preserve"> </w:t>
+      </w:r>
+      <w:r>
+        <w:t xml:space="preserve">The rule now in §9.4 is his, and it belongs in a module about the difference between checking and proving.</w:t>
+      </w:r>
+    </w:p>
+    <w:p>
+      <w:pPr>
+        <w:pStyle w:val="BodyText"/>
+      </w:pPr>
+      <w:r>
+        <w:rPr>
+          <w:bCs/>
+          <w:b/>
+        </w:rPr>
+        <w:t xml:space="preserve">One adjudication recorded rather than assumed.</w:t>
+      </w:r>
+      <w:r>
+        <w:t xml:space="preserve"> </w:t>
+      </w:r>
+      <w:r>
+        <w:t xml:space="preserve">One reader flagged §9.6’s inclusion–exclusion clause as compressed; whether that counted as a</w:t>
+      </w:r>
+      <w:r>
+        <w:t xml:space="preserve"> </w:t>
+      </w:r>
+      <w:r>
+        <w:rPr>
+          <w:iCs/>
+          <w:i/>
+        </w:rPr>
+        <w:t xml:space="preserve">writing</w:t>
+      </w:r>
+      <w:r>
+        <w:t xml:space="preserve"> </w:t>
+      </w:r>
+      <w:r>
+        <w:t xml:space="preserve">failure or a</w:t>
+      </w:r>
+      <w:r>
+        <w:t xml:space="preserve"> </w:t>
+      </w:r>
+      <w:r>
+        <w:rPr>
+          <w:iCs/>
+          <w:i/>
+        </w:rPr>
+        <w:t xml:space="preserve">mathematics</w:t>
+      </w:r>
+      <w:r>
+        <w:t xml:space="preserve"> </w:t>
+      </w:r>
+      <w:r>
+        <w:t xml:space="preserve">failure would have decided a disputed point in the other reader’s favour, and</w:t>
+      </w:r>
+      <w:r>
+        <w:t xml:space="preserve"> </w:t>
+      </w:r>
+      <w:r>
+        <w:rPr>
+          <w:bCs/>
+          <w:b/>
+        </w:rPr>
+        <w:t xml:space="preserve">that reader explicitly declined to settle it in his own interest and referred it to the author.</w:t>
+      </w:r>
+      <w:r>
+        <w:t xml:space="preserve"> </w:t>
+      </w:r>
+      <w:r>
+        <w:t xml:space="preserve">Ruling, with the evidence:</w:t>
+      </w:r>
+      <w:r>
+        <w:t xml:space="preserve"> </w:t>
+      </w:r>
+      <w:r>
+        <w:rPr>
+          <w:bCs/>
+          <w:b/>
+        </w:rPr>
+        <w:t xml:space="preserve">compression.</w:t>
+      </w:r>
+      <w:r>
+        <w:t xml:space="preserve"> </w:t>
+      </w:r>
+      <w:r>
+        <w:t xml:space="preserve">He reconstructed the inclusion–exclusion himself and verified the signs at</w:t>
+      </w:r>
+      <w:r>
         <w:t xml:space="preserve"> </w:t>
       </w:r>
       <m:oMath>
@@ -26910,28 +27279,16 @@
           <m:t>=</m:t>
         </m:r>
         <m:r>
-          <m:t>5</m:t>
+          <m:t>2</m:t>
         </m:r>
       </m:oMath>
       <w:r>
-        <w:rPr>
-          <w:bCs/>
-          <w:b/>
-        </w:rPr>
-        <w:t xml:space="preserve"> </w:t>
-      </w:r>
-      <w:r>
-        <w:rPr>
-          <w:bCs/>
-          <w:b/>
-        </w:rPr>
+        <w:t xml:space="preserve"> </w:t>
+      </w:r>
+      <w:r>
         <w:t xml:space="preserve">and</w:t>
       </w:r>
       <w:r>
-        <w:rPr>
-          <w:bCs/>
-          <w:b/>
-        </w:rPr>
         <w:t xml:space="preserve"> </w:t>
       </w:r>
       <m:oMath>
@@ -26945,57 +27302,275 @@
           <m:t>=</m:t>
         </m:r>
         <m:r>
-          <m:t>6</m:t>
+          <m:t>3</m:t>
         </m:r>
       </m:oMath>
       <w:r>
-        <w:rPr>
-          <w:bCs/>
-          <w:b/>
-        </w:rPr>
-        <w:t xml:space="preserve">.</w:t>
-      </w:r>
-      <w:r>
-        <w:t xml:space="preserve"> </w:t>
-      </w:r>
-      <w:r>
-        <w:t xml:space="preserve">§9.2.3 claims the Root row is its own error detector —</w:t>
-      </w:r>
-      <w:r>
-        <w:t xml:space="preserve"> </w:t>
-      </w:r>
-      <w:r>
-        <w:rPr>
-          <w:bCs/>
-          <w:b/>
-        </w:rPr>
-        <w:t xml:space="preserve">but that check is visual, and it depends on each child sitting between its two parents.</w:t>
-      </w:r>
-      <w:r>
-        <w:t xml:space="preserve"> </w:t>
-      </w:r>
-      <w:r>
-        <w:t xml:space="preserve">As the values widened to five and six digits the columns drifted, and the pairing could only be recovered by counting characters.</w:t>
-      </w:r>
-      <w:r>
-        <w:t xml:space="preserve"> </w:t>
-      </w:r>
-      <w:r>
-        <w:rPr>
-          <w:bCs/>
-          <w:b/>
-        </w:rPr>
-        <w:t xml:space="preserve">All three large tables are now correctly aligned</w:t>
-      </w:r>
-      <w:r>
-        <w:t xml:space="preserve">, so the claim in §9.2.3 is true of the tables as printed and not merely in principle.</w:t>
+        <w:t xml:space="preserve"> </w:t>
+      </w:r>
+      <w:r>
+        <w:t xml:space="preserve">—</w:t>
+      </w:r>
+      <w:r>
+        <w:t xml:space="preserve"> </w:t>
+      </w:r>
+      <w:r>
+        <w:rPr>
+          <w:iCs/>
+          <w:i/>
+        </w:rPr>
+        <w:t xml:space="preserve">a reader who successfully performs the mathematics was not stopped by the mathematics.</w:t>
+      </w:r>
+      <w:r>
+        <w:t xml:space="preserve"> </w:t>
+      </w:r>
+      <w:r>
+        <w:t xml:space="preserve">The compression was repaired in Version 4; §0.1’s mis-naming of the tool, which the same case exposed, is repaired here.</w:t>
+      </w:r>
+    </w:p>
+    <w:p>
+      <w:pPr>
+        <w:pStyle w:val="BodyText"/>
+      </w:pPr>
+      <w:r>
+        <w:rPr>
+          <w:bCs/>
+          <w:b/>
+        </w:rPr>
+        <w:t xml:space="preserve">Version 5.</w:t>
+      </w:r>
+      <w:r>
+        <w:t xml:space="preserve"> </w:t>
+      </w:r>
+      <w:r>
+        <w:t xml:space="preserve">The XO refiled his return to the requested specification —</w:t>
+      </w:r>
+      <w:r>
+        <w:t xml:space="preserve"> </w:t>
+      </w:r>
+      <w:r>
+        <w:rPr>
+          <w:iCs/>
+          <w:i/>
+        </w:rPr>
+        <w:t xml:space="preserve">where a reader went back</w:t>
+      </w:r>
+      <w:r>
+        <w:t xml:space="preserve">, rather than a review — and it carried findings his first return had not.</w:t>
       </w:r>
     </w:p>
     <w:p>
       <w:pPr>
         <w:numPr>
           <w:ilvl w:val="0"/>
-          <w:numId w:val="1007"/>
+          <w:numId w:val="1008"/>
+        </w:numPr>
+        <w:pStyle w:val="Compact"/>
+      </w:pPr>
+      <w:r>
+        <w:rPr>
+          <w:bCs/>
+          <w:b/>
+        </w:rPr>
+        <w:t xml:space="preserve">§0.1 was measuring the wrong axis, and this is the most useful thing either reader returned.</w:t>
+      </w:r>
+      <w:r>
+        <w:t xml:space="preserve"> </w:t>
+      </w:r>
+      <w:r>
+        <w:t xml:space="preserve">§0.1 flagged §9.5 and §9.6 as the hard sections, on the grounds that they use the binomial theorem and elementary counting.</w:t>
+      </w:r>
+      <w:r>
+        <w:t xml:space="preserve"> </w:t>
+      </w:r>
+      <w:r>
+        <w:rPr>
+          <w:bCs/>
+          <w:b/>
+        </w:rPr>
+        <w:t xml:space="preserve">But both readers went back and re-read inside §2, and neither re-read §9.5 for its algebra.</w:t>
+      </w:r>
+      <w:r>
+        <w:t xml:space="preserve"> </w:t>
+      </w:r>
+      <w:r>
+        <w:t xml:space="preserve">The difficulty spike is a</w:t>
+      </w:r>
+      <w:r>
+        <w:t xml:space="preserve"> </w:t>
+      </w:r>
+      <w:r>
+        <w:rPr>
+          <w:bCs/>
+          <w:b/>
+        </w:rPr>
+        <w:t xml:space="preserve">notation load</w:t>
+      </w:r>
+      <w:r>
+        <w:t xml:space="preserve"> </w:t>
+      </w:r>
+      <w:r>
+        <w:t xml:space="preserve">— a six-position symbol presented before any mathematics has been done, so before the reader has anything to attach it to. §0.1 now says so, and tells the reader to skim §2 and return to it after §8, since §3–§8 need only</w:t>
+      </w:r>
+      <w:r>
+        <w:t xml:space="preserve"> </w:t>
+      </w:r>
+      <m:oMath>
+        <m:r>
+          <m:t>P</m:t>
+        </m:r>
+      </m:oMath>
+      <w:r>
+        <w:t xml:space="preserve">,</w:t>
+      </w:r>
+      <w:r>
+        <w:t xml:space="preserve"> </w:t>
+      </w:r>
+      <m:oMath>
+        <m:r>
+          <m:t>B</m:t>
+        </m:r>
+      </m:oMath>
+      <w:r>
+        <w:t xml:space="preserve"> </w:t>
+      </w:r>
+      <w:r>
+        <w:t xml:space="preserve">and</w:t>
+      </w:r>
+      <w:r>
+        <w:t xml:space="preserve"> </w:t>
+      </w:r>
+      <m:oMath>
+        <m:r>
+          <m:t>j</m:t>
+        </m:r>
+        <m:r>
+          <m:t>S</m:t>
+        </m:r>
+      </m:oMath>
+      <w:r>
+        <w:t xml:space="preserve">.</w:t>
+      </w:r>
+    </w:p>
+    <w:p>
+      <w:pPr>
+        <w:numPr>
+          <w:ilvl w:val="0"/>
+          <w:numId w:val="1008"/>
+        </w:numPr>
+        <w:pStyle w:val="Compact"/>
+      </w:pPr>
+      <w:r>
+        <w:rPr>
+          <w:bCs/>
+          <w:b/>
+        </w:rPr>
+        <w:t xml:space="preserve">§9.2.2’s tables had stopped being self-checking at</w:t>
+      </w:r>
+      <w:r>
+        <w:rPr>
+          <w:bCs/>
+          <w:b/>
+        </w:rPr>
+        <w:t xml:space="preserve"> </w:t>
+      </w:r>
+      <m:oMath>
+        <m:r>
+          <m:t>k</m:t>
+        </m:r>
+        <m:r>
+          <m:rPr>
+            <m:sty m:val="p"/>
+          </m:rPr>
+          <m:t>=</m:t>
+        </m:r>
+        <m:r>
+          <m:t>5</m:t>
+        </m:r>
+      </m:oMath>
+      <w:r>
+        <w:rPr>
+          <w:bCs/>
+          <w:b/>
+        </w:rPr>
+        <w:t xml:space="preserve"> </w:t>
+      </w:r>
+      <w:r>
+        <w:rPr>
+          <w:bCs/>
+          <w:b/>
+        </w:rPr>
+        <w:t xml:space="preserve">and</w:t>
+      </w:r>
+      <w:r>
+        <w:rPr>
+          <w:bCs/>
+          <w:b/>
+        </w:rPr>
+        <w:t xml:space="preserve"> </w:t>
+      </w:r>
+      <m:oMath>
+        <m:r>
+          <m:t>k</m:t>
+        </m:r>
+        <m:r>
+          <m:rPr>
+            <m:sty m:val="p"/>
+          </m:rPr>
+          <m:t>=</m:t>
+        </m:r>
+        <m:r>
+          <m:t>6</m:t>
+        </m:r>
+      </m:oMath>
+      <w:r>
+        <w:rPr>
+          <w:bCs/>
+          <w:b/>
+        </w:rPr>
+        <w:t xml:space="preserve">.</w:t>
+      </w:r>
+      <w:r>
+        <w:t xml:space="preserve"> </w:t>
+      </w:r>
+      <w:r>
+        <w:t xml:space="preserve">§9.2.3 claims the Root row is its own error detector —</w:t>
+      </w:r>
+      <w:r>
+        <w:t xml:space="preserve"> </w:t>
+      </w:r>
+      <w:r>
+        <w:rPr>
+          <w:bCs/>
+          <w:b/>
+        </w:rPr>
+        <w:t xml:space="preserve">but that check is visual, and it depends on each child sitting between its two parents.</w:t>
+      </w:r>
+      <w:r>
+        <w:t xml:space="preserve"> </w:t>
+      </w:r>
+      <w:r>
+        <w:t xml:space="preserve">As the values widened to five and six digits the columns drifted, and the pairing could only be recovered by counting characters.</w:t>
+      </w:r>
+      <w:r>
+        <w:t xml:space="preserve"> </w:t>
+      </w:r>
+      <w:r>
+        <w:rPr>
+          <w:bCs/>
+          <w:b/>
+        </w:rPr>
+        <w:t xml:space="preserve">All three large tables are now correctly aligned</w:t>
+      </w:r>
+      <w:r>
+        <w:t xml:space="preserve">, so the claim in §9.2.3 is true of the tables as printed and not merely in principle.</w:t>
+      </w:r>
+    </w:p>
+    <w:p>
+      <w:pPr>
+        <w:numPr>
+          <w:ilvl w:val="0"/>
+          <w:numId w:val="1008"/>
         </w:numPr>
         <w:pStyle w:val="Compact"/>
       </w:pPr>
@@ -27228,7 +27803,7 @@
       <w:pPr>
         <w:numPr>
           <w:ilvl w:val="0"/>
-          <w:numId w:val="1008"/>
+          <w:numId w:val="1009"/>
         </w:numPr>
         <w:pStyle w:val="Compact"/>
       </w:pPr>
@@ -27385,7 +27960,7 @@
       <w:pPr>
         <w:numPr>
           <w:ilvl w:val="0"/>
-          <w:numId w:val="1008"/>
+          <w:numId w:val="1009"/>
         </w:numPr>
         <w:pStyle w:val="Compact"/>
       </w:pPr>
@@ -28147,7 +28722,7 @@
       <w:pPr>
         <w:numPr>
           <w:ilvl w:val="0"/>
-          <w:numId w:val="1009"/>
+          <w:numId w:val="1010"/>
         </w:numPr>
         <w:pStyle w:val="Compact"/>
       </w:pPr>
@@ -28320,7 +28895,7 @@
       <w:pPr>
         <w:numPr>
           <w:ilvl w:val="0"/>
-          <w:numId w:val="1009"/>
+          <w:numId w:val="1010"/>
         </w:numPr>
         <w:pStyle w:val="Compact"/>
       </w:pPr>
@@ -28459,7 +29034,7 @@
       <w:pPr>
         <w:numPr>
           <w:ilvl w:val="0"/>
-          <w:numId w:val="1009"/>
+          <w:numId w:val="1010"/>
         </w:numPr>
         <w:pStyle w:val="Compact"/>
       </w:pPr>
@@ -28501,7 +29076,7 @@
       <w:pPr>
         <w:numPr>
           <w:ilvl w:val="0"/>
-          <w:numId w:val="1009"/>
+          <w:numId w:val="1010"/>
         </w:numPr>
         <w:pStyle w:val="Compact"/>
       </w:pPr>
@@ -28629,7 +29204,7 @@
       <w:pPr>
         <w:numPr>
           <w:ilvl w:val="0"/>
-          <w:numId w:val="1009"/>
+          <w:numId w:val="1010"/>
         </w:numPr>
         <w:pStyle w:val="Compact"/>
       </w:pPr>
@@ -28770,7 +29345,7 @@
       <w:pPr>
         <w:numPr>
           <w:ilvl w:val="0"/>
-          <w:numId w:val="1010"/>
+          <w:numId w:val="1011"/>
         </w:numPr>
         <w:pStyle w:val="Compact"/>
       </w:pPr>
@@ -28815,7 +29390,7 @@
       <w:pPr>
         <w:numPr>
           <w:ilvl w:val="0"/>
-          <w:numId w:val="1010"/>
+          <w:numId w:val="1011"/>
         </w:numPr>
         <w:pStyle w:val="Compact"/>
       </w:pPr>
@@ -28919,7 +29494,7 @@
       <w:pPr>
         <w:numPr>
           <w:ilvl w:val="0"/>
-          <w:numId w:val="1010"/>
+          <w:numId w:val="1011"/>
         </w:numPr>
         <w:pStyle w:val="Compact"/>
       </w:pPr>
@@ -28941,7 +29516,7 @@
       <w:pPr>
         <w:numPr>
           <w:ilvl w:val="0"/>
-          <w:numId w:val="1010"/>
+          <w:numId w:val="1011"/>
         </w:numPr>
         <w:pStyle w:val="Compact"/>
       </w:pPr>
@@ -28963,7 +29538,7 @@
       <w:pPr>
         <w:numPr>
           <w:ilvl w:val="0"/>
-          <w:numId w:val="1010"/>
+          <w:numId w:val="1011"/>
         </w:numPr>
         <w:pStyle w:val="Compact"/>
       </w:pPr>
@@ -29079,7 +29654,7 @@
       <w:pPr>
         <w:numPr>
           <w:ilvl w:val="0"/>
-          <w:numId w:val="1010"/>
+          <w:numId w:val="1011"/>
         </w:numPr>
         <w:pStyle w:val="Compact"/>
       </w:pPr>
@@ -29098,7 +29673,7 @@
       <w:pPr>
         <w:numPr>
           <w:ilvl w:val="0"/>
-          <w:numId w:val="1010"/>
+          <w:numId w:val="1011"/>
         </w:numPr>
         <w:pStyle w:val="Compact"/>
       </w:pPr>
@@ -29184,7 +29759,7 @@
           <w:iCs/>
           <w:i/>
         </w:rPr>
-        <w:t xml:space="preserve">End of Module 1, Version 5.</w:t>
+        <w:t xml:space="preserve">End of Module 1, Version 6.</w:t>
       </w:r>
     </w:p>
     <w:bookmarkEnd w:id="98"/>
@@ -29621,6 +30196,36 @@
     </w:lvlOverride>
   </w:num>
   <w:num w:numId="1010">
+    <w:abstractNumId w:val="99411"/>
+    <w:lvlOverride w:ilvl="0">
+      <w:startOverride w:val="1"/>
+    </w:lvlOverride>
+    <w:lvlOverride w:ilvl="1">
+      <w:startOverride w:val="1"/>
+    </w:lvlOverride>
+    <w:lvlOverride w:ilvl="2">
+      <w:startOverride w:val="1"/>
+    </w:lvlOverride>
+    <w:lvlOverride w:ilvl="3">
+      <w:startOverride w:val="1"/>
+    </w:lvlOverride>
+    <w:lvlOverride w:ilvl="4">
+      <w:startOverride w:val="1"/>
+    </w:lvlOverride>
+    <w:lvlOverride w:ilvl="5">
+      <w:startOverride w:val="1"/>
+    </w:lvlOverride>
+    <w:lvlOverride w:ilvl="6">
+      <w:startOverride w:val="1"/>
+    </w:lvlOverride>
+    <w:lvlOverride w:ilvl="7">
+      <w:startOverride w:val="1"/>
+    </w:lvlOverride>
+    <w:lvlOverride w:ilvl="8">
+      <w:startOverride w:val="1"/>
+    </w:lvlOverride>
+  </w:num>
+  <w:num w:numId="1011">
     <w:abstractNumId w:val="99411"/>
     <w:lvlOverride w:ilvl="0">
       <w:startOverride w:val="1"/>

--- a/String Mathematics/Syllabus-Learning/module-1/String-Mathematics-Module-1-Foundations.docx
+++ b/String Mathematics/Syllabus-Learning/module-1/String-Mathematics-Module-1-Foundations.docx
@@ -175,7 +175,7 @@
         <w:t xml:space="preserve"> </w:t>
       </w:r>
       <w:r>
-        <w:t xml:space="preserve">6</w:t>
+        <w:t xml:space="preserve">7</w:t>
       </w:r>
     </w:p>
     <w:sdt>
@@ -231,7 +231,7 @@
           <w:bCs/>
           <w:b/>
         </w:rPr>
-        <w:t xml:space="preserve">Version 6.</w:t>
+        <w:t xml:space="preserve">Version 7.</w:t>
       </w:r>
       <w:r>
         <w:t xml:space="preserve"> </w:t>
@@ -15664,7 +15664,11 @@
           <w:p>
             <w:pPr>
               <w:pStyle w:val="Compact"/>
+              <w:jc w:val="left"/>
             </w:pPr>
+            <w:r>
+              <w:t xml:space="preserve">Placement</w:t>
+            </w:r>
           </w:p>
         </w:tc>
         <w:tc>
@@ -15675,7 +15679,7 @@
               <w:jc w:val="left"/>
             </w:pPr>
             <w:r>
-              <w:t xml:space="preserve">ball 1</w:t>
+              <w:t xml:space="preserve">ball 1 goes in</w:t>
             </w:r>
           </w:p>
         </w:tc>
@@ -15687,7 +15691,7 @@
               <w:jc w:val="left"/>
             </w:pPr>
             <w:r>
-              <w:t xml:space="preserve">ball 2</w:t>
+              <w:t xml:space="preserve">ball 2 goes in</w:t>
             </w:r>
           </w:p>
         </w:tc>
@@ -19879,7 +19883,15 @@
           <w:p>
             <w:pPr>
               <w:pStyle w:val="Compact"/>
+              <w:jc w:val="left"/>
             </w:pPr>
+            <w:r>
+              <w:rPr>
+                <w:iCs/>
+                <w:i/>
+              </w:rPr>
+              <w:t xml:space="preserve">(nothing else — the list is complete at two)</w:t>
+            </w:r>
           </w:p>
         </w:tc>
         <w:tc>
@@ -26937,6 +26949,183 @@
           <w:bCs/>
           <w:b/>
         </w:rPr>
+        <w:t xml:space="preserve">Version 7.</w:t>
+      </w:r>
+      <w:r>
+        <w:t xml:space="preserve"> </w:t>
+      </w:r>
+      <w:r>
+        <w:rPr>
+          <w:bCs/>
+          <w:b/>
+        </w:rPr>
+        <w:t xml:space="preserve">Table audit.</w:t>
+      </w:r>
+      <w:r>
+        <w:t xml:space="preserve"> </w:t>
+      </w:r>
+      <w:r>
+        <w:t xml:space="preserve">Every table in this module was checked for blank cells and for rows whose width did not match their header.</w:t>
+      </w:r>
+      <w:r>
+        <w:t xml:space="preserve"> </w:t>
+      </w:r>
+      <w:r>
+        <w:rPr>
+          <w:bCs/>
+          <w:b/>
+        </w:rPr>
+        <w:t xml:space="preserve">The fault found was blank column headings</w:t>
+      </w:r>
+      <w:r>
+        <w:t xml:space="preserve"> </w:t>
+      </w:r>
+      <w:r>
+        <w:t xml:space="preserve">— a column with no heading reads as missing information, and in a rendered document it simply appears empty. All are now labelled.</w:t>
+      </w:r>
+    </w:p>
+    <w:p>
+      <w:pPr>
+        <w:pStyle w:val="BodyText"/>
+      </w:pPr>
+      <w:r>
+        <w:rPr>
+          <w:iCs/>
+          <w:i/>
+        </w:rPr>
+        <w:t xml:space="preserve">Method note, since it matters more than the fix:</w:t>
+      </w:r>
+      <w:r>
+        <w:t xml:space="preserve"> </w:t>
+      </w:r>
+      <w:r>
+        <w:t xml:space="preserve">the first hypothesis was that a</w:t>
+      </w:r>
+      <w:r>
+        <w:t xml:space="preserve"> </w:t>
+      </w:r>
+      <w:r>
+        <w:rPr>
+          <w:rStyle w:val="VerbatimChar"/>
+        </w:rPr>
+        <w:t xml:space="preserve">|</w:t>
+      </w:r>
+      <w:r>
+        <w:t xml:space="preserve"> </w:t>
+      </w:r>
+      <w:r>
+        <w:t xml:space="preserve">inside mathematics was splitting cells, which would have been a serious and silent corruption.</w:t>
+      </w:r>
+      <w:r>
+        <w:t xml:space="preserve"> </w:t>
+      </w:r>
+      <w:r>
+        <w:rPr>
+          <w:bCs/>
+          <w:b/>
+        </w:rPr>
+        <w:t xml:space="preserve">That was checked against the rendered document and proved false</w:t>
+      </w:r>
+      <w:r>
+        <w:t xml:space="preserve"> </w:t>
+      </w:r>
+      <w:r>
+        <w:t xml:space="preserve">— the converter’s cell-splitter is mathematics-aware. Had the fix been applied on the hypothesis rather than on the evidence, it would have mangled every notation in the syllabus to solve a problem that did not exist.</w:t>
+      </w:r>
+    </w:p>
+    <w:p>
+      <w:pPr>
+        <w:pStyle w:val="BodyText"/>
+      </w:pPr>
+      <w:r>
+        <w:t xml:space="preserve">Two tables corrected here: §9.6’s placement table had an unlabelled first column (now</w:t>
+      </w:r>
+      <w:r>
+        <w:t xml:space="preserve"> </w:t>
+      </w:r>
+      <w:r>
+        <w:rPr>
+          <w:bCs/>
+          <w:b/>
+        </w:rPr>
+        <w:t xml:space="preserve">Placement</w:t>
+      </w:r>
+      <w:r>
+        <w:t xml:space="preserve">), and §10.3’s detects/ignores table had an empty cell where the</w:t>
+      </w:r>
+      <w:r>
+        <w:t xml:space="preserve"> </w:t>
+      </w:r>
+      <w:r>
+        <w:t xml:space="preserve">“</w:t>
+      </w:r>
+      <w:r>
+        <w:t xml:space="preserve">detects</w:t>
+      </w:r>
+      <w:r>
+        <w:t xml:space="preserve">”</w:t>
+      </w:r>
+      <w:r>
+        <w:t xml:space="preserve"> </w:t>
+      </w:r>
+      <w:r>
+        <w:t xml:space="preserve">list ran out before the</w:t>
+      </w:r>
+      <w:r>
+        <w:t xml:space="preserve"> </w:t>
+      </w:r>
+      <w:r>
+        <w:t xml:space="preserve">“</w:t>
+      </w:r>
+      <w:r>
+        <w:t xml:space="preserve">ignores</w:t>
+      </w:r>
+      <w:r>
+        <w:t xml:space="preserve">”</w:t>
+      </w:r>
+      <w:r>
+        <w:t xml:space="preserve"> </w:t>
+      </w:r>
+      <w:r>
+        <w:t xml:space="preserve">list did — now stated explicitly as</w:t>
+      </w:r>
+      <w:r>
+        <w:t xml:space="preserve"> </w:t>
+      </w:r>
+      <w:r>
+        <w:rPr>
+          <w:iCs/>
+          <w:i/>
+        </w:rPr>
+        <w:t xml:space="preserve">“</w:t>
+      </w:r>
+      <w:r>
+        <w:rPr>
+          <w:iCs/>
+          <w:i/>
+        </w:rPr>
+        <w:t xml:space="preserve">nothing else — the list is complete at two</w:t>
+      </w:r>
+      <w:r>
+        <w:rPr>
+          <w:iCs/>
+          <w:i/>
+        </w:rPr>
+        <w:t xml:space="preserve">”</w:t>
+      </w:r>
+      <w:r>
+        <w:t xml:space="preserve">, which is the actual content rather than a gap.</w:t>
+      </w:r>
+    </w:p>
+    <w:p>
+      <w:pPr>
+        <w:pStyle w:val="BodyText"/>
+      </w:pPr>
+      <w:r>
+        <w:rPr>
+          <w:bCs/>
+          <w:b/>
+        </w:rPr>
         <w:t xml:space="preserve">Version 6.</w:t>
       </w:r>
       <w:r>
@@ -29759,7 +29948,7 @@
           <w:iCs/>
           <w:i/>
         </w:rPr>
-        <w:t xml:space="preserve">End of Module 1, Version 6.</w:t>
+        <w:t xml:space="preserve">End of Module 1, Version 7.</w:t>
       </w:r>
     </w:p>
     <w:bookmarkEnd w:id="98"/>

--- a/String Mathematics/Syllabus-Learning/module-1/String-Mathematics-Module-1-Foundations.docx
+++ b/String Mathematics/Syllabus-Learning/module-1/String-Mathematics-Module-1-Foundations.docx
@@ -175,7 +175,7 @@
         <w:t xml:space="preserve"> </w:t>
       </w:r>
       <w:r>
-        <w:t xml:space="preserve">7</w:t>
+        <w:t xml:space="preserve">8</w:t>
       </w:r>
     </w:p>
     <w:sdt>
@@ -231,7 +231,7 @@
           <w:bCs/>
           <w:b/>
         </w:rPr>
-        <w:t xml:space="preserve">Version 7.</w:t>
+        <w:t xml:space="preserve">Version 8.</w:t>
       </w:r>
       <w:r>
         <w:t xml:space="preserve"> </w:t>
@@ -1281,10 +1281,10 @@
         <w:jc w:val="start"/>
       </w:tblPr>
       <w:tblGrid>
-        <w:gridCol w:w="1980"/>
-        <w:gridCol w:w="1980"/>
-        <w:gridCol w:w="1980"/>
-        <w:gridCol w:w="1980"/>
+        <w:gridCol w:w="1200"/>
+        <w:gridCol w:w="400"/>
+        <w:gridCol w:w="2080"/>
+        <w:gridCol w:w="4240"/>
       </w:tblGrid>
       <w:tr>
         <w:trPr>
@@ -1868,13 +1868,13 @@
     <w:tbl>
       <w:tblPr>
         <w:tblStyle w:val="Table"/>
-        <w:tblW w:type="auto" w:w="0"/>
+        <w:tblW w:type="pct" w:w="5000"/>
         <w:tblLook w:firstRow="1" w:lastRow="0" w:firstColumn="0" w:lastColumn="0" w:noHBand="0" w:noVBand="0" w:val="0020"/>
         <w:jc w:val="start"/>
       </w:tblPr>
       <w:tblGrid>
-        <w:gridCol w:w="3960"/>
-        <w:gridCol w:w="3960"/>
+        <w:gridCol w:w="4197"/>
+        <w:gridCol w:w="3722"/>
       </w:tblGrid>
       <w:tr>
         <w:trPr>
@@ -2243,9 +2243,9 @@
         <w:jc w:val="start"/>
       </w:tblPr>
       <w:tblGrid>
-        <w:gridCol w:w="2640"/>
-        <w:gridCol w:w="2640"/>
-        <w:gridCol w:w="2640"/>
+        <w:gridCol w:w="1176"/>
+        <w:gridCol w:w="1176"/>
+        <w:gridCol w:w="5567"/>
       </w:tblGrid>
       <w:tr>
         <w:trPr>
@@ -4064,15 +4064,15 @@
     <w:tbl>
       <w:tblPr>
         <w:tblStyle w:val="Table"/>
-        <w:tblW w:type="auto" w:w="0"/>
+        <w:tblW w:type="pct" w:w="5000"/>
         <w:tblLook w:firstRow="1" w:lastRow="0" w:firstColumn="0" w:lastColumn="0" w:noHBand="0" w:noVBand="0" w:val="0020"/>
         <w:jc w:val="start"/>
       </w:tblPr>
       <w:tblGrid>
-        <w:gridCol w:w="1980"/>
-        <w:gridCol w:w="1980"/>
-        <w:gridCol w:w="1980"/>
-        <w:gridCol w:w="1980"/>
+        <w:gridCol w:w="1029"/>
+        <w:gridCol w:w="554"/>
+        <w:gridCol w:w="3643"/>
+        <w:gridCol w:w="2692"/>
       </w:tblGrid>
       <w:tr>
         <w:trPr>
@@ -5187,15 +5187,15 @@
     <w:tbl>
       <w:tblPr>
         <w:tblStyle w:val="Table"/>
-        <w:tblW w:type="auto" w:w="0"/>
+        <w:tblW w:type="pct" w:w="5000"/>
         <w:tblLook w:firstRow="1" w:lastRow="0" w:firstColumn="0" w:lastColumn="0" w:noHBand="0" w:noVBand="0" w:val="0020"/>
         <w:jc w:val="start"/>
       </w:tblPr>
       <w:tblGrid>
-        <w:gridCol w:w="1980"/>
-        <w:gridCol w:w="1980"/>
-        <w:gridCol w:w="1980"/>
-        <w:gridCol w:w="1980"/>
+        <w:gridCol w:w="475"/>
+        <w:gridCol w:w="2692"/>
+        <w:gridCol w:w="2217"/>
+        <w:gridCol w:w="2534"/>
       </w:tblGrid>
       <w:tr>
         <w:trPr>
@@ -6662,13 +6662,13 @@
     <w:tbl>
       <w:tblPr>
         <w:tblStyle w:val="Table"/>
-        <w:tblW w:type="auto" w:w="0"/>
+        <w:tblW w:type="pct" w:w="5000"/>
         <w:tblLook w:firstRow="1" w:lastRow="0" w:firstColumn="0" w:lastColumn="0" w:noHBand="0" w:noVBand="0" w:val="0020"/>
         <w:jc w:val="start"/>
       </w:tblPr>
       <w:tblGrid>
-        <w:gridCol w:w="3960"/>
-        <w:gridCol w:w="3960"/>
+        <w:gridCol w:w="3722"/>
+        <w:gridCol w:w="4197"/>
       </w:tblGrid>
       <w:tr>
         <w:trPr>
@@ -7319,14 +7319,14 @@
     <w:tbl>
       <w:tblPr>
         <w:tblStyle w:val="Table"/>
-        <w:tblW w:type="auto" w:w="0"/>
+        <w:tblW w:type="pct" w:w="5000"/>
         <w:tblLook w:firstRow="1" w:lastRow="0" w:firstColumn="0" w:lastColumn="0" w:noHBand="0" w:noVBand="0" w:val="0020"/>
         <w:jc w:val="start"/>
       </w:tblPr>
       <w:tblGrid>
-        <w:gridCol w:w="2640"/>
-        <w:gridCol w:w="2640"/>
-        <w:gridCol w:w="2640"/>
+        <w:gridCol w:w="3120"/>
+        <w:gridCol w:w="3120"/>
+        <w:gridCol w:w="1680"/>
       </w:tblGrid>
       <w:tr>
         <w:trPr>
@@ -8051,14 +8051,14 @@
     <w:tbl>
       <w:tblPr>
         <w:tblStyle w:val="Table"/>
-        <w:tblW w:type="auto" w:w="0"/>
+        <w:tblW w:type="pct" w:w="5000"/>
         <w:tblLook w:firstRow="1" w:lastRow="0" w:firstColumn="0" w:lastColumn="0" w:noHBand="0" w:noVBand="0" w:val="0020"/>
         <w:jc w:val="start"/>
       </w:tblPr>
       <w:tblGrid>
-        <w:gridCol w:w="2640"/>
-        <w:gridCol w:w="2640"/>
-        <w:gridCol w:w="2640"/>
+        <w:gridCol w:w="1742"/>
+        <w:gridCol w:w="3722"/>
+        <w:gridCol w:w="2455"/>
       </w:tblGrid>
       <w:tr>
         <w:trPr>
@@ -9452,9 +9452,9 @@
         <w:jc w:val="start"/>
       </w:tblPr>
       <w:tblGrid>
-        <w:gridCol w:w="2640"/>
-        <w:gridCol w:w="2640"/>
-        <w:gridCol w:w="2640"/>
+        <w:gridCol w:w="2138"/>
+        <w:gridCol w:w="1584"/>
+        <w:gridCol w:w="4197"/>
       </w:tblGrid>
       <w:tr>
         <w:trPr>
@@ -15645,15 +15645,15 @@
     <w:tbl>
       <w:tblPr>
         <w:tblStyle w:val="Table"/>
-        <w:tblW w:type="auto" w:w="0"/>
+        <w:tblW w:type="pct" w:w="5000"/>
         <w:tblLook w:firstRow="1" w:lastRow="0" w:firstColumn="0" w:lastColumn="0" w:noHBand="0" w:noVBand="0" w:val="0020"/>
         <w:jc w:val="start"/>
       </w:tblPr>
       <w:tblGrid>
-        <w:gridCol w:w="1980"/>
-        <w:gridCol w:w="1980"/>
-        <w:gridCol w:w="1980"/>
-        <w:gridCol w:w="1980"/>
+        <w:gridCol w:w="1346"/>
+        <w:gridCol w:w="2138"/>
+        <w:gridCol w:w="2138"/>
+        <w:gridCol w:w="2296"/>
       </w:tblGrid>
       <w:tr>
         <w:trPr>
@@ -16625,10 +16625,10 @@
         <w:jc w:val="start"/>
       </w:tblPr>
       <w:tblGrid>
-        <w:gridCol w:w="1980"/>
-        <w:gridCol w:w="1980"/>
-        <w:gridCol w:w="1980"/>
-        <w:gridCol w:w="1980"/>
+        <w:gridCol w:w="235"/>
+        <w:gridCol w:w="3763"/>
+        <w:gridCol w:w="2587"/>
+        <w:gridCol w:w="1333"/>
       </w:tblGrid>
       <w:tr>
         <w:trPr>
@@ -19083,10 +19083,10 @@
         <w:jc w:val="start"/>
       </w:tblPr>
       <w:tblGrid>
-        <w:gridCol w:w="1980"/>
-        <w:gridCol w:w="1980"/>
-        <w:gridCol w:w="1980"/>
-        <w:gridCol w:w="1980"/>
+        <w:gridCol w:w="1821"/>
+        <w:gridCol w:w="2455"/>
+        <w:gridCol w:w="2772"/>
+        <w:gridCol w:w="871"/>
       </w:tblGrid>
       <w:tr>
         <w:trPr>
@@ -22984,14 +22984,14 @@
     <w:tbl>
       <w:tblPr>
         <w:tblStyle w:val="Table"/>
-        <w:tblW w:type="auto" w:w="0"/>
+        <w:tblW w:type="pct" w:w="5000"/>
         <w:tblLook w:firstRow="1" w:lastRow="0" w:firstColumn="0" w:lastColumn="0" w:noHBand="0" w:noVBand="0" w:val="0020"/>
         <w:jc w:val="start"/>
       </w:tblPr>
       <w:tblGrid>
-        <w:gridCol w:w="2640"/>
-        <w:gridCol w:w="2640"/>
-        <w:gridCol w:w="2640"/>
+        <w:gridCol w:w="1742"/>
+        <w:gridCol w:w="3722"/>
+        <w:gridCol w:w="2455"/>
       </w:tblGrid>
       <w:tr>
         <w:trPr>
@@ -24737,8 +24737,8 @@
         <w:jc w:val="start"/>
       </w:tblPr>
       <w:tblGrid>
-        <w:gridCol w:w="3960"/>
-        <w:gridCol w:w="3960"/>
+        <w:gridCol w:w="1742"/>
+        <w:gridCol w:w="6177"/>
       </w:tblGrid>
       <w:tr>
         <w:trPr>
@@ -25307,8 +25307,8 @@
         <w:jc w:val="start"/>
       </w:tblPr>
       <w:tblGrid>
-        <w:gridCol w:w="3960"/>
-        <w:gridCol w:w="3960"/>
+        <w:gridCol w:w="3722"/>
+        <w:gridCol w:w="4197"/>
       </w:tblGrid>
       <w:tr>
         <w:trPr>
@@ -26027,9 +26027,9 @@
         <w:jc w:val="start"/>
       </w:tblPr>
       <w:tblGrid>
-        <w:gridCol w:w="2640"/>
-        <w:gridCol w:w="2640"/>
-        <w:gridCol w:w="2640"/>
+        <w:gridCol w:w="1254"/>
+        <w:gridCol w:w="2979"/>
+        <w:gridCol w:w="3685"/>
       </w:tblGrid>
       <w:tr>
         <w:trPr>
@@ -26949,6 +26949,101 @@
           <w:bCs/>
           <w:b/>
         </w:rPr>
+        <w:t xml:space="preserve">Version 8.</w:t>
+      </w:r>
+      <w:r>
+        <w:t xml:space="preserve"> </w:t>
+      </w:r>
+      <w:r>
+        <w:rPr>
+          <w:bCs/>
+          <w:b/>
+        </w:rPr>
+        <w:t xml:space="preserve">Column widths.</w:t>
+      </w:r>
+      <w:r>
+        <w:t xml:space="preserve"> </w:t>
+      </w:r>
+      <w:r>
+        <w:t xml:space="preserve">The table audit in the previous version corrected blank headings but left a second fault untouched, because it examined the</w:t>
+      </w:r>
+      <w:r>
+        <w:t xml:space="preserve"> </w:t>
+      </w:r>
+      <w:r>
+        <w:rPr>
+          <w:iCs/>
+          <w:i/>
+        </w:rPr>
+        <w:t xml:space="preserve">source</w:t>
+      </w:r>
+      <w:r>
+        <w:t xml:space="preserve"> </w:t>
+      </w:r>
+      <w:r>
+        <w:t xml:space="preserve">rather than the</w:t>
+      </w:r>
+      <w:r>
+        <w:t xml:space="preserve"> </w:t>
+      </w:r>
+      <w:r>
+        <w:rPr>
+          <w:iCs/>
+          <w:i/>
+        </w:rPr>
+        <w:t xml:space="preserve">rendered document</w:t>
+      </w:r>
+      <w:r>
+        <w:t xml:space="preserve">.</w:t>
+      </w:r>
+      <w:r>
+        <w:t xml:space="preserve"> </w:t>
+      </w:r>
+      <w:r>
+        <w:rPr>
+          <w:bCs/>
+          <w:b/>
+        </w:rPr>
+        <w:t xml:space="preserve">Every table was being given equal column widths</w:t>
+      </w:r>
+      <w:r>
+        <w:t xml:space="preserve"> </w:t>
+      </w:r>
+      <w:r>
+        <w:t xml:space="preserve">— a uniform separator row carries no width information, so the converter divided the page evenly regardless of content. A column holding one symbol received the same space as one holding a full sentence, which crushed the long columns and left equations without room to display.</w:t>
+      </w:r>
+      <w:r>
+        <w:t xml:space="preserve"> </w:t>
+      </w:r>
+      <w:r>
+        <w:rPr>
+          <w:bCs/>
+          <w:b/>
+        </w:rPr>
+        <w:t xml:space="preserve">All 35 tables now carry separator widths proportional to their actual content.</w:t>
+      </w:r>
+    </w:p>
+    <w:p>
+      <w:pPr>
+        <w:pStyle w:val="BodyText"/>
+      </w:pPr>
+      <w:r>
+        <w:rPr>
+          <w:iCs/>
+          <w:i/>
+        </w:rPr>
+        <w:t xml:space="preserve">The source was correct throughout. What was wrong was the space the content was given to appear in — which is why a check on the source could not find it.</w:t>
+      </w:r>
+    </w:p>
+    <w:p>
+      <w:pPr>
+        <w:pStyle w:val="BodyText"/>
+      </w:pPr>
+      <w:r>
+        <w:rPr>
+          <w:bCs/>
+          <w:b/>
+        </w:rPr>
         <w:t xml:space="preserve">Version 7.</w:t>
       </w:r>
       <w:r>
@@ -29948,7 +30043,7 @@
           <w:iCs/>
           <w:i/>
         </w:rPr>
-        <w:t xml:space="preserve">End of Module 1, Version 7.</w:t>
+        <w:t xml:space="preserve">End of Module 1, Version 8.</w:t>
       </w:r>
     </w:p>
     <w:bookmarkEnd w:id="98"/>

--- a/String Mathematics/Syllabus-Learning/module-1/String-Mathematics-Module-1-Foundations.docx
+++ b/String Mathematics/Syllabus-Learning/module-1/String-Mathematics-Module-1-Foundations.docx
@@ -175,7 +175,7 @@
         <w:t xml:space="preserve"> </w:t>
       </w:r>
       <w:r>
-        <w:t xml:space="preserve">9</w:t>
+        <w:t xml:space="preserve">10</w:t>
       </w:r>
     </w:p>
     <w:sdt>
@@ -231,7 +231,7 @@
           <w:bCs/>
           <w:b/>
         </w:rPr>
-        <w:t xml:space="preserve">Version 9.</w:t>
+        <w:t xml:space="preserve">Version 10.</w:t>
       </w:r>
       <w:r>
         <w:t xml:space="preserve"> </w:t>
@@ -2272,19 +2272,13 @@
               <w:jc w:val="left"/>
             </w:pPr>
             <w:r>
-              <w:t xml:space="preserve">B^k</w:t>
-            </w:r>
-          </w:p>
-        </w:tc>
-        <w:tc>
-          <w:tcPr/>
-          <w:p>
-            <w:pPr>
-              <w:pStyle w:val="Compact"/>
-              <w:jc w:val="left"/>
-            </w:pPr>
-            <w:r>
-              <w:t xml:space="preserve">f^</w:t>
+              <w:t xml:space="preserve">B</w:t>
+            </w:r>
+            <w:r>
+              <w:rPr>
+                <w:vertAlign w:val="superscript"/>
+              </w:rPr>
+              <w:t xml:space="preserve">k|f</w:t>
             </w:r>
           </w:p>
         </w:tc>
@@ -2304,6 +2298,58 @@
             </w:r>
           </w:p>
         </w:tc>
+        <w:tc>
+          <w:tcPr/>
+          <w:p>
+            <w:pPr>
+              <w:pStyle w:val="Compact"/>
+              <w:jc w:val="left"/>
+            </w:pPr>
+            <w:r>
+              <w:t xml:space="preserve">Each Prime value raised to the</w:t>
+            </w:r>
+            <w:r>
+              <w:t xml:space="preserve"> </w:t>
+            </w:r>
+            <w:r>
+              <w:rPr>
+                <w:iCs/>
+                <w:i/>
+              </w:rPr>
+              <w:t xml:space="preserve">k</w:t>
+            </w:r>
+            <w:r>
+              <w:t xml:space="preserve">-th power: B</w:t>
+            </w:r>
+            <w:r>
+              <w:rPr>
+                <w:vertAlign w:val="subscript"/>
+              </w:rPr>
+              <w:t xml:space="preserve">n</w:t>
+            </w:r>
+            <w:r>
+              <w:t xml:space="preserve"> </w:t>
+            </w:r>
+            <w:r>
+              <w:t xml:space="preserve">= (P</w:t>
+            </w:r>
+            <w:r>
+              <w:rPr>
+                <w:vertAlign w:val="subscript"/>
+              </w:rPr>
+              <w:t xml:space="preserve">n</w:t>
+            </w:r>
+            <w:r>
+              <w:t xml:space="preserve">)</w:t>
+            </w:r>
+            <w:r>
+              <w:rPr>
+                <w:vertAlign w:val="superscript"/>
+              </w:rPr>
+              <w:t xml:space="preserve">k</w:t>
+            </w:r>
+          </w:p>
+        </w:tc>
       </w:tr>
       <w:tr>
         <w:tc>
@@ -2314,19 +2360,13 @@
               <w:jc w:val="left"/>
             </w:pPr>
             <w:r>
-              <w:t xml:space="preserve">jS^k</w:t>
-            </w:r>
-          </w:p>
-        </w:tc>
-        <w:tc>
-          <w:tcPr/>
-          <w:p>
-            <w:pPr>
-              <w:pStyle w:val="Compact"/>
-              <w:jc w:val="left"/>
-            </w:pPr>
-            <w:r>
-              <w:t xml:space="preserve">f^</w:t>
+              <w:t xml:space="preserve">jS</w:t>
+            </w:r>
+            <w:r>
+              <w:rPr>
+                <w:vertAlign w:val="superscript"/>
+              </w:rPr>
+              <w:t xml:space="preserve">k|f</w:t>
             </w:r>
           </w:p>
         </w:tc>
@@ -2343,6 +2383,18 @@
                 <w:b/>
               </w:rPr>
               <w:t xml:space="preserve">Substring</w:t>
+            </w:r>
+          </w:p>
+        </w:tc>
+        <w:tc>
+          <w:tcPr/>
+          <w:p>
+            <w:pPr>
+              <w:pStyle w:val="Compact"/>
+              <w:jc w:val="left"/>
+            </w:pPr>
+            <w:r>
+              <w:t xml:space="preserve">A child string, built from relationships between adjacent terms of its parent</w:t>
             </w:r>
           </w:p>
         </w:tc>
@@ -6387,19 +6439,25 @@
               <w:jc w:val="left"/>
             </w:pPr>
             <w:r>
-              <w:t xml:space="preserve">B^3</w:t>
-            </w:r>
-          </w:p>
-        </w:tc>
-        <w:tc>
-          <w:tcPr/>
-          <w:p>
-            <w:pPr>
-              <w:pStyle w:val="Compact"/>
-              <w:jc w:val="left"/>
-            </w:pPr>
-            <w:r>
-              <w:t xml:space="preserve">f^</w:t>
+              <w:t xml:space="preserve">B</w:t>
+            </w:r>
+            <w:r>
+              <w:rPr>
+                <w:vertAlign w:val="superscript"/>
+              </w:rPr>
+              <w:t xml:space="preserve">3|f</w:t>
+            </w:r>
+          </w:p>
+        </w:tc>
+        <w:tc>
+          <w:tcPr/>
+          <w:p>
+            <w:pPr>
+              <w:pStyle w:val="Compact"/>
+              <w:jc w:val="left"/>
+            </w:pPr>
+            <w:r>
+              <w:t xml:space="preserve">0, 1, 8, 27, 64, 125, …</w:t>
             </w:r>
           </w:p>
         </w:tc>
@@ -6425,19 +6483,25 @@
               <w:jc w:val="left"/>
             </w:pPr>
             <w:r>
-              <w:t xml:space="preserve">1S^3</w:t>
-            </w:r>
-          </w:p>
-        </w:tc>
-        <w:tc>
-          <w:tcPr/>
-          <w:p>
-            <w:pPr>
-              <w:pStyle w:val="Compact"/>
-              <w:jc w:val="left"/>
-            </w:pPr>
-            <w:r>
-              <w:t xml:space="preserve">f^</w:t>
+              <w:t xml:space="preserve">1S</w:t>
+            </w:r>
+            <w:r>
+              <w:rPr>
+                <w:vertAlign w:val="superscript"/>
+              </w:rPr>
+              <w:t xml:space="preserve">3|f</w:t>
+            </w:r>
+          </w:p>
+        </w:tc>
+        <w:tc>
+          <w:tcPr/>
+          <w:p>
+            <w:pPr>
+              <w:pStyle w:val="Compact"/>
+              <w:jc w:val="left"/>
+            </w:pPr>
+            <w:r>
+              <w:t xml:space="preserve">1, 7, 19, 37, 61, …</w:t>
             </w:r>
           </w:p>
         </w:tc>
@@ -6463,19 +6527,25 @@
               <w:jc w:val="left"/>
             </w:pPr>
             <w:r>
-              <w:t xml:space="preserve">2S^3</w:t>
-            </w:r>
-          </w:p>
-        </w:tc>
-        <w:tc>
-          <w:tcPr/>
-          <w:p>
-            <w:pPr>
-              <w:pStyle w:val="Compact"/>
-              <w:jc w:val="left"/>
-            </w:pPr>
-            <w:r>
-              <w:t xml:space="preserve">f^</w:t>
+              <w:t xml:space="preserve">2S</w:t>
+            </w:r>
+            <w:r>
+              <w:rPr>
+                <w:vertAlign w:val="superscript"/>
+              </w:rPr>
+              <w:t xml:space="preserve">3|f</w:t>
+            </w:r>
+          </w:p>
+        </w:tc>
+        <w:tc>
+          <w:tcPr/>
+          <w:p>
+            <w:pPr>
+              <w:pStyle w:val="Compact"/>
+              <w:jc w:val="left"/>
+            </w:pPr>
+            <w:r>
+              <w:t xml:space="preserve">6, 12, 18, 24, …</w:t>
             </w:r>
           </w:p>
         </w:tc>
@@ -6505,19 +6575,25 @@
               <w:jc w:val="left"/>
             </w:pPr>
             <w:r>
-              <w:t xml:space="preserve">3S^3</w:t>
-            </w:r>
-          </w:p>
-        </w:tc>
-        <w:tc>
-          <w:tcPr/>
-          <w:p>
-            <w:pPr>
-              <w:pStyle w:val="Compact"/>
-              <w:jc w:val="left"/>
-            </w:pPr>
-            <w:r>
-              <w:t xml:space="preserve">f^</w:t>
+              <w:t xml:space="preserve">3S</w:t>
+            </w:r>
+            <w:r>
+              <w:rPr>
+                <w:vertAlign w:val="superscript"/>
+              </w:rPr>
+              <w:t xml:space="preserve">3|f</w:t>
+            </w:r>
+          </w:p>
+        </w:tc>
+        <w:tc>
+          <w:tcPr/>
+          <w:p>
+            <w:pPr>
+              <w:pStyle w:val="Compact"/>
+              <w:jc w:val="left"/>
+            </w:pPr>
+            <w:r>
+              <w:t xml:space="preserve">6, 6, 6, 6, …</w:t>
             </w:r>
           </w:p>
         </w:tc>
@@ -6547,19 +6623,25 @@
               <w:jc w:val="left"/>
             </w:pPr>
             <w:r>
-              <w:t xml:space="preserve">4S^3</w:t>
-            </w:r>
-          </w:p>
-        </w:tc>
-        <w:tc>
-          <w:tcPr/>
-          <w:p>
-            <w:pPr>
-              <w:pStyle w:val="Compact"/>
-              <w:jc w:val="left"/>
-            </w:pPr>
-            <w:r>
-              <w:t xml:space="preserve">f^</w:t>
+              <w:t xml:space="preserve">4S</w:t>
+            </w:r>
+            <w:r>
+              <w:rPr>
+                <w:vertAlign w:val="superscript"/>
+              </w:rPr>
+              <w:t xml:space="preserve">3|f</w:t>
+            </w:r>
+          </w:p>
+        </w:tc>
+        <w:tc>
+          <w:tcPr/>
+          <w:p>
+            <w:pPr>
+              <w:pStyle w:val="Compact"/>
+              <w:jc w:val="left"/>
+            </w:pPr>
+            <w:r>
+              <w:t xml:space="preserve">0, 0, 0, 0, …</w:t>
             </w:r>
           </w:p>
         </w:tc>
@@ -15120,19 +15202,47 @@
               <w:jc w:val="left"/>
             </w:pPr>
             <w:r>
-              <w:t xml:space="preserve">B^k</w:t>
-            </w:r>
-          </w:p>
-        </w:tc>
-        <w:tc>
-          <w:tcPr/>
-          <w:p>
-            <w:pPr>
-              <w:pStyle w:val="Compact"/>
-              <w:jc w:val="left"/>
-            </w:pPr>
-            <w:r>
-              <w:t xml:space="preserve">f^</w:t>
+              <w:t xml:space="preserve">B</w:t>
+            </w:r>
+            <w:r>
+              <w:rPr>
+                <w:vertAlign w:val="superscript"/>
+              </w:rPr>
+              <w:t xml:space="preserve">k|f</w:t>
+            </w:r>
+          </w:p>
+        </w:tc>
+        <w:tc>
+          <w:tcPr/>
+          <w:p>
+            <w:pPr>
+              <w:pStyle w:val="Compact"/>
+              <w:jc w:val="left"/>
+            </w:pPr>
+            <w:r>
+              <w:t xml:space="preserve">Base String of order</w:t>
+            </w:r>
+            <w:r>
+              <w:t xml:space="preserve"> </w:t>
+            </w:r>
+            <w:r>
+              <w:rPr>
+                <w:iCs/>
+                <w:i/>
+              </w:rPr>
+              <w:t xml:space="preserve">k</w:t>
+            </w:r>
+            <w:r>
+              <w:t xml:space="preserve"> </w:t>
+            </w:r>
+            <w:r>
+              <w:t xml:space="preserve">over P</w:t>
+            </w:r>
+            <w:r>
+              <w:rPr>
+                <w:vertAlign w:val="superscript"/>
+              </w:rPr>
+              <w:t xml:space="preserve">f</w:t>
             </w:r>
           </w:p>
         </w:tc>
@@ -15146,19 +15256,38 @@
               <w:jc w:val="left"/>
             </w:pPr>
             <w:r>
-              <w:t xml:space="preserve">jS^k</w:t>
-            </w:r>
-          </w:p>
-        </w:tc>
-        <w:tc>
-          <w:tcPr/>
-          <w:p>
-            <w:pPr>
-              <w:pStyle w:val="Compact"/>
-              <w:jc w:val="left"/>
-            </w:pPr>
-            <w:r>
-              <w:t xml:space="preserve">f^</w:t>
+              <w:t xml:space="preserve">jS</w:t>
+            </w:r>
+            <w:r>
+              <w:rPr>
+                <w:vertAlign w:val="superscript"/>
+              </w:rPr>
+              <w:t xml:space="preserve">k|f</w:t>
+            </w:r>
+          </w:p>
+        </w:tc>
+        <w:tc>
+          <w:tcPr/>
+          <w:p>
+            <w:pPr>
+              <w:pStyle w:val="Compact"/>
+              <w:jc w:val="left"/>
+            </w:pPr>
+            <w:r>
+              <w:t xml:space="preserve">The</w:t>
+            </w:r>
+            <w:r>
+              <w:t xml:space="preserve"> </w:t>
+            </w:r>
+            <w:r>
+              <w:rPr>
+                <w:iCs/>
+                <w:i/>
+              </w:rPr>
+              <w:t xml:space="preserve">j</w:t>
+            </w:r>
+            <w:r>
+              <w:t xml:space="preserve">-th substring</w:t>
             </w:r>
           </w:p>
         </w:tc>
@@ -15172,19 +15301,13 @@
               <w:jc w:val="left"/>
             </w:pPr>
             <w:r>
-              <w:t xml:space="preserve">jS^k</w:t>
-            </w:r>
-          </w:p>
-        </w:tc>
-        <w:tc>
-          <w:tcPr/>
-          <w:p>
-            <w:pPr>
-              <w:pStyle w:val="Compact"/>
-              <w:jc w:val="left"/>
-            </w:pPr>
-            <w:r>
-              <w:t xml:space="preserve">f^</w:t>
+              <w:t xml:space="preserve">jS</w:t>
+            </w:r>
+            <w:r>
+              <w:rPr>
+                <w:vertAlign w:val="superscript"/>
+              </w:rPr>
+              <w:t xml:space="preserve">k|f</w:t>
             </w:r>
             <w:r>
               <w:rPr>
@@ -15194,6 +15317,47 @@
             </w:r>
           </w:p>
         </w:tc>
+        <w:tc>
+          <w:tcPr/>
+          <w:p>
+            <w:pPr>
+              <w:pStyle w:val="Compact"/>
+              <w:jc w:val="left"/>
+            </w:pPr>
+            <w:r>
+              <w:t xml:space="preserve">The term at index</w:t>
+            </w:r>
+            <w:r>
+              <w:t xml:space="preserve"> </w:t>
+            </w:r>
+            <w:r>
+              <w:rPr>
+                <w:iCs/>
+                <w:i/>
+              </w:rPr>
+              <w:t xml:space="preserve">n</w:t>
+            </w:r>
+            <w:r>
+              <w:t xml:space="preserve"> </w:t>
+            </w:r>
+            <w:r>
+              <w:t xml:space="preserve">of the</w:t>
+            </w:r>
+            <w:r>
+              <w:t xml:space="preserve"> </w:t>
+            </w:r>
+            <w:r>
+              <w:rPr>
+                <w:iCs/>
+                <w:i/>
+              </w:rPr>
+              <w:t xml:space="preserve">j</w:t>
+            </w:r>
+            <w:r>
+              <w:t xml:space="preserve">-th substring</w:t>
+            </w:r>
+          </w:p>
+        </w:tc>
       </w:tr>
       <w:tr>
         <w:tc>
@@ -15204,19 +15368,37 @@
               <w:jc w:val="left"/>
             </w:pPr>
             <w:r>
-              <w:t xml:space="preserve">0S^k</w:t>
-            </w:r>
-          </w:p>
-        </w:tc>
-        <w:tc>
-          <w:tcPr/>
-          <w:p>
-            <w:pPr>
-              <w:pStyle w:val="Compact"/>
-              <w:jc w:val="left"/>
-            </w:pPr>
-            <w:r>
-              <w:t xml:space="preserve">f^ = B^k</w:t>
+              <w:t xml:space="preserve">0S</w:t>
+            </w:r>
+            <w:r>
+              <w:rPr>
+                <w:vertAlign w:val="superscript"/>
+              </w:rPr>
+              <w:t xml:space="preserve">k|f</w:t>
+            </w:r>
+            <w:r>
+              <w:t xml:space="preserve"> </w:t>
+            </w:r>
+            <w:r>
+              <w:t xml:space="preserve">= B</w:t>
+            </w:r>
+            <w:r>
+              <w:rPr>
+                <w:vertAlign w:val="superscript"/>
+              </w:rPr>
+              <w:t xml:space="preserve">k|f</w:t>
+            </w:r>
+          </w:p>
+        </w:tc>
+        <w:tc>
+          <w:tcPr/>
+          <w:p>
+            <w:pPr>
+              <w:pStyle w:val="Compact"/>
+              <w:jc w:val="left"/>
+            </w:pPr>
+            <w:r>
+              <w:t xml:space="preserve">The Base String is the substring of depth zero</w:t>
             </w:r>
           </w:p>
         </w:tc>
@@ -15484,19 +15666,19 @@
               <w:jc w:val="left"/>
             </w:pPr>
             <w:r>
-              <w:t xml:space="preserve">kS^k</w:t>
-            </w:r>
-          </w:p>
-        </w:tc>
-        <w:tc>
-          <w:tcPr/>
-          <w:p>
-            <w:pPr>
-              <w:pStyle w:val="Compact"/>
-              <w:jc w:val="left"/>
-            </w:pPr>
-            <w:r>
-              <w:t xml:space="preserve">f^ = k! for the Standard Power Base,</w:t>
+              <w:t xml:space="preserve">kS</w:t>
+            </w:r>
+            <w:r>
+              <w:rPr>
+                <w:vertAlign w:val="superscript"/>
+              </w:rPr>
+              <w:t xml:space="preserve">k|f</w:t>
+            </w:r>
+            <w:r>
+              <w:t xml:space="preserve"> </w:t>
+            </w:r>
+            <w:r>
+              <w:t xml:space="preserve">= k! for the Standard Power Base,</w:t>
             </w:r>
             <w:r>
               <w:t xml:space="preserve"> </w:t>
@@ -15510,6 +15692,28 @@
             </w:r>
           </w:p>
         </w:tc>
+        <w:tc>
+          <w:tcPr/>
+          <w:p>
+            <w:pPr>
+              <w:pStyle w:val="Compact"/>
+              <w:jc w:val="left"/>
+            </w:pPr>
+            <w:r>
+              <w:rPr>
+                <w:bCs/>
+                <w:b/>
+              </w:rPr>
+              <w:t xml:space="preserve">Theorem</w:t>
+            </w:r>
+            <w:r>
+              <w:t xml:space="preserve"> </w:t>
+            </w:r>
+            <w:r>
+              <w:t xml:space="preserve">— two independent proofs, §9.5 and §9.6; checked at k = 0 … 10 by two methods</w:t>
+            </w:r>
+          </w:p>
+        </w:tc>
       </w:tr>
       <w:tr>
         <w:tc>
@@ -15532,19 +15736,41 @@
               <w:jc w:val="left"/>
             </w:pPr>
             <w:r>
-              <w:t xml:space="preserve">(k+1)S^k</w:t>
-            </w:r>
-          </w:p>
-        </w:tc>
-        <w:tc>
-          <w:tcPr/>
-          <w:p>
-            <w:pPr>
-              <w:pStyle w:val="Compact"/>
-              <w:jc w:val="left"/>
-            </w:pPr>
-            <w:r>
-              <w:t xml:space="preserve">f^ = 0</w:t>
+              <w:t xml:space="preserve">(k+1)S</w:t>
+            </w:r>
+            <w:r>
+              <w:rPr>
+                <w:vertAlign w:val="superscript"/>
+              </w:rPr>
+              <w:t xml:space="preserve">k|f</w:t>
+            </w:r>
+            <w:r>
+              <w:t xml:space="preserve"> </w:t>
+            </w:r>
+            <w:r>
+              <w:t xml:space="preserve">= 0</w:t>
+            </w:r>
+          </w:p>
+        </w:tc>
+        <w:tc>
+          <w:tcPr/>
+          <w:p>
+            <w:pPr>
+              <w:pStyle w:val="Compact"/>
+              <w:jc w:val="left"/>
+            </w:pPr>
+            <w:r>
+              <w:rPr>
+                <w:bCs/>
+                <w:b/>
+              </w:rPr>
+              <w:t xml:space="preserve">Theorem</w:t>
+            </w:r>
+            <w:r>
+              <w:t xml:space="preserve"> </w:t>
+            </w:r>
+            <w:r>
+              <w:t xml:space="preserve">(§9.5)</w:t>
             </w:r>
           </w:p>
         </w:tc>
@@ -16003,6 +16229,85 @@
           <w:bCs/>
           <w:b/>
         </w:rPr>
+        <w:t xml:space="preserve">Version 10.</w:t>
+      </w:r>
+      <w:r>
+        <w:t xml:space="preserve"> </w:t>
+      </w:r>
+      <w:r>
+        <w:rPr>
+          <w:bCs/>
+          <w:b/>
+        </w:rPr>
+        <w:t xml:space="preserve">A regression from Version 9, and it was introduced by that version’s own fix.</w:t>
+      </w:r>
+      <w:r>
+        <w:t xml:space="preserve"> </w:t>
+      </w:r>
+      <w:r>
+        <w:t xml:space="preserve">Converting the mathematics out of embedded equation objects left the notation</w:t>
+      </w:r>
+      <w:r>
+        <w:t xml:space="preserve"> </w:t>
+      </w:r>
+      <w:r>
+        <w:rPr>
+          <w:rStyle w:val="VerbatimChar"/>
+        </w:rPr>
+        <w:t xml:space="preserve">B^k|f^</w:t>
+      </w:r>
+      <w:r>
+        <w:t xml:space="preserve"> </w:t>
+      </w:r>
+      <w:r>
+        <w:t xml:space="preserve">as ordinary text —</w:t>
+      </w:r>
+      <w:r>
+        <w:t xml:space="preserve"> </w:t>
+      </w:r>
+      <w:r>
+        <w:rPr>
+          <w:bCs/>
+          <w:b/>
+        </w:rPr>
+        <w:t xml:space="preserve">and that notation contains a vertical bar, which is the character a table uses to separate its columns.</w:t>
+      </w:r>
+      <w:r>
+        <w:t xml:space="preserve"> </w:t>
+      </w:r>
+      <w:r>
+        <w:t xml:space="preserve">Inside an equation object the bar had been protected. As plain text it was read as a separator, so every row carrying the notation split into one column too many and its final column was pushed off the end of the table. §2.2, §8.2 and the notation summary were all affected.</w:t>
+      </w:r>
+    </w:p>
+    <w:p>
+      <w:pPr>
+        <w:pStyle w:val="BodyText"/>
+      </w:pPr>
+      <w:r>
+        <w:t xml:space="preserve">The bar is now escaped in the thirteen table rows that carry it, and every table in all three modules has been checked to confirm that no row disagrees with its header on column count.</w:t>
+      </w:r>
+    </w:p>
+    <w:p>
+      <w:pPr>
+        <w:pStyle w:val="BodyText"/>
+      </w:pPr>
+      <w:r>
+        <w:rPr>
+          <w:iCs/>
+          <w:i/>
+        </w:rPr>
+        <w:t xml:space="preserve">Recorded because of what it says about fixes: Version 9 removed a genuine defect and created a second one in the same act, in a place the first fix had made newly reachable. The bar had been safe for exactly as long as it was inside mathematics.</w:t>
+      </w:r>
+    </w:p>
+    <w:p>
+      <w:pPr>
+        <w:pStyle w:val="BodyText"/>
+      </w:pPr>
+      <w:r>
+        <w:rPr>
+          <w:bCs/>
+          <w:b/>
+        </w:rPr>
         <w:t xml:space="preserve">Version 9.</w:t>
       </w:r>
       <w:r>
@@ -18418,7 +18723,7 @@
           <w:iCs/>
           <w:i/>
         </w:rPr>
-        <w:t xml:space="preserve">End of Module 1, Version 9.</w:t>
+        <w:t xml:space="preserve">End of Module 1, Version 10.</w:t>
       </w:r>
     </w:p>
     <w:bookmarkEnd w:id="99"/>

--- a/String Mathematics/Syllabus-Learning/module-1/String-Mathematics-Module-1-Foundations.docx
+++ b/String Mathematics/Syllabus-Learning/module-1/String-Mathematics-Module-1-Foundations.docx
@@ -175,7 +175,7 @@
         <w:t xml:space="preserve"> </w:t>
       </w:r>
       <w:r>
-        <w:t xml:space="preserve">10</w:t>
+        <w:t xml:space="preserve">11</w:t>
       </w:r>
     </w:p>
     <w:sdt>
@@ -231,7 +231,7 @@
           <w:bCs/>
           <w:b/>
         </w:rPr>
-        <w:t xml:space="preserve">Version 10.</w:t>
+        <w:t xml:space="preserve">Version 11.</w:t>
       </w:r>
       <w:r>
         <w:t xml:space="preserve"> </w:t>
@@ -16229,6 +16229,50 @@
           <w:bCs/>
           <w:b/>
         </w:rPr>
+        <w:t xml:space="preserve">Version 11.</w:t>
+      </w:r>
+      <w:r>
+        <w:t xml:space="preserve"> </w:t>
+      </w:r>
+      <w:r>
+        <w:rPr>
+          <w:bCs/>
+          <w:b/>
+        </w:rPr>
+        <w:t xml:space="preserve">Notation rendering.</w:t>
+      </w:r>
+      <w:r>
+        <w:t xml:space="preserve"> </w:t>
+      </w:r>
+      <w:r>
+        <w:t xml:space="preserve">Notation written inside code spans was displaying as raw markup — a superscript marker appearing as a literal character instead of raising the symbol — and the escape before a vertical bar was visible as a backslash.</w:t>
+      </w:r>
+      <w:r>
+        <w:t xml:space="preserve"> </w:t>
+      </w:r>
+      <w:r>
+        <w:rPr>
+          <w:bCs/>
+          <w:b/>
+        </w:rPr>
+        <w:t xml:space="preserve">A code span suppresses exactly the formatting the notation needs.</w:t>
+      </w:r>
+      <w:r>
+        <w:t xml:space="preserve"> </w:t>
+      </w:r>
+      <w:r>
+        <w:t xml:space="preserve">All affected notation now renders as true superscripts and subscripts. Verified in the document’s own markup rather than in a text extraction, because a text extraction flattens a superscript and cannot tell a rendered one from a broken one.</w:t>
+      </w:r>
+    </w:p>
+    <w:p>
+      <w:pPr>
+        <w:pStyle w:val="BodyText"/>
+      </w:pPr>
+      <w:r>
+        <w:rPr>
+          <w:bCs/>
+          <w:b/>
+        </w:rPr>
         <w:t xml:space="preserve">Version 10.</w:t>
       </w:r>
       <w:r>
@@ -16245,16 +16289,13 @@
         <w:t xml:space="preserve"> </w:t>
       </w:r>
       <w:r>
-        <w:t xml:space="preserve">Converting the mathematics out of embedded equation objects left the notation</w:t>
-      </w:r>
-      <w:r>
-        <w:t xml:space="preserve"> </w:t>
-      </w:r>
-      <w:r>
-        <w:rPr>
-          <w:rStyle w:val="VerbatimChar"/>
-        </w:rPr>
-        <w:t xml:space="preserve">B^k|f^</w:t>
+        <w:t xml:space="preserve">Converting the mathematics out of embedded equation objects left the notation B</w:t>
+      </w:r>
+      <w:r>
+        <w:rPr>
+          <w:vertAlign w:val="superscript"/>
+        </w:rPr>
+        <w:t xml:space="preserve">k|f</w:t>
       </w:r>
       <w:r>
         <w:t xml:space="preserve"> </w:t>
@@ -18723,7 +18764,7 @@
           <w:iCs/>
           <w:i/>
         </w:rPr>
-        <w:t xml:space="preserve">End of Module 1, Version 10.</w:t>
+        <w:t xml:space="preserve">End of Module 1, Version 11.</w:t>
       </w:r>
     </w:p>
     <w:bookmarkEnd w:id="99"/>
